--- a/Login responsivo/Projeto login interativo.docx
+++ b/Login responsivo/Projeto login interativo.docx
@@ -191,7 +191,6 @@
           <w:szCs w:val="21"/>
           <w:lang w:eastAsia="pt-BR"/>
         </w:rPr>
-        <w:lastRenderedPageBreak/>
         <w:t>&lt;</w:t>
       </w:r>
       <w:proofErr w:type="spellStart"/>
@@ -660,7 +659,6 @@
         <w:rPr>
           <w:noProof/>
         </w:rPr>
-        <w:lastRenderedPageBreak/>
         <w:drawing>
           <wp:inline distT="0" distB="0" distL="0" distR="0" wp14:anchorId="4FD29C3C" wp14:editId="5DC08BCD">
             <wp:extent cx="3858163" cy="1705213"/>
@@ -1043,7 +1041,6 @@
           <w:sz w:val="28"/>
           <w:szCs w:val="28"/>
         </w:rPr>
-        <w:lastRenderedPageBreak/>
         <w:t xml:space="preserve">Alinhando </w:t>
       </w:r>
       <w:r>
@@ -1443,7 +1440,6 @@
           <w:bCs/>
           <w:noProof/>
         </w:rPr>
-        <w:lastRenderedPageBreak/>
         <w:drawing>
           <wp:inline distT="0" distB="0" distL="0" distR="0" wp14:anchorId="67971843" wp14:editId="643DB72E">
             <wp:extent cx="9686925" cy="6068060"/>
@@ -2294,7 +2290,6 @@
     <w:p>
       <w:proofErr w:type="spellStart"/>
       <w:r>
-        <w:lastRenderedPageBreak/>
         <w:t>Position:absolute</w:t>
       </w:r>
       <w:proofErr w:type="spellEnd"/>
@@ -3152,7 +3147,6 @@
         <w:rPr>
           <w:lang w:val="en-US"/>
         </w:rPr>
-        <w:lastRenderedPageBreak/>
         <w:t xml:space="preserve">&lt;div </w:t>
       </w:r>
       <w:r>
@@ -3695,6 +3689,17 @@
           <w:tab w:val="left" w:pos="6360"/>
         </w:tabs>
       </w:pPr>
+      <w:r>
+        <w:t>(</w:t>
+      </w:r>
+      <w:proofErr w:type="spellStart"/>
+      <w:r>
+        <w:t>flex:grow</w:t>
+      </w:r>
+      <w:proofErr w:type="spellEnd"/>
+      <w:r>
+        <w:t>)</w:t>
+      </w:r>
     </w:p>
     <w:p>
       <w:pPr>
@@ -3870,7 +3875,6 @@
         </w:rPr>
       </w:pPr>
       <w:r>
-        <w:lastRenderedPageBreak/>
         <w:t xml:space="preserve">OBS: por conta da propriedade </w:t>
       </w:r>
       <w:proofErr w:type="spellStart"/>
@@ -4667,11 +4671,7 @@
       </w:r>
       <w:proofErr w:type="spellEnd"/>
       <w:r>
-        <w:t xml:space="preserve">, ele vai tomar como relativo o que estiver posto no </w:t>
-      </w:r>
-      <w:r>
-        <w:lastRenderedPageBreak/>
-        <w:t xml:space="preserve">bloco anterior. Nesse caso, o </w:t>
+        <w:t xml:space="preserve">, ele vai tomar como relativo o que estiver posto no bloco anterior. Nesse caso, o </w:t>
       </w:r>
       <w:r>
         <w:t xml:space="preserve">seletor </w:t>
@@ -5558,7 +5558,6 @@
           <w:b/>
           <w:bCs/>
         </w:rPr>
-        <w:lastRenderedPageBreak/>
         <w:t xml:space="preserve">OBS: Nesse caso como temos vários h2, diferentes e a todos eles atribuímos a </w:t>
       </w:r>
       <w:proofErr w:type="spellStart"/>
@@ -6995,7 +6994,6 @@
           <w:szCs w:val="21"/>
           <w:lang w:val="en-US" w:eastAsia="pt-BR"/>
         </w:rPr>
-        <w:lastRenderedPageBreak/>
         <w:t xml:space="preserve">    </w:t>
       </w:r>
       <w:r>
@@ -8463,7 +8461,6 @@
           <w:szCs w:val="21"/>
           <w:lang w:val="en-US" w:eastAsia="pt-BR"/>
         </w:rPr>
-        <w:lastRenderedPageBreak/>
         <w:t>&lt;</w:t>
       </w:r>
       <w:r>
@@ -9516,7 +9513,6 @@
           <w:b/>
           <w:bCs/>
         </w:rPr>
-        <w:lastRenderedPageBreak/>
         <w:t xml:space="preserve">Com o código ficando da seguinte forma </w:t>
       </w:r>
     </w:p>
@@ -10932,7 +10928,6 @@
           <w:szCs w:val="21"/>
           <w:lang w:val="en-US" w:eastAsia="pt-BR"/>
         </w:rPr>
-        <w:lastRenderedPageBreak/>
         <w:t>.</w:t>
       </w:r>
       <w:proofErr w:type="spellStart"/>
@@ -12074,7 +12069,6 @@
         </w:rPr>
       </w:pPr>
       <w:r>
-        <w:lastRenderedPageBreak/>
         <w:t xml:space="preserve">1º - Colocarei a </w:t>
       </w:r>
       <w:proofErr w:type="spellStart"/>
@@ -14946,7 +14940,6 @@
         <w:rPr>
           <w:noProof/>
         </w:rPr>
-        <w:lastRenderedPageBreak/>
         <w:drawing>
           <wp:inline distT="0" distB="0" distL="0" distR="0" wp14:anchorId="6A44F759" wp14:editId="1F4214D4">
             <wp:extent cx="5400040" cy="4539615"/>
@@ -15065,7 +15058,23 @@
           <w:sz w:val="28"/>
           <w:szCs w:val="28"/>
         </w:rPr>
-        <w:t>Algo interessante aqui é que da para selecionar uma classe e depois outra classe que está dentro dela.</w:t>
+        <w:t xml:space="preserve">Algo interessante aqui é que </w:t>
+      </w:r>
+      <w:proofErr w:type="spellStart"/>
+      <w:r>
+        <w:rPr>
+          <w:sz w:val="28"/>
+          <w:szCs w:val="28"/>
+        </w:rPr>
+        <w:t>da</w:t>
+      </w:r>
+      <w:proofErr w:type="spellEnd"/>
+      <w:r>
+        <w:rPr>
+          <w:sz w:val="28"/>
+          <w:szCs w:val="28"/>
+        </w:rPr>
+        <w:t xml:space="preserve"> para selecionar uma classe e depois outra classe que está dentro dela.</w:t>
       </w:r>
       <w:r>
         <w:rPr>
@@ -15379,7 +15388,6 @@
           <w:sz w:val="28"/>
           <w:szCs w:val="28"/>
         </w:rPr>
-        <w:lastRenderedPageBreak/>
         <w:t>O código fica da seguinte forma</w:t>
       </w:r>
       <w:r>
@@ -15412,7 +15420,20 @@
           <w:szCs w:val="21"/>
           <w:lang w:val="en-US" w:eastAsia="pt-BR"/>
         </w:rPr>
-        <w:t>.link-social-media</w:t>
+        <w:t>.</w:t>
+      </w:r>
+      <w:proofErr w:type="spellStart"/>
+      <w:r>
+        <w:rPr>
+          <w:rFonts w:ascii="Consolas" w:eastAsia="Times New Roman" w:hAnsi="Consolas" w:cs="Times New Roman"/>
+          <w:i/>
+          <w:iCs/>
+          <w:color w:val="67E480"/>
+          <w:sz w:val="21"/>
+          <w:szCs w:val="21"/>
+          <w:lang w:val="en-US" w:eastAsia="pt-BR"/>
+        </w:rPr>
+        <w:t>link-social-media</w:t>
       </w:r>
       <w:r>
         <w:rPr>
@@ -15438,6 +15459,7 @@
         </w:rPr>
         <w:t>hover</w:t>
       </w:r>
+      <w:proofErr w:type="spellEnd"/>
       <w:r>
         <w:rPr>
           <w:rFonts w:ascii="Consolas" w:eastAsia="Times New Roman" w:hAnsi="Consolas" w:cs="Times New Roman"/>
@@ -16332,7 +16354,6 @@
           <w:sz w:val="28"/>
           <w:szCs w:val="28"/>
         </w:rPr>
-        <w:lastRenderedPageBreak/>
         <w:drawing>
           <wp:inline distT="0" distB="0" distL="0" distR="0" wp14:anchorId="5819584C" wp14:editId="3E225A13">
             <wp:extent cx="5400040" cy="4943475"/>
@@ -16839,7 +16860,6 @@
           <w:szCs w:val="28"/>
           <w:lang w:val="en-US"/>
         </w:rPr>
-        <w:lastRenderedPageBreak/>
         <w:t xml:space="preserve"> </w:t>
       </w:r>
       <w:r>
@@ -16902,16 +16922,178 @@
           <w:bCs/>
           <w:sz w:val="28"/>
           <w:szCs w:val="28"/>
+        </w:rPr>
+      </w:pPr>
+      <w:r>
+        <w:rPr>
+          <w:b/>
+          <w:bCs/>
+          <w:sz w:val="28"/>
+          <w:szCs w:val="28"/>
           <w:lang w:val="en-US"/>
         </w:rPr>
-      </w:pPr>
-      <w:r>
-        <w:rPr>
-          <w:b/>
-          <w:bCs/>
-          <w:sz w:val="28"/>
-          <w:szCs w:val="28"/>
-          <w:lang w:val="en-US"/>
+        <w:t xml:space="preserve"> </w:t>
+      </w:r>
+      <w:r>
+        <w:rPr>
+          <w:b/>
+          <w:bCs/>
+          <w:sz w:val="28"/>
+          <w:szCs w:val="28"/>
+        </w:rPr>
+        <w:t xml:space="preserve">} </w:t>
+      </w:r>
+    </w:p>
+    <w:p>
+      <w:pPr>
+        <w:rPr>
+          <w:b/>
+          <w:bCs/>
+          <w:sz w:val="28"/>
+          <w:szCs w:val="28"/>
+        </w:rPr>
+      </w:pPr>
+      <w:r>
+        <w:rPr>
+          <w:b/>
+          <w:bCs/>
+          <w:sz w:val="28"/>
+          <w:szCs w:val="28"/>
+        </w:rPr>
+        <w:t>3º - Iremos dar um le</w:t>
+      </w:r>
+      <w:r>
+        <w:rPr>
+          <w:b/>
+          <w:bCs/>
+          <w:sz w:val="28"/>
+          <w:szCs w:val="28"/>
+        </w:rPr>
+        <w:t>ft:60%; no ::</w:t>
+      </w:r>
+      <w:proofErr w:type="spellStart"/>
+      <w:r>
+        <w:rPr>
+          <w:b/>
+          <w:bCs/>
+          <w:sz w:val="28"/>
+          <w:szCs w:val="28"/>
+        </w:rPr>
+        <w:t>before</w:t>
+      </w:r>
+      <w:proofErr w:type="spellEnd"/>
+      <w:r>
+        <w:rPr>
+          <w:b/>
+          <w:bCs/>
+          <w:sz w:val="28"/>
+          <w:szCs w:val="28"/>
+        </w:rPr>
+        <w:t xml:space="preserve">, para que eu possa visualizar os display </w:t>
+      </w:r>
+      <w:r>
+        <w:rPr>
+          <w:b/>
+          <w:bCs/>
+          <w:sz w:val="28"/>
+          <w:szCs w:val="28"/>
+        </w:rPr>
+        <w:t xml:space="preserve">do </w:t>
+      </w:r>
+      <w:proofErr w:type="spellStart"/>
+      <w:r>
+        <w:rPr>
+          <w:b/>
+          <w:bCs/>
+          <w:sz w:val="28"/>
+          <w:szCs w:val="28"/>
+        </w:rPr>
+        <w:t>order</w:t>
+      </w:r>
+      <w:proofErr w:type="spellEnd"/>
+      <w:r>
+        <w:rPr>
+          <w:b/>
+          <w:bCs/>
+          <w:sz w:val="28"/>
+          <w:szCs w:val="28"/>
+        </w:rPr>
+        <w:t xml:space="preserve"> 1 </w:t>
+      </w:r>
+    </w:p>
+    <w:p>
+      <w:pPr>
+        <w:rPr>
+          <w:b/>
+          <w:bCs/>
+          <w:sz w:val="28"/>
+          <w:szCs w:val="28"/>
+        </w:rPr>
+      </w:pPr>
+      <w:r>
+        <w:rPr>
+          <w:b/>
+          <w:bCs/>
+          <w:sz w:val="28"/>
+          <w:szCs w:val="28"/>
+        </w:rPr>
+        <w:t>::</w:t>
+      </w:r>
+      <w:proofErr w:type="spellStart"/>
+      <w:r>
+        <w:rPr>
+          <w:b/>
+          <w:bCs/>
+          <w:sz w:val="28"/>
+          <w:szCs w:val="28"/>
+        </w:rPr>
+        <w:t>before</w:t>
+      </w:r>
+      <w:proofErr w:type="spellEnd"/>
+      <w:r>
+        <w:rPr>
+          <w:b/>
+          <w:bCs/>
+          <w:sz w:val="28"/>
+          <w:szCs w:val="28"/>
+        </w:rPr>
+        <w:t xml:space="preserve"> {</w:t>
+      </w:r>
+    </w:p>
+    <w:p>
+      <w:pPr>
+        <w:rPr>
+          <w:b/>
+          <w:bCs/>
+          <w:sz w:val="28"/>
+          <w:szCs w:val="28"/>
+        </w:rPr>
+      </w:pPr>
+      <w:r>
+        <w:rPr>
+          <w:b/>
+          <w:bCs/>
+          <w:sz w:val="28"/>
+          <w:szCs w:val="28"/>
+        </w:rPr>
+        <w:t>Left:60%;</w:t>
+      </w:r>
+    </w:p>
+    <w:p>
+      <w:pPr>
+        <w:rPr>
+          <w:b/>
+          <w:bCs/>
+          <w:sz w:val="28"/>
+          <w:szCs w:val="28"/>
+        </w:rPr>
+      </w:pPr>
+      <w:r>
+        <w:rPr>
+          <w:b/>
+          <w:bCs/>
+          <w:sz w:val="28"/>
+          <w:szCs w:val="28"/>
         </w:rPr>
         <w:t xml:space="preserve"> } </w:t>
       </w:r>
@@ -16925,91 +17107,1962 @@
           <w:szCs w:val="28"/>
         </w:rPr>
       </w:pPr>
-      <w:r>
-        <w:rPr>
-          <w:b/>
-          <w:bCs/>
-          <w:sz w:val="28"/>
-          <w:szCs w:val="28"/>
-        </w:rPr>
-        <w:t>3º - Iremos dar um le</w:t>
-      </w:r>
-      <w:r>
-        <w:rPr>
-          <w:b/>
-          <w:bCs/>
-          <w:sz w:val="28"/>
-          <w:szCs w:val="28"/>
-        </w:rPr>
-        <w:t>ft:60%; no ::</w:t>
-      </w:r>
-      <w:proofErr w:type="spellStart"/>
-      <w:r>
-        <w:rPr>
-          <w:b/>
-          <w:bCs/>
+    </w:p>
+    <w:p>
+      <w:pPr>
+        <w:rPr>
+          <w:b/>
+          <w:bCs/>
+          <w:sz w:val="28"/>
+          <w:szCs w:val="28"/>
+        </w:rPr>
+      </w:pPr>
+      <w:r>
+        <w:rPr>
+          <w:b/>
+          <w:bCs/>
+          <w:sz w:val="28"/>
+          <w:szCs w:val="28"/>
+        </w:rPr>
+        <w:t xml:space="preserve">OBS: Nesse caso quem </w:t>
+      </w:r>
+      <w:proofErr w:type="spellStart"/>
+      <w:r>
+        <w:rPr>
+          <w:b/>
+          <w:bCs/>
+          <w:sz w:val="28"/>
+          <w:szCs w:val="28"/>
+        </w:rPr>
+        <w:t>ta</w:t>
+      </w:r>
+      <w:proofErr w:type="spellEnd"/>
+      <w:r>
+        <w:rPr>
+          <w:b/>
+          <w:bCs/>
+          <w:sz w:val="28"/>
+          <w:szCs w:val="28"/>
+        </w:rPr>
+        <w:t xml:space="preserve"> na</w:t>
+      </w:r>
+      <w:r>
+        <w:rPr>
+          <w:b/>
+          <w:bCs/>
+          <w:sz w:val="28"/>
+          <w:szCs w:val="28"/>
+        </w:rPr>
+        <w:t xml:space="preserve"> posição CSS 1 (direita) vai para a 2(esquerda) e na 2(esquerda) vai para a 1 (direita)</w:t>
+      </w:r>
+    </w:p>
+    <w:p>
+      <w:pPr>
+        <w:rPr>
+          <w:b/>
+          <w:bCs/>
+          <w:sz w:val="28"/>
+          <w:szCs w:val="28"/>
+        </w:rPr>
+      </w:pPr>
+    </w:p>
+    <w:p>
+      <w:pPr>
+        <w:rPr>
+          <w:sz w:val="28"/>
+          <w:szCs w:val="28"/>
+        </w:rPr>
+      </w:pPr>
+      <w:r>
+        <w:rPr>
+          <w:b/>
+          <w:bCs/>
+          <w:sz w:val="28"/>
+          <w:szCs w:val="28"/>
+        </w:rPr>
+        <w:t xml:space="preserve">Ajustando o HTML e CSS do </w:t>
+      </w:r>
+      <w:proofErr w:type="spellStart"/>
+      <w:r>
+        <w:rPr>
+          <w:b/>
+          <w:bCs/>
+          <w:sz w:val="28"/>
+          <w:szCs w:val="28"/>
+        </w:rPr>
+        <w:t>second-content</w:t>
+      </w:r>
+      <w:proofErr w:type="spellEnd"/>
+      <w:r>
+        <w:rPr>
+          <w:b/>
+          <w:bCs/>
+          <w:sz w:val="28"/>
+          <w:szCs w:val="28"/>
+        </w:rPr>
+        <w:t xml:space="preserve"> – </w:t>
+      </w:r>
+      <w:r>
+        <w:rPr>
+          <w:b/>
+          <w:bCs/>
+          <w:sz w:val="28"/>
+          <w:szCs w:val="28"/>
+        </w:rPr>
+        <w:t xml:space="preserve"> </w:t>
+      </w:r>
+      <w:r>
+        <w:rPr>
+          <w:sz w:val="28"/>
+          <w:szCs w:val="28"/>
+        </w:rPr>
+        <w:t xml:space="preserve">Irei simplesmente fazer um </w:t>
+      </w:r>
+      <w:proofErr w:type="spellStart"/>
+      <w:r>
+        <w:rPr>
+          <w:sz w:val="28"/>
+          <w:szCs w:val="28"/>
+        </w:rPr>
+        <w:t>Cntrl</w:t>
+      </w:r>
+      <w:proofErr w:type="spellEnd"/>
+      <w:r>
+        <w:rPr>
+          <w:sz w:val="28"/>
+          <w:szCs w:val="28"/>
+        </w:rPr>
+        <w:t xml:space="preserve"> C + </w:t>
+      </w:r>
+      <w:proofErr w:type="spellStart"/>
+      <w:r>
+        <w:rPr>
+          <w:sz w:val="28"/>
+          <w:szCs w:val="28"/>
+        </w:rPr>
+        <w:t>Cntrl</w:t>
+      </w:r>
+      <w:proofErr w:type="spellEnd"/>
+      <w:r>
+        <w:rPr>
+          <w:sz w:val="28"/>
+          <w:szCs w:val="28"/>
+        </w:rPr>
+        <w:t xml:space="preserve"> V das classes, pois as cores permanecem sendo a mesma</w:t>
+      </w:r>
+    </w:p>
+    <w:p>
+      <w:pPr>
+        <w:rPr>
+          <w:sz w:val="28"/>
+          <w:szCs w:val="28"/>
+        </w:rPr>
+      </w:pPr>
+      <w:r>
+        <w:rPr>
+          <w:sz w:val="28"/>
+          <w:szCs w:val="28"/>
+        </w:rPr>
+        <w:t>Como aqui estamos trabalhando invertendo o da esquerda para direita e o da direita para a esquerda, irei apenas aplicar às mesmas classes</w:t>
+      </w:r>
+      <w:r>
+        <w:rPr>
+          <w:sz w:val="28"/>
+          <w:szCs w:val="28"/>
+        </w:rPr>
+        <w:t>, na ordem inversa</w:t>
+      </w:r>
+      <w:r>
+        <w:rPr>
+          <w:sz w:val="28"/>
+          <w:szCs w:val="28"/>
+        </w:rPr>
+        <w:t xml:space="preserve"> ao</w:t>
+      </w:r>
+      <w:r>
+        <w:rPr>
+          <w:sz w:val="28"/>
+          <w:szCs w:val="28"/>
+        </w:rPr>
+        <w:t>s</w:t>
+      </w:r>
+      <w:r>
+        <w:rPr>
+          <w:sz w:val="28"/>
+          <w:szCs w:val="28"/>
+        </w:rPr>
+        <w:t>:</w:t>
+      </w:r>
+    </w:p>
+    <w:p>
+      <w:pPr>
+        <w:rPr>
+          <w:b/>
+          <w:bCs/>
+          <w:sz w:val="28"/>
+          <w:szCs w:val="28"/>
+        </w:rPr>
+      </w:pPr>
+      <w:r>
+        <w:rPr>
+          <w:b/>
+          <w:bCs/>
+          <w:sz w:val="28"/>
+          <w:szCs w:val="28"/>
+        </w:rPr>
+        <w:t>&lt;</w:t>
+      </w:r>
+      <w:proofErr w:type="spellStart"/>
+      <w:r>
+        <w:rPr>
+          <w:b/>
+          <w:bCs/>
+          <w:sz w:val="28"/>
+          <w:szCs w:val="28"/>
+        </w:rPr>
+        <w:t>buttom</w:t>
+      </w:r>
+      <w:proofErr w:type="spellEnd"/>
+      <w:r>
+        <w:rPr>
+          <w:b/>
+          <w:bCs/>
+          <w:sz w:val="28"/>
+          <w:szCs w:val="28"/>
+        </w:rPr>
+        <w:t>&gt;</w:t>
+      </w:r>
+    </w:p>
+    <w:p>
+      <w:pPr>
+        <w:rPr>
+          <w:b/>
+          <w:bCs/>
+          <w:sz w:val="28"/>
+          <w:szCs w:val="28"/>
+        </w:rPr>
+      </w:pPr>
+      <w:r>
+        <w:rPr>
+          <w:b/>
+          <w:bCs/>
+          <w:sz w:val="28"/>
+          <w:szCs w:val="28"/>
+        </w:rPr>
+        <w:t>&lt;h2&gt;</w:t>
+      </w:r>
+    </w:p>
+    <w:p>
+      <w:pPr>
+        <w:rPr>
+          <w:b/>
+          <w:bCs/>
+          <w:sz w:val="28"/>
+          <w:szCs w:val="28"/>
+        </w:rPr>
+      </w:pPr>
+      <w:r>
+        <w:rPr>
+          <w:b/>
+          <w:bCs/>
+          <w:sz w:val="28"/>
+          <w:szCs w:val="28"/>
+        </w:rPr>
+        <w:t>&lt;a&gt;</w:t>
+      </w:r>
+    </w:p>
+    <w:p>
+      <w:pPr>
+        <w:rPr>
+          <w:b/>
+          <w:bCs/>
+          <w:sz w:val="28"/>
+          <w:szCs w:val="28"/>
+        </w:rPr>
+      </w:pPr>
+      <w:r>
+        <w:rPr>
+          <w:b/>
+          <w:bCs/>
+          <w:sz w:val="28"/>
+          <w:szCs w:val="28"/>
+        </w:rPr>
+        <w:t>&lt;p&gt;</w:t>
+      </w:r>
+    </w:p>
+    <w:p>
+      <w:pPr>
+        <w:rPr>
+          <w:b/>
+          <w:bCs/>
+          <w:sz w:val="28"/>
+          <w:szCs w:val="28"/>
+        </w:rPr>
+      </w:pPr>
+      <w:r>
+        <w:rPr>
+          <w:b/>
+          <w:bCs/>
+          <w:sz w:val="28"/>
+          <w:szCs w:val="28"/>
+        </w:rPr>
+        <w:t xml:space="preserve">Etc.. </w:t>
+      </w:r>
+    </w:p>
+    <w:p>
+      <w:pPr>
+        <w:rPr>
+          <w:sz w:val="28"/>
+          <w:szCs w:val="28"/>
+        </w:rPr>
+      </w:pPr>
+      <w:r>
+        <w:rPr>
+          <w:b/>
+          <w:bCs/>
+          <w:sz w:val="28"/>
+          <w:szCs w:val="28"/>
+        </w:rPr>
+        <w:t xml:space="preserve">Além disso  - </w:t>
+      </w:r>
+      <w:r>
+        <w:rPr>
+          <w:sz w:val="28"/>
+          <w:szCs w:val="28"/>
+        </w:rPr>
+        <w:t>criei</w:t>
+      </w:r>
+      <w:r>
+        <w:rPr>
+          <w:sz w:val="28"/>
+          <w:szCs w:val="28"/>
+        </w:rPr>
+        <w:t xml:space="preserve"> uma </w:t>
+      </w:r>
+      <w:proofErr w:type="spellStart"/>
+      <w:r>
+        <w:rPr>
+          <w:b/>
+          <w:bCs/>
+          <w:sz w:val="28"/>
+          <w:szCs w:val="28"/>
+        </w:rPr>
+        <w:t>class</w:t>
+      </w:r>
+      <w:proofErr w:type="spellEnd"/>
+      <w:r>
+        <w:rPr>
+          <w:b/>
+          <w:bCs/>
+          <w:sz w:val="28"/>
+          <w:szCs w:val="28"/>
+        </w:rPr>
+        <w:t xml:space="preserve"> (.</w:t>
+      </w:r>
+      <w:proofErr w:type="spellStart"/>
+      <w:r>
+        <w:rPr>
+          <w:b/>
+          <w:bCs/>
+          <w:sz w:val="28"/>
+          <w:szCs w:val="28"/>
+        </w:rPr>
+        <w:t>password</w:t>
+      </w:r>
+      <w:proofErr w:type="spellEnd"/>
+      <w:r>
+        <w:rPr>
+          <w:b/>
+          <w:bCs/>
+          <w:sz w:val="28"/>
+          <w:szCs w:val="28"/>
+        </w:rPr>
+        <w:t>)</w:t>
+      </w:r>
+      <w:r>
+        <w:rPr>
+          <w:sz w:val="28"/>
+          <w:szCs w:val="28"/>
+        </w:rPr>
+        <w:t xml:space="preserve"> para poder ajustar o</w:t>
+      </w:r>
+      <w:r>
+        <w:rPr>
+          <w:b/>
+          <w:bCs/>
+          <w:sz w:val="28"/>
+          <w:szCs w:val="28"/>
+        </w:rPr>
+        <w:t xml:space="preserve"> </w:t>
+      </w:r>
+      <w:proofErr w:type="spellStart"/>
+      <w:r>
+        <w:rPr>
+          <w:b/>
+          <w:bCs/>
+          <w:sz w:val="28"/>
+          <w:szCs w:val="28"/>
+        </w:rPr>
+        <w:t>forget</w:t>
+      </w:r>
+      <w:proofErr w:type="spellEnd"/>
+      <w:r>
+        <w:rPr>
+          <w:b/>
+          <w:bCs/>
+          <w:sz w:val="28"/>
+          <w:szCs w:val="28"/>
+        </w:rPr>
+        <w:t xml:space="preserve"> </w:t>
+      </w:r>
+      <w:proofErr w:type="spellStart"/>
+      <w:r>
+        <w:rPr>
+          <w:b/>
+          <w:bCs/>
+          <w:sz w:val="28"/>
+          <w:szCs w:val="28"/>
+        </w:rPr>
+        <w:t>your</w:t>
+      </w:r>
+      <w:proofErr w:type="spellEnd"/>
+      <w:r>
+        <w:rPr>
+          <w:b/>
+          <w:bCs/>
+          <w:sz w:val="28"/>
+          <w:szCs w:val="28"/>
+        </w:rPr>
+        <w:t xml:space="preserve"> </w:t>
+      </w:r>
+      <w:proofErr w:type="spellStart"/>
+      <w:r>
+        <w:rPr>
+          <w:b/>
+          <w:bCs/>
+          <w:sz w:val="28"/>
+          <w:szCs w:val="28"/>
+        </w:rPr>
+        <w:t>password</w:t>
+      </w:r>
+      <w:proofErr w:type="spellEnd"/>
+      <w:r>
+        <w:rPr>
+          <w:b/>
+          <w:bCs/>
+          <w:sz w:val="28"/>
+          <w:szCs w:val="28"/>
+        </w:rPr>
+        <w:t>?</w:t>
+      </w:r>
+    </w:p>
+    <w:p>
+      <w:pPr>
+        <w:rPr>
+          <w:sz w:val="28"/>
+          <w:szCs w:val="28"/>
+        </w:rPr>
+      </w:pPr>
+      <w:r>
+        <w:rPr>
+          <w:b/>
+          <w:bCs/>
+          <w:sz w:val="28"/>
+          <w:szCs w:val="28"/>
+        </w:rPr>
+        <w:t>-</w:t>
+      </w:r>
+      <w:proofErr w:type="spellStart"/>
+      <w:r>
+        <w:rPr>
+          <w:b/>
+          <w:bCs/>
+          <w:sz w:val="28"/>
+          <w:szCs w:val="28"/>
+        </w:rPr>
+        <w:t>Psseudo</w:t>
+      </w:r>
+      <w:proofErr w:type="spellEnd"/>
+      <w:r>
+        <w:rPr>
+          <w:b/>
+          <w:bCs/>
+          <w:sz w:val="28"/>
+          <w:szCs w:val="28"/>
+        </w:rPr>
+        <w:t xml:space="preserve"> </w:t>
+      </w:r>
+      <w:proofErr w:type="spellStart"/>
+      <w:r>
+        <w:rPr>
+          <w:b/>
+          <w:bCs/>
+          <w:sz w:val="28"/>
+          <w:szCs w:val="28"/>
+        </w:rPr>
+        <w:t>selector</w:t>
+      </w:r>
+      <w:proofErr w:type="spellEnd"/>
+      <w:r>
+        <w:rPr>
+          <w:b/>
+          <w:bCs/>
+          <w:sz w:val="28"/>
+          <w:szCs w:val="28"/>
+        </w:rPr>
+        <w:t xml:space="preserve"> ::</w:t>
+      </w:r>
+      <w:proofErr w:type="spellStart"/>
+      <w:r>
+        <w:rPr>
+          <w:b/>
+          <w:bCs/>
+          <w:sz w:val="28"/>
+          <w:szCs w:val="28"/>
+        </w:rPr>
+        <w:t>first-letter</w:t>
+      </w:r>
+      <w:proofErr w:type="spellEnd"/>
+      <w:r>
+        <w:rPr>
+          <w:b/>
+          <w:bCs/>
+          <w:sz w:val="28"/>
+          <w:szCs w:val="28"/>
+        </w:rPr>
+        <w:t xml:space="preserve"> – </w:t>
+      </w:r>
+      <w:r>
+        <w:rPr>
+          <w:sz w:val="28"/>
+          <w:szCs w:val="28"/>
+        </w:rPr>
+        <w:t xml:space="preserve">Esse </w:t>
+      </w:r>
+      <w:proofErr w:type="spellStart"/>
+      <w:r>
+        <w:rPr>
+          <w:sz w:val="28"/>
+          <w:szCs w:val="28"/>
+        </w:rPr>
+        <w:t>pseudo</w:t>
+      </w:r>
+      <w:proofErr w:type="spellEnd"/>
+      <w:r>
+        <w:rPr>
+          <w:sz w:val="28"/>
+          <w:szCs w:val="28"/>
+        </w:rPr>
+        <w:t xml:space="preserve"> </w:t>
+      </w:r>
+      <w:proofErr w:type="spellStart"/>
+      <w:r>
+        <w:rPr>
+          <w:sz w:val="28"/>
+          <w:szCs w:val="28"/>
+        </w:rPr>
+        <w:t>selector</w:t>
+      </w:r>
+      <w:proofErr w:type="spellEnd"/>
+      <w:r>
+        <w:rPr>
+          <w:sz w:val="28"/>
+          <w:szCs w:val="28"/>
+        </w:rPr>
+        <w:t xml:space="preserve"> fará com que apliquemos alguma propriedade a apenas a primeira letra do texto. </w:t>
+      </w:r>
+    </w:p>
+    <w:p>
+      <w:pPr>
+        <w:rPr>
+          <w:sz w:val="28"/>
+          <w:szCs w:val="28"/>
+        </w:rPr>
+      </w:pPr>
+    </w:p>
+    <w:p>
+      <w:pPr>
+        <w:rPr>
+          <w:b/>
+          <w:bCs/>
+          <w:sz w:val="28"/>
+          <w:szCs w:val="28"/>
+        </w:rPr>
+      </w:pPr>
+      <w:r>
+        <w:rPr>
+          <w:b/>
+          <w:bCs/>
+          <w:sz w:val="28"/>
+          <w:szCs w:val="28"/>
+        </w:rPr>
+        <w:t xml:space="preserve">Últimos ajustes no </w:t>
+      </w:r>
+      <w:proofErr w:type="spellStart"/>
+      <w:r>
+        <w:rPr>
+          <w:b/>
+          <w:bCs/>
+          <w:sz w:val="28"/>
+          <w:szCs w:val="28"/>
+        </w:rPr>
+        <w:t>second-content</w:t>
+      </w:r>
+      <w:proofErr w:type="spellEnd"/>
+      <w:r>
+        <w:rPr>
+          <w:b/>
+          <w:bCs/>
+          <w:sz w:val="28"/>
+          <w:szCs w:val="28"/>
+        </w:rPr>
+        <w:t xml:space="preserve"> – </w:t>
+      </w:r>
+      <w:r>
+        <w:rPr>
+          <w:sz w:val="28"/>
+          <w:szCs w:val="28"/>
+        </w:rPr>
+        <w:t xml:space="preserve">Alguns detalhes como a questão de </w:t>
+      </w:r>
+      <w:r>
+        <w:rPr>
+          <w:sz w:val="28"/>
+          <w:szCs w:val="28"/>
+        </w:rPr>
+        <w:t xml:space="preserve">ocupação do display, tanto do </w:t>
+      </w:r>
+      <w:proofErr w:type="spellStart"/>
+      <w:r>
+        <w:rPr>
+          <w:sz w:val="28"/>
+          <w:szCs w:val="28"/>
+        </w:rPr>
+        <w:t>first-column</w:t>
+      </w:r>
+      <w:proofErr w:type="spellEnd"/>
+      <w:r>
+        <w:rPr>
+          <w:sz w:val="28"/>
+          <w:szCs w:val="28"/>
+        </w:rPr>
+        <w:t xml:space="preserve"> quanto do </w:t>
+      </w:r>
+      <w:proofErr w:type="spellStart"/>
+      <w:r>
+        <w:rPr>
+          <w:sz w:val="28"/>
+          <w:szCs w:val="28"/>
+        </w:rPr>
+        <w:t>second-column</w:t>
+      </w:r>
+      <w:proofErr w:type="spellEnd"/>
+      <w:r>
+        <w:rPr>
+          <w:sz w:val="28"/>
+          <w:szCs w:val="28"/>
+        </w:rPr>
+        <w:t xml:space="preserve">, pois ambos, pelo motivo de estar utilizando a propriedade </w:t>
+      </w:r>
+      <w:proofErr w:type="spellStart"/>
+      <w:r>
+        <w:rPr>
+          <w:b/>
+          <w:bCs/>
+          <w:sz w:val="28"/>
+          <w:szCs w:val="28"/>
+        </w:rPr>
+        <w:t>flex</w:t>
+      </w:r>
+      <w:proofErr w:type="spellEnd"/>
+      <w:r>
+        <w:rPr>
+          <w:b/>
+          <w:bCs/>
+          <w:sz w:val="28"/>
+          <w:szCs w:val="28"/>
+        </w:rPr>
+        <w:t>: 2 0;</w:t>
+      </w:r>
+      <w:r>
+        <w:rPr>
+          <w:sz w:val="28"/>
+          <w:szCs w:val="28"/>
+        </w:rPr>
+        <w:t xml:space="preserve"> </w:t>
+      </w:r>
+      <w:r>
+        <w:rPr>
+          <w:sz w:val="28"/>
+          <w:szCs w:val="28"/>
+        </w:rPr>
+        <w:t>para pos</w:t>
+      </w:r>
+      <w:r>
+        <w:rPr>
+          <w:sz w:val="28"/>
+          <w:szCs w:val="28"/>
+        </w:rPr>
+        <w:t>icio</w:t>
+      </w:r>
+      <w:r>
+        <w:rPr>
+          <w:sz w:val="28"/>
+          <w:szCs w:val="28"/>
+        </w:rPr>
+        <w:t>ná-los no</w:t>
+      </w:r>
+      <w:r>
+        <w:rPr>
+          <w:sz w:val="28"/>
+          <w:szCs w:val="28"/>
+        </w:rPr>
+        <w:t xml:space="preserve"> </w:t>
+      </w:r>
+      <w:proofErr w:type="spellStart"/>
+      <w:r>
+        <w:rPr>
+          <w:b/>
+          <w:bCs/>
+          <w:sz w:val="28"/>
+          <w:szCs w:val="28"/>
+        </w:rPr>
+        <w:t>second</w:t>
+      </w:r>
+      <w:r>
+        <w:rPr>
+          <w:b/>
+          <w:bCs/>
+          <w:sz w:val="28"/>
+          <w:szCs w:val="28"/>
+        </w:rPr>
+        <w:t>-content</w:t>
+      </w:r>
+      <w:proofErr w:type="spellEnd"/>
+    </w:p>
+    <w:p>
+      <w:pPr>
+        <w:rPr>
+          <w:sz w:val="28"/>
+          <w:szCs w:val="28"/>
+        </w:rPr>
+      </w:pPr>
+      <w:r>
+        <w:rPr>
+          <w:sz w:val="28"/>
+          <w:szCs w:val="28"/>
+        </w:rPr>
+        <w:t xml:space="preserve">Para resolver isso, irei utilizar </w:t>
+      </w:r>
+      <w:r>
+        <w:rPr>
+          <w:sz w:val="28"/>
+          <w:szCs w:val="28"/>
+        </w:rPr>
+        <w:t xml:space="preserve">o </w:t>
+      </w:r>
+      <w:proofErr w:type="spellStart"/>
+      <w:r>
+        <w:rPr>
+          <w:b/>
+          <w:bCs/>
+          <w:sz w:val="28"/>
+          <w:szCs w:val="28"/>
+        </w:rPr>
+        <w:t>width</w:t>
+      </w:r>
+      <w:proofErr w:type="spellEnd"/>
+      <w:r>
+        <w:rPr>
+          <w:b/>
+          <w:bCs/>
+          <w:sz w:val="28"/>
+          <w:szCs w:val="28"/>
+        </w:rPr>
+        <w:t xml:space="preserve">: ; </w:t>
+      </w:r>
+      <w:r>
+        <w:rPr>
+          <w:sz w:val="28"/>
+          <w:szCs w:val="28"/>
+        </w:rPr>
+        <w:t xml:space="preserve">para poder fazer com que eles mantenham-se distantes, porem </w:t>
+      </w:r>
+      <w:r>
+        <w:rPr>
+          <w:sz w:val="28"/>
+          <w:szCs w:val="28"/>
+        </w:rPr>
+        <w:t xml:space="preserve">se posicionem completamente dentro dos seus espaços. </w:t>
+      </w:r>
+    </w:p>
+    <w:p>
+      <w:pPr>
+        <w:rPr>
+          <w:sz w:val="28"/>
+          <w:szCs w:val="28"/>
+        </w:rPr>
+      </w:pPr>
+      <w:r>
+        <w:rPr>
+          <w:sz w:val="28"/>
+          <w:szCs w:val="28"/>
+        </w:rPr>
+        <w:t xml:space="preserve"> </w:t>
+      </w:r>
+      <w:r>
+        <w:rPr>
+          <w:sz w:val="28"/>
+          <w:szCs w:val="28"/>
+        </w:rPr>
+        <w:t xml:space="preserve"> </w:t>
+      </w:r>
+      <w:r>
+        <w:rPr>
+          <w:noProof/>
+          <w:sz w:val="28"/>
+          <w:szCs w:val="28"/>
+        </w:rPr>
+        <w:drawing>
+          <wp:inline distT="0" distB="0" distL="0" distR="0" wp14:anchorId="2689693D" wp14:editId="0097137E">
+            <wp:extent cx="9307224" cy="5306165"/>
+            <wp:effectExtent l="0" t="0" r="8255" b="8890"/>
+            <wp:docPr id="25" name="Imagem 25"/>
+            <wp:cNvGraphicFramePr>
+              <a:graphicFrameLocks xmlns:a="http://schemas.openxmlformats.org/drawingml/2006/main" noChangeAspect="1"/>
+            </wp:cNvGraphicFramePr>
+            <a:graphic xmlns:a="http://schemas.openxmlformats.org/drawingml/2006/main">
+              <a:graphicData uri="http://schemas.openxmlformats.org/drawingml/2006/picture">
+                <pic:pic xmlns:pic="http://schemas.openxmlformats.org/drawingml/2006/picture">
+                  <pic:nvPicPr>
+                    <pic:cNvPr id="1" name=""/>
+                    <pic:cNvPicPr/>
+                  </pic:nvPicPr>
+                  <pic:blipFill>
+                    <a:blip r:embed="rId31"/>
+                    <a:stretch>
+                      <a:fillRect/>
+                    </a:stretch>
+                  </pic:blipFill>
+                  <pic:spPr>
+                    <a:xfrm>
+                      <a:off x="0" y="0"/>
+                      <a:ext cx="9307224" cy="5306165"/>
+                    </a:xfrm>
+                    <a:prstGeom prst="rect">
+                      <a:avLst/>
+                    </a:prstGeom>
+                  </pic:spPr>
+                </pic:pic>
+              </a:graphicData>
+            </a:graphic>
+          </wp:inline>
+        </w:drawing>
+      </w:r>
+    </w:p>
+    <w:p>
+      <w:pPr>
+        <w:rPr>
+          <w:sz w:val="28"/>
+          <w:szCs w:val="28"/>
+        </w:rPr>
+      </w:pPr>
+    </w:p>
+    <w:p>
+      <w:pPr>
+        <w:rPr>
+          <w:sz w:val="28"/>
+          <w:szCs w:val="28"/>
+        </w:rPr>
+      </w:pPr>
+      <w:r>
+        <w:rPr>
+          <w:sz w:val="28"/>
+          <w:szCs w:val="28"/>
+        </w:rPr>
+        <w:t xml:space="preserve"> Aqui</w:t>
+      </w:r>
+      <w:r>
+        <w:rPr>
+          <w:sz w:val="28"/>
+          <w:szCs w:val="28"/>
+        </w:rPr>
+        <w:t xml:space="preserve"> por exemplo</w:t>
+      </w:r>
+      <w:r>
+        <w:rPr>
+          <w:sz w:val="28"/>
+          <w:szCs w:val="28"/>
+        </w:rPr>
+        <w:t xml:space="preserve"> o </w:t>
+      </w:r>
+      <w:proofErr w:type="spellStart"/>
+      <w:r>
+        <w:rPr>
+          <w:sz w:val="28"/>
+          <w:szCs w:val="28"/>
+        </w:rPr>
+        <w:t>first-column</w:t>
+      </w:r>
+      <w:proofErr w:type="spellEnd"/>
+      <w:r>
+        <w:rPr>
+          <w:sz w:val="28"/>
+          <w:szCs w:val="28"/>
+        </w:rPr>
+        <w:t xml:space="preserve"> está </w:t>
+      </w:r>
+      <w:r>
+        <w:rPr>
+          <w:sz w:val="28"/>
+          <w:szCs w:val="28"/>
+        </w:rPr>
+        <w:t xml:space="preserve">passando </w:t>
+      </w:r>
+      <w:r>
+        <w:rPr>
+          <w:sz w:val="28"/>
+          <w:szCs w:val="28"/>
+        </w:rPr>
+        <w:t>das bordas do ::</w:t>
+      </w:r>
+      <w:proofErr w:type="spellStart"/>
+      <w:r>
+        <w:rPr>
           <w:sz w:val="28"/>
           <w:szCs w:val="28"/>
         </w:rPr>
         <w:t>before</w:t>
       </w:r>
       <w:proofErr w:type="spellEnd"/>
-      <w:r>
-        <w:rPr>
-          <w:b/>
-          <w:bCs/>
-          <w:sz w:val="28"/>
-          <w:szCs w:val="28"/>
-        </w:rPr>
-        <w:t xml:space="preserve">, para que eu possa visualizar os display </w:t>
-      </w:r>
-      <w:r>
-        <w:rPr>
-          <w:b/>
-          <w:bCs/>
-          <w:sz w:val="28"/>
-          <w:szCs w:val="28"/>
-        </w:rPr>
-        <w:t xml:space="preserve">do </w:t>
-      </w:r>
-      <w:proofErr w:type="spellStart"/>
-      <w:r>
-        <w:rPr>
-          <w:b/>
-          <w:bCs/>
-          <w:sz w:val="28"/>
-          <w:szCs w:val="28"/>
-        </w:rPr>
-        <w:t>order</w:t>
-      </w:r>
-      <w:proofErr w:type="spellEnd"/>
-      <w:r>
-        <w:rPr>
-          <w:b/>
-          <w:bCs/>
-          <w:sz w:val="28"/>
-          <w:szCs w:val="28"/>
-        </w:rPr>
-        <w:t xml:space="preserve"> 1 </w:t>
-      </w:r>
-    </w:p>
-    <w:p>
-      <w:pPr>
-        <w:rPr>
-          <w:b/>
-          <w:bCs/>
-          <w:sz w:val="28"/>
-          <w:szCs w:val="28"/>
-        </w:rPr>
-      </w:pPr>
-      <w:r>
-        <w:rPr>
-          <w:b/>
-          <w:bCs/>
-          <w:sz w:val="28"/>
-          <w:szCs w:val="28"/>
-        </w:rPr>
-        <w:t>::</w:t>
+    </w:p>
+    <w:p>
+      <w:pPr>
+        <w:rPr>
+          <w:sz w:val="28"/>
+          <w:szCs w:val="28"/>
+        </w:rPr>
+      </w:pPr>
+      <w:r>
+        <w:rPr>
+          <w:noProof/>
+          <w:sz w:val="28"/>
+          <w:szCs w:val="28"/>
+        </w:rPr>
+        <w:drawing>
+          <wp:inline distT="0" distB="0" distL="0" distR="0" wp14:anchorId="50B3514D" wp14:editId="0A42E712">
+            <wp:extent cx="3801005" cy="5172797"/>
+            <wp:effectExtent l="0" t="0" r="9525" b="8890"/>
+            <wp:docPr id="26" name="Imagem 26"/>
+            <wp:cNvGraphicFramePr>
+              <a:graphicFrameLocks xmlns:a="http://schemas.openxmlformats.org/drawingml/2006/main" noChangeAspect="1"/>
+            </wp:cNvGraphicFramePr>
+            <a:graphic xmlns:a="http://schemas.openxmlformats.org/drawingml/2006/main">
+              <a:graphicData uri="http://schemas.openxmlformats.org/drawingml/2006/picture">
+                <pic:pic xmlns:pic="http://schemas.openxmlformats.org/drawingml/2006/picture">
+                  <pic:nvPicPr>
+                    <pic:cNvPr id="1" name=""/>
+                    <pic:cNvPicPr/>
+                  </pic:nvPicPr>
+                  <pic:blipFill>
+                    <a:blip r:embed="rId32"/>
+                    <a:stretch>
+                      <a:fillRect/>
+                    </a:stretch>
+                  </pic:blipFill>
+                  <pic:spPr>
+                    <a:xfrm>
+                      <a:off x="0" y="0"/>
+                      <a:ext cx="3801005" cy="5172797"/>
+                    </a:xfrm>
+                    <a:prstGeom prst="rect">
+                      <a:avLst/>
+                    </a:prstGeom>
+                  </pic:spPr>
+                </pic:pic>
+              </a:graphicData>
+            </a:graphic>
+          </wp:inline>
+        </w:drawing>
+      </w:r>
+    </w:p>
+    <w:p>
+      <w:pPr>
+        <w:rPr>
+          <w:sz w:val="28"/>
+          <w:szCs w:val="28"/>
+        </w:rPr>
+      </w:pPr>
+      <w:r>
+        <w:rPr>
+          <w:sz w:val="28"/>
+          <w:szCs w:val="28"/>
+        </w:rPr>
+        <w:t xml:space="preserve">Para resolver isso, irei utilizar o </w:t>
+      </w:r>
+      <w:proofErr w:type="spellStart"/>
+      <w:r>
+        <w:rPr>
+          <w:b/>
+          <w:bCs/>
+          <w:sz w:val="28"/>
+          <w:szCs w:val="28"/>
+        </w:rPr>
+        <w:t>width</w:t>
+      </w:r>
+      <w:proofErr w:type="spellEnd"/>
+      <w:r>
+        <w:rPr>
+          <w:b/>
+          <w:bCs/>
+          <w:sz w:val="28"/>
+          <w:szCs w:val="28"/>
+        </w:rPr>
+        <w:t>: ;</w:t>
+      </w:r>
+      <w:r>
+        <w:rPr>
+          <w:b/>
+          <w:bCs/>
+          <w:sz w:val="28"/>
+          <w:szCs w:val="28"/>
+        </w:rPr>
+        <w:t xml:space="preserve"> para poder fazer com que eles mantenham-se distantes, porem se posicionem completamente dentro dos seus espaços.</w:t>
+      </w:r>
+      <w:r>
+        <w:rPr>
+          <w:sz w:val="28"/>
+          <w:szCs w:val="28"/>
+        </w:rPr>
+        <w:t xml:space="preserve"> “RT”</w:t>
+      </w:r>
+    </w:p>
+    <w:p>
+      <w:pPr>
+        <w:rPr>
+          <w:sz w:val="28"/>
+          <w:szCs w:val="28"/>
+        </w:rPr>
+      </w:pPr>
+      <w:r>
+        <w:rPr>
+          <w:sz w:val="28"/>
+          <w:szCs w:val="28"/>
+        </w:rPr>
+        <w:t>.</w:t>
+      </w:r>
+      <w:proofErr w:type="spellStart"/>
+      <w:r>
+        <w:rPr>
+          <w:sz w:val="28"/>
+          <w:szCs w:val="28"/>
+        </w:rPr>
+        <w:t>first-column</w:t>
+      </w:r>
+      <w:proofErr w:type="spellEnd"/>
+      <w:r>
+        <w:rPr>
+          <w:sz w:val="28"/>
+          <w:szCs w:val="28"/>
+        </w:rPr>
+        <w:t xml:space="preserve"> {</w:t>
+      </w:r>
+    </w:p>
+    <w:p>
+      <w:pPr>
+        <w:rPr>
+          <w:sz w:val="28"/>
+          <w:szCs w:val="28"/>
+        </w:rPr>
+      </w:pPr>
+      <w:r>
+        <w:rPr>
+          <w:sz w:val="28"/>
+          <w:szCs w:val="28"/>
+        </w:rPr>
+        <w:t>w</w:t>
+      </w:r>
+      <w:r>
+        <w:rPr>
+          <w:sz w:val="28"/>
+          <w:szCs w:val="28"/>
+        </w:rPr>
+        <w:t>idth</w:t>
+      </w:r>
+      <w:r>
+        <w:rPr>
+          <w:sz w:val="28"/>
+          <w:szCs w:val="28"/>
+        </w:rPr>
+        <w:t>:40%</w:t>
+      </w:r>
+    </w:p>
+    <w:p>
+      <w:pPr>
+        <w:rPr>
+          <w:sz w:val="28"/>
+          <w:szCs w:val="28"/>
+        </w:rPr>
+      </w:pPr>
+      <w:r>
+        <w:rPr>
+          <w:sz w:val="28"/>
+          <w:szCs w:val="28"/>
+        </w:rPr>
+        <w:t xml:space="preserve"> }</w:t>
+      </w:r>
+    </w:p>
+    <w:p>
+      <w:pPr>
+        <w:rPr>
+          <w:sz w:val="28"/>
+          <w:szCs w:val="28"/>
+        </w:rPr>
+      </w:pPr>
+      <w:r>
+        <w:rPr>
+          <w:sz w:val="28"/>
+          <w:szCs w:val="28"/>
+        </w:rPr>
+        <w:t>.</w:t>
+      </w:r>
+      <w:proofErr w:type="spellStart"/>
+      <w:r>
+        <w:rPr>
+          <w:sz w:val="28"/>
+          <w:szCs w:val="28"/>
+        </w:rPr>
+        <w:t>second-column</w:t>
+      </w:r>
+      <w:proofErr w:type="spellEnd"/>
+      <w:r>
+        <w:rPr>
+          <w:sz w:val="28"/>
+          <w:szCs w:val="28"/>
+        </w:rPr>
+        <w:t xml:space="preserve"> {</w:t>
+      </w:r>
+    </w:p>
+    <w:p>
+      <w:pPr>
+        <w:rPr>
+          <w:sz w:val="28"/>
+          <w:szCs w:val="28"/>
+        </w:rPr>
+      </w:pPr>
+      <w:proofErr w:type="spellStart"/>
+      <w:r>
+        <w:rPr>
+          <w:sz w:val="28"/>
+          <w:szCs w:val="28"/>
+        </w:rPr>
+        <w:t>width</w:t>
+      </w:r>
+      <w:proofErr w:type="spellEnd"/>
+      <w:r>
+        <w:rPr>
+          <w:sz w:val="28"/>
+          <w:szCs w:val="28"/>
+        </w:rPr>
+        <w:t>: 60%</w:t>
+      </w:r>
+    </w:p>
+    <w:p>
+      <w:pPr>
+        <w:rPr>
+          <w:sz w:val="28"/>
+          <w:szCs w:val="28"/>
+        </w:rPr>
+      </w:pPr>
+      <w:r>
+        <w:rPr>
+          <w:sz w:val="28"/>
+          <w:szCs w:val="28"/>
+        </w:rPr>
+        <w:t xml:space="preserve"> } </w:t>
+      </w:r>
+    </w:p>
+    <w:p>
+      <w:pPr>
+        <w:rPr>
+          <w:sz w:val="28"/>
+          <w:szCs w:val="28"/>
+        </w:rPr>
+      </w:pPr>
+      <w:r>
+        <w:rPr>
+          <w:sz w:val="28"/>
+          <w:szCs w:val="28"/>
+        </w:rPr>
+        <w:t xml:space="preserve">Deixando dessa forma: Ambos dentro do seu quadrado. </w:t>
+      </w:r>
+    </w:p>
+    <w:p>
+      <w:pPr>
+        <w:rPr>
+          <w:sz w:val="28"/>
+          <w:szCs w:val="28"/>
+        </w:rPr>
+      </w:pPr>
+      <w:r>
+        <w:rPr>
+          <w:noProof/>
+          <w:sz w:val="28"/>
+          <w:szCs w:val="28"/>
+        </w:rPr>
+        <w:drawing>
+          <wp:inline distT="0" distB="0" distL="0" distR="0" wp14:anchorId="47D040BD" wp14:editId="1B506289">
+            <wp:extent cx="3772426" cy="5229955"/>
+            <wp:effectExtent l="0" t="0" r="0" b="8890"/>
+            <wp:docPr id="27" name="Imagem 27"/>
+            <wp:cNvGraphicFramePr>
+              <a:graphicFrameLocks xmlns:a="http://schemas.openxmlformats.org/drawingml/2006/main" noChangeAspect="1"/>
+            </wp:cNvGraphicFramePr>
+            <a:graphic xmlns:a="http://schemas.openxmlformats.org/drawingml/2006/main">
+              <a:graphicData uri="http://schemas.openxmlformats.org/drawingml/2006/picture">
+                <pic:pic xmlns:pic="http://schemas.openxmlformats.org/drawingml/2006/picture">
+                  <pic:nvPicPr>
+                    <pic:cNvPr id="1" name=""/>
+                    <pic:cNvPicPr/>
+                  </pic:nvPicPr>
+                  <pic:blipFill>
+                    <a:blip r:embed="rId33"/>
+                    <a:stretch>
+                      <a:fillRect/>
+                    </a:stretch>
+                  </pic:blipFill>
+                  <pic:spPr>
+                    <a:xfrm>
+                      <a:off x="0" y="0"/>
+                      <a:ext cx="3772426" cy="5229955"/>
+                    </a:xfrm>
+                    <a:prstGeom prst="rect">
+                      <a:avLst/>
+                    </a:prstGeom>
+                  </pic:spPr>
+                </pic:pic>
+              </a:graphicData>
+            </a:graphic>
+          </wp:inline>
+        </w:drawing>
+      </w:r>
+    </w:p>
+    <w:p>
+      <w:pPr>
+        <w:rPr>
+          <w:sz w:val="28"/>
+          <w:szCs w:val="28"/>
+        </w:rPr>
+      </w:pPr>
+      <w:r>
+        <w:rPr>
+          <w:noProof/>
+          <w:sz w:val="28"/>
+          <w:szCs w:val="28"/>
+        </w:rPr>
+        <w:drawing>
+          <wp:inline distT="0" distB="0" distL="0" distR="0" wp14:anchorId="019AAF55" wp14:editId="2644FBF0">
+            <wp:extent cx="5572903" cy="3305636"/>
+            <wp:effectExtent l="0" t="0" r="8890" b="9525"/>
+            <wp:docPr id="28" name="Imagem 28"/>
+            <wp:cNvGraphicFramePr>
+              <a:graphicFrameLocks xmlns:a="http://schemas.openxmlformats.org/drawingml/2006/main" noChangeAspect="1"/>
+            </wp:cNvGraphicFramePr>
+            <a:graphic xmlns:a="http://schemas.openxmlformats.org/drawingml/2006/main">
+              <a:graphicData uri="http://schemas.openxmlformats.org/drawingml/2006/picture">
+                <pic:pic xmlns:pic="http://schemas.openxmlformats.org/drawingml/2006/picture">
+                  <pic:nvPicPr>
+                    <pic:cNvPr id="1" name=""/>
+                    <pic:cNvPicPr/>
+                  </pic:nvPicPr>
+                  <pic:blipFill>
+                    <a:blip r:embed="rId34"/>
+                    <a:stretch>
+                      <a:fillRect/>
+                    </a:stretch>
+                  </pic:blipFill>
+                  <pic:spPr>
+                    <a:xfrm>
+                      <a:off x="0" y="0"/>
+                      <a:ext cx="5572903" cy="3305636"/>
+                    </a:xfrm>
+                    <a:prstGeom prst="rect">
+                      <a:avLst/>
+                    </a:prstGeom>
+                  </pic:spPr>
+                </pic:pic>
+              </a:graphicData>
+            </a:graphic>
+          </wp:inline>
+        </w:drawing>
+      </w:r>
+    </w:p>
+    <w:p>
+      <w:pPr>
+        <w:rPr>
+          <w:sz w:val="28"/>
+          <w:szCs w:val="28"/>
+        </w:rPr>
+      </w:pPr>
+    </w:p>
+    <w:p>
+      <w:pPr>
+        <w:rPr>
+          <w:b/>
+          <w:bCs/>
+          <w:sz w:val="28"/>
+          <w:szCs w:val="28"/>
+        </w:rPr>
+      </w:pPr>
+      <w:r>
+        <w:rPr>
+          <w:b/>
+          <w:bCs/>
+          <w:sz w:val="28"/>
+          <w:szCs w:val="28"/>
+        </w:rPr>
+        <w:t xml:space="preserve">Animação </w:t>
+      </w:r>
+      <w:proofErr w:type="spellStart"/>
+      <w:r>
+        <w:rPr>
+          <w:b/>
+          <w:bCs/>
+          <w:sz w:val="28"/>
+          <w:szCs w:val="28"/>
+        </w:rPr>
+        <w:t>vs</w:t>
+      </w:r>
+      <w:proofErr w:type="spellEnd"/>
+      <w:r>
+        <w:rPr>
+          <w:b/>
+          <w:bCs/>
+          <w:sz w:val="28"/>
+          <w:szCs w:val="28"/>
+        </w:rPr>
+        <w:t xml:space="preserve"> </w:t>
+      </w:r>
+      <w:proofErr w:type="spellStart"/>
+      <w:r>
+        <w:rPr>
+          <w:b/>
+          <w:bCs/>
+          <w:sz w:val="28"/>
+          <w:szCs w:val="28"/>
+        </w:rPr>
+        <w:t>Transition</w:t>
+      </w:r>
+      <w:proofErr w:type="spellEnd"/>
+      <w:r>
+        <w:rPr>
+          <w:b/>
+          <w:bCs/>
+          <w:sz w:val="28"/>
+          <w:szCs w:val="28"/>
+        </w:rPr>
+        <w:t xml:space="preserve"> + Adicionando animação por meio do JS </w:t>
+      </w:r>
+      <w:r>
+        <w:rPr>
+          <w:b/>
+          <w:bCs/>
+          <w:sz w:val="28"/>
+          <w:szCs w:val="28"/>
+        </w:rPr>
+        <w:t xml:space="preserve"> </w:t>
+      </w:r>
+      <w:r>
+        <w:rPr>
+          <w:b/>
+          <w:bCs/>
+          <w:sz w:val="28"/>
+          <w:szCs w:val="28"/>
+        </w:rPr>
+        <w:t>–</w:t>
+      </w:r>
+      <w:r>
+        <w:rPr>
+          <w:b/>
+          <w:bCs/>
+          <w:sz w:val="28"/>
+          <w:szCs w:val="28"/>
+        </w:rPr>
+        <w:t xml:space="preserve"> </w:t>
+      </w:r>
+      <w:r>
+        <w:rPr>
+          <w:sz w:val="28"/>
+          <w:szCs w:val="28"/>
+        </w:rPr>
+        <w:t xml:space="preserve">Em resumo a </w:t>
+      </w:r>
+      <w:r>
+        <w:rPr>
+          <w:b/>
+          <w:bCs/>
+          <w:sz w:val="28"/>
+          <w:szCs w:val="28"/>
+        </w:rPr>
+        <w:t>transição</w:t>
+      </w:r>
+      <w:r>
+        <w:rPr>
+          <w:sz w:val="28"/>
+          <w:szCs w:val="28"/>
+        </w:rPr>
+        <w:t xml:space="preserve"> é limitada quanto ao </w:t>
+      </w:r>
+      <w:r>
+        <w:rPr>
+          <w:sz w:val="28"/>
+          <w:szCs w:val="28"/>
+        </w:rPr>
+        <w:t xml:space="preserve">efeito que ela pode receber durante </w:t>
+      </w:r>
+      <w:r>
+        <w:rPr>
+          <w:sz w:val="28"/>
+          <w:szCs w:val="28"/>
+        </w:rPr>
+        <w:t xml:space="preserve">o efeito da transição, e a </w:t>
+      </w:r>
+      <w:r>
+        <w:rPr>
+          <w:b/>
+          <w:bCs/>
+          <w:sz w:val="28"/>
+          <w:szCs w:val="28"/>
+        </w:rPr>
+        <w:t>animação</w:t>
+      </w:r>
+      <w:r>
+        <w:rPr>
+          <w:sz w:val="28"/>
+          <w:szCs w:val="28"/>
+        </w:rPr>
+        <w:t xml:space="preserve"> é mais completa</w:t>
+      </w:r>
+      <w:r>
+        <w:rPr>
+          <w:sz w:val="28"/>
+          <w:szCs w:val="28"/>
+        </w:rPr>
+        <w:t xml:space="preserve"> </w:t>
+      </w:r>
+      <w:r>
+        <w:rPr>
+          <w:b/>
+          <w:bCs/>
+          <w:sz w:val="28"/>
+          <w:szCs w:val="28"/>
+        </w:rPr>
+        <w:t xml:space="preserve"> </w:t>
+      </w:r>
+    </w:p>
+    <w:p>
+      <w:pPr>
+        <w:rPr>
+          <w:sz w:val="28"/>
+          <w:szCs w:val="28"/>
+        </w:rPr>
+      </w:pPr>
+      <w:r>
+        <w:rPr>
+          <w:b/>
+          <w:bCs/>
+          <w:sz w:val="28"/>
+          <w:szCs w:val="28"/>
+        </w:rPr>
+        <w:t xml:space="preserve">Animação – </w:t>
+      </w:r>
+      <w:r>
+        <w:rPr>
+          <w:sz w:val="28"/>
+          <w:szCs w:val="28"/>
+        </w:rPr>
+        <w:t xml:space="preserve">Utilizando a animação é possível ter um efeito no </w:t>
+      </w:r>
+      <w:proofErr w:type="spellStart"/>
+      <w:r>
+        <w:rPr>
+          <w:sz w:val="28"/>
+          <w:szCs w:val="28"/>
+        </w:rPr>
+        <w:t>inicio</w:t>
+      </w:r>
+      <w:proofErr w:type="spellEnd"/>
+      <w:r>
+        <w:rPr>
+          <w:sz w:val="28"/>
+          <w:szCs w:val="28"/>
+        </w:rPr>
+        <w:t xml:space="preserve"> outro no meio, outro perto do fim e outro no fim </w:t>
+      </w:r>
+      <w:proofErr w:type="spellStart"/>
+      <w:r>
+        <w:rPr>
+          <w:sz w:val="28"/>
+          <w:szCs w:val="28"/>
+        </w:rPr>
+        <w:t>ex</w:t>
+      </w:r>
+      <w:proofErr w:type="spellEnd"/>
+      <w:r>
+        <w:rPr>
+          <w:sz w:val="28"/>
+          <w:szCs w:val="28"/>
+        </w:rPr>
+        <w:t>: eu posso colocar uma animação, na qual eu passo o mouse em cima</w:t>
+      </w:r>
+      <w:r>
+        <w:rPr>
+          <w:sz w:val="28"/>
+          <w:szCs w:val="28"/>
+        </w:rPr>
+        <w:t xml:space="preserve"> e uma caixa muda de cor</w:t>
+      </w:r>
+      <w:r>
+        <w:rPr>
+          <w:sz w:val="28"/>
+          <w:szCs w:val="28"/>
+        </w:rPr>
+        <w:t>,</w:t>
+      </w:r>
+      <w:r>
+        <w:rPr>
+          <w:sz w:val="28"/>
+          <w:szCs w:val="28"/>
+        </w:rPr>
+        <w:t xml:space="preserve"> depois ela rotaciona</w:t>
+      </w:r>
+      <w:r>
+        <w:rPr>
+          <w:sz w:val="28"/>
+          <w:szCs w:val="28"/>
+        </w:rPr>
+        <w:t>, depois ela diminui de tamanho e</w:t>
+      </w:r>
+      <w:r>
+        <w:rPr>
+          <w:sz w:val="28"/>
+          <w:szCs w:val="28"/>
+        </w:rPr>
+        <w:t xml:space="preserve"> finaliza em uma outra cor. </w:t>
+      </w:r>
+    </w:p>
+    <w:p>
+      <w:pPr>
+        <w:rPr>
+          <w:sz w:val="28"/>
+          <w:szCs w:val="28"/>
+        </w:rPr>
+      </w:pPr>
+      <w:r>
+        <w:rPr>
+          <w:b/>
+          <w:bCs/>
+          <w:sz w:val="28"/>
+          <w:szCs w:val="28"/>
+        </w:rPr>
+        <w:t xml:space="preserve">Transição – </w:t>
+      </w:r>
+      <w:r>
+        <w:rPr>
+          <w:sz w:val="28"/>
+          <w:szCs w:val="28"/>
+        </w:rPr>
+        <w:t xml:space="preserve">Na transição eu consigo apenas adicionar efeitos de </w:t>
+      </w:r>
+      <w:proofErr w:type="spellStart"/>
+      <w:r>
+        <w:rPr>
+          <w:sz w:val="28"/>
+          <w:szCs w:val="28"/>
+        </w:rPr>
+        <w:t>inicio</w:t>
+      </w:r>
+      <w:proofErr w:type="spellEnd"/>
+      <w:r>
+        <w:rPr>
+          <w:sz w:val="28"/>
+          <w:szCs w:val="28"/>
+        </w:rPr>
+        <w:t xml:space="preserve"> e fim, </w:t>
+      </w:r>
+      <w:proofErr w:type="spellStart"/>
+      <w:r>
+        <w:rPr>
+          <w:sz w:val="28"/>
+          <w:szCs w:val="28"/>
+        </w:rPr>
+        <w:t>ex</w:t>
+      </w:r>
+      <w:proofErr w:type="spellEnd"/>
+      <w:r>
+        <w:rPr>
+          <w:sz w:val="28"/>
+          <w:szCs w:val="28"/>
+        </w:rPr>
+        <w:t xml:space="preserve">: </w:t>
+      </w:r>
+      <w:r>
+        <w:rPr>
+          <w:sz w:val="28"/>
+          <w:szCs w:val="28"/>
+        </w:rPr>
+        <w:t xml:space="preserve">Ao passar o mouse em cima um botão vai da cor azul para branca, tendo apenas o efeito do tempo em que leva essa transição. </w:t>
+      </w:r>
+    </w:p>
+    <w:p>
+      <w:pPr>
+        <w:rPr>
+          <w:b/>
+          <w:bCs/>
+          <w:sz w:val="28"/>
+          <w:szCs w:val="28"/>
+        </w:rPr>
+      </w:pPr>
+      <w:r>
+        <w:rPr>
+          <w:b/>
+          <w:bCs/>
+          <w:sz w:val="28"/>
+          <w:szCs w:val="28"/>
+        </w:rPr>
+        <w:t xml:space="preserve">Portanto: </w:t>
+      </w:r>
+      <w:r>
+        <w:rPr>
+          <w:sz w:val="28"/>
+          <w:szCs w:val="28"/>
+        </w:rPr>
+        <w:t xml:space="preserve">para os </w:t>
+      </w:r>
+      <w:r>
+        <w:rPr>
+          <w:b/>
+          <w:bCs/>
+          <w:sz w:val="28"/>
+          <w:szCs w:val="28"/>
+        </w:rPr>
+        <w:t>botões</w:t>
+      </w:r>
+      <w:r>
+        <w:rPr>
+          <w:sz w:val="28"/>
+          <w:szCs w:val="28"/>
+        </w:rPr>
+        <w:t xml:space="preserve">, irei adicionar uma </w:t>
+      </w:r>
+      <w:r>
+        <w:rPr>
+          <w:b/>
+          <w:bCs/>
+          <w:sz w:val="28"/>
+          <w:szCs w:val="28"/>
+        </w:rPr>
+        <w:t>transição</w:t>
+      </w:r>
+      <w:r>
+        <w:rPr>
+          <w:sz w:val="28"/>
+          <w:szCs w:val="28"/>
+        </w:rPr>
+        <w:t xml:space="preserve"> e para </w:t>
+      </w:r>
+      <w:r>
+        <w:rPr>
+          <w:b/>
+          <w:bCs/>
+          <w:sz w:val="28"/>
+          <w:szCs w:val="28"/>
+        </w:rPr>
+        <w:t>o efeito no click dos botões</w:t>
+      </w:r>
+      <w:r>
+        <w:rPr>
+          <w:sz w:val="28"/>
+          <w:szCs w:val="28"/>
+        </w:rPr>
+        <w:t xml:space="preserve"> irei adicionar uma </w:t>
+      </w:r>
+      <w:r>
+        <w:rPr>
+          <w:b/>
+          <w:bCs/>
+          <w:sz w:val="28"/>
+          <w:szCs w:val="28"/>
+        </w:rPr>
+        <w:t xml:space="preserve">animação </w:t>
+      </w:r>
+    </w:p>
+    <w:p>
+      <w:pPr>
+        <w:rPr>
+          <w:sz w:val="28"/>
+          <w:szCs w:val="28"/>
+        </w:rPr>
+      </w:pPr>
+    </w:p>
+    <w:p>
+      <w:pPr>
+        <w:rPr>
+          <w:sz w:val="28"/>
+          <w:szCs w:val="28"/>
+        </w:rPr>
+      </w:pPr>
+      <w:r>
+        <w:rPr>
+          <w:b/>
+          <w:bCs/>
+          <w:sz w:val="28"/>
+          <w:szCs w:val="28"/>
+        </w:rPr>
+        <w:t xml:space="preserve">+ Adicionando animação por meio do JS  - </w:t>
+      </w:r>
+      <w:r>
+        <w:rPr>
+          <w:sz w:val="28"/>
+          <w:szCs w:val="28"/>
+        </w:rPr>
+        <w:t xml:space="preserve">Basicamente iremos adicionar uma </w:t>
+      </w:r>
+      <w:proofErr w:type="spellStart"/>
+      <w:r>
+        <w:rPr>
+          <w:sz w:val="28"/>
+          <w:szCs w:val="28"/>
+        </w:rPr>
+        <w:t>class</w:t>
+      </w:r>
+      <w:proofErr w:type="spellEnd"/>
+      <w:r>
+        <w:rPr>
+          <w:sz w:val="28"/>
+          <w:szCs w:val="28"/>
+        </w:rPr>
+        <w:t xml:space="preserve">, que será a responsável por toda a alteração de posicionamento e animação </w:t>
+      </w:r>
+      <w:r>
+        <w:rPr>
+          <w:sz w:val="28"/>
+          <w:szCs w:val="28"/>
+        </w:rPr>
+        <w:t xml:space="preserve">dessa mudança do layout do SIGN-IN para SIGN-UP </w:t>
+      </w:r>
+    </w:p>
+    <w:p>
+      <w:pPr>
+        <w:rPr>
+          <w:sz w:val="28"/>
+          <w:szCs w:val="28"/>
+        </w:rPr>
+      </w:pPr>
+    </w:p>
+    <w:p>
+      <w:pPr>
+        <w:rPr>
+          <w:b/>
+          <w:bCs/>
+          <w:sz w:val="28"/>
+          <w:szCs w:val="28"/>
+        </w:rPr>
+      </w:pPr>
+    </w:p>
+    <w:p>
+      <w:pPr>
+        <w:rPr>
+          <w:sz w:val="28"/>
+          <w:szCs w:val="28"/>
+        </w:rPr>
+      </w:pPr>
+      <w:r>
+        <w:rPr>
+          <w:b/>
+          <w:bCs/>
+          <w:sz w:val="28"/>
+          <w:szCs w:val="28"/>
+        </w:rPr>
+        <w:t xml:space="preserve">Iniciando </w:t>
+      </w:r>
+      <w:r>
+        <w:rPr>
+          <w:b/>
+          <w:bCs/>
+          <w:sz w:val="28"/>
+          <w:szCs w:val="28"/>
+        </w:rPr>
+        <w:t xml:space="preserve">a estrutura CSS e JS para a mudança de interface com o click no botão </w:t>
+      </w:r>
+      <w:r>
+        <w:rPr>
+          <w:b/>
+          <w:bCs/>
+          <w:sz w:val="28"/>
+          <w:szCs w:val="28"/>
+        </w:rPr>
+        <w:t>–</w:t>
+      </w:r>
+      <w:r>
+        <w:rPr>
+          <w:b/>
+          <w:bCs/>
+          <w:sz w:val="28"/>
+          <w:szCs w:val="28"/>
+        </w:rPr>
+        <w:t xml:space="preserve"> </w:t>
+      </w:r>
+      <w:r>
+        <w:rPr>
+          <w:sz w:val="28"/>
+          <w:szCs w:val="28"/>
+        </w:rPr>
+        <w:t>Resumindo o que farei:</w:t>
+      </w:r>
+    </w:p>
+    <w:p>
+      <w:pPr>
+        <w:rPr>
+          <w:sz w:val="28"/>
+          <w:szCs w:val="28"/>
+        </w:rPr>
+      </w:pPr>
+      <w:r>
+        <w:rPr>
+          <w:sz w:val="28"/>
+          <w:szCs w:val="28"/>
+        </w:rPr>
+        <w:t xml:space="preserve">1º - Começarei tirando o </w:t>
+      </w:r>
+      <w:proofErr w:type="spellStart"/>
+      <w:r>
+        <w:rPr>
+          <w:b/>
+          <w:bCs/>
+          <w:sz w:val="28"/>
+          <w:szCs w:val="28"/>
+        </w:rPr>
+        <w:t>display:none</w:t>
+      </w:r>
+      <w:proofErr w:type="spellEnd"/>
+      <w:r>
+        <w:rPr>
+          <w:sz w:val="28"/>
+          <w:szCs w:val="28"/>
+        </w:rPr>
+        <w:t xml:space="preserve"> do </w:t>
+      </w:r>
+      <w:proofErr w:type="spellStart"/>
+      <w:r>
+        <w:rPr>
+          <w:b/>
+          <w:bCs/>
+          <w:sz w:val="28"/>
+          <w:szCs w:val="28"/>
+        </w:rPr>
+        <w:t>first</w:t>
+      </w:r>
+      <w:proofErr w:type="spellEnd"/>
+      <w:r>
+        <w:rPr>
+          <w:b/>
+          <w:bCs/>
+          <w:sz w:val="28"/>
+          <w:szCs w:val="28"/>
+        </w:rPr>
+        <w:t xml:space="preserve"> </w:t>
+      </w:r>
+      <w:proofErr w:type="spellStart"/>
+      <w:r>
+        <w:rPr>
+          <w:b/>
+          <w:bCs/>
+          <w:sz w:val="28"/>
+          <w:szCs w:val="28"/>
+        </w:rPr>
+        <w:t>conten</w:t>
+      </w:r>
+      <w:r>
+        <w:rPr>
+          <w:b/>
+          <w:bCs/>
+          <w:sz w:val="28"/>
+          <w:szCs w:val="28"/>
+        </w:rPr>
+        <w:t>t</w:t>
+      </w:r>
+      <w:proofErr w:type="spellEnd"/>
+      <w:r>
+        <w:rPr>
+          <w:sz w:val="28"/>
+          <w:szCs w:val="28"/>
+        </w:rPr>
+        <w:t xml:space="preserve"> </w:t>
+      </w:r>
+      <w:r>
+        <w:rPr>
+          <w:sz w:val="28"/>
+          <w:szCs w:val="28"/>
+        </w:rPr>
+        <w:t>e tirando o</w:t>
+      </w:r>
+      <w:r>
+        <w:rPr>
+          <w:sz w:val="28"/>
+          <w:szCs w:val="28"/>
+        </w:rPr>
+        <w:t xml:space="preserve"> </w:t>
+      </w:r>
+      <w:r>
+        <w:rPr>
+          <w:b/>
+          <w:bCs/>
+          <w:sz w:val="28"/>
+          <w:szCs w:val="28"/>
+        </w:rPr>
+        <w:t>left:60%</w:t>
+      </w:r>
+      <w:r>
+        <w:rPr>
+          <w:b/>
+          <w:bCs/>
+          <w:sz w:val="28"/>
+          <w:szCs w:val="28"/>
+        </w:rPr>
+        <w:t>;,</w:t>
+      </w:r>
+      <w:r>
+        <w:rPr>
+          <w:sz w:val="28"/>
+          <w:szCs w:val="28"/>
+        </w:rPr>
+        <w:t xml:space="preserve"> para </w:t>
+      </w:r>
+      <w:r>
+        <w:rPr>
+          <w:b/>
+          <w:bCs/>
+          <w:sz w:val="28"/>
+          <w:szCs w:val="28"/>
+        </w:rPr>
+        <w:t>left:0;</w:t>
+      </w:r>
+      <w:r>
+        <w:rPr>
+          <w:sz w:val="28"/>
+          <w:szCs w:val="28"/>
+        </w:rPr>
+        <w:t xml:space="preserve"> </w:t>
+      </w:r>
+      <w:r>
+        <w:rPr>
+          <w:b/>
+          <w:bCs/>
+          <w:sz w:val="28"/>
+          <w:szCs w:val="28"/>
+        </w:rPr>
+        <w:t>do ::</w:t>
       </w:r>
       <w:proofErr w:type="spellStart"/>
       <w:r>
@@ -17024,135 +19077,83 @@
       <w:proofErr w:type="spellEnd"/>
       <w:r>
         <w:rPr>
-          <w:b/>
-          <w:bCs/>
-          <w:sz w:val="28"/>
-          <w:szCs w:val="28"/>
-        </w:rPr>
-        <w:t xml:space="preserve"> {</w:t>
-      </w:r>
-    </w:p>
-    <w:p>
-      <w:pPr>
-        <w:rPr>
-          <w:b/>
-          <w:bCs/>
-          <w:sz w:val="28"/>
-          <w:szCs w:val="28"/>
-        </w:rPr>
-      </w:pPr>
-      <w:r>
-        <w:rPr>
-          <w:b/>
-          <w:bCs/>
-          <w:sz w:val="28"/>
-          <w:szCs w:val="28"/>
-        </w:rPr>
-        <w:t>Left:60%;</w:t>
-      </w:r>
-    </w:p>
-    <w:p>
-      <w:pPr>
-        <w:rPr>
-          <w:b/>
-          <w:bCs/>
-          <w:sz w:val="28"/>
-          <w:szCs w:val="28"/>
-        </w:rPr>
-      </w:pPr>
-      <w:r>
-        <w:rPr>
-          <w:b/>
-          <w:bCs/>
-          <w:sz w:val="28"/>
-          <w:szCs w:val="28"/>
-        </w:rPr>
-        <w:t xml:space="preserve"> } </w:t>
-      </w:r>
-    </w:p>
-    <w:p>
-      <w:pPr>
-        <w:rPr>
-          <w:b/>
-          <w:bCs/>
-          <w:sz w:val="28"/>
-          <w:szCs w:val="28"/>
-        </w:rPr>
-      </w:pPr>
-    </w:p>
-    <w:p>
-      <w:pPr>
-        <w:rPr>
-          <w:b/>
-          <w:bCs/>
-          <w:sz w:val="28"/>
-          <w:szCs w:val="28"/>
-        </w:rPr>
-      </w:pPr>
-      <w:r>
-        <w:rPr>
-          <w:b/>
-          <w:bCs/>
-          <w:sz w:val="28"/>
-          <w:szCs w:val="28"/>
-        </w:rPr>
-        <w:t xml:space="preserve">OBS: Nesse caso quem </w:t>
-      </w:r>
-      <w:proofErr w:type="spellStart"/>
-      <w:r>
-        <w:rPr>
-          <w:b/>
-          <w:bCs/>
-          <w:sz w:val="28"/>
-          <w:szCs w:val="28"/>
-        </w:rPr>
-        <w:t>ta</w:t>
-      </w:r>
-      <w:proofErr w:type="spellEnd"/>
-      <w:r>
-        <w:rPr>
-          <w:b/>
-          <w:bCs/>
-          <w:sz w:val="28"/>
-          <w:szCs w:val="28"/>
-        </w:rPr>
-        <w:t xml:space="preserve"> na</w:t>
-      </w:r>
-      <w:r>
-        <w:rPr>
-          <w:b/>
-          <w:bCs/>
-          <w:sz w:val="28"/>
-          <w:szCs w:val="28"/>
-        </w:rPr>
-        <w:t xml:space="preserve"> posição CSS 1 (direita) vai para a 2(esquerda) e na 2(esquerda) vai para a 1 (direita)</w:t>
-      </w:r>
-    </w:p>
-    <w:p>
-      <w:pPr>
-        <w:rPr>
-          <w:b/>
-          <w:bCs/>
-          <w:sz w:val="28"/>
-          <w:szCs w:val="28"/>
-        </w:rPr>
-      </w:pPr>
-    </w:p>
-    <w:p>
-      <w:pPr>
-        <w:rPr>
-          <w:sz w:val="28"/>
-          <w:szCs w:val="28"/>
-        </w:rPr>
-      </w:pPr>
-      <w:r>
-        <w:rPr>
-          <w:b/>
-          <w:bCs/>
-          <w:sz w:val="28"/>
-          <w:szCs w:val="28"/>
-        </w:rPr>
-        <w:t xml:space="preserve">Ajustando o HTML e CSS do </w:t>
+          <w:sz w:val="28"/>
+          <w:szCs w:val="28"/>
+        </w:rPr>
+        <w:t xml:space="preserve">. Com isso pretendo </w:t>
+      </w:r>
+      <w:r>
+        <w:rPr>
+          <w:sz w:val="28"/>
+          <w:szCs w:val="28"/>
+        </w:rPr>
+        <w:t xml:space="preserve">deixar os dois conteúdos amostra, um sobrepondo o outro. </w:t>
+      </w:r>
+      <w:r>
+        <w:rPr>
+          <w:noProof/>
+          <w:sz w:val="28"/>
+          <w:szCs w:val="28"/>
+        </w:rPr>
+        <w:drawing>
+          <wp:inline distT="0" distB="0" distL="0" distR="0" wp14:anchorId="09D1345C" wp14:editId="39D261DF">
+            <wp:extent cx="9545382" cy="6506483"/>
+            <wp:effectExtent l="0" t="0" r="0" b="8890"/>
+            <wp:docPr id="29" name="Imagem 29"/>
+            <wp:cNvGraphicFramePr>
+              <a:graphicFrameLocks xmlns:a="http://schemas.openxmlformats.org/drawingml/2006/main" noChangeAspect="1"/>
+            </wp:cNvGraphicFramePr>
+            <a:graphic xmlns:a="http://schemas.openxmlformats.org/drawingml/2006/main">
+              <a:graphicData uri="http://schemas.openxmlformats.org/drawingml/2006/picture">
+                <pic:pic xmlns:pic="http://schemas.openxmlformats.org/drawingml/2006/picture">
+                  <pic:nvPicPr>
+                    <pic:cNvPr id="1" name=""/>
+                    <pic:cNvPicPr/>
+                  </pic:nvPicPr>
+                  <pic:blipFill>
+                    <a:blip r:embed="rId35"/>
+                    <a:stretch>
+                      <a:fillRect/>
+                    </a:stretch>
+                  </pic:blipFill>
+                  <pic:spPr>
+                    <a:xfrm>
+                      <a:off x="0" y="0"/>
+                      <a:ext cx="9545382" cy="6506483"/>
+                    </a:xfrm>
+                    <a:prstGeom prst="rect">
+                      <a:avLst/>
+                    </a:prstGeom>
+                  </pic:spPr>
+                </pic:pic>
+              </a:graphicData>
+            </a:graphic>
+          </wp:inline>
+        </w:drawing>
+      </w:r>
+    </w:p>
+    <w:p>
+      <w:pPr>
+        <w:rPr>
+          <w:b/>
+          <w:bCs/>
+          <w:sz w:val="28"/>
+          <w:szCs w:val="28"/>
+        </w:rPr>
+      </w:pPr>
+      <w:r>
+        <w:rPr>
+          <w:sz w:val="28"/>
+          <w:szCs w:val="28"/>
+        </w:rPr>
+        <w:t xml:space="preserve">2º - Irei fazer com que </w:t>
+      </w:r>
+      <w:r>
+        <w:rPr>
+          <w:sz w:val="28"/>
+          <w:szCs w:val="28"/>
+        </w:rPr>
+        <w:t xml:space="preserve">o </w:t>
       </w:r>
       <w:proofErr w:type="spellStart"/>
       <w:r>
@@ -17172,109 +19173,1048 @@
           <w:sz w:val="28"/>
           <w:szCs w:val="28"/>
         </w:rPr>
+        <w:t xml:space="preserve"> </w:t>
+      </w:r>
+      <w:r>
+        <w:rPr>
+          <w:sz w:val="28"/>
+          <w:szCs w:val="28"/>
+        </w:rPr>
+        <w:t xml:space="preserve">fique totalmente atrás do </w:t>
+      </w:r>
+      <w:proofErr w:type="spellStart"/>
+      <w:r>
+        <w:rPr>
+          <w:b/>
+          <w:bCs/>
+          <w:sz w:val="28"/>
+          <w:szCs w:val="28"/>
+        </w:rPr>
+        <w:t>fisrt-content</w:t>
+      </w:r>
+      <w:proofErr w:type="spellEnd"/>
+      <w:r>
+        <w:rPr>
+          <w:b/>
+          <w:bCs/>
+          <w:sz w:val="28"/>
+          <w:szCs w:val="28"/>
+        </w:rPr>
+        <w:t xml:space="preserve"> </w:t>
+      </w:r>
+      <w:r>
+        <w:rPr>
+          <w:sz w:val="28"/>
+          <w:szCs w:val="28"/>
+        </w:rPr>
+        <w:t xml:space="preserve">através do </w:t>
+      </w:r>
+      <w:r>
+        <w:rPr>
+          <w:b/>
+          <w:bCs/>
+          <w:sz w:val="28"/>
+          <w:szCs w:val="28"/>
+        </w:rPr>
+        <w:t xml:space="preserve">z-index; </w:t>
+      </w:r>
+      <w:r>
+        <w:rPr>
+          <w:sz w:val="28"/>
+          <w:szCs w:val="28"/>
+        </w:rPr>
+        <w:t xml:space="preserve">pondo um </w:t>
+      </w:r>
+      <w:r>
+        <w:rPr>
+          <w:b/>
+          <w:bCs/>
+          <w:sz w:val="28"/>
+          <w:szCs w:val="28"/>
+        </w:rPr>
+        <w:t xml:space="preserve">z-index: -1; </w:t>
+      </w:r>
+      <w:r>
+        <w:rPr>
+          <w:b/>
+          <w:bCs/>
+          <w:sz w:val="28"/>
+          <w:szCs w:val="28"/>
+        </w:rPr>
+        <w:t xml:space="preserve"> </w:t>
+      </w:r>
+      <w:r>
+        <w:rPr>
+          <w:sz w:val="28"/>
+          <w:szCs w:val="28"/>
+        </w:rPr>
+        <w:t xml:space="preserve">dentro da </w:t>
+      </w:r>
+      <w:proofErr w:type="spellStart"/>
+      <w:r>
+        <w:rPr>
+          <w:sz w:val="28"/>
+          <w:szCs w:val="28"/>
+        </w:rPr>
+        <w:t>classs</w:t>
+      </w:r>
+      <w:proofErr w:type="spellEnd"/>
+      <w:r>
+        <w:rPr>
+          <w:sz w:val="28"/>
+          <w:szCs w:val="28"/>
+        </w:rPr>
+        <w:t xml:space="preserve"> .</w:t>
+      </w:r>
+      <w:proofErr w:type="spellStart"/>
+      <w:r>
+        <w:rPr>
+          <w:b/>
+          <w:bCs/>
+          <w:sz w:val="28"/>
+          <w:szCs w:val="28"/>
+        </w:rPr>
+        <w:t>second-content</w:t>
+      </w:r>
+      <w:proofErr w:type="spellEnd"/>
+      <w:r>
+        <w:rPr>
+          <w:b/>
+          <w:bCs/>
+          <w:sz w:val="28"/>
+          <w:szCs w:val="28"/>
+        </w:rPr>
+        <w:t xml:space="preserve"> .</w:t>
+      </w:r>
+      <w:proofErr w:type="spellStart"/>
+      <w:r>
+        <w:rPr>
+          <w:b/>
+          <w:bCs/>
+          <w:sz w:val="28"/>
+          <w:szCs w:val="28"/>
+        </w:rPr>
+        <w:t>first-column</w:t>
+      </w:r>
+      <w:proofErr w:type="spellEnd"/>
+      <w:r>
+        <w:rPr>
+          <w:b/>
+          <w:bCs/>
+          <w:sz w:val="28"/>
+          <w:szCs w:val="28"/>
+        </w:rPr>
+        <w:t xml:space="preserve"> { } </w:t>
+      </w:r>
+      <w:r>
+        <w:rPr>
+          <w:sz w:val="28"/>
+          <w:szCs w:val="28"/>
+        </w:rPr>
+        <w:t>e</w:t>
+      </w:r>
+      <w:r>
+        <w:rPr>
+          <w:b/>
+          <w:bCs/>
+          <w:sz w:val="28"/>
+          <w:szCs w:val="28"/>
+        </w:rPr>
+        <w:t xml:space="preserve"> .</w:t>
+      </w:r>
+      <w:proofErr w:type="spellStart"/>
+      <w:r>
+        <w:rPr>
+          <w:b/>
+          <w:bCs/>
+          <w:sz w:val="28"/>
+          <w:szCs w:val="28"/>
+        </w:rPr>
+        <w:t>second-content</w:t>
+      </w:r>
+      <w:proofErr w:type="spellEnd"/>
+      <w:r>
+        <w:rPr>
+          <w:b/>
+          <w:bCs/>
+          <w:sz w:val="28"/>
+          <w:szCs w:val="28"/>
+        </w:rPr>
+        <w:t xml:space="preserve"> .</w:t>
+      </w:r>
+      <w:proofErr w:type="spellStart"/>
+      <w:r>
+        <w:rPr>
+          <w:b/>
+          <w:bCs/>
+          <w:sz w:val="28"/>
+          <w:szCs w:val="28"/>
+        </w:rPr>
+        <w:t>second-column</w:t>
+      </w:r>
+      <w:proofErr w:type="spellEnd"/>
+      <w:r>
+        <w:rPr>
+          <w:b/>
+          <w:bCs/>
+          <w:sz w:val="28"/>
+          <w:szCs w:val="28"/>
+        </w:rPr>
+        <w:t xml:space="preserve"> { }</w:t>
+      </w:r>
+      <w:r>
+        <w:rPr>
+          <w:b/>
+          <w:bCs/>
+          <w:sz w:val="28"/>
+          <w:szCs w:val="28"/>
+        </w:rPr>
+        <w:t xml:space="preserve"> </w:t>
+      </w:r>
+    </w:p>
+    <w:p>
+      <w:pPr>
+        <w:rPr>
+          <w:sz w:val="28"/>
+          <w:szCs w:val="28"/>
+        </w:rPr>
+      </w:pPr>
+      <w:r>
+        <w:rPr>
+          <w:noProof/>
+          <w:sz w:val="28"/>
+          <w:szCs w:val="28"/>
+        </w:rPr>
+        <w:drawing>
+          <wp:inline distT="0" distB="0" distL="0" distR="0" wp14:anchorId="4D1E9C63" wp14:editId="2A625C1B">
+            <wp:extent cx="3467584" cy="3067478"/>
+            <wp:effectExtent l="0" t="0" r="0" b="0"/>
+            <wp:docPr id="30" name="Imagem 30"/>
+            <wp:cNvGraphicFramePr>
+              <a:graphicFrameLocks xmlns:a="http://schemas.openxmlformats.org/drawingml/2006/main" noChangeAspect="1"/>
+            </wp:cNvGraphicFramePr>
+            <a:graphic xmlns:a="http://schemas.openxmlformats.org/drawingml/2006/main">
+              <a:graphicData uri="http://schemas.openxmlformats.org/drawingml/2006/picture">
+                <pic:pic xmlns:pic="http://schemas.openxmlformats.org/drawingml/2006/picture">
+                  <pic:nvPicPr>
+                    <pic:cNvPr id="1" name=""/>
+                    <pic:cNvPicPr/>
+                  </pic:nvPicPr>
+                  <pic:blipFill>
+                    <a:blip r:embed="rId36"/>
+                    <a:stretch>
+                      <a:fillRect/>
+                    </a:stretch>
+                  </pic:blipFill>
+                  <pic:spPr>
+                    <a:xfrm>
+                      <a:off x="0" y="0"/>
+                      <a:ext cx="3467584" cy="3067478"/>
+                    </a:xfrm>
+                    <a:prstGeom prst="rect">
+                      <a:avLst/>
+                    </a:prstGeom>
+                  </pic:spPr>
+                </pic:pic>
+              </a:graphicData>
+            </a:graphic>
+          </wp:inline>
+        </w:drawing>
+      </w:r>
+      <w:r>
+        <w:rPr>
+          <w:noProof/>
+        </w:rPr>
+        <w:t xml:space="preserve"> </w:t>
+      </w:r>
+      <w:r>
+        <w:rPr>
+          <w:noProof/>
+          <w:sz w:val="28"/>
+          <w:szCs w:val="28"/>
+        </w:rPr>
+        <w:drawing>
+          <wp:inline distT="0" distB="0" distL="0" distR="0" wp14:anchorId="702EC683" wp14:editId="4D8284DA">
+            <wp:extent cx="9116697" cy="6220693"/>
+            <wp:effectExtent l="0" t="0" r="8255" b="8890"/>
+            <wp:docPr id="31" name="Imagem 31"/>
+            <wp:cNvGraphicFramePr>
+              <a:graphicFrameLocks xmlns:a="http://schemas.openxmlformats.org/drawingml/2006/main" noChangeAspect="1"/>
+            </wp:cNvGraphicFramePr>
+            <a:graphic xmlns:a="http://schemas.openxmlformats.org/drawingml/2006/main">
+              <a:graphicData uri="http://schemas.openxmlformats.org/drawingml/2006/picture">
+                <pic:pic xmlns:pic="http://schemas.openxmlformats.org/drawingml/2006/picture">
+                  <pic:nvPicPr>
+                    <pic:cNvPr id="1" name=""/>
+                    <pic:cNvPicPr/>
+                  </pic:nvPicPr>
+                  <pic:blipFill>
+                    <a:blip r:embed="rId37"/>
+                    <a:stretch>
+                      <a:fillRect/>
+                    </a:stretch>
+                  </pic:blipFill>
+                  <pic:spPr>
+                    <a:xfrm>
+                      <a:off x="0" y="0"/>
+                      <a:ext cx="9116697" cy="6220693"/>
+                    </a:xfrm>
+                    <a:prstGeom prst="rect">
+                      <a:avLst/>
+                    </a:prstGeom>
+                  </pic:spPr>
+                </pic:pic>
+              </a:graphicData>
+            </a:graphic>
+          </wp:inline>
+        </w:drawing>
+      </w:r>
+    </w:p>
+    <w:p>
+      <w:pPr>
+        <w:rPr>
+          <w:sz w:val="28"/>
+          <w:szCs w:val="28"/>
+        </w:rPr>
+      </w:pPr>
+    </w:p>
+    <w:p>
+      <w:pPr>
+        <w:rPr>
+          <w:b/>
+          <w:bCs/>
+          <w:sz w:val="28"/>
+          <w:szCs w:val="28"/>
+        </w:rPr>
+      </w:pPr>
+      <w:r>
+        <w:rPr>
+          <w:sz w:val="28"/>
+          <w:szCs w:val="28"/>
+        </w:rPr>
+        <w:t xml:space="preserve">3º - Irei fazer ajustes na </w:t>
+      </w:r>
+      <w:proofErr w:type="spellStart"/>
+      <w:r>
+        <w:rPr>
+          <w:sz w:val="28"/>
+          <w:szCs w:val="28"/>
+        </w:rPr>
+        <w:t>class</w:t>
+      </w:r>
+      <w:proofErr w:type="spellEnd"/>
+      <w:r>
+        <w:rPr>
+          <w:sz w:val="28"/>
+          <w:szCs w:val="28"/>
+        </w:rPr>
+        <w:t xml:space="preserve"> em que irei utilizar para </w:t>
+      </w:r>
+      <w:r>
+        <w:rPr>
+          <w:sz w:val="28"/>
+          <w:szCs w:val="28"/>
+        </w:rPr>
+        <w:t xml:space="preserve">fazer a </w:t>
+      </w:r>
+      <w:r>
+        <w:rPr>
+          <w:sz w:val="28"/>
+          <w:szCs w:val="28"/>
+        </w:rPr>
+        <w:t xml:space="preserve">transição </w:t>
+      </w:r>
+      <w:r>
+        <w:rPr>
+          <w:b/>
+          <w:bCs/>
+          <w:sz w:val="28"/>
+          <w:szCs w:val="28"/>
+        </w:rPr>
+        <w:t xml:space="preserve">ao clicar no </w:t>
+      </w:r>
+      <w:proofErr w:type="spellStart"/>
+      <w:r>
+        <w:rPr>
+          <w:b/>
+          <w:bCs/>
+          <w:sz w:val="28"/>
+          <w:szCs w:val="28"/>
+        </w:rPr>
+        <w:t>sign</w:t>
+      </w:r>
+      <w:proofErr w:type="spellEnd"/>
+      <w:r>
+        <w:rPr>
+          <w:b/>
+          <w:bCs/>
+          <w:sz w:val="28"/>
+          <w:szCs w:val="28"/>
+        </w:rPr>
+        <w:t xml:space="preserve">-in ou </w:t>
+      </w:r>
+      <w:proofErr w:type="spellStart"/>
+      <w:r>
+        <w:rPr>
+          <w:b/>
+          <w:bCs/>
+          <w:sz w:val="28"/>
+          <w:szCs w:val="28"/>
+        </w:rPr>
+        <w:t>sign-up</w:t>
+      </w:r>
+      <w:proofErr w:type="spellEnd"/>
+      <w:r>
+        <w:rPr>
+          <w:b/>
+          <w:bCs/>
+          <w:sz w:val="28"/>
+          <w:szCs w:val="28"/>
+        </w:rPr>
+        <w:t xml:space="preserve">, </w:t>
+      </w:r>
+      <w:r>
+        <w:rPr>
+          <w:sz w:val="28"/>
+          <w:szCs w:val="28"/>
+        </w:rPr>
+        <w:t>basicamente irei ajustar</w:t>
+      </w:r>
+      <w:r>
+        <w:rPr>
+          <w:sz w:val="28"/>
+          <w:szCs w:val="28"/>
+        </w:rPr>
+        <w:t xml:space="preserve"> utilizar a seguinte lógica: </w:t>
+      </w:r>
+      <w:r>
+        <w:rPr>
+          <w:sz w:val="28"/>
+          <w:szCs w:val="28"/>
+        </w:rPr>
+        <w:t xml:space="preserve"> </w:t>
+      </w:r>
+    </w:p>
+    <w:p>
+      <w:pPr>
+        <w:rPr>
+          <w:b/>
+          <w:bCs/>
+          <w:sz w:val="28"/>
+          <w:szCs w:val="28"/>
+        </w:rPr>
+      </w:pPr>
+      <w:r>
+        <w:rPr>
+          <w:b/>
+          <w:bCs/>
+          <w:sz w:val="28"/>
+          <w:szCs w:val="28"/>
+        </w:rPr>
+        <w:t xml:space="preserve">quando eu clico no </w:t>
+      </w:r>
+      <w:proofErr w:type="spellStart"/>
+      <w:r>
+        <w:rPr>
+          <w:b/>
+          <w:bCs/>
+          <w:sz w:val="28"/>
+          <w:szCs w:val="28"/>
+        </w:rPr>
+        <w:t>sign</w:t>
+      </w:r>
+      <w:proofErr w:type="spellEnd"/>
+      <w:r>
+        <w:rPr>
+          <w:b/>
+          <w:bCs/>
+          <w:sz w:val="28"/>
+          <w:szCs w:val="28"/>
+        </w:rPr>
+        <w:t xml:space="preserve">-in o </w:t>
+      </w:r>
+      <w:proofErr w:type="spellStart"/>
+      <w:r>
+        <w:rPr>
+          <w:b/>
+          <w:bCs/>
+          <w:sz w:val="28"/>
+          <w:szCs w:val="28"/>
+        </w:rPr>
+        <w:t>first-content</w:t>
+      </w:r>
+      <w:proofErr w:type="spellEnd"/>
+      <w:r>
+        <w:rPr>
+          <w:b/>
+          <w:bCs/>
+          <w:sz w:val="28"/>
+          <w:szCs w:val="28"/>
+        </w:rPr>
+        <w:t xml:space="preserve"> tem que sumir e o </w:t>
+      </w:r>
+      <w:proofErr w:type="spellStart"/>
+      <w:r>
+        <w:rPr>
+          <w:b/>
+          <w:bCs/>
+          <w:sz w:val="28"/>
+          <w:szCs w:val="28"/>
+        </w:rPr>
+        <w:t>second-content</w:t>
+      </w:r>
+      <w:proofErr w:type="spellEnd"/>
+      <w:r>
+        <w:rPr>
+          <w:b/>
+          <w:bCs/>
+          <w:sz w:val="28"/>
+          <w:szCs w:val="28"/>
+        </w:rPr>
+        <w:t xml:space="preserve"> tem que aparecer </w:t>
+      </w:r>
+      <w:r>
+        <w:rPr>
+          <w:b/>
+          <w:bCs/>
+          <w:sz w:val="28"/>
+          <w:szCs w:val="28"/>
+        </w:rPr>
+        <w:t>e o ::</w:t>
+      </w:r>
+      <w:proofErr w:type="spellStart"/>
+      <w:r>
+        <w:rPr>
+          <w:b/>
+          <w:bCs/>
+          <w:sz w:val="28"/>
+          <w:szCs w:val="28"/>
+        </w:rPr>
+        <w:t>before</w:t>
+      </w:r>
+      <w:proofErr w:type="spellEnd"/>
+      <w:r>
+        <w:rPr>
+          <w:b/>
+          <w:bCs/>
+          <w:sz w:val="28"/>
+          <w:szCs w:val="28"/>
+        </w:rPr>
+        <w:t xml:space="preserve"> precisa ter </w:t>
+      </w:r>
+      <w:proofErr w:type="spellStart"/>
+      <w:r>
+        <w:rPr>
+          <w:b/>
+          <w:bCs/>
+          <w:sz w:val="28"/>
+          <w:szCs w:val="28"/>
+        </w:rPr>
+        <w:t>left</w:t>
+      </w:r>
+      <w:proofErr w:type="spellEnd"/>
+      <w:r>
+        <w:rPr>
+          <w:b/>
+          <w:bCs/>
+          <w:sz w:val="28"/>
+          <w:szCs w:val="28"/>
+        </w:rPr>
+        <w:t>: 60%;</w:t>
+      </w:r>
+    </w:p>
+    <w:p>
+      <w:pPr>
+        <w:rPr>
+          <w:b/>
+          <w:bCs/>
+          <w:sz w:val="28"/>
+          <w:szCs w:val="28"/>
+        </w:rPr>
+      </w:pPr>
+      <w:r>
+        <w:rPr>
+          <w:b/>
+          <w:bCs/>
+          <w:sz w:val="28"/>
+          <w:szCs w:val="28"/>
+        </w:rPr>
+        <w:t xml:space="preserve">quando eu clico no </w:t>
+      </w:r>
+      <w:proofErr w:type="spellStart"/>
+      <w:r>
+        <w:rPr>
+          <w:b/>
+          <w:bCs/>
+          <w:sz w:val="28"/>
+          <w:szCs w:val="28"/>
+        </w:rPr>
+        <w:t>sign-up</w:t>
+      </w:r>
+      <w:proofErr w:type="spellEnd"/>
+      <w:r>
+        <w:rPr>
+          <w:b/>
+          <w:bCs/>
+          <w:sz w:val="28"/>
+          <w:szCs w:val="28"/>
+        </w:rPr>
+        <w:t xml:space="preserve"> o </w:t>
+      </w:r>
+      <w:proofErr w:type="spellStart"/>
+      <w:r>
+        <w:rPr>
+          <w:b/>
+          <w:bCs/>
+          <w:sz w:val="28"/>
+          <w:szCs w:val="28"/>
+        </w:rPr>
+        <w:t>second-content</w:t>
+      </w:r>
+      <w:proofErr w:type="spellEnd"/>
+      <w:r>
+        <w:rPr>
+          <w:b/>
+          <w:bCs/>
+          <w:sz w:val="28"/>
+          <w:szCs w:val="28"/>
+        </w:rPr>
+        <w:t xml:space="preserve"> tem que sumir e o  </w:t>
+      </w:r>
+      <w:proofErr w:type="spellStart"/>
+      <w:r>
+        <w:rPr>
+          <w:b/>
+          <w:bCs/>
+          <w:sz w:val="28"/>
+          <w:szCs w:val="28"/>
+        </w:rPr>
+        <w:t>first-content</w:t>
+      </w:r>
+      <w:proofErr w:type="spellEnd"/>
+      <w:r>
+        <w:rPr>
+          <w:b/>
+          <w:bCs/>
+          <w:sz w:val="28"/>
+          <w:szCs w:val="28"/>
+        </w:rPr>
+        <w:t xml:space="preserve"> tem que aparecer</w:t>
+      </w:r>
+      <w:r>
+        <w:rPr>
+          <w:b/>
+          <w:bCs/>
+          <w:sz w:val="28"/>
+          <w:szCs w:val="28"/>
+        </w:rPr>
+        <w:t xml:space="preserve"> </w:t>
+      </w:r>
+    </w:p>
+    <w:p>
+      <w:pPr>
+        <w:rPr>
+          <w:b/>
+          <w:bCs/>
+          <w:sz w:val="24"/>
+          <w:szCs w:val="24"/>
+        </w:rPr>
+      </w:pPr>
+      <w:r>
+        <w:rPr>
+          <w:b/>
+          <w:bCs/>
+          <w:sz w:val="24"/>
+          <w:szCs w:val="24"/>
+        </w:rPr>
+        <w:t>OBS</w:t>
+      </w:r>
+      <w:r>
+        <w:rPr>
+          <w:b/>
+          <w:bCs/>
+          <w:sz w:val="28"/>
+          <w:szCs w:val="28"/>
+        </w:rPr>
+        <w:t xml:space="preserve">: </w:t>
+      </w:r>
+      <w:r>
+        <w:rPr>
+          <w:b/>
+          <w:bCs/>
+          <w:sz w:val="24"/>
+          <w:szCs w:val="24"/>
+        </w:rPr>
+        <w:t xml:space="preserve">Essa transição de quem aparecerá, será feita por meio do z-index, que uma hora estará -1 em um </w:t>
+      </w:r>
+      <w:r>
+        <w:rPr>
+          <w:b/>
+          <w:bCs/>
+          <w:sz w:val="24"/>
+          <w:szCs w:val="24"/>
+        </w:rPr>
+        <w:t xml:space="preserve"> (</w:t>
+      </w:r>
+      <w:proofErr w:type="spellStart"/>
+      <w:r>
+        <w:rPr>
+          <w:b/>
+          <w:bCs/>
+          <w:sz w:val="24"/>
+          <w:szCs w:val="24"/>
+        </w:rPr>
+        <w:t>first-content</w:t>
+      </w:r>
+      <w:proofErr w:type="spellEnd"/>
+      <w:r>
+        <w:rPr>
+          <w:b/>
+          <w:bCs/>
+          <w:sz w:val="24"/>
+          <w:szCs w:val="24"/>
+        </w:rPr>
+        <w:t xml:space="preserve">) </w:t>
+      </w:r>
+      <w:r>
+        <w:rPr>
+          <w:b/>
+          <w:bCs/>
+          <w:sz w:val="24"/>
+          <w:szCs w:val="24"/>
+        </w:rPr>
+        <w:t>e 12</w:t>
+      </w:r>
+      <w:r>
+        <w:rPr>
+          <w:b/>
+          <w:bCs/>
+          <w:sz w:val="24"/>
+          <w:szCs w:val="24"/>
+        </w:rPr>
+        <w:t xml:space="preserve"> no outro(</w:t>
+      </w:r>
+      <w:proofErr w:type="spellStart"/>
+      <w:r>
+        <w:rPr>
+          <w:b/>
+          <w:bCs/>
+          <w:sz w:val="24"/>
+          <w:szCs w:val="24"/>
+        </w:rPr>
+        <w:t>second-content</w:t>
+      </w:r>
+      <w:proofErr w:type="spellEnd"/>
+      <w:r>
+        <w:rPr>
+          <w:b/>
+          <w:bCs/>
+          <w:sz w:val="24"/>
+          <w:szCs w:val="24"/>
+        </w:rPr>
+        <w:t>)</w:t>
+      </w:r>
+      <w:r>
+        <w:rPr>
+          <w:b/>
+          <w:bCs/>
+          <w:sz w:val="24"/>
+          <w:szCs w:val="24"/>
+        </w:rPr>
+        <w:t xml:space="preserve"> e vice e versa. </w:t>
+      </w:r>
+    </w:p>
+    <w:p>
+      <w:pPr>
+        <w:rPr>
+          <w:b/>
+          <w:bCs/>
+          <w:sz w:val="28"/>
+          <w:szCs w:val="28"/>
+        </w:rPr>
+      </w:pPr>
+      <w:r>
+        <w:rPr>
+          <w:b/>
+          <w:bCs/>
+          <w:sz w:val="24"/>
+          <w:szCs w:val="24"/>
+        </w:rPr>
+        <w:t>OBS</w:t>
+      </w:r>
+      <w:r>
+        <w:rPr>
+          <w:b/>
+          <w:bCs/>
+          <w:sz w:val="28"/>
+          <w:szCs w:val="28"/>
+        </w:rPr>
+        <w:t xml:space="preserve"> ¹ : </w:t>
+      </w:r>
+      <w:r>
+        <w:rPr>
+          <w:b/>
+          <w:bCs/>
+          <w:sz w:val="24"/>
+          <w:szCs w:val="24"/>
+        </w:rPr>
+        <w:t xml:space="preserve">há algumas alterações também no </w:t>
+      </w:r>
+      <w:proofErr w:type="spellStart"/>
+      <w:r>
+        <w:rPr>
+          <w:b/>
+          <w:bCs/>
+          <w:sz w:val="24"/>
+          <w:szCs w:val="24"/>
+        </w:rPr>
+        <w:t>border</w:t>
+      </w:r>
+      <w:r>
+        <w:rPr>
+          <w:b/>
+          <w:bCs/>
+          <w:sz w:val="24"/>
+          <w:szCs w:val="24"/>
+        </w:rPr>
+        <w:t>-</w:t>
+      </w:r>
+      <w:r>
+        <w:rPr>
+          <w:b/>
+          <w:bCs/>
+          <w:sz w:val="24"/>
+          <w:szCs w:val="24"/>
+        </w:rPr>
+        <w:t>radius</w:t>
+      </w:r>
+      <w:proofErr w:type="spellEnd"/>
+      <w:r>
+        <w:rPr>
+          <w:b/>
+          <w:bCs/>
+          <w:sz w:val="24"/>
+          <w:szCs w:val="24"/>
+        </w:rPr>
+        <w:t>, pois a depender do lado ele precisará ficar reto em um</w:t>
+      </w:r>
+      <w:r>
+        <w:rPr>
+          <w:b/>
+          <w:bCs/>
+          <w:sz w:val="24"/>
+          <w:szCs w:val="24"/>
+        </w:rPr>
+        <w:t>a extremidade e curvado na outra.</w:t>
+      </w:r>
+      <w:r>
+        <w:rPr>
+          <w:b/>
+          <w:bCs/>
+          <w:sz w:val="28"/>
+          <w:szCs w:val="28"/>
+        </w:rPr>
+        <w:t xml:space="preserve"> </w:t>
+      </w:r>
+    </w:p>
+    <w:p>
+      <w:pPr>
+        <w:rPr>
+          <w:b/>
+          <w:bCs/>
+          <w:sz w:val="28"/>
+          <w:szCs w:val="28"/>
+        </w:rPr>
+      </w:pPr>
+    </w:p>
+    <w:p>
+      <w:pPr>
+        <w:rPr>
+          <w:b/>
+          <w:bCs/>
+          <w:sz w:val="28"/>
+          <w:szCs w:val="28"/>
+        </w:rPr>
+      </w:pPr>
+    </w:p>
+    <w:p>
+      <w:pPr>
+        <w:rPr>
+          <w:b/>
+          <w:bCs/>
+          <w:sz w:val="28"/>
+          <w:szCs w:val="28"/>
+        </w:rPr>
+      </w:pPr>
+      <w:r>
+        <w:rPr>
+          <w:b/>
+          <w:bCs/>
+          <w:noProof/>
+          <w:sz w:val="28"/>
+          <w:szCs w:val="28"/>
+        </w:rPr>
+        <w:drawing>
+          <wp:inline distT="0" distB="0" distL="0" distR="0" wp14:anchorId="2FBE56F9" wp14:editId="341B5B42">
+            <wp:extent cx="5268060" cy="8392696"/>
+            <wp:effectExtent l="0" t="0" r="8890" b="8890"/>
+            <wp:docPr id="33" name="Imagem 33"/>
+            <wp:cNvGraphicFramePr>
+              <a:graphicFrameLocks xmlns:a="http://schemas.openxmlformats.org/drawingml/2006/main" noChangeAspect="1"/>
+            </wp:cNvGraphicFramePr>
+            <a:graphic xmlns:a="http://schemas.openxmlformats.org/drawingml/2006/main">
+              <a:graphicData uri="http://schemas.openxmlformats.org/drawingml/2006/picture">
+                <pic:pic xmlns:pic="http://schemas.openxmlformats.org/drawingml/2006/picture">
+                  <pic:nvPicPr>
+                    <pic:cNvPr id="1" name=""/>
+                    <pic:cNvPicPr/>
+                  </pic:nvPicPr>
+                  <pic:blipFill>
+                    <a:blip r:embed="rId38"/>
+                    <a:stretch>
+                      <a:fillRect/>
+                    </a:stretch>
+                  </pic:blipFill>
+                  <pic:spPr>
+                    <a:xfrm>
+                      <a:off x="0" y="0"/>
+                      <a:ext cx="5268060" cy="8392696"/>
+                    </a:xfrm>
+                    <a:prstGeom prst="rect">
+                      <a:avLst/>
+                    </a:prstGeom>
+                  </pic:spPr>
+                </pic:pic>
+              </a:graphicData>
+            </a:graphic>
+          </wp:inline>
+        </w:drawing>
+      </w:r>
+    </w:p>
+    <w:p>
+      <w:pPr>
+        <w:rPr>
+          <w:sz w:val="28"/>
+          <w:szCs w:val="28"/>
+        </w:rPr>
+      </w:pPr>
+      <w:r>
+        <w:rPr>
+          <w:sz w:val="28"/>
+          <w:szCs w:val="28"/>
+        </w:rPr>
+        <w:t xml:space="preserve"> </w:t>
+      </w:r>
+    </w:p>
+    <w:p>
+      <w:pPr>
+        <w:rPr>
+          <w:sz w:val="28"/>
+          <w:szCs w:val="28"/>
+        </w:rPr>
+      </w:pPr>
+    </w:p>
+    <w:p>
+      <w:pPr>
+        <w:rPr>
+          <w:b/>
+          <w:bCs/>
+          <w:sz w:val="28"/>
+          <w:szCs w:val="28"/>
+        </w:rPr>
+      </w:pPr>
+      <w:r>
+        <w:rPr>
+          <w:b/>
+          <w:bCs/>
+          <w:sz w:val="28"/>
+          <w:szCs w:val="28"/>
+        </w:rPr>
+        <w:t xml:space="preserve">Inserindo o </w:t>
+      </w:r>
+      <w:proofErr w:type="spellStart"/>
+      <w:r>
+        <w:rPr>
+          <w:b/>
+          <w:bCs/>
+          <w:sz w:val="28"/>
+          <w:szCs w:val="28"/>
+        </w:rPr>
+        <w:t>JavaScript</w:t>
+      </w:r>
+      <w:proofErr w:type="spellEnd"/>
+      <w:r>
+        <w:rPr>
+          <w:b/>
+          <w:bCs/>
+          <w:sz w:val="28"/>
+          <w:szCs w:val="28"/>
+        </w:rPr>
         <w:t xml:space="preserve"> – </w:t>
       </w:r>
-      <w:r>
-        <w:rPr>
-          <w:b/>
-          <w:bCs/>
-          <w:sz w:val="28"/>
-          <w:szCs w:val="28"/>
-        </w:rPr>
-        <w:t xml:space="preserve"> </w:t>
-      </w:r>
-      <w:r>
-        <w:rPr>
-          <w:sz w:val="28"/>
-          <w:szCs w:val="28"/>
-        </w:rPr>
-        <w:t xml:space="preserve">Irei simplesmente fazer um </w:t>
-      </w:r>
-      <w:proofErr w:type="spellStart"/>
-      <w:r>
-        <w:rPr>
-          <w:sz w:val="28"/>
-          <w:szCs w:val="28"/>
-        </w:rPr>
-        <w:t>Cntrl</w:t>
-      </w:r>
-      <w:proofErr w:type="spellEnd"/>
-      <w:r>
-        <w:rPr>
-          <w:sz w:val="28"/>
-          <w:szCs w:val="28"/>
-        </w:rPr>
-        <w:t xml:space="preserve"> C + </w:t>
-      </w:r>
-      <w:proofErr w:type="spellStart"/>
-      <w:r>
-        <w:rPr>
-          <w:sz w:val="28"/>
-          <w:szCs w:val="28"/>
-        </w:rPr>
-        <w:t>Cntrl</w:t>
-      </w:r>
-      <w:proofErr w:type="spellEnd"/>
-      <w:r>
-        <w:rPr>
-          <w:sz w:val="28"/>
-          <w:szCs w:val="28"/>
-        </w:rPr>
-        <w:t xml:space="preserve"> V das classes, pois as cores permanecem sendo a mesma</w:t>
-      </w:r>
-    </w:p>
-    <w:p>
-      <w:pPr>
-        <w:rPr>
-          <w:sz w:val="28"/>
-          <w:szCs w:val="28"/>
-        </w:rPr>
-      </w:pPr>
-      <w:r>
-        <w:rPr>
-          <w:sz w:val="28"/>
-          <w:szCs w:val="28"/>
-        </w:rPr>
-        <w:t>Como aqui estamos trabalhando invertendo o da esquerda para direita e o da direita para a esquerda, irei apenas aplicar às mesmas classes</w:t>
-      </w:r>
-      <w:r>
-        <w:rPr>
-          <w:sz w:val="28"/>
-          <w:szCs w:val="28"/>
-        </w:rPr>
-        <w:t>, na ordem inversa</w:t>
-      </w:r>
-      <w:r>
-        <w:rPr>
-          <w:sz w:val="28"/>
-          <w:szCs w:val="28"/>
-        </w:rPr>
-        <w:t xml:space="preserve"> ao</w:t>
-      </w:r>
-      <w:r>
-        <w:rPr>
-          <w:sz w:val="28"/>
-          <w:szCs w:val="28"/>
-        </w:rPr>
-        <w:t>s</w:t>
-      </w:r>
-      <w:r>
-        <w:rPr>
-          <w:sz w:val="28"/>
-          <w:szCs w:val="28"/>
-        </w:rPr>
-        <w:t>:</w:t>
-      </w:r>
-    </w:p>
-    <w:p>
-      <w:pPr>
-        <w:rPr>
-          <w:b/>
-          <w:bCs/>
-          <w:sz w:val="28"/>
-          <w:szCs w:val="28"/>
-        </w:rPr>
-      </w:pPr>
+    </w:p>
+    <w:p>
+      <w:pPr>
+        <w:rPr>
+          <w:sz w:val="28"/>
+          <w:szCs w:val="28"/>
+        </w:rPr>
+      </w:pPr>
+      <w:r>
+        <w:rPr>
+          <w:sz w:val="28"/>
+          <w:szCs w:val="28"/>
+        </w:rPr>
+        <w:t xml:space="preserve">1º - Irei inserir o </w:t>
+      </w:r>
+      <w:proofErr w:type="spellStart"/>
+      <w:r>
+        <w:rPr>
+          <w:sz w:val="28"/>
+          <w:szCs w:val="28"/>
+        </w:rPr>
+        <w:t>JavaScript</w:t>
+      </w:r>
+      <w:proofErr w:type="spellEnd"/>
+      <w:r>
+        <w:rPr>
+          <w:sz w:val="28"/>
+          <w:szCs w:val="28"/>
+        </w:rPr>
+        <w:t xml:space="preserve"> no HTML chamando a </w:t>
+      </w:r>
+      <w:proofErr w:type="spellStart"/>
+      <w:r>
+        <w:rPr>
+          <w:sz w:val="28"/>
+          <w:szCs w:val="28"/>
+        </w:rPr>
+        <w:t>tag</w:t>
+      </w:r>
+      <w:proofErr w:type="spellEnd"/>
+      <w:r>
+        <w:rPr>
+          <w:sz w:val="28"/>
+          <w:szCs w:val="28"/>
+        </w:rPr>
+        <w:t xml:space="preserve"> </w:t>
+      </w:r>
+      <w:r>
+        <w:rPr>
+          <w:b/>
+          <w:bCs/>
+          <w:sz w:val="28"/>
+          <w:szCs w:val="28"/>
+        </w:rPr>
+        <w:t>&lt;script&gt;</w:t>
+      </w:r>
+      <w:r>
+        <w:rPr>
+          <w:sz w:val="28"/>
+          <w:szCs w:val="28"/>
+        </w:rPr>
+        <w:t xml:space="preserve"> bem antes do fechamento do </w:t>
+      </w:r>
       <w:r>
         <w:rPr>
           <w:b/>
@@ -17284,15 +20224,194 @@
         </w:rPr>
         <w:t>&lt;</w:t>
       </w:r>
-      <w:proofErr w:type="spellStart"/>
-      <w:r>
-        <w:rPr>
-          <w:b/>
-          <w:bCs/>
-          <w:sz w:val="28"/>
-          <w:szCs w:val="28"/>
-        </w:rPr>
-        <w:t>buttom</w:t>
+      <w:r>
+        <w:rPr>
+          <w:b/>
+          <w:bCs/>
+        </w:rPr>
+        <w:t xml:space="preserve"> </w:t>
+      </w:r>
+      <w:r>
+        <w:rPr>
+          <w:b/>
+          <w:bCs/>
+          <w:sz w:val="28"/>
+          <w:szCs w:val="28"/>
+        </w:rPr>
+        <w:t>/body&gt;</w:t>
+      </w:r>
+      <w:r>
+        <w:rPr>
+          <w:sz w:val="28"/>
+          <w:szCs w:val="28"/>
+        </w:rPr>
+        <w:t xml:space="preserve"> , depois disso, irei chamar o JS</w:t>
+      </w:r>
+      <w:r>
+        <w:rPr>
+          <w:sz w:val="28"/>
+          <w:szCs w:val="28"/>
+        </w:rPr>
+        <w:t xml:space="preserve">   </w:t>
+      </w:r>
+      <w:r>
+        <w:rPr>
+          <w:b/>
+          <w:bCs/>
+          <w:sz w:val="28"/>
+          <w:szCs w:val="28"/>
+        </w:rPr>
+        <w:t xml:space="preserve">&lt;script </w:t>
+      </w:r>
+      <w:proofErr w:type="spellStart"/>
+      <w:r>
+        <w:rPr>
+          <w:b/>
+          <w:bCs/>
+          <w:sz w:val="28"/>
+          <w:szCs w:val="28"/>
+        </w:rPr>
+        <w:t>src</w:t>
+      </w:r>
+      <w:proofErr w:type="spellEnd"/>
+      <w:r>
+        <w:rPr>
+          <w:b/>
+          <w:bCs/>
+          <w:sz w:val="28"/>
+          <w:szCs w:val="28"/>
+        </w:rPr>
+        <w:t>=”</w:t>
+      </w:r>
+      <w:r>
+        <w:rPr>
+          <w:b/>
+          <w:bCs/>
+          <w:sz w:val="28"/>
+          <w:szCs w:val="28"/>
+        </w:rPr>
+        <w:t>.</w:t>
+      </w:r>
+      <w:r>
+        <w:rPr>
+          <w:b/>
+          <w:bCs/>
+        </w:rPr>
+        <w:t xml:space="preserve"> </w:t>
+      </w:r>
+      <w:r>
+        <w:rPr>
+          <w:b/>
+          <w:bCs/>
+          <w:sz w:val="28"/>
+          <w:szCs w:val="28"/>
+        </w:rPr>
+        <w:t>/</w:t>
+      </w:r>
+      <w:r>
+        <w:rPr>
+          <w:b/>
+          <w:bCs/>
+          <w:sz w:val="28"/>
+          <w:szCs w:val="28"/>
+        </w:rPr>
+        <w:t>script.js”&gt;</w:t>
+      </w:r>
+      <w:r>
+        <w:rPr>
+          <w:sz w:val="28"/>
+          <w:szCs w:val="28"/>
+        </w:rPr>
+        <w:t xml:space="preserve"> </w:t>
+      </w:r>
+    </w:p>
+    <w:p>
+      <w:pPr>
+        <w:rPr>
+          <w:b/>
+          <w:bCs/>
+          <w:sz w:val="28"/>
+          <w:szCs w:val="28"/>
+        </w:rPr>
+      </w:pPr>
+      <w:r>
+        <w:rPr>
+          <w:sz w:val="28"/>
+          <w:szCs w:val="28"/>
+        </w:rPr>
+        <w:t xml:space="preserve">2º - </w:t>
+      </w:r>
+      <w:r>
+        <w:rPr>
+          <w:sz w:val="28"/>
+          <w:szCs w:val="28"/>
+        </w:rPr>
+        <w:t xml:space="preserve">Irei adicionar </w:t>
+      </w:r>
+      <w:proofErr w:type="spellStart"/>
+      <w:r>
+        <w:rPr>
+          <w:sz w:val="28"/>
+          <w:szCs w:val="28"/>
+        </w:rPr>
+        <w:t>id’s</w:t>
+      </w:r>
+      <w:proofErr w:type="spellEnd"/>
+      <w:r>
+        <w:rPr>
+          <w:sz w:val="28"/>
+          <w:szCs w:val="28"/>
+        </w:rPr>
+        <w:t xml:space="preserve"> no </w:t>
+      </w:r>
+      <w:r>
+        <w:rPr>
+          <w:sz w:val="28"/>
+          <w:szCs w:val="28"/>
+        </w:rPr>
+        <w:t>primeiro</w:t>
+      </w:r>
+      <w:r>
+        <w:rPr>
+          <w:sz w:val="28"/>
+          <w:szCs w:val="28"/>
+        </w:rPr>
+        <w:t xml:space="preserve"> </w:t>
+      </w:r>
+      <w:proofErr w:type="spellStart"/>
+      <w:r>
+        <w:rPr>
+          <w:sz w:val="28"/>
+          <w:szCs w:val="28"/>
+        </w:rPr>
+        <w:t>id”signin</w:t>
+      </w:r>
+      <w:proofErr w:type="spellEnd"/>
+      <w:r>
+        <w:rPr>
+          <w:sz w:val="28"/>
+          <w:szCs w:val="28"/>
+        </w:rPr>
+        <w:t>”</w:t>
+      </w:r>
+      <w:r>
+        <w:rPr>
+          <w:b/>
+          <w:bCs/>
+          <w:sz w:val="28"/>
+          <w:szCs w:val="28"/>
+        </w:rPr>
+        <w:t xml:space="preserve"> </w:t>
+      </w:r>
+      <w:proofErr w:type="spellStart"/>
+      <w:r>
+        <w:rPr>
+          <w:b/>
+          <w:bCs/>
+          <w:sz w:val="28"/>
+          <w:szCs w:val="28"/>
+        </w:rPr>
+        <w:t>btn-primary</w:t>
       </w:r>
       <w:proofErr w:type="spellEnd"/>
       <w:r>
@@ -17304,112 +20423,360 @@
         </w:rPr>
         <w:t>&gt;</w:t>
       </w:r>
-    </w:p>
-    <w:p>
-      <w:pPr>
-        <w:rPr>
-          <w:b/>
-          <w:bCs/>
-          <w:sz w:val="28"/>
-          <w:szCs w:val="28"/>
-        </w:rPr>
-      </w:pPr>
-      <w:r>
-        <w:rPr>
-          <w:b/>
-          <w:bCs/>
-          <w:sz w:val="28"/>
-          <w:szCs w:val="28"/>
-        </w:rPr>
-        <w:t>&lt;h2&gt;</w:t>
-      </w:r>
-    </w:p>
-    <w:p>
-      <w:pPr>
-        <w:rPr>
-          <w:b/>
-          <w:bCs/>
-          <w:sz w:val="28"/>
-          <w:szCs w:val="28"/>
-        </w:rPr>
-      </w:pPr>
-      <w:r>
-        <w:rPr>
-          <w:b/>
-          <w:bCs/>
-          <w:sz w:val="28"/>
-          <w:szCs w:val="28"/>
-        </w:rPr>
-        <w:t>&lt;a&gt;</w:t>
-      </w:r>
-    </w:p>
-    <w:p>
-      <w:pPr>
-        <w:rPr>
-          <w:b/>
-          <w:bCs/>
-          <w:sz w:val="28"/>
-          <w:szCs w:val="28"/>
-        </w:rPr>
-      </w:pPr>
-      <w:r>
-        <w:rPr>
-          <w:b/>
-          <w:bCs/>
-          <w:sz w:val="28"/>
-          <w:szCs w:val="28"/>
-        </w:rPr>
-        <w:t>&lt;p&gt;</w:t>
-      </w:r>
-    </w:p>
-    <w:p>
-      <w:pPr>
-        <w:rPr>
-          <w:b/>
-          <w:bCs/>
-          <w:sz w:val="28"/>
-          <w:szCs w:val="28"/>
-        </w:rPr>
-      </w:pPr>
-      <w:r>
-        <w:rPr>
-          <w:b/>
-          <w:bCs/>
-          <w:sz w:val="28"/>
-          <w:szCs w:val="28"/>
-        </w:rPr>
-        <w:t xml:space="preserve">Etc.. </w:t>
-      </w:r>
-    </w:p>
-    <w:p>
-      <w:pPr>
-        <w:rPr>
-          <w:sz w:val="28"/>
-          <w:szCs w:val="28"/>
-        </w:rPr>
-      </w:pPr>
-      <w:r>
-        <w:rPr>
-          <w:b/>
-          <w:bCs/>
-          <w:sz w:val="28"/>
-          <w:szCs w:val="28"/>
-        </w:rPr>
-        <w:t xml:space="preserve">Além disso  - </w:t>
-      </w:r>
-      <w:r>
-        <w:rPr>
-          <w:sz w:val="28"/>
-          <w:szCs w:val="28"/>
-        </w:rPr>
-        <w:t>criei</w:t>
-      </w:r>
-      <w:r>
-        <w:rPr>
-          <w:sz w:val="28"/>
-          <w:szCs w:val="28"/>
-        </w:rPr>
-        <w:t xml:space="preserve"> uma </w:t>
+      <w:proofErr w:type="spellStart"/>
+      <w:r>
+        <w:rPr>
+          <w:b/>
+          <w:bCs/>
+          <w:sz w:val="28"/>
+          <w:szCs w:val="28"/>
+        </w:rPr>
+        <w:t>sign</w:t>
+      </w:r>
+      <w:proofErr w:type="spellEnd"/>
+      <w:r>
+        <w:rPr>
+          <w:b/>
+          <w:bCs/>
+          <w:sz w:val="28"/>
+          <w:szCs w:val="28"/>
+        </w:rPr>
+        <w:t xml:space="preserve"> in&lt;</w:t>
+      </w:r>
+      <w:r>
+        <w:rPr>
+          <w:sz w:val="28"/>
+          <w:szCs w:val="28"/>
+        </w:rPr>
+        <w:t xml:space="preserve"> dentro do </w:t>
+      </w:r>
+      <w:proofErr w:type="spellStart"/>
+      <w:r>
+        <w:rPr>
+          <w:b/>
+          <w:bCs/>
+          <w:sz w:val="28"/>
+          <w:szCs w:val="28"/>
+        </w:rPr>
+        <w:t>first-content</w:t>
+      </w:r>
+      <w:proofErr w:type="spellEnd"/>
+      <w:r>
+        <w:rPr>
+          <w:b/>
+          <w:bCs/>
+          <w:sz w:val="28"/>
+          <w:szCs w:val="28"/>
+        </w:rPr>
+        <w:t xml:space="preserve">  </w:t>
+      </w:r>
+      <w:r>
+        <w:rPr>
+          <w:sz w:val="28"/>
+          <w:szCs w:val="28"/>
+        </w:rPr>
+        <w:t xml:space="preserve">, e </w:t>
+      </w:r>
+      <w:r>
+        <w:rPr>
+          <w:sz w:val="28"/>
+          <w:szCs w:val="28"/>
+        </w:rPr>
+        <w:t xml:space="preserve">no </w:t>
+      </w:r>
+      <w:proofErr w:type="spellStart"/>
+      <w:r>
+        <w:rPr>
+          <w:b/>
+          <w:bCs/>
+          <w:sz w:val="28"/>
+          <w:szCs w:val="28"/>
+        </w:rPr>
+        <w:t>btn-second</w:t>
+      </w:r>
+      <w:proofErr w:type="spellEnd"/>
+      <w:r>
+        <w:rPr>
+          <w:b/>
+          <w:bCs/>
+          <w:sz w:val="28"/>
+          <w:szCs w:val="28"/>
+        </w:rPr>
+        <w:t xml:space="preserve"> </w:t>
+      </w:r>
+      <w:r>
+        <w:rPr>
+          <w:b/>
+          <w:bCs/>
+          <w:sz w:val="28"/>
+          <w:szCs w:val="28"/>
+        </w:rPr>
+        <w:t xml:space="preserve"> </w:t>
+      </w:r>
+      <w:proofErr w:type="spellStart"/>
+      <w:r>
+        <w:rPr>
+          <w:b/>
+          <w:bCs/>
+          <w:sz w:val="28"/>
+          <w:szCs w:val="28"/>
+        </w:rPr>
+        <w:t>id”signup”</w:t>
+      </w:r>
+      <w:r>
+        <w:rPr>
+          <w:sz w:val="28"/>
+          <w:szCs w:val="28"/>
+        </w:rPr>
+        <w:t>dentro</w:t>
+      </w:r>
+      <w:proofErr w:type="spellEnd"/>
+      <w:r>
+        <w:rPr>
+          <w:sz w:val="28"/>
+          <w:szCs w:val="28"/>
+        </w:rPr>
+        <w:t xml:space="preserve"> do </w:t>
+      </w:r>
+      <w:proofErr w:type="spellStart"/>
+      <w:r>
+        <w:rPr>
+          <w:b/>
+          <w:bCs/>
+          <w:sz w:val="28"/>
+          <w:szCs w:val="28"/>
+        </w:rPr>
+        <w:t>second-content</w:t>
+      </w:r>
+      <w:proofErr w:type="spellEnd"/>
+      <w:r>
+        <w:rPr>
+          <w:b/>
+          <w:bCs/>
+          <w:sz w:val="28"/>
+          <w:szCs w:val="28"/>
+        </w:rPr>
+        <w:t>&gt;</w:t>
+      </w:r>
+      <w:proofErr w:type="spellStart"/>
+      <w:r>
+        <w:rPr>
+          <w:sz w:val="28"/>
+          <w:szCs w:val="28"/>
+        </w:rPr>
+        <w:t>signup</w:t>
+      </w:r>
+      <w:proofErr w:type="spellEnd"/>
+      <w:r>
+        <w:rPr>
+          <w:b/>
+          <w:bCs/>
+          <w:sz w:val="28"/>
+          <w:szCs w:val="28"/>
+        </w:rPr>
+        <w:t>&lt;</w:t>
+      </w:r>
+    </w:p>
+    <w:p>
+      <w:pPr>
+        <w:rPr>
+          <w:b/>
+          <w:bCs/>
+          <w:sz w:val="28"/>
+          <w:szCs w:val="28"/>
+        </w:rPr>
+      </w:pPr>
+      <w:r>
+        <w:rPr>
+          <w:b/>
+          <w:bCs/>
+          <w:noProof/>
+          <w:sz w:val="28"/>
+          <w:szCs w:val="28"/>
+        </w:rPr>
+        <w:drawing>
+          <wp:inline distT="0" distB="0" distL="0" distR="0" wp14:anchorId="07150930" wp14:editId="4D0E3AB2">
+            <wp:extent cx="6697010" cy="209579"/>
+            <wp:effectExtent l="0" t="0" r="8890" b="0"/>
+            <wp:docPr id="34" name="Imagem 34"/>
+            <wp:cNvGraphicFramePr>
+              <a:graphicFrameLocks xmlns:a="http://schemas.openxmlformats.org/drawingml/2006/main" noChangeAspect="1"/>
+            </wp:cNvGraphicFramePr>
+            <a:graphic xmlns:a="http://schemas.openxmlformats.org/drawingml/2006/main">
+              <a:graphicData uri="http://schemas.openxmlformats.org/drawingml/2006/picture">
+                <pic:pic xmlns:pic="http://schemas.openxmlformats.org/drawingml/2006/picture">
+                  <pic:nvPicPr>
+                    <pic:cNvPr id="1" name=""/>
+                    <pic:cNvPicPr/>
+                  </pic:nvPicPr>
+                  <pic:blipFill>
+                    <a:blip r:embed="rId39"/>
+                    <a:stretch>
+                      <a:fillRect/>
+                    </a:stretch>
+                  </pic:blipFill>
+                  <pic:spPr>
+                    <a:xfrm>
+                      <a:off x="0" y="0"/>
+                      <a:ext cx="6697010" cy="209579"/>
+                    </a:xfrm>
+                    <a:prstGeom prst="rect">
+                      <a:avLst/>
+                    </a:prstGeom>
+                  </pic:spPr>
+                </pic:pic>
+              </a:graphicData>
+            </a:graphic>
+          </wp:inline>
+        </w:drawing>
+      </w:r>
+    </w:p>
+    <w:p>
+      <w:pPr>
+        <w:rPr>
+          <w:b/>
+          <w:bCs/>
+          <w:sz w:val="28"/>
+          <w:szCs w:val="28"/>
+        </w:rPr>
+      </w:pPr>
+      <w:r>
+        <w:rPr>
+          <w:b/>
+          <w:bCs/>
+          <w:noProof/>
+          <w:sz w:val="28"/>
+          <w:szCs w:val="28"/>
+        </w:rPr>
+        <w:drawing>
+          <wp:inline distT="0" distB="0" distL="0" distR="0" wp14:anchorId="20226041" wp14:editId="61D37401">
+            <wp:extent cx="6611273" cy="304843"/>
+            <wp:effectExtent l="0" t="0" r="0" b="0"/>
+            <wp:docPr id="36" name="Imagem 36"/>
+            <wp:cNvGraphicFramePr>
+              <a:graphicFrameLocks xmlns:a="http://schemas.openxmlformats.org/drawingml/2006/main" noChangeAspect="1"/>
+            </wp:cNvGraphicFramePr>
+            <a:graphic xmlns:a="http://schemas.openxmlformats.org/drawingml/2006/main">
+              <a:graphicData uri="http://schemas.openxmlformats.org/drawingml/2006/picture">
+                <pic:pic xmlns:pic="http://schemas.openxmlformats.org/drawingml/2006/picture">
+                  <pic:nvPicPr>
+                    <pic:cNvPr id="1" name=""/>
+                    <pic:cNvPicPr/>
+                  </pic:nvPicPr>
+                  <pic:blipFill>
+                    <a:blip r:embed="rId40"/>
+                    <a:stretch>
+                      <a:fillRect/>
+                    </a:stretch>
+                  </pic:blipFill>
+                  <pic:spPr>
+                    <a:xfrm>
+                      <a:off x="0" y="0"/>
+                      <a:ext cx="6611273" cy="304843"/>
+                    </a:xfrm>
+                    <a:prstGeom prst="rect">
+                      <a:avLst/>
+                    </a:prstGeom>
+                  </pic:spPr>
+                </pic:pic>
+              </a:graphicData>
+            </a:graphic>
+          </wp:inline>
+        </w:drawing>
+      </w:r>
+    </w:p>
+    <w:p>
+      <w:pPr>
+        <w:rPr>
+          <w:b/>
+          <w:bCs/>
+          <w:sz w:val="28"/>
+          <w:szCs w:val="28"/>
+        </w:rPr>
+      </w:pPr>
+      <w:r>
+        <w:rPr>
+          <w:sz w:val="28"/>
+          <w:szCs w:val="28"/>
+        </w:rPr>
+        <w:t>3º</w:t>
+      </w:r>
+      <w:r>
+        <w:rPr>
+          <w:sz w:val="28"/>
+          <w:szCs w:val="28"/>
+        </w:rPr>
+        <w:t xml:space="preserve"> - No </w:t>
+      </w:r>
+      <w:proofErr w:type="spellStart"/>
+      <w:r>
+        <w:rPr>
+          <w:sz w:val="28"/>
+          <w:szCs w:val="28"/>
+        </w:rPr>
+        <w:t>Js</w:t>
+      </w:r>
+      <w:proofErr w:type="spellEnd"/>
+      <w:r>
+        <w:rPr>
+          <w:sz w:val="28"/>
+          <w:szCs w:val="28"/>
+        </w:rPr>
+        <w:t xml:space="preserve"> irei fazer com que </w:t>
+      </w:r>
+      <w:r>
+        <w:rPr>
+          <w:b/>
+          <w:bCs/>
+          <w:sz w:val="28"/>
+          <w:szCs w:val="28"/>
+        </w:rPr>
+        <w:t>no click</w:t>
+      </w:r>
+      <w:r>
+        <w:rPr>
+          <w:sz w:val="28"/>
+          <w:szCs w:val="28"/>
+        </w:rPr>
+        <w:t xml:space="preserve"> seja </w:t>
+      </w:r>
+      <w:r>
+        <w:rPr>
+          <w:b/>
+          <w:bCs/>
+          <w:sz w:val="28"/>
+          <w:szCs w:val="28"/>
+        </w:rPr>
+        <w:t xml:space="preserve">inserida uma </w:t>
+      </w:r>
+      <w:proofErr w:type="spellStart"/>
+      <w:r>
+        <w:rPr>
+          <w:b/>
+          <w:bCs/>
+          <w:sz w:val="28"/>
+          <w:szCs w:val="28"/>
+        </w:rPr>
+        <w:t>tag</w:t>
+      </w:r>
+      <w:proofErr w:type="spellEnd"/>
+      <w:r>
+        <w:rPr>
+          <w:b/>
+          <w:bCs/>
+          <w:sz w:val="28"/>
+          <w:szCs w:val="28"/>
+        </w:rPr>
+        <w:t xml:space="preserve"> body</w:t>
+      </w:r>
+      <w:r>
+        <w:rPr>
+          <w:b/>
+          <w:bCs/>
+          <w:sz w:val="28"/>
+          <w:szCs w:val="28"/>
+        </w:rPr>
+        <w:t xml:space="preserve"> com a </w:t>
       </w:r>
       <w:proofErr w:type="spellStart"/>
       <w:r>
@@ -17429,112 +20796,19 @@
           <w:sz w:val="28"/>
           <w:szCs w:val="28"/>
         </w:rPr>
-        <w:t xml:space="preserve"> (.</w:t>
-      </w:r>
-      <w:proofErr w:type="spellStart"/>
-      <w:r>
-        <w:rPr>
-          <w:b/>
-          <w:bCs/>
-          <w:sz w:val="28"/>
-          <w:szCs w:val="28"/>
-        </w:rPr>
-        <w:t>password</w:t>
-      </w:r>
-      <w:proofErr w:type="spellEnd"/>
-      <w:r>
-        <w:rPr>
-          <w:b/>
-          <w:bCs/>
-          <w:sz w:val="28"/>
-          <w:szCs w:val="28"/>
-        </w:rPr>
-        <w:t>)</w:t>
-      </w:r>
-      <w:r>
-        <w:rPr>
-          <w:sz w:val="28"/>
-          <w:szCs w:val="28"/>
-        </w:rPr>
-        <w:t xml:space="preserve"> para poder ajustar o</w:t>
-      </w:r>
-      <w:r>
-        <w:rPr>
-          <w:b/>
-          <w:bCs/>
-          <w:sz w:val="28"/>
-          <w:szCs w:val="28"/>
-        </w:rPr>
-        <w:t xml:space="preserve"> </w:t>
-      </w:r>
-      <w:proofErr w:type="spellStart"/>
-      <w:r>
-        <w:rPr>
-          <w:b/>
-          <w:bCs/>
-          <w:sz w:val="28"/>
-          <w:szCs w:val="28"/>
-        </w:rPr>
-        <w:t>forget</w:t>
-      </w:r>
-      <w:proofErr w:type="spellEnd"/>
-      <w:r>
-        <w:rPr>
-          <w:b/>
-          <w:bCs/>
-          <w:sz w:val="28"/>
-          <w:szCs w:val="28"/>
-        </w:rPr>
-        <w:t xml:space="preserve"> </w:t>
-      </w:r>
-      <w:proofErr w:type="spellStart"/>
-      <w:r>
-        <w:rPr>
-          <w:b/>
-          <w:bCs/>
-          <w:sz w:val="28"/>
-          <w:szCs w:val="28"/>
-        </w:rPr>
-        <w:t>your</w:t>
-      </w:r>
-      <w:proofErr w:type="spellEnd"/>
-      <w:r>
-        <w:rPr>
-          <w:b/>
-          <w:bCs/>
-          <w:sz w:val="28"/>
-          <w:szCs w:val="28"/>
-        </w:rPr>
-        <w:t xml:space="preserve"> </w:t>
-      </w:r>
-      <w:proofErr w:type="spellStart"/>
-      <w:r>
-        <w:rPr>
-          <w:b/>
-          <w:bCs/>
-          <w:sz w:val="28"/>
-          <w:szCs w:val="28"/>
-        </w:rPr>
-        <w:t>password</w:t>
-      </w:r>
-      <w:proofErr w:type="spellEnd"/>
-      <w:r>
-        <w:rPr>
-          <w:b/>
-          <w:bCs/>
-          <w:sz w:val="28"/>
-          <w:szCs w:val="28"/>
-        </w:rPr>
-        <w:t>?</w:t>
-      </w:r>
-    </w:p>
-    <w:p>
-      <w:pPr>
-        <w:rPr>
-          <w:sz w:val="28"/>
-          <w:szCs w:val="28"/>
-        </w:rPr>
-      </w:pPr>
+        <w:t xml:space="preserve"> “</w:t>
+      </w:r>
+      <w:proofErr w:type="spellStart"/>
+      <w:r>
+        <w:rPr>
+          <w:b/>
+          <w:bCs/>
+          <w:sz w:val="28"/>
+          <w:szCs w:val="28"/>
+        </w:rPr>
+        <w:t>sign</w:t>
+      </w:r>
+      <w:proofErr w:type="spellEnd"/>
       <w:r>
         <w:rPr>
           <w:b/>
@@ -17552,105 +20826,243 @@
           <w:sz w:val="28"/>
           <w:szCs w:val="28"/>
         </w:rPr>
-        <w:t>Psseudo</w:t>
-      </w:r>
-      <w:proofErr w:type="spellEnd"/>
-      <w:r>
-        <w:rPr>
-          <w:b/>
-          <w:bCs/>
-          <w:sz w:val="28"/>
-          <w:szCs w:val="28"/>
-        </w:rPr>
-        <w:t xml:space="preserve"> </w:t>
-      </w:r>
-      <w:proofErr w:type="spellStart"/>
-      <w:r>
-        <w:rPr>
-          <w:b/>
-          <w:bCs/>
-          <w:sz w:val="28"/>
-          <w:szCs w:val="28"/>
-        </w:rPr>
-        <w:t>selector</w:t>
-      </w:r>
-      <w:proofErr w:type="spellEnd"/>
-      <w:r>
-        <w:rPr>
-          <w:b/>
-          <w:bCs/>
-          <w:sz w:val="28"/>
-          <w:szCs w:val="28"/>
-        </w:rPr>
-        <w:t xml:space="preserve"> ::</w:t>
-      </w:r>
-      <w:proofErr w:type="spellStart"/>
-      <w:r>
-        <w:rPr>
-          <w:b/>
-          <w:bCs/>
-          <w:sz w:val="28"/>
-          <w:szCs w:val="28"/>
-        </w:rPr>
-        <w:t>first-letter</w:t>
-      </w:r>
-      <w:proofErr w:type="spellEnd"/>
-      <w:r>
-        <w:rPr>
-          <w:b/>
-          <w:bCs/>
-          <w:sz w:val="28"/>
-          <w:szCs w:val="28"/>
-        </w:rPr>
-        <w:t xml:space="preserve"> – </w:t>
-      </w:r>
-      <w:r>
-        <w:rPr>
-          <w:sz w:val="28"/>
-          <w:szCs w:val="28"/>
-        </w:rPr>
-        <w:t xml:space="preserve">Esse </w:t>
-      </w:r>
-      <w:proofErr w:type="spellStart"/>
-      <w:r>
-        <w:rPr>
-          <w:sz w:val="28"/>
-          <w:szCs w:val="28"/>
-        </w:rPr>
-        <w:t>pseudo</w:t>
-      </w:r>
-      <w:proofErr w:type="spellEnd"/>
-      <w:r>
-        <w:rPr>
-          <w:sz w:val="28"/>
-          <w:szCs w:val="28"/>
-        </w:rPr>
-        <w:t xml:space="preserve"> </w:t>
-      </w:r>
-      <w:proofErr w:type="spellStart"/>
-      <w:r>
-        <w:rPr>
-          <w:sz w:val="28"/>
-          <w:szCs w:val="28"/>
-        </w:rPr>
-        <w:t>selector</w:t>
-      </w:r>
-      <w:proofErr w:type="spellEnd"/>
-      <w:r>
-        <w:rPr>
-          <w:sz w:val="28"/>
-          <w:szCs w:val="28"/>
-        </w:rPr>
-        <w:t xml:space="preserve"> fará com que apliquemos alguma propriedade a apenas a primeira letra do texto. </w:t>
-      </w:r>
+        <w:t>in-js</w:t>
+      </w:r>
+      <w:proofErr w:type="spellEnd"/>
+      <w:r>
+        <w:rPr>
+          <w:b/>
+          <w:bCs/>
+          <w:sz w:val="28"/>
+          <w:szCs w:val="28"/>
+        </w:rPr>
+        <w:t xml:space="preserve">” </w:t>
+      </w:r>
+      <w:r>
+        <w:rPr>
+          <w:b/>
+          <w:bCs/>
+          <w:sz w:val="28"/>
+          <w:szCs w:val="28"/>
+        </w:rPr>
+        <w:t xml:space="preserve">para o click no botão </w:t>
+      </w:r>
+      <w:proofErr w:type="spellStart"/>
+      <w:r>
+        <w:rPr>
+          <w:b/>
+          <w:bCs/>
+          <w:sz w:val="28"/>
+          <w:szCs w:val="28"/>
+        </w:rPr>
+        <w:t>sign</w:t>
+      </w:r>
+      <w:proofErr w:type="spellEnd"/>
+      <w:r>
+        <w:rPr>
+          <w:b/>
+          <w:bCs/>
+          <w:sz w:val="28"/>
+          <w:szCs w:val="28"/>
+        </w:rPr>
+        <w:t xml:space="preserve">-in </w:t>
+      </w:r>
+      <w:r>
+        <w:rPr>
+          <w:b/>
+          <w:bCs/>
+          <w:sz w:val="28"/>
+          <w:szCs w:val="28"/>
+        </w:rPr>
+        <w:t xml:space="preserve">ou a </w:t>
+      </w:r>
+      <w:proofErr w:type="spellStart"/>
+      <w:r>
+        <w:rPr>
+          <w:b/>
+          <w:bCs/>
+          <w:sz w:val="28"/>
+          <w:szCs w:val="28"/>
+        </w:rPr>
+        <w:t>class</w:t>
+      </w:r>
+      <w:proofErr w:type="spellEnd"/>
+      <w:r>
+        <w:rPr>
+          <w:b/>
+          <w:bCs/>
+          <w:sz w:val="28"/>
+          <w:szCs w:val="28"/>
+        </w:rPr>
+        <w:t xml:space="preserve"> “</w:t>
+      </w:r>
+      <w:proofErr w:type="spellStart"/>
+      <w:r>
+        <w:rPr>
+          <w:b/>
+          <w:bCs/>
+          <w:sz w:val="28"/>
+          <w:szCs w:val="28"/>
+        </w:rPr>
+        <w:t>sign-up-js</w:t>
+      </w:r>
+      <w:proofErr w:type="spellEnd"/>
+      <w:r>
+        <w:rPr>
+          <w:b/>
+          <w:bCs/>
+          <w:sz w:val="28"/>
+          <w:szCs w:val="28"/>
+        </w:rPr>
+        <w:t>”</w:t>
+      </w:r>
+      <w:r>
+        <w:rPr>
+          <w:b/>
+          <w:bCs/>
+          <w:sz w:val="28"/>
+          <w:szCs w:val="28"/>
+        </w:rPr>
+        <w:t xml:space="preserve"> para o click no botão </w:t>
+      </w:r>
+      <w:proofErr w:type="spellStart"/>
+      <w:r>
+        <w:rPr>
+          <w:b/>
+          <w:bCs/>
+          <w:sz w:val="28"/>
+          <w:szCs w:val="28"/>
+        </w:rPr>
+        <w:t>sign-up</w:t>
+      </w:r>
+      <w:proofErr w:type="spellEnd"/>
+    </w:p>
+    <w:p>
+      <w:pPr>
+        <w:rPr>
+          <w:b/>
+          <w:bCs/>
+          <w:sz w:val="28"/>
+          <w:szCs w:val="28"/>
+        </w:rPr>
+      </w:pPr>
+      <w:r>
+        <w:rPr>
+          <w:b/>
+          <w:bCs/>
+          <w:noProof/>
+          <w:sz w:val="28"/>
+          <w:szCs w:val="28"/>
+        </w:rPr>
+        <w:drawing>
+          <wp:inline distT="0" distB="0" distL="0" distR="0" wp14:anchorId="4D7FCEAF" wp14:editId="3B28F5DA">
+            <wp:extent cx="5992061" cy="3410426"/>
+            <wp:effectExtent l="0" t="0" r="8890" b="0"/>
+            <wp:docPr id="37" name="Imagem 37"/>
+            <wp:cNvGraphicFramePr>
+              <a:graphicFrameLocks xmlns:a="http://schemas.openxmlformats.org/drawingml/2006/main" noChangeAspect="1"/>
+            </wp:cNvGraphicFramePr>
+            <a:graphic xmlns:a="http://schemas.openxmlformats.org/drawingml/2006/main">
+              <a:graphicData uri="http://schemas.openxmlformats.org/drawingml/2006/picture">
+                <pic:pic xmlns:pic="http://schemas.openxmlformats.org/drawingml/2006/picture">
+                  <pic:nvPicPr>
+                    <pic:cNvPr id="1" name=""/>
+                    <pic:cNvPicPr/>
+                  </pic:nvPicPr>
+                  <pic:blipFill>
+                    <a:blip r:embed="rId41"/>
+                    <a:stretch>
+                      <a:fillRect/>
+                    </a:stretch>
+                  </pic:blipFill>
+                  <pic:spPr>
+                    <a:xfrm>
+                      <a:off x="0" y="0"/>
+                      <a:ext cx="5992061" cy="3410426"/>
+                    </a:xfrm>
+                    <a:prstGeom prst="rect">
+                      <a:avLst/>
+                    </a:prstGeom>
+                  </pic:spPr>
+                </pic:pic>
+              </a:graphicData>
+            </a:graphic>
+          </wp:inline>
+        </w:drawing>
+      </w:r>
+    </w:p>
+    <w:p>
+      <w:pPr>
+        <w:rPr>
+          <w:b/>
+          <w:bCs/>
+          <w:sz w:val="28"/>
+          <w:szCs w:val="28"/>
+        </w:rPr>
+      </w:pPr>
+    </w:p>
+    <w:p>
+      <w:pPr>
+        <w:rPr>
+          <w:b/>
+          <w:bCs/>
+          <w:sz w:val="28"/>
+          <w:szCs w:val="28"/>
+        </w:rPr>
+      </w:pPr>
+      <w:r>
+        <w:rPr>
+          <w:b/>
+          <w:bCs/>
+          <w:sz w:val="28"/>
+          <w:szCs w:val="28"/>
+        </w:rPr>
+        <w:t>Iniciando as animações</w:t>
+      </w:r>
+      <w:r>
+        <w:rPr>
+          <w:b/>
+          <w:bCs/>
+          <w:sz w:val="28"/>
+          <w:szCs w:val="28"/>
+        </w:rPr>
+        <w:t xml:space="preserve"> </w:t>
+      </w:r>
+      <w:r>
+        <w:rPr>
+          <w:b/>
+          <w:bCs/>
+          <w:sz w:val="28"/>
+          <w:szCs w:val="28"/>
+        </w:rPr>
+        <w:t xml:space="preserve">-  </w:t>
+      </w:r>
+    </w:p>
+    <w:p>
+      <w:pPr>
+        <w:rPr>
+          <w:sz w:val="28"/>
+          <w:szCs w:val="28"/>
+        </w:rPr>
+      </w:pPr>
+    </w:p>
+    <w:p>
+      <w:pPr>
+        <w:rPr>
+          <w:sz w:val="28"/>
+          <w:szCs w:val="28"/>
+        </w:rPr>
+      </w:pPr>
+    </w:p>
+    <w:p>
+      <w:pPr>
+        <w:rPr>
+          <w:sz w:val="28"/>
+          <w:szCs w:val="28"/>
+        </w:rPr>
+      </w:pPr>
     </w:p>
     <w:sectPr>
-      <w:headerReference w:type="even" r:id="rId31"/>
-      <w:headerReference w:type="default" r:id="rId32"/>
-      <w:footerReference w:type="even" r:id="rId33"/>
-      <w:footerReference w:type="default" r:id="rId34"/>
-      <w:headerReference w:type="first" r:id="rId35"/>
-      <w:footerReference w:type="first" r:id="rId36"/>
       <w:pgSz w:w="11906" w:h="16838"/>
       <w:pgMar w:top="1417" w:right="1701" w:bottom="1417" w:left="1701" w:header="708" w:footer="708" w:gutter="0"/>
       <w:cols w:space="708"/>
@@ -17685,36 +21097,6 @@
 </w:endnotes>
 </file>
 
-<file path=word/footer1.xml><?xml version="1.0" encoding="utf-8"?>
-<w:ftr xmlns:wpc="http://schemas.microsoft.com/office/word/2010/wordprocessingCanvas" xmlns:cx="http://schemas.microsoft.com/office/drawing/2014/chartex" xmlns:cx1="http://schemas.microsoft.com/office/drawing/2015/9/8/chartex" xmlns:cx2="http://schemas.microsoft.com/office/drawing/2015/10/21/chartex" xmlns:cx3="http://schemas.microsoft.com/office/drawing/2016/5/9/chartex" xmlns:cx4="http://schemas.microsoft.com/office/drawing/2016/5/10/chartex" xmlns:cx5="http://schemas.microsoft.com/office/drawing/2016/5/11/chartex" xmlns:cx6="http://schemas.microsoft.com/office/drawing/2016/5/12/chartex" xmlns:cx7="http://schemas.microsoft.com/office/drawing/2016/5/13/chartex" xmlns:cx8="http://schemas.microsoft.com/office/drawing/2016/5/14/chartex" xmlns:mc="http://schemas.openxmlformats.org/markup-compatibility/2006" xmlns:aink="http://schemas.microsoft.com/office/drawing/2016/ink" xmlns:am3d="http://schemas.microsoft.com/office/drawing/2017/model3d" xmlns:o="urn:schemas-microsoft-com:office:office" xmlns:r="http://schemas.openxmlformats.org/officeDocument/2006/relationships" xmlns:m="http://schemas.openxmlformats.org/officeDocument/2006/math" xmlns:v="urn:schemas-microsoft-com:vml" xmlns:wp14="http://schemas.microsoft.com/office/word/2010/wordprocessingDrawing" xmlns:wp="http://schemas.openxmlformats.org/drawingml/2006/wordprocessingDrawing" xmlns:w10="urn:schemas-microsoft-com:office:word" xmlns:w="http://schemas.openxmlformats.org/wordprocessingml/2006/main" xmlns:w14="http://schemas.microsoft.com/office/word/2010/wordml" xmlns:w15="http://schemas.microsoft.com/office/word/2012/wordml" xmlns:w16cex="http://schemas.microsoft.com/office/word/2018/wordml/cex" xmlns:w16cid="http://schemas.microsoft.com/office/word/2016/wordml/cid" xmlns:w16="http://schemas.microsoft.com/office/word/2018/wordml" xmlns:w16sdtdh="http://schemas.microsoft.com/office/word/2020/wordml/sdtdatahash" xmlns:w16se="http://schemas.microsoft.com/office/word/2015/wordml/symex" xmlns:wpg="http://schemas.microsoft.com/office/word/2010/wordprocessingGroup" xmlns:wpi="http://schemas.microsoft.com/office/word/2010/wordprocessingInk" xmlns:wne="http://schemas.microsoft.com/office/word/2006/wordml" xmlns:wps="http://schemas.microsoft.com/office/word/2010/wordprocessingShape" mc:Ignorable="w14 w15 w16se w16cid w16 w16cex w16sdtdh wp14">
-  <w:p>
-    <w:pPr>
-      <w:pStyle w:val="Rodap"/>
-    </w:pPr>
-  </w:p>
-</w:ftr>
-</file>
-
-<file path=word/footer2.xml><?xml version="1.0" encoding="utf-8"?>
-<w:ftr xmlns:wpc="http://schemas.microsoft.com/office/word/2010/wordprocessingCanvas" xmlns:cx="http://schemas.microsoft.com/office/drawing/2014/chartex" xmlns:cx1="http://schemas.microsoft.com/office/drawing/2015/9/8/chartex" xmlns:cx2="http://schemas.microsoft.com/office/drawing/2015/10/21/chartex" xmlns:cx3="http://schemas.microsoft.com/office/drawing/2016/5/9/chartex" xmlns:cx4="http://schemas.microsoft.com/office/drawing/2016/5/10/chartex" xmlns:cx5="http://schemas.microsoft.com/office/drawing/2016/5/11/chartex" xmlns:cx6="http://schemas.microsoft.com/office/drawing/2016/5/12/chartex" xmlns:cx7="http://schemas.microsoft.com/office/drawing/2016/5/13/chartex" xmlns:cx8="http://schemas.microsoft.com/office/drawing/2016/5/14/chartex" xmlns:mc="http://schemas.openxmlformats.org/markup-compatibility/2006" xmlns:aink="http://schemas.microsoft.com/office/drawing/2016/ink" xmlns:am3d="http://schemas.microsoft.com/office/drawing/2017/model3d" xmlns:o="urn:schemas-microsoft-com:office:office" xmlns:r="http://schemas.openxmlformats.org/officeDocument/2006/relationships" xmlns:m="http://schemas.openxmlformats.org/officeDocument/2006/math" xmlns:v="urn:schemas-microsoft-com:vml" xmlns:wp14="http://schemas.microsoft.com/office/word/2010/wordprocessingDrawing" xmlns:wp="http://schemas.openxmlformats.org/drawingml/2006/wordprocessingDrawing" xmlns:w10="urn:schemas-microsoft-com:office:word" xmlns:w="http://schemas.openxmlformats.org/wordprocessingml/2006/main" xmlns:w14="http://schemas.microsoft.com/office/word/2010/wordml" xmlns:w15="http://schemas.microsoft.com/office/word/2012/wordml" xmlns:w16cex="http://schemas.microsoft.com/office/word/2018/wordml/cex" xmlns:w16cid="http://schemas.microsoft.com/office/word/2016/wordml/cid" xmlns:w16="http://schemas.microsoft.com/office/word/2018/wordml" xmlns:w16sdtdh="http://schemas.microsoft.com/office/word/2020/wordml/sdtdatahash" xmlns:w16se="http://schemas.microsoft.com/office/word/2015/wordml/symex" xmlns:wpg="http://schemas.microsoft.com/office/word/2010/wordprocessingGroup" xmlns:wpi="http://schemas.microsoft.com/office/word/2010/wordprocessingInk" xmlns:wne="http://schemas.microsoft.com/office/word/2006/wordml" xmlns:wps="http://schemas.microsoft.com/office/word/2010/wordprocessingShape" mc:Ignorable="w14 w15 w16se w16cid w16 w16cex w16sdtdh wp14">
-  <w:p>
-    <w:pPr>
-      <w:pStyle w:val="Rodap"/>
-    </w:pPr>
-  </w:p>
-</w:ftr>
-</file>
-
-<file path=word/footer3.xml><?xml version="1.0" encoding="utf-8"?>
-<w:ftr xmlns:wpc="http://schemas.microsoft.com/office/word/2010/wordprocessingCanvas" xmlns:cx="http://schemas.microsoft.com/office/drawing/2014/chartex" xmlns:cx1="http://schemas.microsoft.com/office/drawing/2015/9/8/chartex" xmlns:cx2="http://schemas.microsoft.com/office/drawing/2015/10/21/chartex" xmlns:cx3="http://schemas.microsoft.com/office/drawing/2016/5/9/chartex" xmlns:cx4="http://schemas.microsoft.com/office/drawing/2016/5/10/chartex" xmlns:cx5="http://schemas.microsoft.com/office/drawing/2016/5/11/chartex" xmlns:cx6="http://schemas.microsoft.com/office/drawing/2016/5/12/chartex" xmlns:cx7="http://schemas.microsoft.com/office/drawing/2016/5/13/chartex" xmlns:cx8="http://schemas.microsoft.com/office/drawing/2016/5/14/chartex" xmlns:mc="http://schemas.openxmlformats.org/markup-compatibility/2006" xmlns:aink="http://schemas.microsoft.com/office/drawing/2016/ink" xmlns:am3d="http://schemas.microsoft.com/office/drawing/2017/model3d" xmlns:o="urn:schemas-microsoft-com:office:office" xmlns:r="http://schemas.openxmlformats.org/officeDocument/2006/relationships" xmlns:m="http://schemas.openxmlformats.org/officeDocument/2006/math" xmlns:v="urn:schemas-microsoft-com:vml" xmlns:wp14="http://schemas.microsoft.com/office/word/2010/wordprocessingDrawing" xmlns:wp="http://schemas.openxmlformats.org/drawingml/2006/wordprocessingDrawing" xmlns:w10="urn:schemas-microsoft-com:office:word" xmlns:w="http://schemas.openxmlformats.org/wordprocessingml/2006/main" xmlns:w14="http://schemas.microsoft.com/office/word/2010/wordml" xmlns:w15="http://schemas.microsoft.com/office/word/2012/wordml" xmlns:w16cex="http://schemas.microsoft.com/office/word/2018/wordml/cex" xmlns:w16cid="http://schemas.microsoft.com/office/word/2016/wordml/cid" xmlns:w16="http://schemas.microsoft.com/office/word/2018/wordml" xmlns:w16sdtdh="http://schemas.microsoft.com/office/word/2020/wordml/sdtdatahash" xmlns:w16se="http://schemas.microsoft.com/office/word/2015/wordml/symex" xmlns:wpg="http://schemas.microsoft.com/office/word/2010/wordprocessingGroup" xmlns:wpi="http://schemas.microsoft.com/office/word/2010/wordprocessingInk" xmlns:wne="http://schemas.microsoft.com/office/word/2006/wordml" xmlns:wps="http://schemas.microsoft.com/office/word/2010/wordprocessingShape" mc:Ignorable="w14 w15 w16se w16cid w16 w16cex w16sdtdh wp14">
-  <w:p>
-    <w:pPr>
-      <w:pStyle w:val="Rodap"/>
-    </w:pPr>
-  </w:p>
-</w:ftr>
-</file>
-
 <file path=word/footnotes.xml><?xml version="1.0" encoding="utf-8"?>
 <w:footnotes xmlns:wpc="http://schemas.microsoft.com/office/word/2010/wordprocessingCanvas" xmlns:cx="http://schemas.microsoft.com/office/drawing/2014/chartex" xmlns:cx1="http://schemas.microsoft.com/office/drawing/2015/9/8/chartex" xmlns:cx2="http://schemas.microsoft.com/office/drawing/2015/10/21/chartex" xmlns:cx3="http://schemas.microsoft.com/office/drawing/2016/5/9/chartex" xmlns:cx4="http://schemas.microsoft.com/office/drawing/2016/5/10/chartex" xmlns:cx5="http://schemas.microsoft.com/office/drawing/2016/5/11/chartex" xmlns:cx6="http://schemas.microsoft.com/office/drawing/2016/5/12/chartex" xmlns:cx7="http://schemas.microsoft.com/office/drawing/2016/5/13/chartex" xmlns:cx8="http://schemas.microsoft.com/office/drawing/2016/5/14/chartex" xmlns:mc="http://schemas.openxmlformats.org/markup-compatibility/2006" xmlns:aink="http://schemas.microsoft.com/office/drawing/2016/ink" xmlns:am3d="http://schemas.microsoft.com/office/drawing/2017/model3d" xmlns:o="urn:schemas-microsoft-com:office:office" xmlns:r="http://schemas.openxmlformats.org/officeDocument/2006/relationships" xmlns:m="http://schemas.openxmlformats.org/officeDocument/2006/math" xmlns:v="urn:schemas-microsoft-com:vml" xmlns:wp14="http://schemas.microsoft.com/office/word/2010/wordprocessingDrawing" xmlns:wp="http://schemas.openxmlformats.org/drawingml/2006/wordprocessingDrawing" xmlns:w10="urn:schemas-microsoft-com:office:word" xmlns:w="http://schemas.openxmlformats.org/wordprocessingml/2006/main" xmlns:w14="http://schemas.microsoft.com/office/word/2010/wordml" xmlns:w15="http://schemas.microsoft.com/office/word/2012/wordml" xmlns:w16cex="http://schemas.microsoft.com/office/word/2018/wordml/cex" xmlns:w16cid="http://schemas.microsoft.com/office/word/2016/wordml/cid" xmlns:w16="http://schemas.microsoft.com/office/word/2018/wordml" xmlns:w16sdtdh="http://schemas.microsoft.com/office/word/2020/wordml/sdtdatahash" xmlns:w16se="http://schemas.microsoft.com/office/word/2015/wordml/symex" xmlns:wpg="http://schemas.microsoft.com/office/word/2010/wordprocessingGroup" xmlns:wpi="http://schemas.microsoft.com/office/word/2010/wordprocessingInk" xmlns:wne="http://schemas.microsoft.com/office/word/2006/wordml" xmlns:wps="http://schemas.microsoft.com/office/word/2010/wordprocessingShape" mc:Ignorable="w14 w15 w16se w16cid w16 w16cex w16sdtdh wp14">
   <w:footnote w:type="separator" w:id="-1">
@@ -17738,36 +21120,6 @@
     </w:p>
   </w:footnote>
 </w:footnotes>
-</file>
-
-<file path=word/header1.xml><?xml version="1.0" encoding="utf-8"?>
-<w:hdr xmlns:wpc="http://schemas.microsoft.com/office/word/2010/wordprocessingCanvas" xmlns:cx="http://schemas.microsoft.com/office/drawing/2014/chartex" xmlns:cx1="http://schemas.microsoft.com/office/drawing/2015/9/8/chartex" xmlns:cx2="http://schemas.microsoft.com/office/drawing/2015/10/21/chartex" xmlns:cx3="http://schemas.microsoft.com/office/drawing/2016/5/9/chartex" xmlns:cx4="http://schemas.microsoft.com/office/drawing/2016/5/10/chartex" xmlns:cx5="http://schemas.microsoft.com/office/drawing/2016/5/11/chartex" xmlns:cx6="http://schemas.microsoft.com/office/drawing/2016/5/12/chartex" xmlns:cx7="http://schemas.microsoft.com/office/drawing/2016/5/13/chartex" xmlns:cx8="http://schemas.microsoft.com/office/drawing/2016/5/14/chartex" xmlns:mc="http://schemas.openxmlformats.org/markup-compatibility/2006" xmlns:aink="http://schemas.microsoft.com/office/drawing/2016/ink" xmlns:am3d="http://schemas.microsoft.com/office/drawing/2017/model3d" xmlns:o="urn:schemas-microsoft-com:office:office" xmlns:r="http://schemas.openxmlformats.org/officeDocument/2006/relationships" xmlns:m="http://schemas.openxmlformats.org/officeDocument/2006/math" xmlns:v="urn:schemas-microsoft-com:vml" xmlns:wp14="http://schemas.microsoft.com/office/word/2010/wordprocessingDrawing" xmlns:wp="http://schemas.openxmlformats.org/drawingml/2006/wordprocessingDrawing" xmlns:w10="urn:schemas-microsoft-com:office:word" xmlns:w="http://schemas.openxmlformats.org/wordprocessingml/2006/main" xmlns:w14="http://schemas.microsoft.com/office/word/2010/wordml" xmlns:w15="http://schemas.microsoft.com/office/word/2012/wordml" xmlns:w16cex="http://schemas.microsoft.com/office/word/2018/wordml/cex" xmlns:w16cid="http://schemas.microsoft.com/office/word/2016/wordml/cid" xmlns:w16="http://schemas.microsoft.com/office/word/2018/wordml" xmlns:w16sdtdh="http://schemas.microsoft.com/office/word/2020/wordml/sdtdatahash" xmlns:w16se="http://schemas.microsoft.com/office/word/2015/wordml/symex" xmlns:wpg="http://schemas.microsoft.com/office/word/2010/wordprocessingGroup" xmlns:wpi="http://schemas.microsoft.com/office/word/2010/wordprocessingInk" xmlns:wne="http://schemas.microsoft.com/office/word/2006/wordml" xmlns:wps="http://schemas.microsoft.com/office/word/2010/wordprocessingShape" mc:Ignorable="w14 w15 w16se w16cid w16 w16cex w16sdtdh wp14">
-  <w:p>
-    <w:pPr>
-      <w:pStyle w:val="Cabealho"/>
-    </w:pPr>
-  </w:p>
-</w:hdr>
-</file>
-
-<file path=word/header2.xml><?xml version="1.0" encoding="utf-8"?>
-<w:hdr xmlns:wpc="http://schemas.microsoft.com/office/word/2010/wordprocessingCanvas" xmlns:cx="http://schemas.microsoft.com/office/drawing/2014/chartex" xmlns:cx1="http://schemas.microsoft.com/office/drawing/2015/9/8/chartex" xmlns:cx2="http://schemas.microsoft.com/office/drawing/2015/10/21/chartex" xmlns:cx3="http://schemas.microsoft.com/office/drawing/2016/5/9/chartex" xmlns:cx4="http://schemas.microsoft.com/office/drawing/2016/5/10/chartex" xmlns:cx5="http://schemas.microsoft.com/office/drawing/2016/5/11/chartex" xmlns:cx6="http://schemas.microsoft.com/office/drawing/2016/5/12/chartex" xmlns:cx7="http://schemas.microsoft.com/office/drawing/2016/5/13/chartex" xmlns:cx8="http://schemas.microsoft.com/office/drawing/2016/5/14/chartex" xmlns:mc="http://schemas.openxmlformats.org/markup-compatibility/2006" xmlns:aink="http://schemas.microsoft.com/office/drawing/2016/ink" xmlns:am3d="http://schemas.microsoft.com/office/drawing/2017/model3d" xmlns:o="urn:schemas-microsoft-com:office:office" xmlns:r="http://schemas.openxmlformats.org/officeDocument/2006/relationships" xmlns:m="http://schemas.openxmlformats.org/officeDocument/2006/math" xmlns:v="urn:schemas-microsoft-com:vml" xmlns:wp14="http://schemas.microsoft.com/office/word/2010/wordprocessingDrawing" xmlns:wp="http://schemas.openxmlformats.org/drawingml/2006/wordprocessingDrawing" xmlns:w10="urn:schemas-microsoft-com:office:word" xmlns:w="http://schemas.openxmlformats.org/wordprocessingml/2006/main" xmlns:w14="http://schemas.microsoft.com/office/word/2010/wordml" xmlns:w15="http://schemas.microsoft.com/office/word/2012/wordml" xmlns:w16cex="http://schemas.microsoft.com/office/word/2018/wordml/cex" xmlns:w16cid="http://schemas.microsoft.com/office/word/2016/wordml/cid" xmlns:w16="http://schemas.microsoft.com/office/word/2018/wordml" xmlns:w16sdtdh="http://schemas.microsoft.com/office/word/2020/wordml/sdtdatahash" xmlns:w16se="http://schemas.microsoft.com/office/word/2015/wordml/symex" xmlns:wpg="http://schemas.microsoft.com/office/word/2010/wordprocessingGroup" xmlns:wpi="http://schemas.microsoft.com/office/word/2010/wordprocessingInk" xmlns:wne="http://schemas.microsoft.com/office/word/2006/wordml" xmlns:wps="http://schemas.microsoft.com/office/word/2010/wordprocessingShape" mc:Ignorable="w14 w15 w16se w16cid w16 w16cex w16sdtdh wp14">
-  <w:p>
-    <w:pPr>
-      <w:pStyle w:val="Cabealho"/>
-    </w:pPr>
-  </w:p>
-</w:hdr>
-</file>
-
-<file path=word/header3.xml><?xml version="1.0" encoding="utf-8"?>
-<w:hdr xmlns:wpc="http://schemas.microsoft.com/office/word/2010/wordprocessingCanvas" xmlns:cx="http://schemas.microsoft.com/office/drawing/2014/chartex" xmlns:cx1="http://schemas.microsoft.com/office/drawing/2015/9/8/chartex" xmlns:cx2="http://schemas.microsoft.com/office/drawing/2015/10/21/chartex" xmlns:cx3="http://schemas.microsoft.com/office/drawing/2016/5/9/chartex" xmlns:cx4="http://schemas.microsoft.com/office/drawing/2016/5/10/chartex" xmlns:cx5="http://schemas.microsoft.com/office/drawing/2016/5/11/chartex" xmlns:cx6="http://schemas.microsoft.com/office/drawing/2016/5/12/chartex" xmlns:cx7="http://schemas.microsoft.com/office/drawing/2016/5/13/chartex" xmlns:cx8="http://schemas.microsoft.com/office/drawing/2016/5/14/chartex" xmlns:mc="http://schemas.openxmlformats.org/markup-compatibility/2006" xmlns:aink="http://schemas.microsoft.com/office/drawing/2016/ink" xmlns:am3d="http://schemas.microsoft.com/office/drawing/2017/model3d" xmlns:o="urn:schemas-microsoft-com:office:office" xmlns:r="http://schemas.openxmlformats.org/officeDocument/2006/relationships" xmlns:m="http://schemas.openxmlformats.org/officeDocument/2006/math" xmlns:v="urn:schemas-microsoft-com:vml" xmlns:wp14="http://schemas.microsoft.com/office/word/2010/wordprocessingDrawing" xmlns:wp="http://schemas.openxmlformats.org/drawingml/2006/wordprocessingDrawing" xmlns:w10="urn:schemas-microsoft-com:office:word" xmlns:w="http://schemas.openxmlformats.org/wordprocessingml/2006/main" xmlns:w14="http://schemas.microsoft.com/office/word/2010/wordml" xmlns:w15="http://schemas.microsoft.com/office/word/2012/wordml" xmlns:w16cex="http://schemas.microsoft.com/office/word/2018/wordml/cex" xmlns:w16cid="http://schemas.microsoft.com/office/word/2016/wordml/cid" xmlns:w16="http://schemas.microsoft.com/office/word/2018/wordml" xmlns:w16sdtdh="http://schemas.microsoft.com/office/word/2020/wordml/sdtdatahash" xmlns:w16se="http://schemas.microsoft.com/office/word/2015/wordml/symex" xmlns:wpg="http://schemas.microsoft.com/office/word/2010/wordprocessingGroup" xmlns:wpi="http://schemas.microsoft.com/office/word/2010/wordprocessingInk" xmlns:wne="http://schemas.microsoft.com/office/word/2006/wordml" xmlns:wps="http://schemas.microsoft.com/office/word/2010/wordprocessingShape" mc:Ignorable="w14 w15 w16se w16cid w16 w16cex w16sdtdh wp14">
-  <w:p>
-    <w:pPr>
-      <w:pStyle w:val="Cabealho"/>
-    </w:pPr>
-  </w:p>
-</w:hdr>
 </file>
 
 <file path=word/numbering.xml><?xml version="1.0" encoding="utf-8"?>
@@ -18477,6 +21829,7 @@
   <w:style w:type="paragraph" w:default="1" w:styleId="Normal">
     <w:name w:val="Normal"/>
     <w:qFormat/>
+    <w:rsid w:val="005758B2"/>
   </w:style>
   <w:style w:type="paragraph" w:styleId="Ttulo2">
     <w:name w:val="heading 2"/>

--- a/Login responsivo/Projeto login interativo.docx
+++ b/Login responsivo/Projeto login interativo.docx
@@ -116,13 +116,23 @@
     </w:p>
     <w:p/>
     <w:p>
-      <w:r>
-        <w:t xml:space="preserve">.Começamos criando o container, ou seja, o corpo onde será colocado os conteúdos. </w:t>
-      </w:r>
-    </w:p>
-    <w:p>
-      <w:r>
-        <w:t xml:space="preserve">.Para criar uma </w:t>
+      <w:proofErr w:type="gramStart"/>
+      <w:r>
+        <w:t>.Começamos</w:t>
+      </w:r>
+      <w:proofErr w:type="gramEnd"/>
+      <w:r>
+        <w:t xml:space="preserve"> criando o container, ou seja, o corpo onde será colocado os conteúdos. </w:t>
+      </w:r>
+    </w:p>
+    <w:p>
+      <w:proofErr w:type="gramStart"/>
+      <w:r>
+        <w:t>.Para</w:t>
+      </w:r>
+      <w:proofErr w:type="gramEnd"/>
+      <w:r>
+        <w:t xml:space="preserve"> criar uma </w:t>
       </w:r>
       <w:proofErr w:type="spellStart"/>
       <w:r>
@@ -134,8 +144,13 @@
       </w:r>
     </w:p>
     <w:p>
-      <w:r>
-        <w:t xml:space="preserve">.(nome da classe) + </w:t>
+      <w:proofErr w:type="gramStart"/>
+      <w:r>
+        <w:t>.(</w:t>
+      </w:r>
+      <w:proofErr w:type="gramEnd"/>
+      <w:r>
+        <w:t xml:space="preserve">nome da classe) + </w:t>
       </w:r>
       <w:proofErr w:type="spellStart"/>
       <w:r>
@@ -143,7 +158,15 @@
       </w:r>
       <w:proofErr w:type="spellEnd"/>
       <w:r>
-        <w:t xml:space="preserve">.  Ou .(nome da classe) + . (mais um nome) </w:t>
+        <w:t xml:space="preserve">.  </w:t>
+      </w:r>
+      <w:proofErr w:type="gramStart"/>
+      <w:r>
+        <w:t>Ou .</w:t>
+      </w:r>
+      <w:proofErr w:type="gramEnd"/>
+      <w:r>
+        <w:t xml:space="preserve">(nome da classe) + . (mais um nome) </w:t>
       </w:r>
     </w:p>
     <w:p>
@@ -265,6 +288,7 @@
           <w:lang w:val="en-US"/>
         </w:rPr>
       </w:pPr>
+      <w:proofErr w:type="gramStart"/>
       <w:r>
         <w:rPr>
           <w:lang w:val="en-US"/>
@@ -276,7 +300,14 @@
         <w:rPr>
           <w:lang w:val="en-US"/>
         </w:rPr>
-        <w:t>content.first</w:t>
+        <w:t>content</w:t>
+      </w:r>
+      <w:proofErr w:type="gramEnd"/>
+      <w:r>
+        <w:rPr>
+          <w:lang w:val="en-US"/>
+        </w:rPr>
+        <w:t>.first</w:t>
       </w:r>
       <w:proofErr w:type="spellEnd"/>
       <w:r>
@@ -501,10 +532,12 @@
     </w:p>
     <w:p>
       <w:proofErr w:type="spellStart"/>
+      <w:proofErr w:type="gramStart"/>
       <w:r>
         <w:t>p.description</w:t>
       </w:r>
       <w:proofErr w:type="spellEnd"/>
+      <w:proofErr w:type="gramEnd"/>
       <w:r>
         <w:t xml:space="preserve"> (pelo que entendi caso haja um ponto no </w:t>
       </w:r>
@@ -604,7 +637,15 @@
     </w:p>
     <w:p>
       <w:r>
-        <w:t xml:space="preserve">para os links : Toda vez que for fazer uma lista, é preciso colocá-la dentro de uma </w:t>
+        <w:t xml:space="preserve">para os </w:t>
+      </w:r>
+      <w:proofErr w:type="gramStart"/>
+      <w:r>
+        <w:t>links :</w:t>
+      </w:r>
+      <w:proofErr w:type="gramEnd"/>
+      <w:r>
+        <w:t xml:space="preserve"> Toda vez que for fazer uma lista, é preciso colocá-la dentro de uma </w:t>
       </w:r>
       <w:proofErr w:type="spellStart"/>
       <w:r>
@@ -793,12 +834,17 @@
         <w:t>“</w:t>
       </w:r>
       <w:proofErr w:type="spellStart"/>
+      <w:proofErr w:type="gramStart"/>
       <w:r>
         <w:t>form</w:t>
       </w:r>
       <w:proofErr w:type="spellEnd"/>
       <w:r>
-        <w:t xml:space="preserve">”  (OBS: remove o </w:t>
+        <w:t>”  (</w:t>
+      </w:r>
+      <w:proofErr w:type="gramEnd"/>
+      <w:r>
+        <w:t xml:space="preserve">OBS: remove o </w:t>
       </w:r>
       <w:proofErr w:type="spellStart"/>
       <w:r>
@@ -841,13 +887,18 @@
       </w:r>
       <w:proofErr w:type="spellEnd"/>
       <w:r>
-        <w:t xml:space="preserve"> = “ </w:t>
+        <w:t xml:space="preserve"> = </w:t>
+      </w:r>
+      <w:proofErr w:type="gramStart"/>
+      <w:r>
+        <w:t xml:space="preserve">“ </w:t>
       </w:r>
       <w:proofErr w:type="spellStart"/>
       <w:r>
         <w:t>form</w:t>
       </w:r>
       <w:proofErr w:type="spellEnd"/>
+      <w:proofErr w:type="gramEnd"/>
       <w:r>
         <w:t>“&gt;</w:t>
       </w:r>
@@ -993,9 +1044,11 @@
         <w:t>title</w:t>
       </w:r>
       <w:proofErr w:type="spellEnd"/>
+      <w:proofErr w:type="gramStart"/>
       <w:r>
         <w:t>&gt;  :</w:t>
       </w:r>
+      <w:proofErr w:type="gramEnd"/>
     </w:p>
     <w:p>
       <w:r>
@@ -1010,6 +1063,7 @@
         <w:t xml:space="preserve"> (vai criar uma </w:t>
       </w:r>
       <w:proofErr w:type="spellStart"/>
+      <w:proofErr w:type="gramStart"/>
       <w:r>
         <w:t>tag</w:t>
       </w:r>
@@ -1017,6 +1071,7 @@
       <w:r>
         <w:t xml:space="preserve"> )</w:t>
       </w:r>
+      <w:proofErr w:type="gramEnd"/>
     </w:p>
     <w:p>
       <w:r>
@@ -1360,7 +1415,15 @@
         <w:t xml:space="preserve">o container “pai” os conteúdos serão centralizados </w:t>
       </w:r>
       <w:r>
-        <w:t xml:space="preserve">no display, ou seja </w:t>
+        <w:t xml:space="preserve">no display, </w:t>
+      </w:r>
+      <w:proofErr w:type="gramStart"/>
+      <w:r>
+        <w:t>ou seja</w:t>
+      </w:r>
+      <w:proofErr w:type="gramEnd"/>
+      <w:r>
+        <w:t xml:space="preserve"> </w:t>
       </w:r>
       <w:r>
         <w:rPr>
@@ -1789,6 +1852,7 @@
           <w:bCs/>
         </w:rPr>
       </w:pPr>
+      <w:proofErr w:type="gramStart"/>
       <w:r>
         <w:rPr>
           <w:b/>
@@ -1797,7 +1861,11 @@
         <w:t>.</w:t>
       </w:r>
       <w:r>
-        <w:t xml:space="preserve">Adicionando </w:t>
+        <w:t>Adicionando</w:t>
+      </w:r>
+      <w:proofErr w:type="gramEnd"/>
+      <w:r>
+        <w:t xml:space="preserve"> </w:t>
       </w:r>
       <w:r>
         <w:rPr>
@@ -1894,7 +1962,15 @@
         <w:t>*</w:t>
       </w:r>
       <w:r>
-        <w:t xml:space="preserve"> { } fará com que tudo no </w:t>
+        <w:t xml:space="preserve"> </w:t>
+      </w:r>
+      <w:proofErr w:type="gramStart"/>
+      <w:r>
+        <w:t>{ }</w:t>
+      </w:r>
+      <w:proofErr w:type="gramEnd"/>
+      <w:r>
+        <w:t xml:space="preserve"> fará com que tudo no </w:t>
       </w:r>
       <w:proofErr w:type="spellStart"/>
       <w:r>
@@ -1977,12 +2053,21 @@
     </w:p>
     <w:p/>
     <w:p>
-      <w:r>
-        <w:rPr>
-          <w:b/>
-          <w:bCs/>
-        </w:rPr>
-        <w:t xml:space="preserve">.Sobrepondo uma </w:t>
+      <w:proofErr w:type="gramStart"/>
+      <w:r>
+        <w:rPr>
+          <w:b/>
+          <w:bCs/>
+        </w:rPr>
+        <w:t>.Sobrepondo</w:t>
+      </w:r>
+      <w:proofErr w:type="gramEnd"/>
+      <w:r>
+        <w:rPr>
+          <w:b/>
+          <w:bCs/>
+        </w:rPr>
+        <w:t xml:space="preserve"> uma </w:t>
       </w:r>
       <w:proofErr w:type="spellStart"/>
       <w:r>
@@ -2338,8 +2423,13 @@
       </w:r>
     </w:p>
     <w:p>
-      <w:r>
-        <w:t>.Nesse mesmo contexto após ter sobrepo</w:t>
+      <w:proofErr w:type="gramStart"/>
+      <w:r>
+        <w:t>.Nesse</w:t>
+      </w:r>
+      <w:proofErr w:type="gramEnd"/>
+      <w:r>
+        <w:t xml:space="preserve"> mesmo contexto após ter sobrepo</w:t>
       </w:r>
       <w:r>
         <w:t>sto</w:t>
@@ -2395,12 +2485,21 @@
     <w:p/>
     <w:p/>
     <w:p>
-      <w:r>
-        <w:rPr>
-          <w:b/>
-          <w:bCs/>
-        </w:rPr>
-        <w:t xml:space="preserve">.Colocando os links sociais um ao lado do outro </w:t>
+      <w:proofErr w:type="gramStart"/>
+      <w:r>
+        <w:rPr>
+          <w:b/>
+          <w:bCs/>
+        </w:rPr>
+        <w:t>.Colocando</w:t>
+      </w:r>
+      <w:proofErr w:type="gramEnd"/>
+      <w:r>
+        <w:rPr>
+          <w:b/>
+          <w:bCs/>
+        </w:rPr>
+        <w:t xml:space="preserve"> os links sociais um ao lado do outro </w:t>
       </w:r>
       <w:r>
         <w:rPr>
@@ -2585,6 +2684,7 @@
         <w:t xml:space="preserve">Chamando a </w:t>
       </w:r>
       <w:proofErr w:type="spellStart"/>
+      <w:proofErr w:type="gramStart"/>
       <w:r>
         <w:t>class</w:t>
       </w:r>
@@ -2597,6 +2697,7 @@
         <w:t>form</w:t>
       </w:r>
       <w:proofErr w:type="spellEnd"/>
+      <w:proofErr w:type="gramEnd"/>
       <w:r>
         <w:t xml:space="preserve"> no CSS </w:t>
       </w:r>
@@ -2784,7 +2885,15 @@
           <w:b/>
           <w:bCs/>
         </w:rPr>
-        <w:t>#ecf0f1;</w:t>
+        <w:t>#ecf0f1</w:t>
+      </w:r>
+      <w:proofErr w:type="gramStart"/>
+      <w:r>
+        <w:rPr>
+          <w:b/>
+          <w:bCs/>
+        </w:rPr>
+        <w:t>;</w:t>
       </w:r>
       <w:r>
         <w:rPr>
@@ -2800,6 +2909,7 @@
         </w:rPr>
         <w:t>)</w:t>
       </w:r>
+      <w:proofErr w:type="gramEnd"/>
       <w:r>
         <w:rPr>
           <w:b/>
@@ -3096,11 +3206,19 @@
       </w:r>
       <w:proofErr w:type="spellEnd"/>
       <w:r>
-        <w:t xml:space="preserve"> o .</w:t>
-      </w:r>
-      <w:proofErr w:type="spellStart"/>
-      <w:r>
-        <w:t>first-content</w:t>
+        <w:t xml:space="preserve"> </w:t>
+      </w:r>
+      <w:proofErr w:type="gramStart"/>
+      <w:r>
+        <w:t>o .</w:t>
+      </w:r>
+      <w:proofErr w:type="spellStart"/>
+      <w:r>
+        <w:t>first</w:t>
+      </w:r>
+      <w:proofErr w:type="gramEnd"/>
+      <w:r>
+        <w:t>-content</w:t>
       </w:r>
       <w:proofErr w:type="spellEnd"/>
       <w:r>
@@ -3153,16 +3271,24 @@
         <w:rPr>
           <w:lang w:val="en-US"/>
         </w:rPr>
-        <w:t xml:space="preserve">class = “ </w:t>
-      </w:r>
-      <w:r>
-        <w:rPr>
-          <w:b/>
-          <w:bCs/>
+        <w:t xml:space="preserve">class = </w:t>
+      </w:r>
+      <w:proofErr w:type="gramStart"/>
+      <w:r>
+        <w:rPr>
           <w:lang w:val="en-US"/>
         </w:rPr>
+        <w:t xml:space="preserve">“ </w:t>
+      </w:r>
+      <w:r>
+        <w:rPr>
+          <w:b/>
+          <w:bCs/>
+          <w:lang w:val="en-US"/>
+        </w:rPr>
         <w:t>content</w:t>
       </w:r>
+      <w:proofErr w:type="gramEnd"/>
       <w:r>
         <w:rPr>
           <w:lang w:val="en-US"/>
@@ -3209,14 +3335,22 @@
         <w:rPr>
           <w:lang w:val="en-US"/>
         </w:rPr>
-        <w:t>second-content</w:t>
-      </w:r>
+        <w:t>second-</w:t>
+      </w:r>
+      <w:proofErr w:type="gramStart"/>
       <w:r>
         <w:rPr>
           <w:lang w:val="en-US"/>
         </w:rPr>
+        <w:t>content</w:t>
+      </w:r>
+      <w:r>
+        <w:rPr>
+          <w:lang w:val="en-US"/>
+        </w:rPr>
         <w:t>“</w:t>
       </w:r>
+      <w:proofErr w:type="gramEnd"/>
       <w:r>
         <w:rPr>
           <w:lang w:val="en-US"/>
@@ -3240,6 +3374,7 @@
           <w:bCs/>
         </w:rPr>
       </w:pPr>
+      <w:proofErr w:type="gramStart"/>
       <w:r>
         <w:t>.</w:t>
       </w:r>
@@ -3248,7 +3383,15 @@
           <w:b/>
           <w:bCs/>
         </w:rPr>
-        <w:t xml:space="preserve">Colocando espaço entre os </w:t>
+        <w:t>Colocando</w:t>
+      </w:r>
+      <w:proofErr w:type="gramEnd"/>
+      <w:r>
+        <w:rPr>
+          <w:b/>
+          <w:bCs/>
+        </w:rPr>
+        <w:t xml:space="preserve"> espaço entre os </w:t>
       </w:r>
       <w:r>
         <w:rPr>
@@ -3630,6 +3773,7 @@
           <w:tab w:val="left" w:pos="6360"/>
         </w:tabs>
       </w:pPr>
+      <w:proofErr w:type="gramStart"/>
       <w:r>
         <w:t>.</w:t>
       </w:r>
@@ -3638,7 +3782,15 @@
           <w:b/>
           <w:bCs/>
         </w:rPr>
-        <w:t>Fazendo a separação entre as colunas conforme o layout do projeto</w:t>
+        <w:t>Fazendo</w:t>
+      </w:r>
+      <w:proofErr w:type="gramEnd"/>
+      <w:r>
+        <w:rPr>
+          <w:b/>
+          <w:bCs/>
+        </w:rPr>
+        <w:t xml:space="preserve"> a separação entre as colunas conforme o layout do projeto</w:t>
       </w:r>
       <w:r>
         <w:rPr>
@@ -3893,6 +4045,7 @@
         </w:rPr>
         <w:t xml:space="preserve"> </w:t>
       </w:r>
+      <w:proofErr w:type="gramStart"/>
       <w:r>
         <w:rPr>
           <w:b/>
@@ -3906,7 +4059,15 @@
           <w:b/>
           <w:bCs/>
         </w:rPr>
-        <w:t>second-column</w:t>
+        <w:t>second</w:t>
+      </w:r>
+      <w:proofErr w:type="gramEnd"/>
+      <w:r>
+        <w:rPr>
+          <w:b/>
+          <w:bCs/>
+        </w:rPr>
+        <w:t>-column</w:t>
       </w:r>
       <w:proofErr w:type="spellEnd"/>
       <w:r>
@@ -3963,7 +4124,15 @@
       </w:r>
       <w:proofErr w:type="spellEnd"/>
       <w:r>
-        <w:t xml:space="preserve"> ocupará a maior parte na tela . </w:t>
+        <w:t xml:space="preserve"> ocupará a maior parte na </w:t>
+      </w:r>
+      <w:proofErr w:type="gramStart"/>
+      <w:r>
+        <w:t>tela .</w:t>
+      </w:r>
+      <w:proofErr w:type="gramEnd"/>
+      <w:r>
+        <w:t xml:space="preserve"> </w:t>
       </w:r>
     </w:p>
     <w:p>
@@ -3977,13 +4146,23 @@
           <w:lang w:val="en-US"/>
         </w:rPr>
       </w:pPr>
+      <w:proofErr w:type="gramStart"/>
       <w:r>
         <w:rPr>
           <w:b/>
           <w:bCs/>
           <w:lang w:val="en-US"/>
         </w:rPr>
-        <w:t xml:space="preserve">.first-column </w:t>
+        <w:t>.first</w:t>
+      </w:r>
+      <w:proofErr w:type="gramEnd"/>
+      <w:r>
+        <w:rPr>
+          <w:b/>
+          <w:bCs/>
+          <w:lang w:val="en-US"/>
+        </w:rPr>
+        <w:t xml:space="preserve">-column </w:t>
       </w:r>
       <w:r>
         <w:rPr>
@@ -4011,7 +4190,25 @@
           <w:bCs/>
           <w:lang w:val="en-US"/>
         </w:rPr>
-        <w:t xml:space="preserve">Flex: 1 0 auto } </w:t>
+        <w:t xml:space="preserve">Flex: 1 0 </w:t>
+      </w:r>
+      <w:proofErr w:type="gramStart"/>
+      <w:r>
+        <w:rPr>
+          <w:b/>
+          <w:bCs/>
+          <w:lang w:val="en-US"/>
+        </w:rPr>
+        <w:t>auto }</w:t>
+      </w:r>
+      <w:proofErr w:type="gramEnd"/>
+      <w:r>
+        <w:rPr>
+          <w:b/>
+          <w:bCs/>
+          <w:lang w:val="en-US"/>
+        </w:rPr>
+        <w:t xml:space="preserve"> </w:t>
       </w:r>
     </w:p>
     <w:p>
@@ -4037,13 +4234,23 @@
           <w:lang w:val="en-US"/>
         </w:rPr>
       </w:pPr>
+      <w:proofErr w:type="gramStart"/>
       <w:r>
         <w:rPr>
           <w:b/>
           <w:bCs/>
           <w:lang w:val="en-US"/>
         </w:rPr>
-        <w:t xml:space="preserve">.second-column </w:t>
+        <w:t>.second</w:t>
+      </w:r>
+      <w:proofErr w:type="gramEnd"/>
+      <w:r>
+        <w:rPr>
+          <w:b/>
+          <w:bCs/>
+          <w:lang w:val="en-US"/>
+        </w:rPr>
+        <w:t xml:space="preserve">-column </w:t>
       </w:r>
       <w:r>
         <w:rPr>
@@ -4189,6 +4396,7 @@
       <w:r>
         <w:t xml:space="preserve"> </w:t>
       </w:r>
+      <w:proofErr w:type="gramStart"/>
       <w:r>
         <w:rPr>
           <w:b/>
@@ -4220,6 +4428,7 @@
         <w:t>:</w:t>
       </w:r>
       <w:proofErr w:type="spellStart"/>
+      <w:proofErr w:type="gramEnd"/>
       <w:r>
         <w:rPr>
           <w:b/>
@@ -4249,8 +4458,13 @@
       <w:r>
         <w:t xml:space="preserve">: </w:t>
       </w:r>
-      <w:r>
-        <w:t>“ “ ;</w:t>
+      <w:proofErr w:type="gramStart"/>
+      <w:r>
+        <w:t>“ “</w:t>
+      </w:r>
+      <w:proofErr w:type="gramEnd"/>
+      <w:r>
+        <w:t xml:space="preserve"> ;</w:t>
       </w:r>
     </w:p>
     <w:p>
@@ -4281,9 +4495,18 @@
           <w:b/>
           <w:bCs/>
         </w:rPr>
-        <w:t>OBS: o .</w:t>
-      </w:r>
-      <w:proofErr w:type="spellStart"/>
+        <w:t xml:space="preserve">OBS: </w:t>
+      </w:r>
+      <w:proofErr w:type="gramStart"/>
+      <w:r>
+        <w:rPr>
+          <w:b/>
+          <w:bCs/>
+        </w:rPr>
+        <w:t>o .</w:t>
+      </w:r>
+      <w:proofErr w:type="spellStart"/>
+      <w:proofErr w:type="gramEnd"/>
       <w:r>
         <w:rPr>
           <w:b/>
@@ -4402,8 +4625,13 @@
           <w:tab w:val="left" w:pos="6360"/>
         </w:tabs>
       </w:pPr>
-      <w:r>
-        <w:t>.Dentro dele iremos adicionar o</w:t>
+      <w:proofErr w:type="gramStart"/>
+      <w:r>
+        <w:t>.Dentro</w:t>
+      </w:r>
+      <w:proofErr w:type="gramEnd"/>
+      <w:r>
+        <w:t xml:space="preserve"> dele iremos adicionar o</w:t>
       </w:r>
       <w:r>
         <w:t>s</w:t>
@@ -4460,7 +4688,21 @@
         <w:rPr>
           <w:lang w:val="en-US"/>
         </w:rPr>
-        <w:t xml:space="preserve">: “ “; </w:t>
+        <w:t xml:space="preserve">: </w:t>
+      </w:r>
+      <w:proofErr w:type="gramStart"/>
+      <w:r>
+        <w:rPr>
+          <w:lang w:val="en-US"/>
+        </w:rPr>
+        <w:t>“ “</w:t>
+      </w:r>
+      <w:proofErr w:type="gramEnd"/>
+      <w:r>
+        <w:rPr>
+          <w:lang w:val="en-US"/>
+        </w:rPr>
+        <w:t xml:space="preserve">; </w:t>
       </w:r>
     </w:p>
     <w:p>
@@ -4542,13 +4784,21 @@
         <w:t>ackground-color: #</w:t>
       </w:r>
       <w:r>
-        <w:t>58af9b</w:t>
+        <w:t>58af9</w:t>
+      </w:r>
+      <w:proofErr w:type="gramStart"/>
+      <w:r>
+        <w:t>b</w:t>
       </w:r>
       <w:r>
         <w:t>;</w:t>
       </w:r>
       <w:r>
-        <w:t xml:space="preserve">  (verde)</w:t>
+        <w:t xml:space="preserve">  (</w:t>
+      </w:r>
+      <w:proofErr w:type="gramEnd"/>
+      <w:r>
+        <w:t>verde)</w:t>
       </w:r>
       <w:r>
         <w:rPr>
@@ -4673,6 +4923,7 @@
       <w:r>
         <w:t xml:space="preserve">, ele vai tomar como relativo o que estiver posto no bloco anterior. Nesse caso, o </w:t>
       </w:r>
+      <w:proofErr w:type="gramStart"/>
       <w:r>
         <w:t xml:space="preserve">seletor </w:t>
       </w:r>
@@ -4683,6 +4934,7 @@
         </w:rPr>
         <w:t>.CONTENT</w:t>
       </w:r>
+      <w:proofErr w:type="gramEnd"/>
       <w:r>
         <w:t xml:space="preserve">, uma vez que não possui um uma </w:t>
       </w:r>
@@ -4761,7 +5013,15 @@
         </w:tabs>
       </w:pPr>
       <w:r>
-        <w:t xml:space="preserve">OBS ¹ : Isso também ocorre devido </w:t>
+        <w:t xml:space="preserve">OBS </w:t>
+      </w:r>
+      <w:proofErr w:type="gramStart"/>
+      <w:r>
+        <w:t>¹ :</w:t>
+      </w:r>
+      <w:proofErr w:type="gramEnd"/>
+      <w:r>
+        <w:t xml:space="preserve"> Isso também ocorre devido </w:t>
       </w:r>
       <w:proofErr w:type="spellStart"/>
       <w:r>
@@ -4811,12 +5071,21 @@
           <w:bCs/>
         </w:rPr>
       </w:pPr>
-      <w:r>
-        <w:rPr>
-          <w:b/>
-          <w:bCs/>
-        </w:rPr>
-        <w:t xml:space="preserve">.Sobrepondo </w:t>
+      <w:proofErr w:type="gramStart"/>
+      <w:r>
+        <w:rPr>
+          <w:b/>
+          <w:bCs/>
+        </w:rPr>
+        <w:t>.Sobrepondo</w:t>
+      </w:r>
+      <w:proofErr w:type="gramEnd"/>
+      <w:r>
+        <w:rPr>
+          <w:b/>
+          <w:bCs/>
+        </w:rPr>
+        <w:t xml:space="preserve"> </w:t>
       </w:r>
       <w:r>
         <w:rPr>
@@ -4910,6 +5179,7 @@
         <w:t xml:space="preserve">, portanto, no </w:t>
       </w:r>
       <w:proofErr w:type="spellStart"/>
+      <w:proofErr w:type="gramStart"/>
       <w:r>
         <w:t>selector</w:t>
       </w:r>
@@ -4930,7 +5200,15 @@
           <w:b/>
           <w:bCs/>
         </w:rPr>
-        <w:t>first-column</w:t>
+        <w:t>first</w:t>
+      </w:r>
+      <w:proofErr w:type="gramEnd"/>
+      <w:r>
+        <w:rPr>
+          <w:b/>
+          <w:bCs/>
+        </w:rPr>
+        <w:t>-column</w:t>
       </w:r>
       <w:proofErr w:type="spellEnd"/>
       <w:r>
@@ -4964,6 +5242,7 @@
           <w:bCs/>
         </w:rPr>
       </w:pPr>
+      <w:proofErr w:type="gramStart"/>
       <w:r>
         <w:rPr>
           <w:b/>
@@ -4977,7 +5256,15 @@
           <w:b/>
           <w:bCs/>
         </w:rPr>
-        <w:t>first-column</w:t>
+        <w:t>first</w:t>
+      </w:r>
+      <w:proofErr w:type="gramEnd"/>
+      <w:r>
+        <w:rPr>
+          <w:b/>
+          <w:bCs/>
+        </w:rPr>
+        <w:t>-column</w:t>
       </w:r>
       <w:proofErr w:type="spellEnd"/>
       <w:r>
@@ -5066,7 +5353,23 @@
           <w:b/>
           <w:bCs/>
         </w:rPr>
-        <w:t>Entra no site google fontes e segue os passo a passo. Ao baixar uma fonte, ele já baixa a família da fonte, incluindo os seus pesos.</w:t>
+        <w:t xml:space="preserve">Entra no site google fontes e segue </w:t>
+      </w:r>
+      <w:proofErr w:type="gramStart"/>
+      <w:r>
+        <w:rPr>
+          <w:b/>
+          <w:bCs/>
+        </w:rPr>
+        <w:t>os passo</w:t>
+      </w:r>
+      <w:proofErr w:type="gramEnd"/>
+      <w:r>
+        <w:rPr>
+          <w:b/>
+          <w:bCs/>
+        </w:rPr>
+        <w:t xml:space="preserve"> a passo. Ao baixar uma fonte, ele já baixa a família da fonte, incluindo os seus pesos.</w:t>
       </w:r>
     </w:p>
     <w:p>
@@ -5214,11 +5517,16 @@
           <w:tab w:val="left" w:pos="6360"/>
         </w:tabs>
       </w:pPr>
+      <w:proofErr w:type="gramStart"/>
       <w:r>
         <w:t>.</w:t>
       </w:r>
       <w:r>
-        <w:t>Existe uma propriedade n</w:t>
+        <w:t>Existe</w:t>
+      </w:r>
+      <w:proofErr w:type="gramEnd"/>
+      <w:r>
+        <w:t xml:space="preserve"> uma propriedade n</w:t>
       </w:r>
       <w:r>
         <w:t xml:space="preserve">as fontes atuais chamada </w:t>
@@ -5249,6 +5557,7 @@
           <w:bCs/>
         </w:rPr>
       </w:pPr>
+      <w:proofErr w:type="gramStart"/>
       <w:r>
         <w:t>.</w:t>
       </w:r>
@@ -5257,7 +5566,15 @@
           <w:b/>
           <w:bCs/>
         </w:rPr>
-        <w:t xml:space="preserve">Alterando a fonte </w:t>
+        <w:t>Alterando</w:t>
+      </w:r>
+      <w:proofErr w:type="gramEnd"/>
+      <w:r>
+        <w:rPr>
+          <w:b/>
+          <w:bCs/>
+        </w:rPr>
+        <w:t xml:space="preserve"> a fonte </w:t>
       </w:r>
       <w:r>
         <w:rPr>
@@ -5479,7 +5796,11 @@
         </w:rPr>
       </w:pPr>
       <w:r>
-        <w:t xml:space="preserve"> .</w:t>
+        <w:t xml:space="preserve"> </w:t>
+      </w:r>
+      <w:proofErr w:type="gramStart"/>
+      <w:r>
+        <w:t>.</w:t>
       </w:r>
       <w:proofErr w:type="spellStart"/>
       <w:r>
@@ -5490,6 +5811,7 @@
         <w:t>title</w:t>
       </w:r>
       <w:proofErr w:type="spellEnd"/>
+      <w:proofErr w:type="gramEnd"/>
       <w:r>
         <w:rPr>
           <w:b/>
@@ -5558,7 +5880,23 @@
           <w:b/>
           <w:bCs/>
         </w:rPr>
-        <w:t xml:space="preserve">OBS: Nesse caso como temos vários h2, diferentes e a todos eles atribuímos a </w:t>
+        <w:t xml:space="preserve">OBS: Nesse caso como temos vários h2, diferentes e a todos </w:t>
+      </w:r>
+      <w:proofErr w:type="gramStart"/>
+      <w:r>
+        <w:rPr>
+          <w:b/>
+          <w:bCs/>
+        </w:rPr>
+        <w:t>eles atribuímos</w:t>
+      </w:r>
+      <w:proofErr w:type="gramEnd"/>
+      <w:r>
+        <w:rPr>
+          <w:b/>
+          <w:bCs/>
+        </w:rPr>
+        <w:t xml:space="preserve"> a </w:t>
       </w:r>
       <w:proofErr w:type="spellStart"/>
       <w:r>
@@ -5674,6 +6012,7 @@
           <w:bCs/>
         </w:rPr>
       </w:pPr>
+      <w:proofErr w:type="gramStart"/>
       <w:r>
         <w:rPr>
           <w:b/>
@@ -5690,6 +6029,7 @@
         <w:t>title</w:t>
       </w:r>
       <w:proofErr w:type="spellEnd"/>
+      <w:proofErr w:type="gramEnd"/>
       <w:r>
         <w:rPr>
           <w:b/>
@@ -5708,12 +6048,21 @@
           <w:bCs/>
         </w:rPr>
       </w:pPr>
-      <w:r>
-        <w:rPr>
-          <w:b/>
-          <w:bCs/>
-        </w:rPr>
-        <w:t>.O tamanho da fonte</w:t>
+      <w:proofErr w:type="gramStart"/>
+      <w:r>
+        <w:rPr>
+          <w:b/>
+          <w:bCs/>
+        </w:rPr>
+        <w:t>.O</w:t>
+      </w:r>
+      <w:proofErr w:type="gramEnd"/>
+      <w:r>
+        <w:rPr>
+          <w:b/>
+          <w:bCs/>
+        </w:rPr>
+        <w:t xml:space="preserve"> tamanho da fonte</w:t>
       </w:r>
     </w:p>
     <w:p>
@@ -5726,12 +6075,21 @@
           <w:bCs/>
         </w:rPr>
       </w:pPr>
-      <w:r>
-        <w:rPr>
-          <w:b/>
-          <w:bCs/>
-        </w:rPr>
-        <w:t>.O peso da fonte</w:t>
+      <w:proofErr w:type="gramStart"/>
+      <w:r>
+        <w:rPr>
+          <w:b/>
+          <w:bCs/>
+        </w:rPr>
+        <w:t>.O</w:t>
+      </w:r>
+      <w:proofErr w:type="gramEnd"/>
+      <w:r>
+        <w:rPr>
+          <w:b/>
+          <w:bCs/>
+        </w:rPr>
+        <w:t xml:space="preserve"> peso da fonte</w:t>
       </w:r>
     </w:p>
     <w:p>
@@ -5744,12 +6102,21 @@
           <w:bCs/>
         </w:rPr>
       </w:pPr>
-      <w:r>
-        <w:rPr>
-          <w:b/>
-          <w:bCs/>
-        </w:rPr>
-        <w:t>.Que todos eles começarão com letras maiúsculas n</w:t>
+      <w:proofErr w:type="gramStart"/>
+      <w:r>
+        <w:rPr>
+          <w:b/>
+          <w:bCs/>
+        </w:rPr>
+        <w:t>.Que</w:t>
+      </w:r>
+      <w:proofErr w:type="gramEnd"/>
+      <w:r>
+        <w:rPr>
+          <w:b/>
+          <w:bCs/>
+        </w:rPr>
+        <w:t xml:space="preserve"> todos eles começarão com letras maiúsculas n</w:t>
       </w:r>
       <w:r>
         <w:rPr>
@@ -5883,6 +6250,7 @@
           <w:bCs/>
         </w:rPr>
       </w:pPr>
+      <w:proofErr w:type="gramStart"/>
       <w:r>
         <w:rPr>
           <w:b/>
@@ -5896,7 +6264,15 @@
           <w:b/>
           <w:bCs/>
         </w:rPr>
-        <w:t>title-welcome</w:t>
+        <w:t>title</w:t>
+      </w:r>
+      <w:proofErr w:type="gramEnd"/>
+      <w:r>
+        <w:rPr>
+          <w:b/>
+          <w:bCs/>
+        </w:rPr>
+        <w:t>-welcome</w:t>
       </w:r>
       <w:proofErr w:type="spellEnd"/>
       <w:r>
@@ -6179,6 +6555,7 @@
         </w:rPr>
         <w:t> </w:t>
       </w:r>
+      <w:proofErr w:type="gramStart"/>
       <w:r>
         <w:rPr>
           <w:rFonts w:ascii="Consolas" w:eastAsia="Times New Roman" w:hAnsi="Consolas" w:cs="Times New Roman"/>
@@ -6205,6 +6582,7 @@
         <w:t>btn</w:t>
       </w:r>
       <w:proofErr w:type="spellEnd"/>
+      <w:proofErr w:type="gramEnd"/>
       <w:r>
         <w:rPr>
           <w:rFonts w:ascii="Consolas" w:eastAsia="Times New Roman" w:hAnsi="Consolas" w:cs="Times New Roman"/>
@@ -6852,6 +7230,7 @@
           <w:lang w:val="en-US" w:eastAsia="pt-BR"/>
         </w:rPr>
       </w:pPr>
+      <w:proofErr w:type="gramStart"/>
       <w:r>
         <w:rPr>
           <w:rFonts w:ascii="Consolas" w:eastAsia="Times New Roman" w:hAnsi="Consolas" w:cs="Times New Roman"/>
@@ -6878,6 +7257,7 @@
         <w:t>btn</w:t>
       </w:r>
       <w:proofErr w:type="spellEnd"/>
+      <w:proofErr w:type="gramEnd"/>
       <w:r>
         <w:rPr>
           <w:rFonts w:ascii="Consolas" w:eastAsia="Times New Roman" w:hAnsi="Consolas" w:cs="Times New Roman"/>
@@ -7145,6 +7525,7 @@
           <w:lang w:val="en-US" w:eastAsia="pt-BR"/>
         </w:rPr>
       </w:pPr>
+      <w:proofErr w:type="gramStart"/>
       <w:r>
         <w:rPr>
           <w:rFonts w:ascii="Consolas" w:eastAsia="Times New Roman" w:hAnsi="Consolas" w:cs="Times New Roman"/>
@@ -7168,7 +7549,20 @@
           <w:szCs w:val="21"/>
           <w:lang w:val="en-US" w:eastAsia="pt-BR"/>
         </w:rPr>
-        <w:t>btn-primary</w:t>
+        <w:t>btn</w:t>
+      </w:r>
+      <w:proofErr w:type="gramEnd"/>
+      <w:r>
+        <w:rPr>
+          <w:rFonts w:ascii="Consolas" w:eastAsia="Times New Roman" w:hAnsi="Consolas" w:cs="Times New Roman"/>
+          <w:i/>
+          <w:iCs/>
+          <w:color w:val="67E480"/>
+          <w:sz w:val="21"/>
+          <w:szCs w:val="21"/>
+          <w:lang w:val="en-US" w:eastAsia="pt-BR"/>
+        </w:rPr>
+        <w:t>-primary</w:t>
       </w:r>
       <w:r>
         <w:rPr>
@@ -7595,8 +7989,13 @@
           <w:bCs/>
         </w:rPr>
       </w:pPr>
-      <w:r>
-        <w:t xml:space="preserve">.Após isso utilizaremos o </w:t>
+      <w:proofErr w:type="gramStart"/>
+      <w:r>
+        <w:t>.Após</w:t>
+      </w:r>
+      <w:proofErr w:type="gramEnd"/>
+      <w:r>
+        <w:t xml:space="preserve"> isso utilizaremos o </w:t>
       </w:r>
       <w:proofErr w:type="spellStart"/>
       <w:r>
@@ -7788,8 +8187,13 @@
           <w:tab w:val="left" w:pos="6360"/>
         </w:tabs>
       </w:pPr>
-      <w:r>
-        <w:t>.Seleciona a classe correspondente e aplica a cor</w:t>
+      <w:proofErr w:type="gramStart"/>
+      <w:r>
+        <w:t>.Seleciona</w:t>
+      </w:r>
+      <w:proofErr w:type="gramEnd"/>
+      <w:r>
+        <w:t xml:space="preserve"> a classe correspondente e aplica a cor</w:t>
       </w:r>
       <w:r>
         <w:t xml:space="preserve">, nesse caso: </w:t>
@@ -7805,6 +8209,7 @@
           <w:bCs/>
         </w:rPr>
       </w:pPr>
+      <w:proofErr w:type="gramStart"/>
       <w:r>
         <w:rPr>
           <w:b/>
@@ -7818,7 +8223,15 @@
           <w:b/>
           <w:bCs/>
         </w:rPr>
-        <w:t>title-secondary</w:t>
+        <w:t>title</w:t>
+      </w:r>
+      <w:proofErr w:type="gramEnd"/>
+      <w:r>
+        <w:rPr>
+          <w:b/>
+          <w:bCs/>
+        </w:rPr>
+        <w:t>-secondary</w:t>
       </w:r>
       <w:proofErr w:type="spellEnd"/>
       <w:r>
@@ -7920,7 +8333,15 @@
         <w:t>Faremos isso utilizando os ícones do</w:t>
       </w:r>
       <w:r>
-        <w:t xml:space="preserve"> site : </w:t>
+        <w:t xml:space="preserve"> </w:t>
+      </w:r>
+      <w:proofErr w:type="gramStart"/>
+      <w:r>
+        <w:t>site :</w:t>
+      </w:r>
+      <w:proofErr w:type="gramEnd"/>
+      <w:r>
+        <w:t xml:space="preserve"> </w:t>
       </w:r>
       <w:r>
         <w:t>https://fontawesome.com</w:t>
@@ -8003,7 +8424,21 @@
         <w:rPr>
           <w:lang w:val="en-US"/>
         </w:rPr>
-        <w:t xml:space="preserve"> code : </w:t>
+        <w:t xml:space="preserve"> </w:t>
+      </w:r>
+      <w:proofErr w:type="gramStart"/>
+      <w:r>
+        <w:rPr>
+          <w:lang w:val="en-US"/>
+        </w:rPr>
+        <w:t>code :</w:t>
+      </w:r>
+      <w:proofErr w:type="gramEnd"/>
+      <w:r>
+        <w:rPr>
+          <w:lang w:val="en-US"/>
+        </w:rPr>
+        <w:t xml:space="preserve"> </w:t>
       </w:r>
       <w:r>
         <w:rPr>
@@ -8073,6 +8508,7 @@
         <w:t xml:space="preserve">dentro da </w:t>
       </w:r>
       <w:proofErr w:type="spellStart"/>
+      <w:proofErr w:type="gramStart"/>
       <w:r>
         <w:t>tag</w:t>
       </w:r>
@@ -8085,7 +8521,15 @@
           <w:b/>
           <w:bCs/>
         </w:rPr>
-        <w:t xml:space="preserve"> &lt;a&gt;</w:t>
+        <w:t xml:space="preserve"> &lt;</w:t>
+      </w:r>
+      <w:proofErr w:type="gramEnd"/>
+      <w:r>
+        <w:rPr>
+          <w:b/>
+          <w:bCs/>
+        </w:rPr>
+        <w:t>a&gt;</w:t>
       </w:r>
       <w:r>
         <w:rPr>
@@ -8754,12 +9198,21 @@
           <w:bCs/>
         </w:rPr>
       </w:pPr>
-      <w:r>
-        <w:rPr>
-          <w:b/>
-          <w:bCs/>
-        </w:rPr>
-        <w:t xml:space="preserve">.item-social-media a { </w:t>
+      <w:proofErr w:type="gramStart"/>
+      <w:r>
+        <w:rPr>
+          <w:b/>
+          <w:bCs/>
+        </w:rPr>
+        <w:t>.item</w:t>
+      </w:r>
+      <w:proofErr w:type="gramEnd"/>
+      <w:r>
+        <w:rPr>
+          <w:b/>
+          <w:bCs/>
+        </w:rPr>
+        <w:t xml:space="preserve">-social-media a { </w:t>
       </w:r>
     </w:p>
     <w:p>
@@ -8813,6 +9266,7 @@
       <w:r>
         <w:t xml:space="preserve">estilizar os ícones, adicionando uma </w:t>
       </w:r>
+      <w:proofErr w:type="gramStart"/>
       <w:r>
         <w:rPr>
           <w:b/>
@@ -8825,7 +9279,15 @@
           <w:b/>
           <w:bCs/>
         </w:rPr>
-        <w:t xml:space="preserve">(1px </w:t>
+        <w:t>(</w:t>
+      </w:r>
+      <w:proofErr w:type="gramEnd"/>
+      <w:r>
+        <w:rPr>
+          <w:b/>
+          <w:bCs/>
+        </w:rPr>
+        <w:t xml:space="preserve">1px </w:t>
       </w:r>
       <w:proofErr w:type="spellStart"/>
       <w:r>
@@ -8981,13 +9443,23 @@
           <w:lang w:val="en-US"/>
         </w:rPr>
       </w:pPr>
+      <w:proofErr w:type="gramStart"/>
       <w:r>
         <w:rPr>
           <w:b/>
           <w:bCs/>
           <w:lang w:val="en-US"/>
         </w:rPr>
-        <w:t xml:space="preserve">.item-social-media { </w:t>
+        <w:t>.item</w:t>
+      </w:r>
+      <w:proofErr w:type="gramEnd"/>
+      <w:r>
+        <w:rPr>
+          <w:b/>
+          <w:bCs/>
+          <w:lang w:val="en-US"/>
+        </w:rPr>
+        <w:t xml:space="preserve">-social-media { </w:t>
       </w:r>
     </w:p>
     <w:p>
@@ -9300,7 +9772,11 @@
         </w:rPr>
       </w:pPr>
       <w:r>
-        <w:t xml:space="preserve">Selecionando a classe </w:t>
+        <w:t xml:space="preserve">Selecionando a </w:t>
+      </w:r>
+      <w:proofErr w:type="gramStart"/>
+      <w:r>
+        <w:t xml:space="preserve">classe </w:t>
       </w:r>
       <w:r>
         <w:rPr>
@@ -9318,6 +9794,7 @@
         <w:t>form</w:t>
       </w:r>
       <w:proofErr w:type="spellEnd"/>
+      <w:proofErr w:type="gramEnd"/>
       <w:r>
         <w:rPr>
           <w:b/>
@@ -9461,14 +9938,30 @@
           <w:b/>
           <w:bCs/>
         </w:rPr>
-        <w:t xml:space="preserve">: 8px; </w:t>
-      </w:r>
-      <w:r>
-        <w:rPr>
-          <w:b/>
-          <w:bCs/>
-        </w:rPr>
-        <w:t xml:space="preserve"> (é uma forma de dar um gap, mas utilizando o </w:t>
+        <w:t>: 8</w:t>
+      </w:r>
+      <w:proofErr w:type="gramStart"/>
+      <w:r>
+        <w:rPr>
+          <w:b/>
+          <w:bCs/>
+        </w:rPr>
+        <w:t xml:space="preserve">px; </w:t>
+      </w:r>
+      <w:r>
+        <w:rPr>
+          <w:b/>
+          <w:bCs/>
+        </w:rPr>
+        <w:t xml:space="preserve"> (</w:t>
+      </w:r>
+      <w:proofErr w:type="gramEnd"/>
+      <w:r>
+        <w:rPr>
+          <w:b/>
+          <w:bCs/>
+        </w:rPr>
+        <w:t xml:space="preserve">é uma forma de dar um gap, mas utilizando o </w:t>
       </w:r>
       <w:proofErr w:type="spellStart"/>
       <w:r>
@@ -9528,6 +10021,7 @@
           <w:lang w:val="en-US" w:eastAsia="pt-BR"/>
         </w:rPr>
       </w:pPr>
+      <w:proofErr w:type="gramStart"/>
       <w:r>
         <w:rPr>
           <w:rFonts w:ascii="Consolas" w:eastAsia="Times New Roman" w:hAnsi="Consolas" w:cs="Times New Roman"/>
@@ -9540,6 +10034,7 @@
         </w:rPr>
         <w:t>.form</w:t>
       </w:r>
+      <w:proofErr w:type="gramEnd"/>
       <w:r>
         <w:rPr>
           <w:rFonts w:ascii="Consolas" w:eastAsia="Times New Roman" w:hAnsi="Consolas" w:cs="Times New Roman"/>
@@ -10024,7 +10519,11 @@
       </w:r>
       <w:proofErr w:type="spellEnd"/>
       <w:r>
-        <w:t xml:space="preserve"> o </w:t>
+        <w:t xml:space="preserve"> </w:t>
+      </w:r>
+      <w:proofErr w:type="gramStart"/>
+      <w:r>
+        <w:t xml:space="preserve">o </w:t>
       </w:r>
       <w:r>
         <w:rPr>
@@ -10042,6 +10541,7 @@
         <w:t>form</w:t>
       </w:r>
       <w:proofErr w:type="spellEnd"/>
+      <w:proofErr w:type="gramEnd"/>
       <w:r>
         <w:t xml:space="preserve"> </w:t>
       </w:r>
@@ -10059,6 +10559,7 @@
           <w:lang w:val="en-US" w:eastAsia="pt-BR"/>
         </w:rPr>
       </w:pPr>
+      <w:proofErr w:type="gramStart"/>
       <w:r>
         <w:rPr>
           <w:rFonts w:ascii="Consolas" w:eastAsia="Times New Roman" w:hAnsi="Consolas" w:cs="Times New Roman"/>
@@ -10071,6 +10572,7 @@
         </w:rPr>
         <w:t>.form</w:t>
       </w:r>
+      <w:proofErr w:type="gramEnd"/>
       <w:r>
         <w:rPr>
           <w:rFonts w:ascii="Consolas" w:eastAsia="Times New Roman" w:hAnsi="Consolas" w:cs="Times New Roman"/>
@@ -10437,7 +10939,15 @@
         <w:t xml:space="preserve">– </w:t>
       </w:r>
       <w:r>
-        <w:t xml:space="preserve">Devido os ajustes anterior, o botão </w:t>
+        <w:t xml:space="preserve">Devido os </w:t>
+      </w:r>
+      <w:proofErr w:type="gramStart"/>
+      <w:r>
+        <w:t>ajustes anterior</w:t>
+      </w:r>
+      <w:proofErr w:type="gramEnd"/>
+      <w:r>
+        <w:t xml:space="preserve">, o botão </w:t>
       </w:r>
       <w:proofErr w:type="spellStart"/>
       <w:r>
@@ -10589,6 +11099,7 @@
           <w:bCs/>
         </w:rPr>
       </w:pPr>
+      <w:proofErr w:type="gramStart"/>
       <w:r>
         <w:rPr>
           <w:b/>
@@ -10605,6 +11116,7 @@
         <w:t>btn</w:t>
       </w:r>
       <w:proofErr w:type="spellEnd"/>
+      <w:proofErr w:type="gramEnd"/>
       <w:r>
         <w:rPr>
           <w:b/>
@@ -10844,7 +11356,11 @@
         <w:t xml:space="preserve">Iremos ajustar </w:t>
       </w:r>
       <w:r>
-        <w:t xml:space="preserve">primeiro o </w:t>
+        <w:t xml:space="preserve">primeiro </w:t>
+      </w:r>
+      <w:proofErr w:type="gramStart"/>
+      <w:r>
+        <w:t xml:space="preserve">o </w:t>
       </w:r>
       <w:r>
         <w:t>.</w:t>
@@ -10855,7 +11371,15 @@
           <w:b/>
           <w:bCs/>
         </w:rPr>
-        <w:t>btn-second</w:t>
+        <w:t>btn</w:t>
+      </w:r>
+      <w:proofErr w:type="gramEnd"/>
+      <w:r>
+        <w:rPr>
+          <w:b/>
+          <w:bCs/>
+        </w:rPr>
+        <w:t>-second</w:t>
       </w:r>
       <w:proofErr w:type="spellEnd"/>
       <w:r>
@@ -10918,6 +11442,7 @@
           <w:lang w:val="en-US" w:eastAsia="pt-BR"/>
         </w:rPr>
       </w:pPr>
+      <w:proofErr w:type="gramStart"/>
       <w:r>
         <w:rPr>
           <w:rFonts w:ascii="Consolas" w:eastAsia="Times New Roman" w:hAnsi="Consolas" w:cs="Times New Roman"/>
@@ -10944,6 +11469,7 @@
         <w:t>btn</w:t>
       </w:r>
       <w:proofErr w:type="spellEnd"/>
+      <w:proofErr w:type="gramEnd"/>
       <w:r>
         <w:rPr>
           <w:rFonts w:ascii="Consolas" w:eastAsia="Times New Roman" w:hAnsi="Consolas" w:cs="Times New Roman"/>
@@ -11171,6 +11697,7 @@
           <w:lang w:val="en-US" w:eastAsia="pt-BR"/>
         </w:rPr>
       </w:pPr>
+      <w:proofErr w:type="gramStart"/>
       <w:r>
         <w:rPr>
           <w:rFonts w:ascii="Consolas" w:eastAsia="Times New Roman" w:hAnsi="Consolas" w:cs="Times New Roman"/>
@@ -11194,7 +11721,20 @@
           <w:szCs w:val="21"/>
           <w:lang w:val="en-US" w:eastAsia="pt-BR"/>
         </w:rPr>
-        <w:t>btn-second</w:t>
+        <w:t>btn</w:t>
+      </w:r>
+      <w:proofErr w:type="gramEnd"/>
+      <w:r>
+        <w:rPr>
+          <w:rFonts w:ascii="Consolas" w:eastAsia="Times New Roman" w:hAnsi="Consolas" w:cs="Times New Roman"/>
+          <w:i/>
+          <w:iCs/>
+          <w:color w:val="67E480"/>
+          <w:sz w:val="21"/>
+          <w:szCs w:val="21"/>
+          <w:lang w:val="en-US" w:eastAsia="pt-BR"/>
+        </w:rPr>
+        <w:t>-second</w:t>
       </w:r>
       <w:r>
         <w:rPr>
@@ -11367,28 +11907,26 @@
           <w:color w:val="E1E1E6"/>
           <w:sz w:val="21"/>
           <w:szCs w:val="21"/>
-          <w:lang w:eastAsia="pt-BR"/>
-        </w:rPr>
-      </w:pPr>
-      <w:proofErr w:type="spellStart"/>
+          <w:lang w:val="en-US" w:eastAsia="pt-BR"/>
+        </w:rPr>
+      </w:pPr>
       <w:r>
         <w:rPr>
           <w:rFonts w:ascii="Consolas" w:eastAsia="Times New Roman" w:hAnsi="Consolas" w:cs="Times New Roman"/>
           <w:color w:val="988BC7"/>
           <w:sz w:val="21"/>
           <w:szCs w:val="21"/>
-          <w:lang w:eastAsia="pt-BR"/>
+          <w:lang w:val="en-US" w:eastAsia="pt-BR"/>
         </w:rPr>
         <w:t>border</w:t>
       </w:r>
-      <w:proofErr w:type="spellEnd"/>
       <w:r>
         <w:rPr>
           <w:rFonts w:ascii="Consolas" w:eastAsia="Times New Roman" w:hAnsi="Consolas" w:cs="Times New Roman"/>
           <w:color w:val="FF79C6"/>
           <w:sz w:val="21"/>
           <w:szCs w:val="21"/>
-          <w:lang w:eastAsia="pt-BR"/>
+          <w:lang w:val="en-US" w:eastAsia="pt-BR"/>
         </w:rPr>
         <w:t>:</w:t>
       </w:r>
@@ -11398,7 +11936,7 @@
           <w:color w:val="E1E1E6"/>
           <w:sz w:val="21"/>
           <w:szCs w:val="21"/>
-          <w:lang w:eastAsia="pt-BR"/>
+          <w:lang w:val="en-US" w:eastAsia="pt-BR"/>
         </w:rPr>
         <w:t xml:space="preserve"> </w:t>
       </w:r>
@@ -11408,7 +11946,7 @@
           <w:color w:val="78D1E1"/>
           <w:sz w:val="21"/>
           <w:szCs w:val="21"/>
-          <w:lang w:eastAsia="pt-BR"/>
+          <w:lang w:val="en-US" w:eastAsia="pt-BR"/>
         </w:rPr>
         <w:t>1</w:t>
       </w:r>
@@ -11418,7 +11956,7 @@
           <w:color w:val="FF79C6"/>
           <w:sz w:val="21"/>
           <w:szCs w:val="21"/>
-          <w:lang w:eastAsia="pt-BR"/>
+          <w:lang w:val="en-US" w:eastAsia="pt-BR"/>
         </w:rPr>
         <w:t>px</w:t>
       </w:r>
@@ -11428,29 +11966,28 @@
           <w:color w:val="E1E1E6"/>
           <w:sz w:val="21"/>
           <w:szCs w:val="21"/>
-          <w:lang w:eastAsia="pt-BR"/>
-        </w:rPr>
-        <w:t xml:space="preserve"> </w:t>
-      </w:r>
-      <w:proofErr w:type="spellStart"/>
+          <w:lang w:val="en-US" w:eastAsia="pt-BR"/>
+        </w:rPr>
+        <w:t xml:space="preserve"> </w:t>
+      </w:r>
+      <w:proofErr w:type="gramStart"/>
       <w:r>
         <w:rPr>
           <w:rFonts w:ascii="Consolas" w:eastAsia="Times New Roman" w:hAnsi="Consolas" w:cs="Times New Roman"/>
           <w:color w:val="78D1E1"/>
           <w:sz w:val="21"/>
           <w:szCs w:val="21"/>
-          <w:lang w:eastAsia="pt-BR"/>
+          <w:lang w:val="en-US" w:eastAsia="pt-BR"/>
         </w:rPr>
         <w:t>solid</w:t>
       </w:r>
-      <w:proofErr w:type="spellEnd"/>
       <w:r>
         <w:rPr>
           <w:rFonts w:ascii="Consolas" w:eastAsia="Times New Roman" w:hAnsi="Consolas" w:cs="Times New Roman"/>
           <w:color w:val="E1E1E6"/>
           <w:sz w:val="21"/>
           <w:szCs w:val="21"/>
-          <w:lang w:eastAsia="pt-BR"/>
+          <w:lang w:val="en-US" w:eastAsia="pt-BR"/>
         </w:rPr>
         <w:t xml:space="preserve">  </w:t>
       </w:r>
@@ -11460,9 +11997,20 @@
           <w:color w:val="78D1E1"/>
           <w:sz w:val="21"/>
           <w:szCs w:val="21"/>
-          <w:lang w:eastAsia="pt-BR"/>
-        </w:rPr>
-        <w:t>#58af9b</w:t>
+          <w:lang w:val="en-US" w:eastAsia="pt-BR"/>
+        </w:rPr>
+        <w:t>#</w:t>
+      </w:r>
+      <w:proofErr w:type="gramEnd"/>
+      <w:r>
+        <w:rPr>
+          <w:rFonts w:ascii="Consolas" w:eastAsia="Times New Roman" w:hAnsi="Consolas" w:cs="Times New Roman"/>
+          <w:color w:val="78D1E1"/>
+          <w:sz w:val="21"/>
+          <w:szCs w:val="21"/>
+          <w:lang w:val="en-US" w:eastAsia="pt-BR"/>
+        </w:rPr>
+        <w:t>58af9b</w:t>
       </w:r>
       <w:r>
         <w:rPr>
@@ -11470,7 +12018,7 @@
           <w:color w:val="E1E1E6"/>
           <w:sz w:val="21"/>
           <w:szCs w:val="21"/>
-          <w:lang w:eastAsia="pt-BR"/>
+          <w:lang w:val="en-US" w:eastAsia="pt-BR"/>
         </w:rPr>
         <w:t>;</w:t>
       </w:r>
@@ -11484,7 +12032,7 @@
           <w:color w:val="E1E1E6"/>
           <w:sz w:val="21"/>
           <w:szCs w:val="21"/>
-          <w:lang w:eastAsia="pt-BR"/>
+          <w:lang w:val="en-US" w:eastAsia="pt-BR"/>
         </w:rPr>
       </w:pPr>
       <w:r>
@@ -11493,7 +12041,7 @@
           <w:color w:val="E1E1E6"/>
           <w:sz w:val="21"/>
           <w:szCs w:val="21"/>
-          <w:lang w:eastAsia="pt-BR"/>
+          <w:lang w:val="en-US" w:eastAsia="pt-BR"/>
         </w:rPr>
         <w:t>}</w:t>
       </w:r>
@@ -11503,6 +12051,9 @@
         <w:tabs>
           <w:tab w:val="left" w:pos="6360"/>
         </w:tabs>
+        <w:rPr>
+          <w:lang w:val="en-US"/>
+        </w:rPr>
       </w:pPr>
     </w:p>
     <w:p>
@@ -11510,6 +12061,9 @@
         <w:tabs>
           <w:tab w:val="left" w:pos="6360"/>
         </w:tabs>
+        <w:rPr>
+          <w:lang w:val="en-US"/>
+        </w:rPr>
       </w:pPr>
     </w:p>
     <w:p>
@@ -11555,6 +12109,7 @@
           <w:bCs/>
         </w:rPr>
       </w:pPr>
+      <w:proofErr w:type="gramStart"/>
       <w:r>
         <w:rPr>
           <w:b/>
@@ -11571,6 +12126,7 @@
         <w:t>btn</w:t>
       </w:r>
       <w:proofErr w:type="spellEnd"/>
+      <w:proofErr w:type="gramEnd"/>
       <w:r>
         <w:rPr>
           <w:b/>
@@ -11635,7 +12191,15 @@
       </w:r>
       <w:proofErr w:type="spellEnd"/>
       <w:r>
-        <w:t xml:space="preserve"> Pai, adiciona o efeito de transição  que será aplicada fora do momento </w:t>
+        <w:t xml:space="preserve"> Pai, adiciona o efeito de </w:t>
+      </w:r>
+      <w:proofErr w:type="gramStart"/>
+      <w:r>
+        <w:t>transição  que</w:t>
+      </w:r>
+      <w:proofErr w:type="gramEnd"/>
+      <w:r>
+        <w:t xml:space="preserve"> será aplicada fora do momento </w:t>
       </w:r>
       <w:proofErr w:type="spellStart"/>
       <w:r>
@@ -11904,6 +12468,7 @@
         </w:rPr>
         <w:t xml:space="preserve">: </w:t>
       </w:r>
+      <w:proofErr w:type="gramStart"/>
       <w:r>
         <w:rPr>
           <w:b/>
@@ -11919,7 +12484,11 @@
         <w:t xml:space="preserve">;  </w:t>
       </w:r>
       <w:r>
-        <w:t xml:space="preserve">que serve da mesma forma que o </w:t>
+        <w:t>que</w:t>
+      </w:r>
+      <w:proofErr w:type="gramEnd"/>
+      <w:r>
+        <w:t xml:space="preserve"> serve da mesma forma que o </w:t>
       </w:r>
       <w:proofErr w:type="spellStart"/>
       <w:r>
@@ -11959,7 +12528,15 @@
         <w:t xml:space="preserve">Portanto, é importante </w:t>
       </w:r>
       <w:r>
-        <w:t xml:space="preserve">entender que muitas coisas no CSS pode ter configuração do próprio navegador, por isso é importante começar resetando o CSS, para saber do que há do navegador </w:t>
+        <w:t xml:space="preserve">entender que </w:t>
+      </w:r>
+      <w:proofErr w:type="gramStart"/>
+      <w:r>
+        <w:t>muitas coisas no CSS pode</w:t>
+      </w:r>
+      <w:proofErr w:type="gramEnd"/>
+      <w:r>
+        <w:t xml:space="preserve"> ter configuração do próprio navegador, por isso é importante começar resetando o CSS, para saber do que há do navegador </w:t>
       </w:r>
       <w:r>
         <w:t xml:space="preserve">é preciso utilizar o </w:t>
@@ -12857,14 +13434,26 @@
         <w:t xml:space="preserve">, </w:t>
       </w:r>
       <w:r>
-        <w:t xml:space="preserve">pois todos ajustes que havia no </w:t>
-      </w:r>
-      <w:r>
-        <w:rPr>
-          <w:b/>
-          <w:bCs/>
-        </w:rPr>
-        <w:t xml:space="preserve">.input </w:t>
+        <w:t xml:space="preserve">pois todos ajustes que havia </w:t>
+      </w:r>
+      <w:proofErr w:type="gramStart"/>
+      <w:r>
+        <w:t xml:space="preserve">no </w:t>
+      </w:r>
+      <w:r>
+        <w:rPr>
+          <w:b/>
+          <w:bCs/>
+        </w:rPr>
+        <w:t>.input</w:t>
+      </w:r>
+      <w:proofErr w:type="gramEnd"/>
+      <w:r>
+        <w:rPr>
+          <w:b/>
+          <w:bCs/>
+        </w:rPr>
+        <w:t xml:space="preserve"> </w:t>
       </w:r>
       <w:r>
         <w:t>será submetido às formatações de CSS d</w:t>
@@ -12988,8 +13577,13 @@
       <w:r>
         <w:t xml:space="preserve">dessa forma </w:t>
       </w:r>
-      <w:r>
-        <w:t xml:space="preserve">toda a linha dos inputs terão a mesma cor e ficarão como se fossem uma só. </w:t>
+      <w:proofErr w:type="gramStart"/>
+      <w:r>
+        <w:t>toda a linha dos inputs terão</w:t>
+      </w:r>
+      <w:proofErr w:type="gramEnd"/>
+      <w:r>
+        <w:t xml:space="preserve"> a mesma cor e ficarão como se fossem uma só. </w:t>
       </w:r>
     </w:p>
     <w:p>
@@ -13002,6 +13596,7 @@
           <w:bCs/>
         </w:rPr>
       </w:pPr>
+      <w:proofErr w:type="gramStart"/>
       <w:r>
         <w:rPr>
           <w:b/>
@@ -13014,7 +13609,15 @@
           <w:b/>
           <w:bCs/>
         </w:rPr>
-        <w:t xml:space="preserve">Sem o </w:t>
+        <w:t>Sem</w:t>
+      </w:r>
+      <w:proofErr w:type="gramEnd"/>
+      <w:r>
+        <w:rPr>
+          <w:b/>
+          <w:bCs/>
+        </w:rPr>
+        <w:t xml:space="preserve"> o </w:t>
       </w:r>
       <w:proofErr w:type="spellStart"/>
       <w:r>
@@ -13099,12 +13702,21 @@
           <w:bCs/>
         </w:rPr>
       </w:pPr>
-      <w:r>
-        <w:rPr>
-          <w:b/>
-          <w:bCs/>
-        </w:rPr>
-        <w:t xml:space="preserve">.Com o background-color. Na </w:t>
+      <w:proofErr w:type="gramStart"/>
+      <w:r>
+        <w:rPr>
+          <w:b/>
+          <w:bCs/>
+        </w:rPr>
+        <w:t>.Com</w:t>
+      </w:r>
+      <w:proofErr w:type="gramEnd"/>
+      <w:r>
+        <w:rPr>
+          <w:b/>
+          <w:bCs/>
+        </w:rPr>
+        <w:t xml:space="preserve"> o background-color. Na </w:t>
       </w:r>
       <w:proofErr w:type="spellStart"/>
       <w:r>
@@ -13330,7 +13942,11 @@
         <w:t xml:space="preserve">. </w:t>
       </w:r>
       <w:r>
-        <w:t xml:space="preserve">Ao fazer isso o </w:t>
+        <w:t xml:space="preserve">Ao fazer isso </w:t>
+      </w:r>
+      <w:proofErr w:type="gramStart"/>
+      <w:r>
+        <w:t xml:space="preserve">o </w:t>
       </w:r>
       <w:r>
         <w:rPr>
@@ -13351,7 +13967,15 @@
           <w:b/>
           <w:bCs/>
         </w:rPr>
-        <w:t xml:space="preserve">e o input será desajustado. </w:t>
+        <w:t>e o input será</w:t>
+      </w:r>
+      <w:proofErr w:type="gramEnd"/>
+      <w:r>
+        <w:rPr>
+          <w:b/>
+          <w:bCs/>
+        </w:rPr>
+        <w:t xml:space="preserve"> desajustado. </w:t>
       </w:r>
     </w:p>
     <w:p>
@@ -13533,25 +14157,37 @@
           <w:b/>
           <w:bCs/>
         </w:rPr>
-        <w:t>icon-modify</w:t>
-      </w:r>
-      <w:proofErr w:type="spellEnd"/>
-      <w:r>
-        <w:rPr>
-          <w:b/>
-          <w:bCs/>
-        </w:rPr>
-        <w:t xml:space="preserve"> </w:t>
-      </w:r>
-      <w:r>
-        <w:rPr>
-          <w:b/>
-          <w:bCs/>
-        </w:rPr>
-        <w:t xml:space="preserve"> </w:t>
-      </w:r>
-      <w:r>
-        <w:t xml:space="preserve">para </w:t>
+        <w:t>icon-</w:t>
+      </w:r>
+      <w:proofErr w:type="gramStart"/>
+      <w:r>
+        <w:rPr>
+          <w:b/>
+          <w:bCs/>
+        </w:rPr>
+        <w:t>modify</w:t>
+      </w:r>
+      <w:proofErr w:type="spellEnd"/>
+      <w:r>
+        <w:rPr>
+          <w:b/>
+          <w:bCs/>
+        </w:rPr>
+        <w:t xml:space="preserve"> </w:t>
+      </w:r>
+      <w:r>
+        <w:rPr>
+          <w:b/>
+          <w:bCs/>
+        </w:rPr>
+        <w:t xml:space="preserve"> </w:t>
+      </w:r>
+      <w:r>
+        <w:t>para</w:t>
+      </w:r>
+      <w:proofErr w:type="gramEnd"/>
+      <w:r>
+        <w:t xml:space="preserve"> </w:t>
       </w:r>
       <w:r>
         <w:t xml:space="preserve">fazer ajustes no </w:t>
@@ -13722,7 +14358,15 @@
         </w:tabs>
       </w:pPr>
       <w:r>
-        <w:t xml:space="preserve">Poderia também adicionar um background-color: ; </w:t>
+        <w:t>Poderia também adicionar um background-color</w:t>
+      </w:r>
+      <w:proofErr w:type="gramStart"/>
+      <w:r>
+        <w:t>: ;</w:t>
+      </w:r>
+      <w:proofErr w:type="gramEnd"/>
+      <w:r>
+        <w:t xml:space="preserve"> </w:t>
       </w:r>
       <w:r>
         <w:t xml:space="preserve">se os ícones fossem brancos ele seria mudado de cor. </w:t>
@@ -14048,15 +14692,33 @@
           <w:bCs/>
           <w:lang w:val="en-US"/>
         </w:rPr>
-        <w:t xml:space="preserve"> + </w:t>
-      </w:r>
+        <w:t xml:space="preserve"> </w:t>
+      </w:r>
+      <w:proofErr w:type="gramStart"/>
       <w:r>
         <w:rPr>
           <w:b/>
           <w:bCs/>
           <w:lang w:val="en-US"/>
         </w:rPr>
-        <w:t>:not(first-ch</w:t>
+        <w:t xml:space="preserve">+ </w:t>
+      </w:r>
+      <w:r>
+        <w:rPr>
+          <w:b/>
+          <w:bCs/>
+          <w:lang w:val="en-US"/>
+        </w:rPr>
+        <w:t>:not</w:t>
+      </w:r>
+      <w:proofErr w:type="gramEnd"/>
+      <w:r>
+        <w:rPr>
+          <w:b/>
+          <w:bCs/>
+          <w:lang w:val="en-US"/>
+        </w:rPr>
+        <w:t>(first-ch</w:t>
       </w:r>
       <w:r>
         <w:rPr>
@@ -14097,6 +14759,7 @@
         <w:t>:</w:t>
       </w:r>
       <w:proofErr w:type="spellStart"/>
+      <w:proofErr w:type="gramStart"/>
       <w:r>
         <w:rPr>
           <w:b/>
@@ -14110,7 +14773,15 @@
           <w:b/>
           <w:bCs/>
         </w:rPr>
-        <w:t xml:space="preserve">() </w:t>
+        <w:t>(</w:t>
+      </w:r>
+      <w:proofErr w:type="gramEnd"/>
+      <w:r>
+        <w:rPr>
+          <w:b/>
+          <w:bCs/>
+        </w:rPr>
+        <w:t xml:space="preserve">) </w:t>
       </w:r>
       <w:r>
         <w:t xml:space="preserve">– Não aplica ao </w:t>
@@ -14129,12 +14800,21 @@
           <w:bCs/>
         </w:rPr>
       </w:pPr>
-      <w:r>
-        <w:rPr>
-          <w:b/>
-          <w:bCs/>
-        </w:rPr>
-        <w:t xml:space="preserve">{ } – </w:t>
+      <w:proofErr w:type="gramStart"/>
+      <w:r>
+        <w:rPr>
+          <w:b/>
+          <w:bCs/>
+        </w:rPr>
+        <w:t>{ }</w:t>
+      </w:r>
+      <w:proofErr w:type="gramEnd"/>
+      <w:r>
+        <w:rPr>
+          <w:b/>
+          <w:bCs/>
+        </w:rPr>
+        <w:t xml:space="preserve"> – </w:t>
       </w:r>
       <w:r>
         <w:t>O</w:t>
@@ -14175,6 +14855,7 @@
           <w:lang w:val="en-US"/>
         </w:rPr>
       </w:pPr>
+      <w:proofErr w:type="gramStart"/>
       <w:r>
         <w:rPr>
           <w:b/>
@@ -14190,7 +14871,16 @@
           <w:bCs/>
           <w:lang w:val="en-US"/>
         </w:rPr>
-        <w:t>item-social-media:</w:t>
+        <w:t>item</w:t>
+      </w:r>
+      <w:proofErr w:type="gramEnd"/>
+      <w:r>
+        <w:rPr>
+          <w:b/>
+          <w:bCs/>
+          <w:lang w:val="en-US"/>
+        </w:rPr>
+        <w:t>-social-media:</w:t>
       </w:r>
       <w:r>
         <w:rPr>
@@ -14379,6 +15069,7 @@
         </w:rPr>
         <w:t xml:space="preserve"> </w:t>
       </w:r>
+      <w:proofErr w:type="gramStart"/>
       <w:r>
         <w:t xml:space="preserve">no </w:t>
       </w:r>
@@ -14387,7 +15078,15 @@
           <w:b/>
           <w:bCs/>
         </w:rPr>
-        <w:t>.item-social-media</w:t>
+        <w:t>.item</w:t>
+      </w:r>
+      <w:proofErr w:type="gramEnd"/>
+      <w:r>
+        <w:rPr>
+          <w:b/>
+          <w:bCs/>
+        </w:rPr>
+        <w:t>-social-media</w:t>
       </w:r>
     </w:p>
     <w:p>
@@ -14797,7 +15496,11 @@
         </w:rPr>
       </w:pPr>
       <w:r>
-        <w:t xml:space="preserve">E no CSS o ajuste precisará ser feito, utilizando o </w:t>
+        <w:t xml:space="preserve">E no CSS o ajuste precisará ser feito, utilizando </w:t>
+      </w:r>
+      <w:proofErr w:type="gramStart"/>
+      <w:r>
+        <w:t xml:space="preserve">o </w:t>
       </w:r>
       <w:r>
         <w:t>.</w:t>
@@ -14807,7 +15510,15 @@
           <w:b/>
           <w:bCs/>
         </w:rPr>
-        <w:t xml:space="preserve">link-social-media </w:t>
+        <w:t>link</w:t>
+      </w:r>
+      <w:proofErr w:type="gramEnd"/>
+      <w:r>
+        <w:rPr>
+          <w:b/>
+          <w:bCs/>
+        </w:rPr>
+        <w:t xml:space="preserve">-social-media </w:t>
       </w:r>
       <w:r>
         <w:rPr>
@@ -14881,17 +15592,29 @@
         </w:tabs>
       </w:pPr>
       <w:r>
-        <w:t>Utilizando o</w:t>
-      </w:r>
-      <w:r>
-        <w:t xml:space="preserve"> </w:t>
-      </w:r>
-      <w:r>
-        <w:rPr>
-          <w:b/>
-          <w:bCs/>
-        </w:rPr>
-        <w:t>.Item-social-media</w:t>
+        <w:t xml:space="preserve">Utilizando </w:t>
+      </w:r>
+      <w:proofErr w:type="gramStart"/>
+      <w:r>
+        <w:t>o</w:t>
+      </w:r>
+      <w:r>
+        <w:t xml:space="preserve"> </w:t>
+      </w:r>
+      <w:r>
+        <w:rPr>
+          <w:b/>
+          <w:bCs/>
+        </w:rPr>
+        <w:t>.Item</w:t>
+      </w:r>
+      <w:proofErr w:type="gramEnd"/>
+      <w:r>
+        <w:rPr>
+          <w:b/>
+          <w:bCs/>
+        </w:rPr>
+        <w:t>-social-media</w:t>
       </w:r>
       <w:r>
         <w:rPr>
@@ -15024,7 +15747,17 @@
           <w:sz w:val="28"/>
           <w:szCs w:val="28"/>
         </w:rPr>
-        <w:t xml:space="preserve"> no</w:t>
+        <w:t xml:space="preserve"> </w:t>
+      </w:r>
+      <w:proofErr w:type="gramStart"/>
+      <w:r>
+        <w:rPr>
+          <w:b/>
+          <w:bCs/>
+          <w:sz w:val="28"/>
+          <w:szCs w:val="28"/>
+        </w:rPr>
+        <w:t>no</w:t>
       </w:r>
       <w:r>
         <w:rPr>
@@ -15042,7 +15775,17 @@
           <w:sz w:val="28"/>
           <w:szCs w:val="28"/>
         </w:rPr>
-        <w:t>ícones social-media</w:t>
+        <w:t>ícones social</w:t>
+      </w:r>
+      <w:proofErr w:type="gramEnd"/>
+      <w:r>
+        <w:rPr>
+          <w:b/>
+          <w:bCs/>
+          <w:sz w:val="28"/>
+          <w:szCs w:val="28"/>
+        </w:rPr>
+        <w:t>-media</w:t>
       </w:r>
       <w:r>
         <w:rPr>
@@ -15159,6 +15902,7 @@
         <w:t xml:space="preserve"> </w:t>
       </w:r>
       <w:proofErr w:type="spellStart"/>
+      <w:proofErr w:type="gramStart"/>
       <w:r>
         <w:rPr>
           <w:sz w:val="28"/>
@@ -15191,7 +15935,17 @@
           <w:sz w:val="28"/>
           <w:szCs w:val="28"/>
         </w:rPr>
-        <w:t>link-social-media:hover</w:t>
+        <w:t>link</w:t>
+      </w:r>
+      <w:proofErr w:type="gramEnd"/>
+      <w:r>
+        <w:rPr>
+          <w:b/>
+          <w:bCs/>
+          <w:sz w:val="28"/>
+          <w:szCs w:val="28"/>
+        </w:rPr>
+        <w:t>-social-media:hover</w:t>
       </w:r>
       <w:proofErr w:type="spellEnd"/>
       <w:r>
@@ -15318,7 +16072,15 @@
           <w:sz w:val="28"/>
           <w:szCs w:val="28"/>
         </w:rPr>
-        <w:t xml:space="preserve">OBS: Eu fiz colocando apenas o </w:t>
+        <w:t xml:space="preserve">OBS: Eu fiz colocando apenas </w:t>
+      </w:r>
+      <w:proofErr w:type="gramStart"/>
+      <w:r>
+        <w:rPr>
+          <w:sz w:val="28"/>
+          <w:szCs w:val="28"/>
+        </w:rPr>
+        <w:t xml:space="preserve">o </w:t>
       </w:r>
       <w:r>
         <w:rPr>
@@ -15333,7 +16095,15 @@
           <w:sz w:val="28"/>
           <w:szCs w:val="28"/>
         </w:rPr>
-        <w:t>item-social-media:hover</w:t>
+        <w:t>item</w:t>
+      </w:r>
+      <w:proofErr w:type="gramEnd"/>
+      <w:r>
+        <w:rPr>
+          <w:sz w:val="28"/>
+          <w:szCs w:val="28"/>
+        </w:rPr>
+        <w:t>-social-media:hover</w:t>
       </w:r>
       <w:proofErr w:type="spellEnd"/>
       <w:r>
@@ -15359,7 +16129,39 @@
           <w:sz w:val="28"/>
           <w:szCs w:val="28"/>
         </w:rPr>
-        <w:t xml:space="preserve"> }  e funcionou da mesma forma. Contudo é interessante saber que há outra possibilidades, e novos caminhos. </w:t>
+        <w:t xml:space="preserve"> </w:t>
+      </w:r>
+      <w:proofErr w:type="gramStart"/>
+      <w:r>
+        <w:rPr>
+          <w:sz w:val="28"/>
+          <w:szCs w:val="28"/>
+        </w:rPr>
+        <w:t>}  e</w:t>
+      </w:r>
+      <w:proofErr w:type="gramEnd"/>
+      <w:r>
+        <w:rPr>
+          <w:sz w:val="28"/>
+          <w:szCs w:val="28"/>
+        </w:rPr>
+        <w:t xml:space="preserve"> funcionou da mesma forma. Contudo é interessante saber que há </w:t>
+      </w:r>
+      <w:proofErr w:type="gramStart"/>
+      <w:r>
+        <w:rPr>
+          <w:sz w:val="28"/>
+          <w:szCs w:val="28"/>
+        </w:rPr>
+        <w:t>outra possibilidades</w:t>
+      </w:r>
+      <w:proofErr w:type="gramEnd"/>
+      <w:r>
+        <w:rPr>
+          <w:sz w:val="28"/>
+          <w:szCs w:val="28"/>
+        </w:rPr>
+        <w:t xml:space="preserve">, e novos caminhos. </w:t>
       </w:r>
     </w:p>
     <w:p>
@@ -15410,6 +16212,7 @@
           <w:lang w:val="en-US" w:eastAsia="pt-BR"/>
         </w:rPr>
       </w:pPr>
+      <w:proofErr w:type="gramStart"/>
       <w:r>
         <w:rPr>
           <w:rFonts w:ascii="Consolas" w:eastAsia="Times New Roman" w:hAnsi="Consolas" w:cs="Times New Roman"/>
@@ -15433,7 +16236,20 @@
           <w:szCs w:val="21"/>
           <w:lang w:val="en-US" w:eastAsia="pt-BR"/>
         </w:rPr>
-        <w:t>link-social-media</w:t>
+        <w:t>link</w:t>
+      </w:r>
+      <w:proofErr w:type="gramEnd"/>
+      <w:r>
+        <w:rPr>
+          <w:rFonts w:ascii="Consolas" w:eastAsia="Times New Roman" w:hAnsi="Consolas" w:cs="Times New Roman"/>
+          <w:i/>
+          <w:iCs/>
+          <w:color w:val="67E480"/>
+          <w:sz w:val="21"/>
+          <w:szCs w:val="21"/>
+          <w:lang w:val="en-US" w:eastAsia="pt-BR"/>
+        </w:rPr>
+        <w:t>-social-media</w:t>
       </w:r>
       <w:r>
         <w:rPr>
@@ -15901,6 +16717,7 @@
         <w:t xml:space="preserve"> no </w:t>
       </w:r>
       <w:proofErr w:type="spellStart"/>
+      <w:proofErr w:type="gramStart"/>
       <w:r>
         <w:rPr>
           <w:b/>
@@ -15930,6 +16747,7 @@
         <w:t>:</w:t>
       </w:r>
       <w:proofErr w:type="spellStart"/>
+      <w:proofErr w:type="gramEnd"/>
       <w:r>
         <w:rPr>
           <w:b/>
@@ -16107,6 +16925,7 @@
           <w:szCs w:val="28"/>
         </w:rPr>
       </w:pPr>
+      <w:proofErr w:type="gramStart"/>
       <w:r>
         <w:rPr>
           <w:sz w:val="28"/>
@@ -16131,6 +16950,7 @@
         <w:t>::</w:t>
       </w:r>
       <w:proofErr w:type="spellStart"/>
+      <w:proofErr w:type="gramEnd"/>
       <w:r>
         <w:rPr>
           <w:sz w:val="28"/>
@@ -16297,7 +17117,17 @@
           <w:sz w:val="28"/>
           <w:szCs w:val="28"/>
         </w:rPr>
-        <w:t>first-con</w:t>
+        <w:t>first-</w:t>
+      </w:r>
+      <w:proofErr w:type="gramStart"/>
+      <w:r>
+        <w:rPr>
+          <w:b/>
+          <w:bCs/>
+          <w:sz w:val="28"/>
+          <w:szCs w:val="28"/>
+        </w:rPr>
+        <w:t>con</w:t>
       </w:r>
       <w:r>
         <w:rPr>
@@ -16334,7 +17164,17 @@
           <w:sz w:val="28"/>
           <w:szCs w:val="28"/>
         </w:rPr>
-        <w:t xml:space="preserve"> assim está ele:</w:t>
+        <w:t xml:space="preserve"> assim</w:t>
+      </w:r>
+      <w:proofErr w:type="gramEnd"/>
+      <w:r>
+        <w:rPr>
+          <w:b/>
+          <w:bCs/>
+          <w:sz w:val="28"/>
+          <w:szCs w:val="28"/>
+        </w:rPr>
+        <w:t xml:space="preserve"> está ele:</w:t>
       </w:r>
     </w:p>
     <w:p>
@@ -16425,6 +17265,855 @@
           <w:sz w:val="28"/>
           <w:szCs w:val="28"/>
         </w:rPr>
+        <w:t>second-</w:t>
+      </w:r>
+      <w:proofErr w:type="gramStart"/>
+      <w:r>
+        <w:rPr>
+          <w:b/>
+          <w:bCs/>
+          <w:sz w:val="28"/>
+          <w:szCs w:val="28"/>
+        </w:rPr>
+        <w:t>content</w:t>
+      </w:r>
+      <w:proofErr w:type="spellEnd"/>
+      <w:r>
+        <w:rPr>
+          <w:b/>
+          <w:bCs/>
+          <w:sz w:val="28"/>
+          <w:szCs w:val="28"/>
+        </w:rPr>
+        <w:t xml:space="preserve">  </w:t>
+      </w:r>
+      <w:r>
+        <w:rPr>
+          <w:b/>
+          <w:bCs/>
+          <w:sz w:val="28"/>
+          <w:szCs w:val="28"/>
+        </w:rPr>
+        <w:t>-</w:t>
+      </w:r>
+      <w:proofErr w:type="gramEnd"/>
+      <w:r>
+        <w:rPr>
+          <w:b/>
+          <w:bCs/>
+          <w:sz w:val="28"/>
+          <w:szCs w:val="28"/>
+        </w:rPr>
+        <w:t xml:space="preserve"> </w:t>
+      </w:r>
+    </w:p>
+    <w:p>
+      <w:pPr>
+        <w:rPr>
+          <w:b/>
+          <w:bCs/>
+          <w:vanish/>
+          <w:sz w:val="28"/>
+          <w:szCs w:val="28"/>
+          <w:specVanish/>
+        </w:rPr>
+      </w:pPr>
+      <w:r>
+        <w:rPr>
+          <w:b/>
+          <w:bCs/>
+          <w:sz w:val="28"/>
+          <w:szCs w:val="28"/>
+        </w:rPr>
+        <w:t>1</w:t>
+      </w:r>
+    </w:p>
+    <w:p>
+      <w:pPr>
+        <w:rPr>
+          <w:sz w:val="28"/>
+          <w:szCs w:val="28"/>
+        </w:rPr>
+      </w:pPr>
+      <w:r>
+        <w:rPr>
+          <w:b/>
+          <w:bCs/>
+          <w:sz w:val="28"/>
+          <w:szCs w:val="28"/>
+        </w:rPr>
+        <w:t>º -</w:t>
+      </w:r>
+      <w:r>
+        <w:rPr>
+          <w:sz w:val="28"/>
+          <w:szCs w:val="28"/>
+        </w:rPr>
+        <w:t xml:space="preserve"> </w:t>
+      </w:r>
+      <w:r>
+        <w:rPr>
+          <w:sz w:val="28"/>
+          <w:szCs w:val="28"/>
+        </w:rPr>
+        <w:t>I</w:t>
+      </w:r>
+      <w:r>
+        <w:rPr>
+          <w:sz w:val="28"/>
+          <w:szCs w:val="28"/>
+        </w:rPr>
+        <w:t xml:space="preserve">remos começar tirando o </w:t>
+      </w:r>
+      <w:r>
+        <w:rPr>
+          <w:b/>
+          <w:bCs/>
+          <w:sz w:val="28"/>
+          <w:szCs w:val="28"/>
+        </w:rPr>
+        <w:t xml:space="preserve">display: </w:t>
+      </w:r>
+      <w:proofErr w:type="spellStart"/>
+      <w:r>
+        <w:rPr>
+          <w:b/>
+          <w:bCs/>
+          <w:sz w:val="28"/>
+          <w:szCs w:val="28"/>
+        </w:rPr>
+        <w:t>none</w:t>
+      </w:r>
+      <w:proofErr w:type="spellEnd"/>
+      <w:r>
+        <w:rPr>
+          <w:b/>
+          <w:bCs/>
+          <w:sz w:val="28"/>
+          <w:szCs w:val="28"/>
+        </w:rPr>
+        <w:t>; do</w:t>
+      </w:r>
+      <w:r>
+        <w:rPr>
+          <w:b/>
+          <w:bCs/>
+          <w:sz w:val="28"/>
+          <w:szCs w:val="28"/>
+        </w:rPr>
+        <w:t xml:space="preserve"> </w:t>
+      </w:r>
+      <w:proofErr w:type="spellStart"/>
+      <w:r>
+        <w:rPr>
+          <w:b/>
+          <w:bCs/>
+          <w:sz w:val="28"/>
+          <w:szCs w:val="28"/>
+        </w:rPr>
+        <w:t>second-</w:t>
+      </w:r>
+      <w:proofErr w:type="gramStart"/>
+      <w:r>
+        <w:rPr>
+          <w:b/>
+          <w:bCs/>
+          <w:sz w:val="28"/>
+          <w:szCs w:val="28"/>
+        </w:rPr>
+        <w:t>content</w:t>
+      </w:r>
+      <w:proofErr w:type="spellEnd"/>
+      <w:r>
+        <w:rPr>
+          <w:sz w:val="28"/>
+          <w:szCs w:val="28"/>
+        </w:rPr>
+        <w:t>:</w:t>
+      </w:r>
+      <w:r>
+        <w:rPr>
+          <w:sz w:val="28"/>
+          <w:szCs w:val="28"/>
+        </w:rPr>
+        <w:t>,</w:t>
+      </w:r>
+      <w:proofErr w:type="gramEnd"/>
+      <w:r>
+        <w:rPr>
+          <w:sz w:val="28"/>
+          <w:szCs w:val="28"/>
+        </w:rPr>
+        <w:t xml:space="preserve"> em con</w:t>
+      </w:r>
+      <w:r>
+        <w:rPr>
+          <w:sz w:val="28"/>
+          <w:szCs w:val="28"/>
+        </w:rPr>
+        <w:t xml:space="preserve">trapartida iremos adicionar o </w:t>
+      </w:r>
+      <w:proofErr w:type="spellStart"/>
+      <w:r>
+        <w:rPr>
+          <w:b/>
+          <w:bCs/>
+          <w:sz w:val="28"/>
+          <w:szCs w:val="28"/>
+        </w:rPr>
+        <w:t>display:none</w:t>
+      </w:r>
+      <w:proofErr w:type="spellEnd"/>
+      <w:r>
+        <w:rPr>
+          <w:b/>
+          <w:bCs/>
+          <w:sz w:val="28"/>
+          <w:szCs w:val="28"/>
+        </w:rPr>
+        <w:t xml:space="preserve"> no </w:t>
+      </w:r>
+      <w:proofErr w:type="spellStart"/>
+      <w:r>
+        <w:rPr>
+          <w:b/>
+          <w:bCs/>
+          <w:sz w:val="28"/>
+          <w:szCs w:val="28"/>
+        </w:rPr>
+        <w:t>first-content</w:t>
+      </w:r>
+      <w:proofErr w:type="spellEnd"/>
+      <w:r>
+        <w:rPr>
+          <w:b/>
+          <w:bCs/>
+          <w:sz w:val="28"/>
+          <w:szCs w:val="28"/>
+        </w:rPr>
+        <w:t>:</w:t>
+      </w:r>
+    </w:p>
+    <w:p>
+      <w:pPr>
+        <w:rPr>
+          <w:sz w:val="28"/>
+          <w:szCs w:val="28"/>
+        </w:rPr>
+      </w:pPr>
+      <w:r>
+        <w:rPr>
+          <w:sz w:val="28"/>
+          <w:szCs w:val="28"/>
+        </w:rPr>
+        <w:t>2</w:t>
+      </w:r>
+      <w:r>
+        <w:rPr>
+          <w:b/>
+          <w:bCs/>
+          <w:sz w:val="28"/>
+          <w:szCs w:val="28"/>
+        </w:rPr>
+        <w:t xml:space="preserve">º - </w:t>
+      </w:r>
+      <w:r>
+        <w:rPr>
+          <w:sz w:val="28"/>
+          <w:szCs w:val="28"/>
+        </w:rPr>
+        <w:t xml:space="preserve">Iremos aplicar a propriedade </w:t>
+      </w:r>
+      <w:proofErr w:type="spellStart"/>
+      <w:r>
+        <w:rPr>
+          <w:sz w:val="28"/>
+          <w:szCs w:val="28"/>
+        </w:rPr>
+        <w:t>order</w:t>
+      </w:r>
+      <w:proofErr w:type="spellEnd"/>
+      <w:r>
+        <w:rPr>
+          <w:sz w:val="28"/>
+          <w:szCs w:val="28"/>
+        </w:rPr>
+        <w:t>, para inverter a ordem do que é demonstrado no display. Dessa forma iremos inverter o que está na esquerda para a direita e o que está na direita para a esquerda</w:t>
+      </w:r>
+      <w:r>
+        <w:rPr>
+          <w:sz w:val="28"/>
+          <w:szCs w:val="28"/>
+        </w:rPr>
+        <w:t xml:space="preserve"> </w:t>
+      </w:r>
+    </w:p>
+    <w:p>
+      <w:pPr>
+        <w:rPr>
+          <w:b/>
+          <w:bCs/>
+          <w:sz w:val="28"/>
+          <w:szCs w:val="28"/>
+        </w:rPr>
+      </w:pPr>
+      <w:r>
+        <w:rPr>
+          <w:b/>
+          <w:bCs/>
+          <w:sz w:val="28"/>
+          <w:szCs w:val="28"/>
+        </w:rPr>
+        <w:t xml:space="preserve">Propriedade </w:t>
+      </w:r>
+      <w:proofErr w:type="spellStart"/>
+      <w:r>
+        <w:rPr>
+          <w:b/>
+          <w:bCs/>
+          <w:sz w:val="28"/>
+          <w:szCs w:val="28"/>
+        </w:rPr>
+        <w:t>order</w:t>
+      </w:r>
+      <w:proofErr w:type="spellEnd"/>
+      <w:r>
+        <w:rPr>
+          <w:b/>
+          <w:bCs/>
+          <w:sz w:val="28"/>
+          <w:szCs w:val="28"/>
+        </w:rPr>
+        <w:t xml:space="preserve"> </w:t>
+      </w:r>
+      <w:r>
+        <w:rPr>
+          <w:b/>
+          <w:bCs/>
+          <w:sz w:val="28"/>
+          <w:szCs w:val="28"/>
+        </w:rPr>
+        <w:t>–</w:t>
+      </w:r>
+      <w:r>
+        <w:rPr>
+          <w:b/>
+          <w:bCs/>
+          <w:sz w:val="28"/>
+          <w:szCs w:val="28"/>
+        </w:rPr>
+        <w:t xml:space="preserve"> </w:t>
+      </w:r>
+      <w:r>
+        <w:rPr>
+          <w:b/>
+          <w:bCs/>
+          <w:sz w:val="28"/>
+          <w:szCs w:val="28"/>
+        </w:rPr>
+        <w:t xml:space="preserve">Adicionamos </w:t>
+      </w:r>
+      <w:r>
+        <w:rPr>
+          <w:b/>
+          <w:bCs/>
+          <w:sz w:val="28"/>
+          <w:szCs w:val="28"/>
+        </w:rPr>
+        <w:t>à</w:t>
+      </w:r>
+      <w:r>
+        <w:rPr>
+          <w:b/>
+          <w:bCs/>
+          <w:sz w:val="28"/>
+          <w:szCs w:val="28"/>
+        </w:rPr>
+        <w:t xml:space="preserve">s </w:t>
+      </w:r>
+      <w:r>
+        <w:rPr>
+          <w:b/>
+          <w:bCs/>
+          <w:sz w:val="28"/>
+          <w:szCs w:val="28"/>
+        </w:rPr>
+        <w:t>classe</w:t>
+      </w:r>
+      <w:r>
+        <w:rPr>
+          <w:b/>
+          <w:bCs/>
+          <w:sz w:val="28"/>
+          <w:szCs w:val="28"/>
+        </w:rPr>
+        <w:t xml:space="preserve">s ao qual desejamos </w:t>
+      </w:r>
+      <w:r>
+        <w:rPr>
+          <w:b/>
+          <w:bCs/>
+          <w:sz w:val="28"/>
+          <w:szCs w:val="28"/>
+        </w:rPr>
+        <w:t xml:space="preserve">alterar a posição, É PRECISO ACRESCENTAR NA QUE TA NA DIREITA E VAI PARA ESQUERDA E NA DA DIREITA QUE VAI PARA A ESQUERDA. </w:t>
+      </w:r>
+    </w:p>
+    <w:p>
+      <w:pPr>
+        <w:rPr>
+          <w:b/>
+          <w:bCs/>
+          <w:sz w:val="28"/>
+          <w:szCs w:val="28"/>
+        </w:rPr>
+      </w:pPr>
+      <w:r>
+        <w:rPr>
+          <w:b/>
+          <w:bCs/>
+          <w:sz w:val="28"/>
+          <w:szCs w:val="28"/>
+        </w:rPr>
+        <w:t xml:space="preserve">Ficando o código da seguinte forma </w:t>
+      </w:r>
+    </w:p>
+    <w:p>
+      <w:pPr>
+        <w:rPr>
+          <w:b/>
+          <w:bCs/>
+          <w:sz w:val="28"/>
+          <w:szCs w:val="28"/>
+          <w:lang w:val="en-US"/>
+        </w:rPr>
+      </w:pPr>
+      <w:proofErr w:type="gramStart"/>
+      <w:r>
+        <w:rPr>
+          <w:b/>
+          <w:bCs/>
+          <w:sz w:val="28"/>
+          <w:szCs w:val="28"/>
+          <w:lang w:val="en-US"/>
+        </w:rPr>
+        <w:t>.second</w:t>
+      </w:r>
+      <w:proofErr w:type="gramEnd"/>
+      <w:r>
+        <w:rPr>
+          <w:b/>
+          <w:bCs/>
+          <w:sz w:val="28"/>
+          <w:szCs w:val="28"/>
+          <w:lang w:val="en-US"/>
+        </w:rPr>
+        <w:t>-content .first-column {</w:t>
+      </w:r>
+    </w:p>
+    <w:p>
+      <w:pPr>
+        <w:rPr>
+          <w:b/>
+          <w:bCs/>
+          <w:sz w:val="28"/>
+          <w:szCs w:val="28"/>
+          <w:lang w:val="en-US"/>
+        </w:rPr>
+      </w:pPr>
+      <w:r>
+        <w:rPr>
+          <w:b/>
+          <w:bCs/>
+          <w:sz w:val="28"/>
+          <w:szCs w:val="28"/>
+          <w:lang w:val="en-US"/>
+        </w:rPr>
+        <w:t>Order: 2;</w:t>
+      </w:r>
+    </w:p>
+    <w:p>
+      <w:pPr>
+        <w:rPr>
+          <w:b/>
+          <w:bCs/>
+          <w:sz w:val="28"/>
+          <w:szCs w:val="28"/>
+          <w:lang w:val="en-US"/>
+        </w:rPr>
+      </w:pPr>
+      <w:r>
+        <w:rPr>
+          <w:b/>
+          <w:bCs/>
+          <w:sz w:val="28"/>
+          <w:szCs w:val="28"/>
+          <w:lang w:val="en-US"/>
+        </w:rPr>
+        <w:t xml:space="preserve"> </w:t>
+      </w:r>
+      <w:r>
+        <w:rPr>
+          <w:b/>
+          <w:bCs/>
+          <w:sz w:val="28"/>
+          <w:szCs w:val="28"/>
+          <w:lang w:val="en-US"/>
+        </w:rPr>
+        <w:t xml:space="preserve">} </w:t>
+      </w:r>
+    </w:p>
+    <w:p>
+      <w:pPr>
+        <w:rPr>
+          <w:b/>
+          <w:bCs/>
+          <w:sz w:val="28"/>
+          <w:szCs w:val="28"/>
+          <w:lang w:val="en-US"/>
+        </w:rPr>
+      </w:pPr>
+      <w:proofErr w:type="gramStart"/>
+      <w:r>
+        <w:rPr>
+          <w:b/>
+          <w:bCs/>
+          <w:sz w:val="28"/>
+          <w:szCs w:val="28"/>
+          <w:lang w:val="en-US"/>
+        </w:rPr>
+        <w:t>.second</w:t>
+      </w:r>
+      <w:proofErr w:type="gramEnd"/>
+      <w:r>
+        <w:rPr>
+          <w:b/>
+          <w:bCs/>
+          <w:sz w:val="28"/>
+          <w:szCs w:val="28"/>
+          <w:lang w:val="en-US"/>
+        </w:rPr>
+        <w:t>-content .second-column {</w:t>
+      </w:r>
+    </w:p>
+    <w:p>
+      <w:pPr>
+        <w:rPr>
+          <w:b/>
+          <w:bCs/>
+          <w:sz w:val="28"/>
+          <w:szCs w:val="28"/>
+          <w:lang w:val="en-US"/>
+        </w:rPr>
+      </w:pPr>
+      <w:r>
+        <w:rPr>
+          <w:b/>
+          <w:bCs/>
+          <w:sz w:val="28"/>
+          <w:szCs w:val="28"/>
+          <w:lang w:val="en-US"/>
+        </w:rPr>
+        <w:t>Order:1;</w:t>
+      </w:r>
+    </w:p>
+    <w:p>
+      <w:pPr>
+        <w:rPr>
+          <w:b/>
+          <w:bCs/>
+          <w:sz w:val="28"/>
+          <w:szCs w:val="28"/>
+        </w:rPr>
+      </w:pPr>
+      <w:r>
+        <w:rPr>
+          <w:b/>
+          <w:bCs/>
+          <w:sz w:val="28"/>
+          <w:szCs w:val="28"/>
+          <w:lang w:val="en-US"/>
+        </w:rPr>
+        <w:t xml:space="preserve"> </w:t>
+      </w:r>
+      <w:r>
+        <w:rPr>
+          <w:b/>
+          <w:bCs/>
+          <w:sz w:val="28"/>
+          <w:szCs w:val="28"/>
+        </w:rPr>
+        <w:t xml:space="preserve">} </w:t>
+      </w:r>
+    </w:p>
+    <w:p>
+      <w:pPr>
+        <w:rPr>
+          <w:b/>
+          <w:bCs/>
+          <w:sz w:val="28"/>
+          <w:szCs w:val="28"/>
+        </w:rPr>
+      </w:pPr>
+      <w:r>
+        <w:rPr>
+          <w:b/>
+          <w:bCs/>
+          <w:sz w:val="28"/>
+          <w:szCs w:val="28"/>
+        </w:rPr>
+        <w:t>3º - Iremos dar um le</w:t>
+      </w:r>
+      <w:r>
+        <w:rPr>
+          <w:b/>
+          <w:bCs/>
+          <w:sz w:val="28"/>
+          <w:szCs w:val="28"/>
+        </w:rPr>
+        <w:t xml:space="preserve">ft:60%; </w:t>
+      </w:r>
+      <w:proofErr w:type="gramStart"/>
+      <w:r>
+        <w:rPr>
+          <w:b/>
+          <w:bCs/>
+          <w:sz w:val="28"/>
+          <w:szCs w:val="28"/>
+        </w:rPr>
+        <w:t>no :</w:t>
+      </w:r>
+      <w:proofErr w:type="gramEnd"/>
+      <w:r>
+        <w:rPr>
+          <w:b/>
+          <w:bCs/>
+          <w:sz w:val="28"/>
+          <w:szCs w:val="28"/>
+        </w:rPr>
+        <w:t>:</w:t>
+      </w:r>
+      <w:proofErr w:type="spellStart"/>
+      <w:r>
+        <w:rPr>
+          <w:b/>
+          <w:bCs/>
+          <w:sz w:val="28"/>
+          <w:szCs w:val="28"/>
+        </w:rPr>
+        <w:t>before</w:t>
+      </w:r>
+      <w:proofErr w:type="spellEnd"/>
+      <w:r>
+        <w:rPr>
+          <w:b/>
+          <w:bCs/>
+          <w:sz w:val="28"/>
+          <w:szCs w:val="28"/>
+        </w:rPr>
+        <w:t xml:space="preserve">, para que eu possa visualizar os display </w:t>
+      </w:r>
+      <w:r>
+        <w:rPr>
+          <w:b/>
+          <w:bCs/>
+          <w:sz w:val="28"/>
+          <w:szCs w:val="28"/>
+        </w:rPr>
+        <w:t xml:space="preserve">do </w:t>
+      </w:r>
+      <w:proofErr w:type="spellStart"/>
+      <w:r>
+        <w:rPr>
+          <w:b/>
+          <w:bCs/>
+          <w:sz w:val="28"/>
+          <w:szCs w:val="28"/>
+        </w:rPr>
+        <w:t>order</w:t>
+      </w:r>
+      <w:proofErr w:type="spellEnd"/>
+      <w:r>
+        <w:rPr>
+          <w:b/>
+          <w:bCs/>
+          <w:sz w:val="28"/>
+          <w:szCs w:val="28"/>
+        </w:rPr>
+        <w:t xml:space="preserve"> 1 </w:t>
+      </w:r>
+    </w:p>
+    <w:p>
+      <w:pPr>
+        <w:rPr>
+          <w:b/>
+          <w:bCs/>
+          <w:sz w:val="28"/>
+          <w:szCs w:val="28"/>
+        </w:rPr>
+      </w:pPr>
+      <w:proofErr w:type="gramStart"/>
+      <w:r>
+        <w:rPr>
+          <w:b/>
+          <w:bCs/>
+          <w:sz w:val="28"/>
+          <w:szCs w:val="28"/>
+        </w:rPr>
+        <w:t>::</w:t>
+      </w:r>
+      <w:proofErr w:type="spellStart"/>
+      <w:proofErr w:type="gramEnd"/>
+      <w:r>
+        <w:rPr>
+          <w:b/>
+          <w:bCs/>
+          <w:sz w:val="28"/>
+          <w:szCs w:val="28"/>
+        </w:rPr>
+        <w:t>before</w:t>
+      </w:r>
+      <w:proofErr w:type="spellEnd"/>
+      <w:r>
+        <w:rPr>
+          <w:b/>
+          <w:bCs/>
+          <w:sz w:val="28"/>
+          <w:szCs w:val="28"/>
+        </w:rPr>
+        <w:t xml:space="preserve"> {</w:t>
+      </w:r>
+    </w:p>
+    <w:p>
+      <w:pPr>
+        <w:rPr>
+          <w:b/>
+          <w:bCs/>
+          <w:sz w:val="28"/>
+          <w:szCs w:val="28"/>
+        </w:rPr>
+      </w:pPr>
+      <w:r>
+        <w:rPr>
+          <w:b/>
+          <w:bCs/>
+          <w:sz w:val="28"/>
+          <w:szCs w:val="28"/>
+        </w:rPr>
+        <w:t>Left:60%;</w:t>
+      </w:r>
+    </w:p>
+    <w:p>
+      <w:pPr>
+        <w:rPr>
+          <w:b/>
+          <w:bCs/>
+          <w:sz w:val="28"/>
+          <w:szCs w:val="28"/>
+        </w:rPr>
+      </w:pPr>
+      <w:r>
+        <w:rPr>
+          <w:b/>
+          <w:bCs/>
+          <w:sz w:val="28"/>
+          <w:szCs w:val="28"/>
+        </w:rPr>
+        <w:t xml:space="preserve"> } </w:t>
+      </w:r>
+    </w:p>
+    <w:p>
+      <w:pPr>
+        <w:rPr>
+          <w:b/>
+          <w:bCs/>
+          <w:sz w:val="28"/>
+          <w:szCs w:val="28"/>
+        </w:rPr>
+      </w:pPr>
+    </w:p>
+    <w:p>
+      <w:pPr>
+        <w:rPr>
+          <w:b/>
+          <w:bCs/>
+          <w:sz w:val="28"/>
+          <w:szCs w:val="28"/>
+        </w:rPr>
+      </w:pPr>
+      <w:r>
+        <w:rPr>
+          <w:b/>
+          <w:bCs/>
+          <w:sz w:val="28"/>
+          <w:szCs w:val="28"/>
+        </w:rPr>
+        <w:t xml:space="preserve">OBS: Nesse caso quem </w:t>
+      </w:r>
+      <w:proofErr w:type="spellStart"/>
+      <w:r>
+        <w:rPr>
+          <w:b/>
+          <w:bCs/>
+          <w:sz w:val="28"/>
+          <w:szCs w:val="28"/>
+        </w:rPr>
+        <w:t>ta</w:t>
+      </w:r>
+      <w:proofErr w:type="spellEnd"/>
+      <w:r>
+        <w:rPr>
+          <w:b/>
+          <w:bCs/>
+          <w:sz w:val="28"/>
+          <w:szCs w:val="28"/>
+        </w:rPr>
+        <w:t xml:space="preserve"> na</w:t>
+      </w:r>
+      <w:r>
+        <w:rPr>
+          <w:b/>
+          <w:bCs/>
+          <w:sz w:val="28"/>
+          <w:szCs w:val="28"/>
+        </w:rPr>
+        <w:t xml:space="preserve"> posição CSS 1 (direita) vai para a 2(esquerda) e na 2(esquerda) vai para a 1 (direita)</w:t>
+      </w:r>
+    </w:p>
+    <w:p>
+      <w:pPr>
+        <w:rPr>
+          <w:b/>
+          <w:bCs/>
+          <w:sz w:val="28"/>
+          <w:szCs w:val="28"/>
+        </w:rPr>
+      </w:pPr>
+    </w:p>
+    <w:p>
+      <w:pPr>
+        <w:rPr>
+          <w:sz w:val="28"/>
+          <w:szCs w:val="28"/>
+        </w:rPr>
+      </w:pPr>
+      <w:r>
+        <w:rPr>
+          <w:b/>
+          <w:bCs/>
+          <w:sz w:val="28"/>
+          <w:szCs w:val="28"/>
+        </w:rPr>
+        <w:t xml:space="preserve">Ajustando o HTML e CSS do </w:t>
+      </w:r>
+      <w:proofErr w:type="spellStart"/>
+      <w:r>
+        <w:rPr>
+          <w:b/>
+          <w:bCs/>
+          <w:sz w:val="28"/>
+          <w:szCs w:val="28"/>
+        </w:rPr>
         <w:t>second-content</w:t>
       </w:r>
       <w:proofErr w:type="spellEnd"/>
@@ -16435,113 +18124,563 @@
           <w:sz w:val="28"/>
           <w:szCs w:val="28"/>
         </w:rPr>
-        <w:t xml:space="preserve">  </w:t>
-      </w:r>
-      <w:r>
-        <w:rPr>
-          <w:b/>
-          <w:bCs/>
-          <w:sz w:val="28"/>
-          <w:szCs w:val="28"/>
-        </w:rPr>
-        <w:t xml:space="preserve">- </w:t>
-      </w:r>
-    </w:p>
-    <w:p>
-      <w:pPr>
-        <w:rPr>
-          <w:b/>
-          <w:bCs/>
-          <w:vanish/>
-          <w:sz w:val="28"/>
-          <w:szCs w:val="28"/>
-          <w:specVanish/>
-        </w:rPr>
-      </w:pPr>
-      <w:r>
-        <w:rPr>
-          <w:b/>
-          <w:bCs/>
-          <w:sz w:val="28"/>
-          <w:szCs w:val="28"/>
-        </w:rPr>
-        <w:t>1</w:t>
-      </w:r>
-    </w:p>
-    <w:p>
-      <w:pPr>
-        <w:rPr>
-          <w:sz w:val="28"/>
-          <w:szCs w:val="28"/>
-        </w:rPr>
-      </w:pPr>
-      <w:r>
-        <w:rPr>
-          <w:b/>
-          <w:bCs/>
-          <w:sz w:val="28"/>
-          <w:szCs w:val="28"/>
-        </w:rPr>
-        <w:t>º -</w:t>
-      </w:r>
-      <w:r>
-        <w:rPr>
-          <w:sz w:val="28"/>
-          <w:szCs w:val="28"/>
-        </w:rPr>
-        <w:t xml:space="preserve"> </w:t>
-      </w:r>
-      <w:r>
-        <w:rPr>
-          <w:sz w:val="28"/>
-          <w:szCs w:val="28"/>
-        </w:rPr>
-        <w:t>I</w:t>
-      </w:r>
-      <w:r>
-        <w:rPr>
-          <w:sz w:val="28"/>
-          <w:szCs w:val="28"/>
-        </w:rPr>
-        <w:t xml:space="preserve">remos começar tirando o </w:t>
-      </w:r>
-      <w:r>
-        <w:rPr>
-          <w:b/>
-          <w:bCs/>
-          <w:sz w:val="28"/>
-          <w:szCs w:val="28"/>
-        </w:rPr>
-        <w:t xml:space="preserve">display: </w:t>
-      </w:r>
-      <w:proofErr w:type="spellStart"/>
-      <w:r>
-        <w:rPr>
-          <w:b/>
-          <w:bCs/>
-          <w:sz w:val="28"/>
-          <w:szCs w:val="28"/>
-        </w:rPr>
-        <w:t>none</w:t>
-      </w:r>
-      <w:proofErr w:type="spellEnd"/>
-      <w:r>
-        <w:rPr>
-          <w:b/>
-          <w:bCs/>
-          <w:sz w:val="28"/>
-          <w:szCs w:val="28"/>
-        </w:rPr>
-        <w:t>; do</w:t>
-      </w:r>
-      <w:r>
-        <w:rPr>
-          <w:b/>
-          <w:bCs/>
-          <w:sz w:val="28"/>
-          <w:szCs w:val="28"/>
-        </w:rPr>
-        <w:t xml:space="preserve"> </w:t>
+        <w:t xml:space="preserve"> </w:t>
+      </w:r>
+      <w:proofErr w:type="gramStart"/>
+      <w:r>
+        <w:rPr>
+          <w:b/>
+          <w:bCs/>
+          <w:sz w:val="28"/>
+          <w:szCs w:val="28"/>
+        </w:rPr>
+        <w:t xml:space="preserve">– </w:t>
+      </w:r>
+      <w:r>
+        <w:rPr>
+          <w:b/>
+          <w:bCs/>
+          <w:sz w:val="28"/>
+          <w:szCs w:val="28"/>
+        </w:rPr>
+        <w:t xml:space="preserve"> </w:t>
+      </w:r>
+      <w:r>
+        <w:rPr>
+          <w:sz w:val="28"/>
+          <w:szCs w:val="28"/>
+        </w:rPr>
+        <w:t>Irei</w:t>
+      </w:r>
+      <w:proofErr w:type="gramEnd"/>
+      <w:r>
+        <w:rPr>
+          <w:sz w:val="28"/>
+          <w:szCs w:val="28"/>
+        </w:rPr>
+        <w:t xml:space="preserve"> simplesmente fazer um </w:t>
+      </w:r>
+      <w:proofErr w:type="spellStart"/>
+      <w:r>
+        <w:rPr>
+          <w:sz w:val="28"/>
+          <w:szCs w:val="28"/>
+        </w:rPr>
+        <w:t>Cntrl</w:t>
+      </w:r>
+      <w:proofErr w:type="spellEnd"/>
+      <w:r>
+        <w:rPr>
+          <w:sz w:val="28"/>
+          <w:szCs w:val="28"/>
+        </w:rPr>
+        <w:t xml:space="preserve"> C + </w:t>
+      </w:r>
+      <w:proofErr w:type="spellStart"/>
+      <w:r>
+        <w:rPr>
+          <w:sz w:val="28"/>
+          <w:szCs w:val="28"/>
+        </w:rPr>
+        <w:t>Cntrl</w:t>
+      </w:r>
+      <w:proofErr w:type="spellEnd"/>
+      <w:r>
+        <w:rPr>
+          <w:sz w:val="28"/>
+          <w:szCs w:val="28"/>
+        </w:rPr>
+        <w:t xml:space="preserve"> V das classes, pois as cores permanecem sendo a mesma</w:t>
+      </w:r>
+    </w:p>
+    <w:p>
+      <w:pPr>
+        <w:rPr>
+          <w:sz w:val="28"/>
+          <w:szCs w:val="28"/>
+        </w:rPr>
+      </w:pPr>
+      <w:r>
+        <w:rPr>
+          <w:sz w:val="28"/>
+          <w:szCs w:val="28"/>
+        </w:rPr>
+        <w:t>Como aqui estamos trabalhando invertendo o da esquerda para direita e o da direita para a esquerda, irei apenas aplicar às mesmas classes</w:t>
+      </w:r>
+      <w:r>
+        <w:rPr>
+          <w:sz w:val="28"/>
+          <w:szCs w:val="28"/>
+        </w:rPr>
+        <w:t>, na ordem inversa</w:t>
+      </w:r>
+      <w:r>
+        <w:rPr>
+          <w:sz w:val="28"/>
+          <w:szCs w:val="28"/>
+        </w:rPr>
+        <w:t xml:space="preserve"> ao</w:t>
+      </w:r>
+      <w:r>
+        <w:rPr>
+          <w:sz w:val="28"/>
+          <w:szCs w:val="28"/>
+        </w:rPr>
+        <w:t>s</w:t>
+      </w:r>
+      <w:r>
+        <w:rPr>
+          <w:sz w:val="28"/>
+          <w:szCs w:val="28"/>
+        </w:rPr>
+        <w:t>:</w:t>
+      </w:r>
+    </w:p>
+    <w:p>
+      <w:pPr>
+        <w:rPr>
+          <w:b/>
+          <w:bCs/>
+          <w:sz w:val="28"/>
+          <w:szCs w:val="28"/>
+        </w:rPr>
+      </w:pPr>
+      <w:r>
+        <w:rPr>
+          <w:b/>
+          <w:bCs/>
+          <w:sz w:val="28"/>
+          <w:szCs w:val="28"/>
+        </w:rPr>
+        <w:t>&lt;</w:t>
+      </w:r>
+      <w:proofErr w:type="spellStart"/>
+      <w:r>
+        <w:rPr>
+          <w:b/>
+          <w:bCs/>
+          <w:sz w:val="28"/>
+          <w:szCs w:val="28"/>
+        </w:rPr>
+        <w:t>buttom</w:t>
+      </w:r>
+      <w:proofErr w:type="spellEnd"/>
+      <w:r>
+        <w:rPr>
+          <w:b/>
+          <w:bCs/>
+          <w:sz w:val="28"/>
+          <w:szCs w:val="28"/>
+        </w:rPr>
+        <w:t>&gt;</w:t>
+      </w:r>
+    </w:p>
+    <w:p>
+      <w:pPr>
+        <w:rPr>
+          <w:b/>
+          <w:bCs/>
+          <w:sz w:val="28"/>
+          <w:szCs w:val="28"/>
+        </w:rPr>
+      </w:pPr>
+      <w:r>
+        <w:rPr>
+          <w:b/>
+          <w:bCs/>
+          <w:sz w:val="28"/>
+          <w:szCs w:val="28"/>
+        </w:rPr>
+        <w:t>&lt;h2&gt;</w:t>
+      </w:r>
+    </w:p>
+    <w:p>
+      <w:pPr>
+        <w:rPr>
+          <w:b/>
+          <w:bCs/>
+          <w:sz w:val="28"/>
+          <w:szCs w:val="28"/>
+        </w:rPr>
+      </w:pPr>
+      <w:r>
+        <w:rPr>
+          <w:b/>
+          <w:bCs/>
+          <w:sz w:val="28"/>
+          <w:szCs w:val="28"/>
+        </w:rPr>
+        <w:t>&lt;a&gt;</w:t>
+      </w:r>
+    </w:p>
+    <w:p>
+      <w:pPr>
+        <w:rPr>
+          <w:b/>
+          <w:bCs/>
+          <w:sz w:val="28"/>
+          <w:szCs w:val="28"/>
+        </w:rPr>
+      </w:pPr>
+      <w:r>
+        <w:rPr>
+          <w:b/>
+          <w:bCs/>
+          <w:sz w:val="28"/>
+          <w:szCs w:val="28"/>
+        </w:rPr>
+        <w:t>&lt;p&gt;</w:t>
+      </w:r>
+    </w:p>
+    <w:p>
+      <w:pPr>
+        <w:rPr>
+          <w:b/>
+          <w:bCs/>
+          <w:sz w:val="28"/>
+          <w:szCs w:val="28"/>
+        </w:rPr>
+      </w:pPr>
+      <w:proofErr w:type="gramStart"/>
+      <w:r>
+        <w:rPr>
+          <w:b/>
+          <w:bCs/>
+          <w:sz w:val="28"/>
+          <w:szCs w:val="28"/>
+        </w:rPr>
+        <w:t>Etc..</w:t>
+      </w:r>
+      <w:proofErr w:type="gramEnd"/>
+      <w:r>
+        <w:rPr>
+          <w:b/>
+          <w:bCs/>
+          <w:sz w:val="28"/>
+          <w:szCs w:val="28"/>
+        </w:rPr>
+        <w:t xml:space="preserve"> </w:t>
+      </w:r>
+    </w:p>
+    <w:p>
+      <w:pPr>
+        <w:rPr>
+          <w:sz w:val="28"/>
+          <w:szCs w:val="28"/>
+        </w:rPr>
+      </w:pPr>
+      <w:r>
+        <w:rPr>
+          <w:b/>
+          <w:bCs/>
+          <w:sz w:val="28"/>
+          <w:szCs w:val="28"/>
+        </w:rPr>
+        <w:t xml:space="preserve">Além </w:t>
+      </w:r>
+      <w:proofErr w:type="gramStart"/>
+      <w:r>
+        <w:rPr>
+          <w:b/>
+          <w:bCs/>
+          <w:sz w:val="28"/>
+          <w:szCs w:val="28"/>
+        </w:rPr>
+        <w:t>disso  -</w:t>
+      </w:r>
+      <w:proofErr w:type="gramEnd"/>
+      <w:r>
+        <w:rPr>
+          <w:b/>
+          <w:bCs/>
+          <w:sz w:val="28"/>
+          <w:szCs w:val="28"/>
+        </w:rPr>
+        <w:t xml:space="preserve"> </w:t>
+      </w:r>
+      <w:r>
+        <w:rPr>
+          <w:sz w:val="28"/>
+          <w:szCs w:val="28"/>
+        </w:rPr>
+        <w:t>criei</w:t>
+      </w:r>
+      <w:r>
+        <w:rPr>
+          <w:sz w:val="28"/>
+          <w:szCs w:val="28"/>
+        </w:rPr>
+        <w:t xml:space="preserve"> uma </w:t>
+      </w:r>
+      <w:proofErr w:type="spellStart"/>
+      <w:r>
+        <w:rPr>
+          <w:b/>
+          <w:bCs/>
+          <w:sz w:val="28"/>
+          <w:szCs w:val="28"/>
+        </w:rPr>
+        <w:t>class</w:t>
+      </w:r>
+      <w:proofErr w:type="spellEnd"/>
+      <w:r>
+        <w:rPr>
+          <w:b/>
+          <w:bCs/>
+          <w:sz w:val="28"/>
+          <w:szCs w:val="28"/>
+        </w:rPr>
+        <w:t xml:space="preserve"> (.</w:t>
+      </w:r>
+      <w:proofErr w:type="spellStart"/>
+      <w:r>
+        <w:rPr>
+          <w:b/>
+          <w:bCs/>
+          <w:sz w:val="28"/>
+          <w:szCs w:val="28"/>
+        </w:rPr>
+        <w:t>password</w:t>
+      </w:r>
+      <w:proofErr w:type="spellEnd"/>
+      <w:r>
+        <w:rPr>
+          <w:b/>
+          <w:bCs/>
+          <w:sz w:val="28"/>
+          <w:szCs w:val="28"/>
+        </w:rPr>
+        <w:t>)</w:t>
+      </w:r>
+      <w:r>
+        <w:rPr>
+          <w:sz w:val="28"/>
+          <w:szCs w:val="28"/>
+        </w:rPr>
+        <w:t xml:space="preserve"> para poder ajustar o</w:t>
+      </w:r>
+      <w:r>
+        <w:rPr>
+          <w:b/>
+          <w:bCs/>
+          <w:sz w:val="28"/>
+          <w:szCs w:val="28"/>
+        </w:rPr>
+        <w:t xml:space="preserve"> </w:t>
+      </w:r>
+      <w:proofErr w:type="spellStart"/>
+      <w:r>
+        <w:rPr>
+          <w:b/>
+          <w:bCs/>
+          <w:sz w:val="28"/>
+          <w:szCs w:val="28"/>
+        </w:rPr>
+        <w:t>forget</w:t>
+      </w:r>
+      <w:proofErr w:type="spellEnd"/>
+      <w:r>
+        <w:rPr>
+          <w:b/>
+          <w:bCs/>
+          <w:sz w:val="28"/>
+          <w:szCs w:val="28"/>
+        </w:rPr>
+        <w:t xml:space="preserve"> </w:t>
+      </w:r>
+      <w:proofErr w:type="spellStart"/>
+      <w:r>
+        <w:rPr>
+          <w:b/>
+          <w:bCs/>
+          <w:sz w:val="28"/>
+          <w:szCs w:val="28"/>
+        </w:rPr>
+        <w:t>your</w:t>
+      </w:r>
+      <w:proofErr w:type="spellEnd"/>
+      <w:r>
+        <w:rPr>
+          <w:b/>
+          <w:bCs/>
+          <w:sz w:val="28"/>
+          <w:szCs w:val="28"/>
+        </w:rPr>
+        <w:t xml:space="preserve"> </w:t>
+      </w:r>
+      <w:proofErr w:type="spellStart"/>
+      <w:r>
+        <w:rPr>
+          <w:b/>
+          <w:bCs/>
+          <w:sz w:val="28"/>
+          <w:szCs w:val="28"/>
+        </w:rPr>
+        <w:t>password</w:t>
+      </w:r>
+      <w:proofErr w:type="spellEnd"/>
+      <w:r>
+        <w:rPr>
+          <w:b/>
+          <w:bCs/>
+          <w:sz w:val="28"/>
+          <w:szCs w:val="28"/>
+        </w:rPr>
+        <w:t>?</w:t>
+      </w:r>
+    </w:p>
+    <w:p>
+      <w:pPr>
+        <w:rPr>
+          <w:sz w:val="28"/>
+          <w:szCs w:val="28"/>
+        </w:rPr>
+      </w:pPr>
+      <w:r>
+        <w:rPr>
+          <w:b/>
+          <w:bCs/>
+          <w:sz w:val="28"/>
+          <w:szCs w:val="28"/>
+        </w:rPr>
+        <w:t>-</w:t>
+      </w:r>
+      <w:proofErr w:type="spellStart"/>
+      <w:r>
+        <w:rPr>
+          <w:b/>
+          <w:bCs/>
+          <w:sz w:val="28"/>
+          <w:szCs w:val="28"/>
+        </w:rPr>
+        <w:t>Psseudo</w:t>
+      </w:r>
+      <w:proofErr w:type="spellEnd"/>
+      <w:r>
+        <w:rPr>
+          <w:b/>
+          <w:bCs/>
+          <w:sz w:val="28"/>
+          <w:szCs w:val="28"/>
+        </w:rPr>
+        <w:t xml:space="preserve"> </w:t>
+      </w:r>
+      <w:proofErr w:type="spellStart"/>
+      <w:proofErr w:type="gramStart"/>
+      <w:r>
+        <w:rPr>
+          <w:b/>
+          <w:bCs/>
+          <w:sz w:val="28"/>
+          <w:szCs w:val="28"/>
+        </w:rPr>
+        <w:t>selector</w:t>
+      </w:r>
+      <w:proofErr w:type="spellEnd"/>
+      <w:r>
+        <w:rPr>
+          <w:b/>
+          <w:bCs/>
+          <w:sz w:val="28"/>
+          <w:szCs w:val="28"/>
+        </w:rPr>
+        <w:t xml:space="preserve"> :</w:t>
+      </w:r>
+      <w:proofErr w:type="gramEnd"/>
+      <w:r>
+        <w:rPr>
+          <w:b/>
+          <w:bCs/>
+          <w:sz w:val="28"/>
+          <w:szCs w:val="28"/>
+        </w:rPr>
+        <w:t>:</w:t>
+      </w:r>
+      <w:proofErr w:type="spellStart"/>
+      <w:r>
+        <w:rPr>
+          <w:b/>
+          <w:bCs/>
+          <w:sz w:val="28"/>
+          <w:szCs w:val="28"/>
+        </w:rPr>
+        <w:t>first-letter</w:t>
+      </w:r>
+      <w:proofErr w:type="spellEnd"/>
+      <w:r>
+        <w:rPr>
+          <w:b/>
+          <w:bCs/>
+          <w:sz w:val="28"/>
+          <w:szCs w:val="28"/>
+        </w:rPr>
+        <w:t xml:space="preserve"> – </w:t>
+      </w:r>
+      <w:r>
+        <w:rPr>
+          <w:sz w:val="28"/>
+          <w:szCs w:val="28"/>
+        </w:rPr>
+        <w:t xml:space="preserve">Esse </w:t>
+      </w:r>
+      <w:proofErr w:type="spellStart"/>
+      <w:r>
+        <w:rPr>
+          <w:sz w:val="28"/>
+          <w:szCs w:val="28"/>
+        </w:rPr>
+        <w:t>pseudo</w:t>
+      </w:r>
+      <w:proofErr w:type="spellEnd"/>
+      <w:r>
+        <w:rPr>
+          <w:sz w:val="28"/>
+          <w:szCs w:val="28"/>
+        </w:rPr>
+        <w:t xml:space="preserve"> </w:t>
+      </w:r>
+      <w:proofErr w:type="spellStart"/>
+      <w:r>
+        <w:rPr>
+          <w:sz w:val="28"/>
+          <w:szCs w:val="28"/>
+        </w:rPr>
+        <w:t>selector</w:t>
+      </w:r>
+      <w:proofErr w:type="spellEnd"/>
+      <w:r>
+        <w:rPr>
+          <w:sz w:val="28"/>
+          <w:szCs w:val="28"/>
+        </w:rPr>
+        <w:t xml:space="preserve"> fará com que apliquemos alguma propriedade a apenas a primeira letra do texto. </w:t>
+      </w:r>
+    </w:p>
+    <w:p>
+      <w:pPr>
+        <w:rPr>
+          <w:sz w:val="28"/>
+          <w:szCs w:val="28"/>
+        </w:rPr>
+      </w:pPr>
+    </w:p>
+    <w:p>
+      <w:pPr>
+        <w:rPr>
+          <w:b/>
+          <w:bCs/>
+          <w:sz w:val="28"/>
+          <w:szCs w:val="28"/>
+        </w:rPr>
+      </w:pPr>
+      <w:r>
+        <w:rPr>
+          <w:b/>
+          <w:bCs/>
+          <w:sz w:val="28"/>
+          <w:szCs w:val="28"/>
+        </w:rPr>
+        <w:t xml:space="preserve">Últimos ajustes no </w:t>
       </w:r>
       <w:proofErr w:type="spellStart"/>
       <w:r>
@@ -16556,645 +18695,6 @@
       <w:proofErr w:type="spellEnd"/>
       <w:r>
         <w:rPr>
-          <w:sz w:val="28"/>
-          <w:szCs w:val="28"/>
-        </w:rPr>
-        <w:t>:</w:t>
-      </w:r>
-      <w:r>
-        <w:rPr>
-          <w:sz w:val="28"/>
-          <w:szCs w:val="28"/>
-        </w:rPr>
-        <w:t>, em con</w:t>
-      </w:r>
-      <w:r>
-        <w:rPr>
-          <w:sz w:val="28"/>
-          <w:szCs w:val="28"/>
-        </w:rPr>
-        <w:t xml:space="preserve">trapartida iremos adicionar o </w:t>
-      </w:r>
-      <w:proofErr w:type="spellStart"/>
-      <w:r>
-        <w:rPr>
-          <w:b/>
-          <w:bCs/>
-          <w:sz w:val="28"/>
-          <w:szCs w:val="28"/>
-        </w:rPr>
-        <w:t>display:none</w:t>
-      </w:r>
-      <w:proofErr w:type="spellEnd"/>
-      <w:r>
-        <w:rPr>
-          <w:b/>
-          <w:bCs/>
-          <w:sz w:val="28"/>
-          <w:szCs w:val="28"/>
-        </w:rPr>
-        <w:t xml:space="preserve"> no </w:t>
-      </w:r>
-      <w:proofErr w:type="spellStart"/>
-      <w:r>
-        <w:rPr>
-          <w:b/>
-          <w:bCs/>
-          <w:sz w:val="28"/>
-          <w:szCs w:val="28"/>
-        </w:rPr>
-        <w:t>first-content</w:t>
-      </w:r>
-      <w:proofErr w:type="spellEnd"/>
-      <w:r>
-        <w:rPr>
-          <w:b/>
-          <w:bCs/>
-          <w:sz w:val="28"/>
-          <w:szCs w:val="28"/>
-        </w:rPr>
-        <w:t>:</w:t>
-      </w:r>
-    </w:p>
-    <w:p>
-      <w:pPr>
-        <w:rPr>
-          <w:sz w:val="28"/>
-          <w:szCs w:val="28"/>
-        </w:rPr>
-      </w:pPr>
-      <w:r>
-        <w:rPr>
-          <w:sz w:val="28"/>
-          <w:szCs w:val="28"/>
-        </w:rPr>
-        <w:t>2</w:t>
-      </w:r>
-      <w:r>
-        <w:rPr>
-          <w:b/>
-          <w:bCs/>
-          <w:sz w:val="28"/>
-          <w:szCs w:val="28"/>
-        </w:rPr>
-        <w:t xml:space="preserve">º - </w:t>
-      </w:r>
-      <w:r>
-        <w:rPr>
-          <w:sz w:val="28"/>
-          <w:szCs w:val="28"/>
-        </w:rPr>
-        <w:t xml:space="preserve">Iremos aplicar a propriedade </w:t>
-      </w:r>
-      <w:proofErr w:type="spellStart"/>
-      <w:r>
-        <w:rPr>
-          <w:sz w:val="28"/>
-          <w:szCs w:val="28"/>
-        </w:rPr>
-        <w:t>order</w:t>
-      </w:r>
-      <w:proofErr w:type="spellEnd"/>
-      <w:r>
-        <w:rPr>
-          <w:sz w:val="28"/>
-          <w:szCs w:val="28"/>
-        </w:rPr>
-        <w:t>, para inverter a ordem do que é demonstrado no display. Dessa forma iremos inverter o que está na esquerda para a direita e o que está na direita para a esquerda</w:t>
-      </w:r>
-      <w:r>
-        <w:rPr>
-          <w:sz w:val="28"/>
-          <w:szCs w:val="28"/>
-        </w:rPr>
-        <w:t xml:space="preserve"> </w:t>
-      </w:r>
-    </w:p>
-    <w:p>
-      <w:pPr>
-        <w:rPr>
-          <w:b/>
-          <w:bCs/>
-          <w:sz w:val="28"/>
-          <w:szCs w:val="28"/>
-        </w:rPr>
-      </w:pPr>
-      <w:r>
-        <w:rPr>
-          <w:b/>
-          <w:bCs/>
-          <w:sz w:val="28"/>
-          <w:szCs w:val="28"/>
-        </w:rPr>
-        <w:t xml:space="preserve">Propriedade </w:t>
-      </w:r>
-      <w:proofErr w:type="spellStart"/>
-      <w:r>
-        <w:rPr>
-          <w:b/>
-          <w:bCs/>
-          <w:sz w:val="28"/>
-          <w:szCs w:val="28"/>
-        </w:rPr>
-        <w:t>order</w:t>
-      </w:r>
-      <w:proofErr w:type="spellEnd"/>
-      <w:r>
-        <w:rPr>
-          <w:b/>
-          <w:bCs/>
-          <w:sz w:val="28"/>
-          <w:szCs w:val="28"/>
-        </w:rPr>
-        <w:t xml:space="preserve"> </w:t>
-      </w:r>
-      <w:r>
-        <w:rPr>
-          <w:b/>
-          <w:bCs/>
-          <w:sz w:val="28"/>
-          <w:szCs w:val="28"/>
-        </w:rPr>
-        <w:t>–</w:t>
-      </w:r>
-      <w:r>
-        <w:rPr>
-          <w:b/>
-          <w:bCs/>
-          <w:sz w:val="28"/>
-          <w:szCs w:val="28"/>
-        </w:rPr>
-        <w:t xml:space="preserve"> </w:t>
-      </w:r>
-      <w:r>
-        <w:rPr>
-          <w:b/>
-          <w:bCs/>
-          <w:sz w:val="28"/>
-          <w:szCs w:val="28"/>
-        </w:rPr>
-        <w:t xml:space="preserve">Adicionamos </w:t>
-      </w:r>
-      <w:r>
-        <w:rPr>
-          <w:b/>
-          <w:bCs/>
-          <w:sz w:val="28"/>
-          <w:szCs w:val="28"/>
-        </w:rPr>
-        <w:t>à</w:t>
-      </w:r>
-      <w:r>
-        <w:rPr>
-          <w:b/>
-          <w:bCs/>
-          <w:sz w:val="28"/>
-          <w:szCs w:val="28"/>
-        </w:rPr>
-        <w:t xml:space="preserve">s </w:t>
-      </w:r>
-      <w:r>
-        <w:rPr>
-          <w:b/>
-          <w:bCs/>
-          <w:sz w:val="28"/>
-          <w:szCs w:val="28"/>
-        </w:rPr>
-        <w:t>classe</w:t>
-      </w:r>
-      <w:r>
-        <w:rPr>
-          <w:b/>
-          <w:bCs/>
-          <w:sz w:val="28"/>
-          <w:szCs w:val="28"/>
-        </w:rPr>
-        <w:t xml:space="preserve">s ao qual desejamos </w:t>
-      </w:r>
-      <w:r>
-        <w:rPr>
-          <w:b/>
-          <w:bCs/>
-          <w:sz w:val="28"/>
-          <w:szCs w:val="28"/>
-        </w:rPr>
-        <w:t xml:space="preserve">alterar a posição, É PRECISO ACRESCENTAR NA QUE TA NA DIREITA E VAI PARA ESQUERDA E NA DA DIREITA QUE VAI PARA A ESQUERDA. </w:t>
-      </w:r>
-    </w:p>
-    <w:p>
-      <w:pPr>
-        <w:rPr>
-          <w:b/>
-          <w:bCs/>
-          <w:sz w:val="28"/>
-          <w:szCs w:val="28"/>
-        </w:rPr>
-      </w:pPr>
-      <w:r>
-        <w:rPr>
-          <w:b/>
-          <w:bCs/>
-          <w:sz w:val="28"/>
-          <w:szCs w:val="28"/>
-        </w:rPr>
-        <w:t xml:space="preserve">Ficando o código da seguinte forma </w:t>
-      </w:r>
-    </w:p>
-    <w:p>
-      <w:pPr>
-        <w:rPr>
-          <w:b/>
-          <w:bCs/>
-          <w:sz w:val="28"/>
-          <w:szCs w:val="28"/>
-          <w:lang w:val="en-US"/>
-        </w:rPr>
-      </w:pPr>
-      <w:r>
-        <w:rPr>
-          <w:b/>
-          <w:bCs/>
-          <w:sz w:val="28"/>
-          <w:szCs w:val="28"/>
-          <w:lang w:val="en-US"/>
-        </w:rPr>
-        <w:t>.second-content .first-column {</w:t>
-      </w:r>
-    </w:p>
-    <w:p>
-      <w:pPr>
-        <w:rPr>
-          <w:b/>
-          <w:bCs/>
-          <w:sz w:val="28"/>
-          <w:szCs w:val="28"/>
-          <w:lang w:val="en-US"/>
-        </w:rPr>
-      </w:pPr>
-      <w:r>
-        <w:rPr>
-          <w:b/>
-          <w:bCs/>
-          <w:sz w:val="28"/>
-          <w:szCs w:val="28"/>
-          <w:lang w:val="en-US"/>
-        </w:rPr>
-        <w:t>Order: 2;</w:t>
-      </w:r>
-    </w:p>
-    <w:p>
-      <w:pPr>
-        <w:rPr>
-          <w:b/>
-          <w:bCs/>
-          <w:sz w:val="28"/>
-          <w:szCs w:val="28"/>
-          <w:lang w:val="en-US"/>
-        </w:rPr>
-      </w:pPr>
-      <w:r>
-        <w:rPr>
-          <w:b/>
-          <w:bCs/>
-          <w:sz w:val="28"/>
-          <w:szCs w:val="28"/>
-          <w:lang w:val="en-US"/>
-        </w:rPr>
-        <w:t xml:space="preserve"> </w:t>
-      </w:r>
-      <w:r>
-        <w:rPr>
-          <w:b/>
-          <w:bCs/>
-          <w:sz w:val="28"/>
-          <w:szCs w:val="28"/>
-          <w:lang w:val="en-US"/>
-        </w:rPr>
-        <w:t xml:space="preserve">} </w:t>
-      </w:r>
-    </w:p>
-    <w:p>
-      <w:pPr>
-        <w:rPr>
-          <w:b/>
-          <w:bCs/>
-          <w:sz w:val="28"/>
-          <w:szCs w:val="28"/>
-          <w:lang w:val="en-US"/>
-        </w:rPr>
-      </w:pPr>
-      <w:r>
-        <w:rPr>
-          <w:b/>
-          <w:bCs/>
-          <w:sz w:val="28"/>
-          <w:szCs w:val="28"/>
-          <w:lang w:val="en-US"/>
-        </w:rPr>
-        <w:t>.second-content .second-column {</w:t>
-      </w:r>
-    </w:p>
-    <w:p>
-      <w:pPr>
-        <w:rPr>
-          <w:b/>
-          <w:bCs/>
-          <w:sz w:val="28"/>
-          <w:szCs w:val="28"/>
-          <w:lang w:val="en-US"/>
-        </w:rPr>
-      </w:pPr>
-      <w:r>
-        <w:rPr>
-          <w:b/>
-          <w:bCs/>
-          <w:sz w:val="28"/>
-          <w:szCs w:val="28"/>
-          <w:lang w:val="en-US"/>
-        </w:rPr>
-        <w:t>Order:1;</w:t>
-      </w:r>
-    </w:p>
-    <w:p>
-      <w:pPr>
-        <w:rPr>
-          <w:b/>
-          <w:bCs/>
-          <w:sz w:val="28"/>
-          <w:szCs w:val="28"/>
-        </w:rPr>
-      </w:pPr>
-      <w:r>
-        <w:rPr>
-          <w:b/>
-          <w:bCs/>
-          <w:sz w:val="28"/>
-          <w:szCs w:val="28"/>
-          <w:lang w:val="en-US"/>
-        </w:rPr>
-        <w:t xml:space="preserve"> </w:t>
-      </w:r>
-      <w:r>
-        <w:rPr>
-          <w:b/>
-          <w:bCs/>
-          <w:sz w:val="28"/>
-          <w:szCs w:val="28"/>
-        </w:rPr>
-        <w:t xml:space="preserve">} </w:t>
-      </w:r>
-    </w:p>
-    <w:p>
-      <w:pPr>
-        <w:rPr>
-          <w:b/>
-          <w:bCs/>
-          <w:sz w:val="28"/>
-          <w:szCs w:val="28"/>
-        </w:rPr>
-      </w:pPr>
-      <w:r>
-        <w:rPr>
-          <w:b/>
-          <w:bCs/>
-          <w:sz w:val="28"/>
-          <w:szCs w:val="28"/>
-        </w:rPr>
-        <w:t>3º - Iremos dar um le</w:t>
-      </w:r>
-      <w:r>
-        <w:rPr>
-          <w:b/>
-          <w:bCs/>
-          <w:sz w:val="28"/>
-          <w:szCs w:val="28"/>
-        </w:rPr>
-        <w:t>ft:60%; no ::</w:t>
-      </w:r>
-      <w:proofErr w:type="spellStart"/>
-      <w:r>
-        <w:rPr>
-          <w:b/>
-          <w:bCs/>
-          <w:sz w:val="28"/>
-          <w:szCs w:val="28"/>
-        </w:rPr>
-        <w:t>before</w:t>
-      </w:r>
-      <w:proofErr w:type="spellEnd"/>
-      <w:r>
-        <w:rPr>
-          <w:b/>
-          <w:bCs/>
-          <w:sz w:val="28"/>
-          <w:szCs w:val="28"/>
-        </w:rPr>
-        <w:t xml:space="preserve">, para que eu possa visualizar os display </w:t>
-      </w:r>
-      <w:r>
-        <w:rPr>
-          <w:b/>
-          <w:bCs/>
-          <w:sz w:val="28"/>
-          <w:szCs w:val="28"/>
-        </w:rPr>
-        <w:t xml:space="preserve">do </w:t>
-      </w:r>
-      <w:proofErr w:type="spellStart"/>
-      <w:r>
-        <w:rPr>
-          <w:b/>
-          <w:bCs/>
-          <w:sz w:val="28"/>
-          <w:szCs w:val="28"/>
-        </w:rPr>
-        <w:t>order</w:t>
-      </w:r>
-      <w:proofErr w:type="spellEnd"/>
-      <w:r>
-        <w:rPr>
-          <w:b/>
-          <w:bCs/>
-          <w:sz w:val="28"/>
-          <w:szCs w:val="28"/>
-        </w:rPr>
-        <w:t xml:space="preserve"> 1 </w:t>
-      </w:r>
-    </w:p>
-    <w:p>
-      <w:pPr>
-        <w:rPr>
-          <w:b/>
-          <w:bCs/>
-          <w:sz w:val="28"/>
-          <w:szCs w:val="28"/>
-        </w:rPr>
-      </w:pPr>
-      <w:r>
-        <w:rPr>
-          <w:b/>
-          <w:bCs/>
-          <w:sz w:val="28"/>
-          <w:szCs w:val="28"/>
-        </w:rPr>
-        <w:t>::</w:t>
-      </w:r>
-      <w:proofErr w:type="spellStart"/>
-      <w:r>
-        <w:rPr>
-          <w:b/>
-          <w:bCs/>
-          <w:sz w:val="28"/>
-          <w:szCs w:val="28"/>
-        </w:rPr>
-        <w:t>before</w:t>
-      </w:r>
-      <w:proofErr w:type="spellEnd"/>
-      <w:r>
-        <w:rPr>
-          <w:b/>
-          <w:bCs/>
-          <w:sz w:val="28"/>
-          <w:szCs w:val="28"/>
-        </w:rPr>
-        <w:t xml:space="preserve"> {</w:t>
-      </w:r>
-    </w:p>
-    <w:p>
-      <w:pPr>
-        <w:rPr>
-          <w:b/>
-          <w:bCs/>
-          <w:sz w:val="28"/>
-          <w:szCs w:val="28"/>
-        </w:rPr>
-      </w:pPr>
-      <w:r>
-        <w:rPr>
-          <w:b/>
-          <w:bCs/>
-          <w:sz w:val="28"/>
-          <w:szCs w:val="28"/>
-        </w:rPr>
-        <w:t>Left:60%;</w:t>
-      </w:r>
-    </w:p>
-    <w:p>
-      <w:pPr>
-        <w:rPr>
-          <w:b/>
-          <w:bCs/>
-          <w:sz w:val="28"/>
-          <w:szCs w:val="28"/>
-        </w:rPr>
-      </w:pPr>
-      <w:r>
-        <w:rPr>
-          <w:b/>
-          <w:bCs/>
-          <w:sz w:val="28"/>
-          <w:szCs w:val="28"/>
-        </w:rPr>
-        <w:t xml:space="preserve"> } </w:t>
-      </w:r>
-    </w:p>
-    <w:p>
-      <w:pPr>
-        <w:rPr>
-          <w:b/>
-          <w:bCs/>
-          <w:sz w:val="28"/>
-          <w:szCs w:val="28"/>
-        </w:rPr>
-      </w:pPr>
-    </w:p>
-    <w:p>
-      <w:pPr>
-        <w:rPr>
-          <w:b/>
-          <w:bCs/>
-          <w:sz w:val="28"/>
-          <w:szCs w:val="28"/>
-        </w:rPr>
-      </w:pPr>
-      <w:r>
-        <w:rPr>
-          <w:b/>
-          <w:bCs/>
-          <w:sz w:val="28"/>
-          <w:szCs w:val="28"/>
-        </w:rPr>
-        <w:t xml:space="preserve">OBS: Nesse caso quem </w:t>
-      </w:r>
-      <w:proofErr w:type="spellStart"/>
-      <w:r>
-        <w:rPr>
-          <w:b/>
-          <w:bCs/>
-          <w:sz w:val="28"/>
-          <w:szCs w:val="28"/>
-        </w:rPr>
-        <w:t>ta</w:t>
-      </w:r>
-      <w:proofErr w:type="spellEnd"/>
-      <w:r>
-        <w:rPr>
-          <w:b/>
-          <w:bCs/>
-          <w:sz w:val="28"/>
-          <w:szCs w:val="28"/>
-        </w:rPr>
-        <w:t xml:space="preserve"> na</w:t>
-      </w:r>
-      <w:r>
-        <w:rPr>
-          <w:b/>
-          <w:bCs/>
-          <w:sz w:val="28"/>
-          <w:szCs w:val="28"/>
-        </w:rPr>
-        <w:t xml:space="preserve"> posição CSS 1 (direita) vai para a 2(esquerda) e na 2(esquerda) vai para a 1 (direita)</w:t>
-      </w:r>
-    </w:p>
-    <w:p>
-      <w:pPr>
-        <w:rPr>
-          <w:b/>
-          <w:bCs/>
-          <w:sz w:val="28"/>
-          <w:szCs w:val="28"/>
-        </w:rPr>
-      </w:pPr>
-    </w:p>
-    <w:p>
-      <w:pPr>
-        <w:rPr>
-          <w:sz w:val="28"/>
-          <w:szCs w:val="28"/>
-        </w:rPr>
-      </w:pPr>
-      <w:r>
-        <w:rPr>
-          <w:b/>
-          <w:bCs/>
-          <w:sz w:val="28"/>
-          <w:szCs w:val="28"/>
-        </w:rPr>
-        <w:t xml:space="preserve">Ajustando o HTML e CSS do </w:t>
-      </w:r>
-      <w:proofErr w:type="spellStart"/>
-      <w:r>
-        <w:rPr>
-          <w:b/>
-          <w:bCs/>
-          <w:sz w:val="28"/>
-          <w:szCs w:val="28"/>
-        </w:rPr>
-        <w:t>second-content</w:t>
-      </w:r>
-      <w:proofErr w:type="spellEnd"/>
-      <w:r>
-        <w:rPr>
           <w:b/>
           <w:bCs/>
           <w:sz w:val="28"/>
@@ -17204,522 +18704,6 @@
       </w:r>
       <w:r>
         <w:rPr>
-          <w:b/>
-          <w:bCs/>
-          <w:sz w:val="28"/>
-          <w:szCs w:val="28"/>
-        </w:rPr>
-        <w:t xml:space="preserve"> </w:t>
-      </w:r>
-      <w:r>
-        <w:rPr>
-          <w:sz w:val="28"/>
-          <w:szCs w:val="28"/>
-        </w:rPr>
-        <w:t xml:space="preserve">Irei simplesmente fazer um </w:t>
-      </w:r>
-      <w:proofErr w:type="spellStart"/>
-      <w:r>
-        <w:rPr>
-          <w:sz w:val="28"/>
-          <w:szCs w:val="28"/>
-        </w:rPr>
-        <w:t>Cntrl</w:t>
-      </w:r>
-      <w:proofErr w:type="spellEnd"/>
-      <w:r>
-        <w:rPr>
-          <w:sz w:val="28"/>
-          <w:szCs w:val="28"/>
-        </w:rPr>
-        <w:t xml:space="preserve"> C + </w:t>
-      </w:r>
-      <w:proofErr w:type="spellStart"/>
-      <w:r>
-        <w:rPr>
-          <w:sz w:val="28"/>
-          <w:szCs w:val="28"/>
-        </w:rPr>
-        <w:t>Cntrl</w:t>
-      </w:r>
-      <w:proofErr w:type="spellEnd"/>
-      <w:r>
-        <w:rPr>
-          <w:sz w:val="28"/>
-          <w:szCs w:val="28"/>
-        </w:rPr>
-        <w:t xml:space="preserve"> V das classes, pois as cores permanecem sendo a mesma</w:t>
-      </w:r>
-    </w:p>
-    <w:p>
-      <w:pPr>
-        <w:rPr>
-          <w:sz w:val="28"/>
-          <w:szCs w:val="28"/>
-        </w:rPr>
-      </w:pPr>
-      <w:r>
-        <w:rPr>
-          <w:sz w:val="28"/>
-          <w:szCs w:val="28"/>
-        </w:rPr>
-        <w:t>Como aqui estamos trabalhando invertendo o da esquerda para direita e o da direita para a esquerda, irei apenas aplicar às mesmas classes</w:t>
-      </w:r>
-      <w:r>
-        <w:rPr>
-          <w:sz w:val="28"/>
-          <w:szCs w:val="28"/>
-        </w:rPr>
-        <w:t>, na ordem inversa</w:t>
-      </w:r>
-      <w:r>
-        <w:rPr>
-          <w:sz w:val="28"/>
-          <w:szCs w:val="28"/>
-        </w:rPr>
-        <w:t xml:space="preserve"> ao</w:t>
-      </w:r>
-      <w:r>
-        <w:rPr>
-          <w:sz w:val="28"/>
-          <w:szCs w:val="28"/>
-        </w:rPr>
-        <w:t>s</w:t>
-      </w:r>
-      <w:r>
-        <w:rPr>
-          <w:sz w:val="28"/>
-          <w:szCs w:val="28"/>
-        </w:rPr>
-        <w:t>:</w:t>
-      </w:r>
-    </w:p>
-    <w:p>
-      <w:pPr>
-        <w:rPr>
-          <w:b/>
-          <w:bCs/>
-          <w:sz w:val="28"/>
-          <w:szCs w:val="28"/>
-        </w:rPr>
-      </w:pPr>
-      <w:r>
-        <w:rPr>
-          <w:b/>
-          <w:bCs/>
-          <w:sz w:val="28"/>
-          <w:szCs w:val="28"/>
-        </w:rPr>
-        <w:t>&lt;</w:t>
-      </w:r>
-      <w:proofErr w:type="spellStart"/>
-      <w:r>
-        <w:rPr>
-          <w:b/>
-          <w:bCs/>
-          <w:sz w:val="28"/>
-          <w:szCs w:val="28"/>
-        </w:rPr>
-        <w:t>buttom</w:t>
-      </w:r>
-      <w:proofErr w:type="spellEnd"/>
-      <w:r>
-        <w:rPr>
-          <w:b/>
-          <w:bCs/>
-          <w:sz w:val="28"/>
-          <w:szCs w:val="28"/>
-        </w:rPr>
-        <w:t>&gt;</w:t>
-      </w:r>
-    </w:p>
-    <w:p>
-      <w:pPr>
-        <w:rPr>
-          <w:b/>
-          <w:bCs/>
-          <w:sz w:val="28"/>
-          <w:szCs w:val="28"/>
-        </w:rPr>
-      </w:pPr>
-      <w:r>
-        <w:rPr>
-          <w:b/>
-          <w:bCs/>
-          <w:sz w:val="28"/>
-          <w:szCs w:val="28"/>
-        </w:rPr>
-        <w:t>&lt;h2&gt;</w:t>
-      </w:r>
-    </w:p>
-    <w:p>
-      <w:pPr>
-        <w:rPr>
-          <w:b/>
-          <w:bCs/>
-          <w:sz w:val="28"/>
-          <w:szCs w:val="28"/>
-        </w:rPr>
-      </w:pPr>
-      <w:r>
-        <w:rPr>
-          <w:b/>
-          <w:bCs/>
-          <w:sz w:val="28"/>
-          <w:szCs w:val="28"/>
-        </w:rPr>
-        <w:t>&lt;a&gt;</w:t>
-      </w:r>
-    </w:p>
-    <w:p>
-      <w:pPr>
-        <w:rPr>
-          <w:b/>
-          <w:bCs/>
-          <w:sz w:val="28"/>
-          <w:szCs w:val="28"/>
-        </w:rPr>
-      </w:pPr>
-      <w:r>
-        <w:rPr>
-          <w:b/>
-          <w:bCs/>
-          <w:sz w:val="28"/>
-          <w:szCs w:val="28"/>
-        </w:rPr>
-        <w:t>&lt;p&gt;</w:t>
-      </w:r>
-    </w:p>
-    <w:p>
-      <w:pPr>
-        <w:rPr>
-          <w:b/>
-          <w:bCs/>
-          <w:sz w:val="28"/>
-          <w:szCs w:val="28"/>
-        </w:rPr>
-      </w:pPr>
-      <w:r>
-        <w:rPr>
-          <w:b/>
-          <w:bCs/>
-          <w:sz w:val="28"/>
-          <w:szCs w:val="28"/>
-        </w:rPr>
-        <w:t xml:space="preserve">Etc.. </w:t>
-      </w:r>
-    </w:p>
-    <w:p>
-      <w:pPr>
-        <w:rPr>
-          <w:sz w:val="28"/>
-          <w:szCs w:val="28"/>
-        </w:rPr>
-      </w:pPr>
-      <w:r>
-        <w:rPr>
-          <w:b/>
-          <w:bCs/>
-          <w:sz w:val="28"/>
-          <w:szCs w:val="28"/>
-        </w:rPr>
-        <w:t xml:space="preserve">Além disso  - </w:t>
-      </w:r>
-      <w:r>
-        <w:rPr>
-          <w:sz w:val="28"/>
-          <w:szCs w:val="28"/>
-        </w:rPr>
-        <w:t>criei</w:t>
-      </w:r>
-      <w:r>
-        <w:rPr>
-          <w:sz w:val="28"/>
-          <w:szCs w:val="28"/>
-        </w:rPr>
-        <w:t xml:space="preserve"> uma </w:t>
-      </w:r>
-      <w:proofErr w:type="spellStart"/>
-      <w:r>
-        <w:rPr>
-          <w:b/>
-          <w:bCs/>
-          <w:sz w:val="28"/>
-          <w:szCs w:val="28"/>
-        </w:rPr>
-        <w:t>class</w:t>
-      </w:r>
-      <w:proofErr w:type="spellEnd"/>
-      <w:r>
-        <w:rPr>
-          <w:b/>
-          <w:bCs/>
-          <w:sz w:val="28"/>
-          <w:szCs w:val="28"/>
-        </w:rPr>
-        <w:t xml:space="preserve"> (.</w:t>
-      </w:r>
-      <w:proofErr w:type="spellStart"/>
-      <w:r>
-        <w:rPr>
-          <w:b/>
-          <w:bCs/>
-          <w:sz w:val="28"/>
-          <w:szCs w:val="28"/>
-        </w:rPr>
-        <w:t>password</w:t>
-      </w:r>
-      <w:proofErr w:type="spellEnd"/>
-      <w:r>
-        <w:rPr>
-          <w:b/>
-          <w:bCs/>
-          <w:sz w:val="28"/>
-          <w:szCs w:val="28"/>
-        </w:rPr>
-        <w:t>)</w:t>
-      </w:r>
-      <w:r>
-        <w:rPr>
-          <w:sz w:val="28"/>
-          <w:szCs w:val="28"/>
-        </w:rPr>
-        <w:t xml:space="preserve"> para poder ajustar o</w:t>
-      </w:r>
-      <w:r>
-        <w:rPr>
-          <w:b/>
-          <w:bCs/>
-          <w:sz w:val="28"/>
-          <w:szCs w:val="28"/>
-        </w:rPr>
-        <w:t xml:space="preserve"> </w:t>
-      </w:r>
-      <w:proofErr w:type="spellStart"/>
-      <w:r>
-        <w:rPr>
-          <w:b/>
-          <w:bCs/>
-          <w:sz w:val="28"/>
-          <w:szCs w:val="28"/>
-        </w:rPr>
-        <w:t>forget</w:t>
-      </w:r>
-      <w:proofErr w:type="spellEnd"/>
-      <w:r>
-        <w:rPr>
-          <w:b/>
-          <w:bCs/>
-          <w:sz w:val="28"/>
-          <w:szCs w:val="28"/>
-        </w:rPr>
-        <w:t xml:space="preserve"> </w:t>
-      </w:r>
-      <w:proofErr w:type="spellStart"/>
-      <w:r>
-        <w:rPr>
-          <w:b/>
-          <w:bCs/>
-          <w:sz w:val="28"/>
-          <w:szCs w:val="28"/>
-        </w:rPr>
-        <w:t>your</w:t>
-      </w:r>
-      <w:proofErr w:type="spellEnd"/>
-      <w:r>
-        <w:rPr>
-          <w:b/>
-          <w:bCs/>
-          <w:sz w:val="28"/>
-          <w:szCs w:val="28"/>
-        </w:rPr>
-        <w:t xml:space="preserve"> </w:t>
-      </w:r>
-      <w:proofErr w:type="spellStart"/>
-      <w:r>
-        <w:rPr>
-          <w:b/>
-          <w:bCs/>
-          <w:sz w:val="28"/>
-          <w:szCs w:val="28"/>
-        </w:rPr>
-        <w:t>password</w:t>
-      </w:r>
-      <w:proofErr w:type="spellEnd"/>
-      <w:r>
-        <w:rPr>
-          <w:b/>
-          <w:bCs/>
-          <w:sz w:val="28"/>
-          <w:szCs w:val="28"/>
-        </w:rPr>
-        <w:t>?</w:t>
-      </w:r>
-    </w:p>
-    <w:p>
-      <w:pPr>
-        <w:rPr>
-          <w:sz w:val="28"/>
-          <w:szCs w:val="28"/>
-        </w:rPr>
-      </w:pPr>
-      <w:r>
-        <w:rPr>
-          <w:b/>
-          <w:bCs/>
-          <w:sz w:val="28"/>
-          <w:szCs w:val="28"/>
-        </w:rPr>
-        <w:t>-</w:t>
-      </w:r>
-      <w:proofErr w:type="spellStart"/>
-      <w:r>
-        <w:rPr>
-          <w:b/>
-          <w:bCs/>
-          <w:sz w:val="28"/>
-          <w:szCs w:val="28"/>
-        </w:rPr>
-        <w:t>Psseudo</w:t>
-      </w:r>
-      <w:proofErr w:type="spellEnd"/>
-      <w:r>
-        <w:rPr>
-          <w:b/>
-          <w:bCs/>
-          <w:sz w:val="28"/>
-          <w:szCs w:val="28"/>
-        </w:rPr>
-        <w:t xml:space="preserve"> </w:t>
-      </w:r>
-      <w:proofErr w:type="spellStart"/>
-      <w:r>
-        <w:rPr>
-          <w:b/>
-          <w:bCs/>
-          <w:sz w:val="28"/>
-          <w:szCs w:val="28"/>
-        </w:rPr>
-        <w:t>selector</w:t>
-      </w:r>
-      <w:proofErr w:type="spellEnd"/>
-      <w:r>
-        <w:rPr>
-          <w:b/>
-          <w:bCs/>
-          <w:sz w:val="28"/>
-          <w:szCs w:val="28"/>
-        </w:rPr>
-        <w:t xml:space="preserve"> ::</w:t>
-      </w:r>
-      <w:proofErr w:type="spellStart"/>
-      <w:r>
-        <w:rPr>
-          <w:b/>
-          <w:bCs/>
-          <w:sz w:val="28"/>
-          <w:szCs w:val="28"/>
-        </w:rPr>
-        <w:t>first-letter</w:t>
-      </w:r>
-      <w:proofErr w:type="spellEnd"/>
-      <w:r>
-        <w:rPr>
-          <w:b/>
-          <w:bCs/>
-          <w:sz w:val="28"/>
-          <w:szCs w:val="28"/>
-        </w:rPr>
-        <w:t xml:space="preserve"> – </w:t>
-      </w:r>
-      <w:r>
-        <w:rPr>
-          <w:sz w:val="28"/>
-          <w:szCs w:val="28"/>
-        </w:rPr>
-        <w:t xml:space="preserve">Esse </w:t>
-      </w:r>
-      <w:proofErr w:type="spellStart"/>
-      <w:r>
-        <w:rPr>
-          <w:sz w:val="28"/>
-          <w:szCs w:val="28"/>
-        </w:rPr>
-        <w:t>pseudo</w:t>
-      </w:r>
-      <w:proofErr w:type="spellEnd"/>
-      <w:r>
-        <w:rPr>
-          <w:sz w:val="28"/>
-          <w:szCs w:val="28"/>
-        </w:rPr>
-        <w:t xml:space="preserve"> </w:t>
-      </w:r>
-      <w:proofErr w:type="spellStart"/>
-      <w:r>
-        <w:rPr>
-          <w:sz w:val="28"/>
-          <w:szCs w:val="28"/>
-        </w:rPr>
-        <w:t>selector</w:t>
-      </w:r>
-      <w:proofErr w:type="spellEnd"/>
-      <w:r>
-        <w:rPr>
-          <w:sz w:val="28"/>
-          <w:szCs w:val="28"/>
-        </w:rPr>
-        <w:t xml:space="preserve"> fará com que apliquemos alguma propriedade a apenas a primeira letra do texto. </w:t>
-      </w:r>
-    </w:p>
-    <w:p>
-      <w:pPr>
-        <w:rPr>
-          <w:sz w:val="28"/>
-          <w:szCs w:val="28"/>
-        </w:rPr>
-      </w:pPr>
-    </w:p>
-    <w:p>
-      <w:pPr>
-        <w:rPr>
-          <w:b/>
-          <w:bCs/>
-          <w:sz w:val="28"/>
-          <w:szCs w:val="28"/>
-        </w:rPr>
-      </w:pPr>
-      <w:r>
-        <w:rPr>
-          <w:b/>
-          <w:bCs/>
-          <w:sz w:val="28"/>
-          <w:szCs w:val="28"/>
-        </w:rPr>
-        <w:t xml:space="preserve">Últimos ajustes no </w:t>
-      </w:r>
-      <w:proofErr w:type="spellStart"/>
-      <w:r>
-        <w:rPr>
-          <w:b/>
-          <w:bCs/>
-          <w:sz w:val="28"/>
-          <w:szCs w:val="28"/>
-        </w:rPr>
-        <w:t>second-content</w:t>
-      </w:r>
-      <w:proofErr w:type="spellEnd"/>
-      <w:r>
-        <w:rPr>
-          <w:b/>
-          <w:bCs/>
-          <w:sz w:val="28"/>
-          <w:szCs w:val="28"/>
-        </w:rPr>
-        <w:t xml:space="preserve"> – </w:t>
-      </w:r>
-      <w:r>
-        <w:rPr>
           <w:sz w:val="28"/>
           <w:szCs w:val="28"/>
         </w:rPr>
@@ -17872,14 +18856,25 @@
         <w:t>width</w:t>
       </w:r>
       <w:proofErr w:type="spellEnd"/>
-      <w:r>
-        <w:rPr>
-          <w:b/>
-          <w:bCs/>
-          <w:sz w:val="28"/>
-          <w:szCs w:val="28"/>
-        </w:rPr>
-        <w:t xml:space="preserve">: ; </w:t>
+      <w:proofErr w:type="gramStart"/>
+      <w:r>
+        <w:rPr>
+          <w:b/>
+          <w:bCs/>
+          <w:sz w:val="28"/>
+          <w:szCs w:val="28"/>
+        </w:rPr>
+        <w:t>: ;</w:t>
+      </w:r>
+      <w:proofErr w:type="gramEnd"/>
+      <w:r>
+        <w:rPr>
+          <w:b/>
+          <w:bCs/>
+          <w:sz w:val="28"/>
+          <w:szCs w:val="28"/>
+        </w:rPr>
+        <w:t xml:space="preserve"> </w:t>
       </w:r>
       <w:r>
         <w:rPr>
@@ -18024,7 +19019,23 @@
           <w:sz w:val="28"/>
           <w:szCs w:val="28"/>
         </w:rPr>
-        <w:t>das bordas do ::</w:t>
+        <w:t xml:space="preserve">das bordas </w:t>
+      </w:r>
+      <w:proofErr w:type="gramStart"/>
+      <w:r>
+        <w:rPr>
+          <w:sz w:val="28"/>
+          <w:szCs w:val="28"/>
+        </w:rPr>
+        <w:t>do :</w:t>
+      </w:r>
+      <w:proofErr w:type="gramEnd"/>
+      <w:r>
+        <w:rPr>
+          <w:sz w:val="28"/>
+          <w:szCs w:val="28"/>
+        </w:rPr>
+        <w:t>:</w:t>
       </w:r>
       <w:proofErr w:type="spellStart"/>
       <w:r>
@@ -18111,6 +19122,7 @@
         <w:t>width</w:t>
       </w:r>
       <w:proofErr w:type="spellEnd"/>
+      <w:proofErr w:type="gramStart"/>
       <w:r>
         <w:rPr>
           <w:b/>
@@ -18120,6 +19132,7 @@
         </w:rPr>
         <w:t>: ;</w:t>
       </w:r>
+      <w:proofErr w:type="gramEnd"/>
       <w:r>
         <w:rPr>
           <w:b/>
@@ -18144,6 +19157,7 @@
           <w:szCs w:val="28"/>
         </w:rPr>
       </w:pPr>
+      <w:proofErr w:type="gramStart"/>
       <w:r>
         <w:rPr>
           <w:sz w:val="28"/>
@@ -18157,7 +19171,15 @@
           <w:sz w:val="28"/>
           <w:szCs w:val="28"/>
         </w:rPr>
-        <w:t>first-column</w:t>
+        <w:t>first</w:t>
+      </w:r>
+      <w:proofErr w:type="gramEnd"/>
+      <w:r>
+        <w:rPr>
+          <w:sz w:val="28"/>
+          <w:szCs w:val="28"/>
+        </w:rPr>
+        <w:t>-column</w:t>
       </w:r>
       <w:proofErr w:type="spellEnd"/>
       <w:r>
@@ -18219,6 +19241,7 @@
           <w:szCs w:val="28"/>
         </w:rPr>
       </w:pPr>
+      <w:proofErr w:type="gramStart"/>
       <w:r>
         <w:rPr>
           <w:sz w:val="28"/>
@@ -18232,7 +19255,15 @@
           <w:sz w:val="28"/>
           <w:szCs w:val="28"/>
         </w:rPr>
-        <w:t>second-column</w:t>
+        <w:t>second</w:t>
+      </w:r>
+      <w:proofErr w:type="gramEnd"/>
+      <w:r>
+        <w:rPr>
+          <w:sz w:val="28"/>
+          <w:szCs w:val="28"/>
+        </w:rPr>
+        <w:t>-column</w:t>
       </w:r>
       <w:proofErr w:type="spellEnd"/>
       <w:r>
@@ -18461,7 +19492,17 @@
           <w:sz w:val="28"/>
           <w:szCs w:val="28"/>
         </w:rPr>
-        <w:t xml:space="preserve"> + Adicionando animação por meio do JS </w:t>
+        <w:t xml:space="preserve"> + Adicionando animação por meio do </w:t>
+      </w:r>
+      <w:proofErr w:type="gramStart"/>
+      <w:r>
+        <w:rPr>
+          <w:b/>
+          <w:bCs/>
+          <w:sz w:val="28"/>
+          <w:szCs w:val="28"/>
+        </w:rPr>
+        <w:t xml:space="preserve">JS </w:t>
       </w:r>
       <w:r>
         <w:rPr>
@@ -18481,6 +19522,7 @@
         </w:rPr>
         <w:t>–</w:t>
       </w:r>
+      <w:proofErr w:type="gramEnd"/>
       <w:r>
         <w:rPr>
           <w:b/>
@@ -18819,7 +19861,27 @@
           <w:sz w:val="28"/>
           <w:szCs w:val="28"/>
         </w:rPr>
-        <w:t xml:space="preserve">+ Adicionando animação por meio do JS  - </w:t>
+        <w:t xml:space="preserve">+ Adicionando animação por meio do </w:t>
+      </w:r>
+      <w:proofErr w:type="gramStart"/>
+      <w:r>
+        <w:rPr>
+          <w:b/>
+          <w:bCs/>
+          <w:sz w:val="28"/>
+          <w:szCs w:val="28"/>
+        </w:rPr>
+        <w:t>JS  -</w:t>
+      </w:r>
+      <w:proofErr w:type="gramEnd"/>
+      <w:r>
+        <w:rPr>
+          <w:b/>
+          <w:bCs/>
+          <w:sz w:val="28"/>
+          <w:szCs w:val="28"/>
+        </w:rPr>
+        <w:t xml:space="preserve"> </w:t>
       </w:r>
       <w:r>
         <w:rPr>
@@ -19021,7 +20083,17 @@
           <w:sz w:val="28"/>
           <w:szCs w:val="28"/>
         </w:rPr>
-        <w:t>left:60%</w:t>
+        <w:t>left:60</w:t>
+      </w:r>
+      <w:proofErr w:type="gramStart"/>
+      <w:r>
+        <w:rPr>
+          <w:b/>
+          <w:bCs/>
+          <w:sz w:val="28"/>
+          <w:szCs w:val="28"/>
+        </w:rPr>
+        <w:t>%</w:t>
       </w:r>
       <w:r>
         <w:rPr>
@@ -19032,6 +20104,7 @@
         </w:rPr>
         <w:t>;,</w:t>
       </w:r>
+      <w:proofErr w:type="gramEnd"/>
       <w:r>
         <w:rPr>
           <w:sz w:val="28"/>
@@ -19232,23 +20305,41 @@
           <w:sz w:val="28"/>
           <w:szCs w:val="28"/>
         </w:rPr>
-        <w:t xml:space="preserve">z-index: -1; </w:t>
-      </w:r>
-      <w:r>
-        <w:rPr>
-          <w:b/>
-          <w:bCs/>
-          <w:sz w:val="28"/>
-          <w:szCs w:val="28"/>
-        </w:rPr>
-        <w:t xml:space="preserve"> </w:t>
-      </w:r>
-      <w:r>
-        <w:rPr>
-          <w:sz w:val="28"/>
-          <w:szCs w:val="28"/>
-        </w:rPr>
-        <w:t xml:space="preserve">dentro da </w:t>
+        <w:t>z-index: -</w:t>
+      </w:r>
+      <w:proofErr w:type="gramStart"/>
+      <w:r>
+        <w:rPr>
+          <w:b/>
+          <w:bCs/>
+          <w:sz w:val="28"/>
+          <w:szCs w:val="28"/>
+        </w:rPr>
+        <w:t xml:space="preserve">1; </w:t>
+      </w:r>
+      <w:r>
+        <w:rPr>
+          <w:b/>
+          <w:bCs/>
+          <w:sz w:val="28"/>
+          <w:szCs w:val="28"/>
+        </w:rPr>
+        <w:t xml:space="preserve"> </w:t>
+      </w:r>
+      <w:r>
+        <w:rPr>
+          <w:sz w:val="28"/>
+          <w:szCs w:val="28"/>
+        </w:rPr>
+        <w:t>dentro</w:t>
+      </w:r>
+      <w:proofErr w:type="gramEnd"/>
+      <w:r>
+        <w:rPr>
+          <w:sz w:val="28"/>
+          <w:szCs w:val="28"/>
+        </w:rPr>
+        <w:t xml:space="preserve"> da </w:t>
       </w:r>
       <w:proofErr w:type="spellStart"/>
       <w:r>
@@ -19680,7 +20771,27 @@
           <w:sz w:val="28"/>
           <w:szCs w:val="28"/>
         </w:rPr>
-        <w:t>e o ::</w:t>
+        <w:t xml:space="preserve">e </w:t>
+      </w:r>
+      <w:proofErr w:type="gramStart"/>
+      <w:r>
+        <w:rPr>
+          <w:b/>
+          <w:bCs/>
+          <w:sz w:val="28"/>
+          <w:szCs w:val="28"/>
+        </w:rPr>
+        <w:t>o :</w:t>
+      </w:r>
+      <w:proofErr w:type="gramEnd"/>
+      <w:r>
+        <w:rPr>
+          <w:b/>
+          <w:bCs/>
+          <w:sz w:val="28"/>
+          <w:szCs w:val="28"/>
+        </w:rPr>
+        <w:t>:</w:t>
       </w:r>
       <w:proofErr w:type="spellStart"/>
       <w:r>
@@ -19779,17 +20890,37 @@
           <w:sz w:val="28"/>
           <w:szCs w:val="28"/>
         </w:rPr>
-        <w:t xml:space="preserve"> tem que sumir e o  </w:t>
-      </w:r>
-      <w:proofErr w:type="spellStart"/>
-      <w:r>
-        <w:rPr>
-          <w:b/>
-          <w:bCs/>
-          <w:sz w:val="28"/>
-          <w:szCs w:val="28"/>
-        </w:rPr>
-        <w:t>first-content</w:t>
+        <w:t xml:space="preserve"> tem que sumir e </w:t>
+      </w:r>
+      <w:proofErr w:type="gramStart"/>
+      <w:r>
+        <w:rPr>
+          <w:b/>
+          <w:bCs/>
+          <w:sz w:val="28"/>
+          <w:szCs w:val="28"/>
+        </w:rPr>
+        <w:t xml:space="preserve">o  </w:t>
+      </w:r>
+      <w:proofErr w:type="spellStart"/>
+      <w:r>
+        <w:rPr>
+          <w:b/>
+          <w:bCs/>
+          <w:sz w:val="28"/>
+          <w:szCs w:val="28"/>
+        </w:rPr>
+        <w:t>first</w:t>
+      </w:r>
+      <w:proofErr w:type="gramEnd"/>
+      <w:r>
+        <w:rPr>
+          <w:b/>
+          <w:bCs/>
+          <w:sz w:val="28"/>
+          <w:szCs w:val="28"/>
+        </w:rPr>
+        <w:t>-content</w:t>
       </w:r>
       <w:proofErr w:type="spellEnd"/>
       <w:r>
@@ -19845,8 +20976,9 @@
           <w:sz w:val="24"/>
           <w:szCs w:val="24"/>
         </w:rPr>
-        <w:t xml:space="preserve">Essa transição de quem aparecerá, será feita por meio do z-index, que uma hora estará -1 em um </w:t>
-      </w:r>
+        <w:t xml:space="preserve">Essa transição de quem aparecerá, será feita por meio do z-index, que uma hora estará -1 em </w:t>
+      </w:r>
+      <w:proofErr w:type="gramStart"/>
       <w:r>
         <w:rPr>
           <w:b/>
@@ -19854,9 +20986,8 @@
           <w:sz w:val="24"/>
           <w:szCs w:val="24"/>
         </w:rPr>
-        <w:t xml:space="preserve"> (</w:t>
-      </w:r>
-      <w:proofErr w:type="spellStart"/>
+        <w:t xml:space="preserve">um </w:t>
+      </w:r>
       <w:r>
         <w:rPr>
           <w:b/>
@@ -19864,9 +20995,10 @@
           <w:sz w:val="24"/>
           <w:szCs w:val="24"/>
         </w:rPr>
-        <w:t>first-content</w:t>
-      </w:r>
-      <w:proofErr w:type="spellEnd"/>
+        <w:t xml:space="preserve"> (</w:t>
+      </w:r>
+      <w:proofErr w:type="spellStart"/>
+      <w:proofErr w:type="gramEnd"/>
       <w:r>
         <w:rPr>
           <w:b/>
@@ -19874,8 +21006,9 @@
           <w:sz w:val="24"/>
           <w:szCs w:val="24"/>
         </w:rPr>
-        <w:t xml:space="preserve">) </w:t>
-      </w:r>
+        <w:t>first-content</w:t>
+      </w:r>
+      <w:proofErr w:type="spellEnd"/>
       <w:r>
         <w:rPr>
           <w:b/>
@@ -19883,7 +21016,7 @@
           <w:sz w:val="24"/>
           <w:szCs w:val="24"/>
         </w:rPr>
-        <w:t>e 12</w:t>
+        <w:t xml:space="preserve">) </w:t>
       </w:r>
       <w:r>
         <w:rPr>
@@ -19892,9 +21025,8 @@
           <w:sz w:val="24"/>
           <w:szCs w:val="24"/>
         </w:rPr>
-        <w:t xml:space="preserve"> no outro(</w:t>
-      </w:r>
-      <w:proofErr w:type="spellStart"/>
+        <w:t>e 12</w:t>
+      </w:r>
       <w:r>
         <w:rPr>
           <w:b/>
@@ -19902,9 +21034,9 @@
           <w:sz w:val="24"/>
           <w:szCs w:val="24"/>
         </w:rPr>
-        <w:t>second-content</w:t>
-      </w:r>
-      <w:proofErr w:type="spellEnd"/>
+        <w:t xml:space="preserve"> no outro(</w:t>
+      </w:r>
+      <w:proofErr w:type="spellStart"/>
       <w:r>
         <w:rPr>
           <w:b/>
@@ -19912,8 +21044,9 @@
           <w:sz w:val="24"/>
           <w:szCs w:val="24"/>
         </w:rPr>
-        <w:t>)</w:t>
-      </w:r>
+        <w:t>second-content</w:t>
+      </w:r>
+      <w:proofErr w:type="spellEnd"/>
       <w:r>
         <w:rPr>
           <w:b/>
@@ -19921,18 +21054,8 @@
           <w:sz w:val="24"/>
           <w:szCs w:val="24"/>
         </w:rPr>
-        <w:t xml:space="preserve"> e vice e versa. </w:t>
-      </w:r>
-    </w:p>
-    <w:p>
-      <w:pPr>
-        <w:rPr>
-          <w:b/>
-          <w:bCs/>
-          <w:sz w:val="28"/>
-          <w:szCs w:val="28"/>
-        </w:rPr>
-      </w:pPr>
+        <w:t>)</w:t>
+      </w:r>
       <w:r>
         <w:rPr>
           <w:b/>
@@ -19940,6 +21063,25 @@
           <w:sz w:val="24"/>
           <w:szCs w:val="24"/>
         </w:rPr>
+        <w:t xml:space="preserve"> e vice e versa. </w:t>
+      </w:r>
+    </w:p>
+    <w:p>
+      <w:pPr>
+        <w:rPr>
+          <w:b/>
+          <w:bCs/>
+          <w:sz w:val="28"/>
+          <w:szCs w:val="28"/>
+        </w:rPr>
+      </w:pPr>
+      <w:r>
+        <w:rPr>
+          <w:b/>
+          <w:bCs/>
+          <w:sz w:val="24"/>
+          <w:szCs w:val="24"/>
+        </w:rPr>
         <w:t>OBS</w:t>
       </w:r>
       <w:r>
@@ -19949,7 +21091,27 @@
           <w:sz w:val="28"/>
           <w:szCs w:val="28"/>
         </w:rPr>
-        <w:t xml:space="preserve"> ¹ : </w:t>
+        <w:t xml:space="preserve"> </w:t>
+      </w:r>
+      <w:proofErr w:type="gramStart"/>
+      <w:r>
+        <w:rPr>
+          <w:b/>
+          <w:bCs/>
+          <w:sz w:val="28"/>
+          <w:szCs w:val="28"/>
+        </w:rPr>
+        <w:t>¹ :</w:t>
+      </w:r>
+      <w:proofErr w:type="gramEnd"/>
+      <w:r>
+        <w:rPr>
+          <w:b/>
+          <w:bCs/>
+          <w:sz w:val="28"/>
+          <w:szCs w:val="28"/>
+        </w:rPr>
+        <w:t xml:space="preserve"> </w:t>
       </w:r>
       <w:r>
         <w:rPr>
@@ -20238,14 +21400,32 @@
           <w:sz w:val="28"/>
           <w:szCs w:val="28"/>
         </w:rPr>
-        <w:t>/body&gt;</w:t>
-      </w:r>
-      <w:r>
-        <w:rPr>
-          <w:sz w:val="28"/>
-          <w:szCs w:val="28"/>
-        </w:rPr>
-        <w:t xml:space="preserve"> , depois disso, irei chamar o JS</w:t>
+        <w:t>/body</w:t>
+      </w:r>
+      <w:proofErr w:type="gramStart"/>
+      <w:r>
+        <w:rPr>
+          <w:b/>
+          <w:bCs/>
+          <w:sz w:val="28"/>
+          <w:szCs w:val="28"/>
+        </w:rPr>
+        <w:t>&gt;</w:t>
+      </w:r>
+      <w:r>
+        <w:rPr>
+          <w:sz w:val="28"/>
+          <w:szCs w:val="28"/>
+        </w:rPr>
+        <w:t xml:space="preserve"> ,</w:t>
+      </w:r>
+      <w:proofErr w:type="gramEnd"/>
+      <w:r>
+        <w:rPr>
+          <w:sz w:val="28"/>
+          <w:szCs w:val="28"/>
+        </w:rPr>
+        <w:t xml:space="preserve"> depois disso, irei chamar o JS</w:t>
       </w:r>
       <w:r>
         <w:rPr>
@@ -20379,6 +21559,7 @@
         <w:t xml:space="preserve"> </w:t>
       </w:r>
       <w:proofErr w:type="spellStart"/>
+      <w:proofErr w:type="gramStart"/>
       <w:r>
         <w:rPr>
           <w:sz w:val="28"/>
@@ -20387,6 +21568,7 @@
         <w:t>id”signin</w:t>
       </w:r>
       <w:proofErr w:type="spellEnd"/>
+      <w:proofErr w:type="gramEnd"/>
       <w:r>
         <w:rPr>
           <w:sz w:val="28"/>
@@ -21004,30 +22186,40 @@
     <w:p>
       <w:pPr>
         <w:rPr>
-          <w:b/>
-          <w:bCs/>
-          <w:sz w:val="28"/>
-          <w:szCs w:val="28"/>
-        </w:rPr>
-      </w:pPr>
-      <w:r>
-        <w:rPr>
-          <w:b/>
-          <w:bCs/>
-          <w:sz w:val="28"/>
-          <w:szCs w:val="28"/>
-        </w:rPr>
-        <w:t>Iniciando as animações</w:t>
-      </w:r>
-      <w:r>
-        <w:rPr>
-          <w:b/>
-          <w:bCs/>
-          <w:sz w:val="28"/>
-          <w:szCs w:val="28"/>
-        </w:rPr>
-        <w:t xml:space="preserve"> </w:t>
-      </w:r>
+          <w:sz w:val="28"/>
+          <w:szCs w:val="28"/>
+        </w:rPr>
+      </w:pPr>
+      <w:r>
+        <w:rPr>
+          <w:b/>
+          <w:bCs/>
+          <w:sz w:val="28"/>
+          <w:szCs w:val="28"/>
+        </w:rPr>
+        <w:t xml:space="preserve">Entendendo animações e </w:t>
+      </w:r>
+      <w:proofErr w:type="spellStart"/>
+      <w:r>
+        <w:rPr>
+          <w:b/>
+          <w:bCs/>
+          <w:sz w:val="28"/>
+          <w:szCs w:val="28"/>
+        </w:rPr>
+        <w:t>Keyframes</w:t>
+      </w:r>
+      <w:proofErr w:type="spellEnd"/>
+      <w:r>
+        <w:rPr>
+          <w:b/>
+          <w:bCs/>
+          <w:sz w:val="28"/>
+          <w:szCs w:val="28"/>
+        </w:rPr>
+        <w:t xml:space="preserve"> </w:t>
+      </w:r>
+      <w:proofErr w:type="gramStart"/>
       <w:r>
         <w:rPr>
           <w:b/>
@@ -21037,26 +22229,3344 @@
         </w:rPr>
         <w:t xml:space="preserve">-  </w:t>
       </w:r>
-    </w:p>
-    <w:p>
-      <w:pPr>
-        <w:rPr>
-          <w:sz w:val="28"/>
-          <w:szCs w:val="28"/>
-        </w:rPr>
-      </w:pPr>
-    </w:p>
-    <w:p>
-      <w:pPr>
-        <w:rPr>
-          <w:sz w:val="28"/>
-          <w:szCs w:val="28"/>
-        </w:rPr>
-      </w:pPr>
-    </w:p>
-    <w:p>
-      <w:pPr>
-        <w:rPr>
+      <w:r>
+        <w:rPr>
+          <w:sz w:val="28"/>
+          <w:szCs w:val="28"/>
+        </w:rPr>
+        <w:t>Irei</w:t>
+      </w:r>
+      <w:proofErr w:type="gramEnd"/>
+      <w:r>
+        <w:rPr>
+          <w:sz w:val="28"/>
+          <w:szCs w:val="28"/>
+        </w:rPr>
+        <w:t xml:space="preserve"> adicionar a animação por meio dos @keyframes, no CSS</w:t>
+      </w:r>
+      <w:r>
+        <w:rPr>
+          <w:sz w:val="28"/>
+          <w:szCs w:val="28"/>
+        </w:rPr>
+        <w:t xml:space="preserve"> </w:t>
+      </w:r>
+    </w:p>
+    <w:p>
+      <w:pPr>
+        <w:rPr>
+          <w:sz w:val="28"/>
+          <w:szCs w:val="28"/>
+        </w:rPr>
+      </w:pPr>
+      <w:r>
+        <w:rPr>
+          <w:sz w:val="28"/>
+          <w:szCs w:val="28"/>
+        </w:rPr>
+        <w:t>@keyframes</w:t>
+      </w:r>
+      <w:r>
+        <w:rPr>
+          <w:sz w:val="28"/>
+          <w:szCs w:val="28"/>
+        </w:rPr>
+        <w:t xml:space="preserve"> + (nome que irei dar para a animação) </w:t>
+      </w:r>
+      <w:r>
+        <w:rPr>
+          <w:sz w:val="28"/>
+          <w:szCs w:val="28"/>
+        </w:rPr>
+        <w:t>{</w:t>
+      </w:r>
+    </w:p>
+    <w:p>
+      <w:pPr>
+        <w:rPr>
+          <w:sz w:val="28"/>
+          <w:szCs w:val="28"/>
+        </w:rPr>
+      </w:pPr>
+      <w:proofErr w:type="spellStart"/>
+      <w:r>
+        <w:rPr>
+          <w:sz w:val="28"/>
+          <w:szCs w:val="28"/>
+        </w:rPr>
+        <w:t>From</w:t>
+      </w:r>
+      <w:proofErr w:type="spellEnd"/>
+      <w:r>
+        <w:rPr>
+          <w:sz w:val="28"/>
+          <w:szCs w:val="28"/>
+        </w:rPr>
+        <w:t xml:space="preserve"> {</w:t>
+      </w:r>
+    </w:p>
+    <w:p>
+      <w:pPr>
+        <w:rPr>
+          <w:sz w:val="28"/>
+          <w:szCs w:val="28"/>
+        </w:rPr>
+      </w:pPr>
+      <w:r>
+        <w:rPr>
+          <w:sz w:val="28"/>
+          <w:szCs w:val="28"/>
+        </w:rPr>
+        <w:t xml:space="preserve"> }</w:t>
+      </w:r>
+    </w:p>
+    <w:p>
+      <w:pPr>
+        <w:rPr>
+          <w:sz w:val="28"/>
+          <w:szCs w:val="28"/>
+        </w:rPr>
+      </w:pPr>
+      <w:r>
+        <w:rPr>
+          <w:sz w:val="28"/>
+          <w:szCs w:val="28"/>
+        </w:rPr>
+        <w:t xml:space="preserve">25% { </w:t>
+      </w:r>
+    </w:p>
+    <w:p>
+      <w:pPr>
+        <w:rPr>
+          <w:sz w:val="28"/>
+          <w:szCs w:val="28"/>
+        </w:rPr>
+      </w:pPr>
+      <w:r>
+        <w:rPr>
+          <w:sz w:val="28"/>
+          <w:szCs w:val="28"/>
+        </w:rPr>
+        <w:t>}</w:t>
+      </w:r>
+    </w:p>
+    <w:p>
+      <w:pPr>
+        <w:rPr>
+          <w:sz w:val="28"/>
+          <w:szCs w:val="28"/>
+        </w:rPr>
+      </w:pPr>
+      <w:r>
+        <w:rPr>
+          <w:sz w:val="28"/>
+          <w:szCs w:val="28"/>
+        </w:rPr>
+        <w:t xml:space="preserve">50% { </w:t>
+      </w:r>
+    </w:p>
+    <w:p>
+      <w:pPr>
+        <w:rPr>
+          <w:sz w:val="28"/>
+          <w:szCs w:val="28"/>
+        </w:rPr>
+      </w:pPr>
+      <w:r>
+        <w:rPr>
+          <w:sz w:val="28"/>
+          <w:szCs w:val="28"/>
+        </w:rPr>
+        <w:t>}</w:t>
+      </w:r>
+    </w:p>
+    <w:p>
+      <w:pPr>
+        <w:rPr>
+          <w:sz w:val="28"/>
+          <w:szCs w:val="28"/>
+        </w:rPr>
+      </w:pPr>
+      <w:r>
+        <w:rPr>
+          <w:sz w:val="28"/>
+          <w:szCs w:val="28"/>
+        </w:rPr>
+        <w:t xml:space="preserve">75% { </w:t>
+      </w:r>
+    </w:p>
+    <w:p>
+      <w:pPr>
+        <w:rPr>
+          <w:sz w:val="28"/>
+          <w:szCs w:val="28"/>
+        </w:rPr>
+      </w:pPr>
+      <w:r>
+        <w:rPr>
+          <w:sz w:val="28"/>
+          <w:szCs w:val="28"/>
+        </w:rPr>
+        <w:t xml:space="preserve">}  </w:t>
+      </w:r>
+    </w:p>
+    <w:p>
+      <w:pPr>
+        <w:rPr>
+          <w:sz w:val="28"/>
+          <w:szCs w:val="28"/>
+        </w:rPr>
+      </w:pPr>
+      <w:proofErr w:type="spellStart"/>
+      <w:r>
+        <w:rPr>
+          <w:sz w:val="28"/>
+          <w:szCs w:val="28"/>
+        </w:rPr>
+        <w:t>To</w:t>
+      </w:r>
+      <w:proofErr w:type="spellEnd"/>
+      <w:r>
+        <w:rPr>
+          <w:sz w:val="28"/>
+          <w:szCs w:val="28"/>
+        </w:rPr>
+        <w:t xml:space="preserve"> {</w:t>
+      </w:r>
+    </w:p>
+    <w:p>
+      <w:pPr>
+        <w:rPr>
+          <w:sz w:val="28"/>
+          <w:szCs w:val="28"/>
+        </w:rPr>
+      </w:pPr>
+      <w:r>
+        <w:rPr>
+          <w:sz w:val="28"/>
+          <w:szCs w:val="28"/>
+        </w:rPr>
+        <w:t>}</w:t>
+      </w:r>
+    </w:p>
+    <w:p>
+      <w:pPr>
+        <w:rPr>
+          <w:sz w:val="28"/>
+          <w:szCs w:val="28"/>
+        </w:rPr>
+      </w:pPr>
+    </w:p>
+    <w:p>
+      <w:pPr>
+        <w:rPr>
+          <w:sz w:val="28"/>
+          <w:szCs w:val="28"/>
+        </w:rPr>
+      </w:pPr>
+      <w:r>
+        <w:rPr>
+          <w:sz w:val="28"/>
+          <w:szCs w:val="28"/>
+        </w:rPr>
+        <w:t xml:space="preserve"> } </w:t>
+      </w:r>
+    </w:p>
+    <w:p>
+      <w:pPr>
+        <w:rPr>
+          <w:sz w:val="28"/>
+          <w:szCs w:val="28"/>
+        </w:rPr>
+      </w:pPr>
+      <w:r>
+        <w:rPr>
+          <w:b/>
+          <w:bCs/>
+          <w:sz w:val="28"/>
+          <w:szCs w:val="28"/>
+        </w:rPr>
+        <w:t xml:space="preserve">@keyframes + nome – </w:t>
+      </w:r>
+      <w:r>
+        <w:rPr>
+          <w:sz w:val="28"/>
+          <w:szCs w:val="28"/>
+        </w:rPr>
+        <w:t xml:space="preserve">Será </w:t>
+      </w:r>
+      <w:r>
+        <w:rPr>
+          <w:sz w:val="28"/>
+          <w:szCs w:val="28"/>
+        </w:rPr>
+        <w:t xml:space="preserve">o nome que eu colocarei aonde eu irei querer aplicar a animação </w:t>
+      </w:r>
+    </w:p>
+    <w:p>
+      <w:pPr>
+        <w:rPr>
+          <w:sz w:val="28"/>
+          <w:szCs w:val="28"/>
+        </w:rPr>
+      </w:pPr>
+      <w:proofErr w:type="spellStart"/>
+      <w:r>
+        <w:rPr>
+          <w:sz w:val="28"/>
+          <w:szCs w:val="28"/>
+        </w:rPr>
+        <w:t>From</w:t>
+      </w:r>
+      <w:proofErr w:type="spellEnd"/>
+      <w:r>
+        <w:rPr>
+          <w:sz w:val="28"/>
+          <w:szCs w:val="28"/>
+        </w:rPr>
+        <w:t xml:space="preserve"> </w:t>
+      </w:r>
+      <w:proofErr w:type="gramStart"/>
+      <w:r>
+        <w:rPr>
+          <w:sz w:val="28"/>
+          <w:szCs w:val="28"/>
+        </w:rPr>
+        <w:t>{ }</w:t>
+      </w:r>
+      <w:proofErr w:type="gramEnd"/>
+      <w:r>
+        <w:rPr>
+          <w:sz w:val="28"/>
+          <w:szCs w:val="28"/>
+        </w:rPr>
+        <w:t xml:space="preserve"> </w:t>
+      </w:r>
+      <w:r>
+        <w:rPr>
+          <w:sz w:val="28"/>
+          <w:szCs w:val="28"/>
+        </w:rPr>
+        <w:t>/</w:t>
+      </w:r>
+      <w:r>
+        <w:rPr>
+          <w:sz w:val="28"/>
+          <w:szCs w:val="28"/>
+        </w:rPr>
+        <w:t xml:space="preserve"> 0%</w:t>
+      </w:r>
+      <w:r>
+        <w:rPr>
+          <w:sz w:val="28"/>
+          <w:szCs w:val="28"/>
+        </w:rPr>
+        <w:t xml:space="preserve"> { }</w:t>
+      </w:r>
+      <w:r>
+        <w:rPr>
+          <w:sz w:val="28"/>
+          <w:szCs w:val="28"/>
+        </w:rPr>
+        <w:t xml:space="preserve"> - </w:t>
+      </w:r>
+      <w:r>
+        <w:rPr>
+          <w:sz w:val="28"/>
+          <w:szCs w:val="28"/>
+        </w:rPr>
+        <w:t xml:space="preserve">Será o ponto de inicio da animação </w:t>
+      </w:r>
+      <w:r>
+        <w:rPr>
+          <w:sz w:val="28"/>
+          <w:szCs w:val="28"/>
+        </w:rPr>
+        <w:t xml:space="preserve">como ela irá se comportar no começo, </w:t>
+      </w:r>
+      <w:r>
+        <w:rPr>
+          <w:b/>
+          <w:bCs/>
+          <w:sz w:val="28"/>
+          <w:szCs w:val="28"/>
+        </w:rPr>
+        <w:t xml:space="preserve">importante perceber </w:t>
+      </w:r>
+      <w:r>
+        <w:rPr>
+          <w:sz w:val="28"/>
+          <w:szCs w:val="28"/>
+        </w:rPr>
+        <w:t xml:space="preserve">que o </w:t>
+      </w:r>
+      <w:proofErr w:type="spellStart"/>
+      <w:r>
+        <w:rPr>
+          <w:sz w:val="28"/>
+          <w:szCs w:val="28"/>
+        </w:rPr>
+        <w:t>from</w:t>
+      </w:r>
+      <w:proofErr w:type="spellEnd"/>
+      <w:r>
+        <w:rPr>
+          <w:sz w:val="28"/>
+          <w:szCs w:val="28"/>
+        </w:rPr>
+        <w:t>/</w:t>
+      </w:r>
+      <w:r>
+        <w:rPr>
+          <w:sz w:val="28"/>
+          <w:szCs w:val="28"/>
+        </w:rPr>
+        <w:t>começo pode ser visualizado também como o 0% pois</w:t>
+      </w:r>
+    </w:p>
+    <w:p>
+      <w:pPr>
+        <w:rPr>
+          <w:sz w:val="28"/>
+          <w:szCs w:val="28"/>
+        </w:rPr>
+      </w:pPr>
+      <w:r>
+        <w:rPr>
+          <w:sz w:val="28"/>
+          <w:szCs w:val="28"/>
+        </w:rPr>
+        <w:t>25</w:t>
+      </w:r>
+      <w:r>
+        <w:rPr>
+          <w:sz w:val="28"/>
+          <w:szCs w:val="28"/>
+        </w:rPr>
+        <w:t xml:space="preserve"> </w:t>
+      </w:r>
+      <w:r>
+        <w:rPr>
+          <w:sz w:val="28"/>
+          <w:szCs w:val="28"/>
+        </w:rPr>
+        <w:t xml:space="preserve">% </w:t>
+      </w:r>
+      <w:proofErr w:type="gramStart"/>
+      <w:r>
+        <w:rPr>
+          <w:sz w:val="28"/>
+          <w:szCs w:val="28"/>
+        </w:rPr>
+        <w:t>{ }</w:t>
+      </w:r>
+      <w:proofErr w:type="gramEnd"/>
+      <w:r>
+        <w:rPr>
+          <w:sz w:val="28"/>
+          <w:szCs w:val="28"/>
+        </w:rPr>
+        <w:t xml:space="preserve"> – Será o comportamento dessa animação em 25% d</w:t>
+      </w:r>
+      <w:r>
+        <w:rPr>
+          <w:sz w:val="28"/>
+          <w:szCs w:val="28"/>
+        </w:rPr>
+        <w:t xml:space="preserve">o seu movimento </w:t>
+      </w:r>
+    </w:p>
+    <w:p>
+      <w:pPr>
+        <w:rPr>
+          <w:sz w:val="28"/>
+          <w:szCs w:val="28"/>
+        </w:rPr>
+      </w:pPr>
+      <w:r>
+        <w:rPr>
+          <w:sz w:val="28"/>
+          <w:szCs w:val="28"/>
+        </w:rPr>
+        <w:t xml:space="preserve">50 % </w:t>
+      </w:r>
+      <w:proofErr w:type="gramStart"/>
+      <w:r>
+        <w:rPr>
+          <w:sz w:val="28"/>
+          <w:szCs w:val="28"/>
+        </w:rPr>
+        <w:t>{ }</w:t>
+      </w:r>
+      <w:proofErr w:type="gramEnd"/>
+      <w:r>
+        <w:rPr>
+          <w:sz w:val="28"/>
+          <w:szCs w:val="28"/>
+        </w:rPr>
+        <w:t xml:space="preserve"> – Será o </w:t>
+      </w:r>
+      <w:r>
+        <w:rPr>
+          <w:sz w:val="28"/>
+          <w:szCs w:val="28"/>
+        </w:rPr>
+        <w:t>comportamento</w:t>
+      </w:r>
+      <w:r>
+        <w:rPr>
+          <w:sz w:val="28"/>
+          <w:szCs w:val="28"/>
+        </w:rPr>
+        <w:t xml:space="preserve"> dessa animação em 50%</w:t>
+      </w:r>
+      <w:r>
+        <w:rPr>
+          <w:sz w:val="28"/>
+          <w:szCs w:val="28"/>
+        </w:rPr>
+        <w:t>/</w:t>
+      </w:r>
+      <w:r>
+        <w:rPr>
+          <w:sz w:val="28"/>
+          <w:szCs w:val="28"/>
+        </w:rPr>
+        <w:t>metade</w:t>
+      </w:r>
+      <w:r>
+        <w:rPr>
+          <w:sz w:val="28"/>
+          <w:szCs w:val="28"/>
+        </w:rPr>
+        <w:t>/</w:t>
+      </w:r>
+      <w:r>
+        <w:rPr>
+          <w:sz w:val="28"/>
+          <w:szCs w:val="28"/>
+        </w:rPr>
+        <w:t xml:space="preserve">meio do seu movimento </w:t>
+      </w:r>
+    </w:p>
+    <w:p>
+      <w:pPr>
+        <w:rPr>
+          <w:sz w:val="28"/>
+          <w:szCs w:val="28"/>
+        </w:rPr>
+      </w:pPr>
+      <w:r>
+        <w:rPr>
+          <w:sz w:val="28"/>
+          <w:szCs w:val="28"/>
+        </w:rPr>
+        <w:t xml:space="preserve">75% </w:t>
+      </w:r>
+      <w:proofErr w:type="gramStart"/>
+      <w:r>
+        <w:rPr>
+          <w:sz w:val="28"/>
+          <w:szCs w:val="28"/>
+        </w:rPr>
+        <w:t>{ }</w:t>
+      </w:r>
+      <w:proofErr w:type="gramEnd"/>
+      <w:r>
+        <w:rPr>
+          <w:sz w:val="28"/>
+          <w:szCs w:val="28"/>
+        </w:rPr>
+        <w:t xml:space="preserve"> - Será o comportamento dessa animação em 75% do seu movimento</w:t>
+      </w:r>
+    </w:p>
+    <w:p>
+      <w:pPr>
+        <w:rPr>
+          <w:sz w:val="28"/>
+          <w:szCs w:val="28"/>
+        </w:rPr>
+      </w:pPr>
+      <w:proofErr w:type="spellStart"/>
+      <w:r>
+        <w:rPr>
+          <w:sz w:val="28"/>
+          <w:szCs w:val="28"/>
+        </w:rPr>
+        <w:t>To</w:t>
+      </w:r>
+      <w:proofErr w:type="spellEnd"/>
+      <w:r>
+        <w:rPr>
+          <w:sz w:val="28"/>
+          <w:szCs w:val="28"/>
+        </w:rPr>
+        <w:t xml:space="preserve"> </w:t>
+      </w:r>
+      <w:proofErr w:type="gramStart"/>
+      <w:r>
+        <w:rPr>
+          <w:sz w:val="28"/>
+          <w:szCs w:val="28"/>
+        </w:rPr>
+        <w:t>{ }</w:t>
+      </w:r>
+      <w:proofErr w:type="gramEnd"/>
+      <w:r>
+        <w:rPr>
+          <w:sz w:val="28"/>
+          <w:szCs w:val="28"/>
+        </w:rPr>
+        <w:t xml:space="preserve"> </w:t>
+      </w:r>
+      <w:r>
+        <w:rPr>
+          <w:sz w:val="28"/>
+          <w:szCs w:val="28"/>
+        </w:rPr>
+        <w:t>/</w:t>
+      </w:r>
+      <w:r>
+        <w:rPr>
+          <w:sz w:val="28"/>
+          <w:szCs w:val="28"/>
+        </w:rPr>
+        <w:t xml:space="preserve"> 100% { }  - Será o fim da animação.  </w:t>
+      </w:r>
+    </w:p>
+    <w:p>
+      <w:pPr>
+        <w:rPr>
+          <w:b/>
+          <w:bCs/>
+          <w:sz w:val="28"/>
+          <w:szCs w:val="28"/>
+        </w:rPr>
+      </w:pPr>
+    </w:p>
+    <w:p>
+      <w:pPr>
+        <w:rPr>
+          <w:b/>
+          <w:bCs/>
+          <w:sz w:val="28"/>
+          <w:szCs w:val="28"/>
+        </w:rPr>
+      </w:pPr>
+      <w:r>
+        <w:rPr>
+          <w:b/>
+          <w:bCs/>
+          <w:sz w:val="28"/>
+          <w:szCs w:val="28"/>
+        </w:rPr>
+        <w:t>OBS:</w:t>
+      </w:r>
+      <w:r>
+        <w:rPr>
+          <w:sz w:val="28"/>
+          <w:szCs w:val="28"/>
+        </w:rPr>
+        <w:t xml:space="preserve"> </w:t>
+      </w:r>
+      <w:r>
+        <w:rPr>
+          <w:b/>
+          <w:bCs/>
+          <w:sz w:val="28"/>
+          <w:szCs w:val="28"/>
+        </w:rPr>
+        <w:t>Importante salientar que em cada um dessas fases</w:t>
+      </w:r>
+      <w:r>
+        <w:t xml:space="preserve"> </w:t>
+      </w:r>
+      <w:r>
+        <w:rPr>
+          <w:b/>
+          <w:bCs/>
+          <w:sz w:val="28"/>
+          <w:szCs w:val="28"/>
+        </w:rPr>
+        <w:t>/</w:t>
+      </w:r>
+      <w:r>
+        <w:rPr>
+          <w:b/>
+          <w:bCs/>
+          <w:sz w:val="28"/>
+          <w:szCs w:val="28"/>
+        </w:rPr>
+        <w:t xml:space="preserve"> porcentagem é possível fazer algo diferente. </w:t>
+      </w:r>
+    </w:p>
+    <w:p>
+      <w:pPr>
+        <w:rPr>
+          <w:b/>
+          <w:bCs/>
+          <w:sz w:val="28"/>
+          <w:szCs w:val="28"/>
+        </w:rPr>
+      </w:pPr>
+    </w:p>
+    <w:p>
+      <w:pPr>
+        <w:rPr>
+          <w:b/>
+          <w:bCs/>
+          <w:sz w:val="28"/>
+          <w:szCs w:val="28"/>
+        </w:rPr>
+      </w:pPr>
+      <w:r>
+        <w:rPr>
+          <w:b/>
+          <w:bCs/>
+          <w:sz w:val="28"/>
+          <w:szCs w:val="28"/>
+        </w:rPr>
+        <w:t xml:space="preserve">Iniciando as animações na transição </w:t>
+      </w:r>
+      <w:proofErr w:type="gramStart"/>
+      <w:r>
+        <w:rPr>
+          <w:b/>
+          <w:bCs/>
+          <w:sz w:val="28"/>
+          <w:szCs w:val="28"/>
+        </w:rPr>
+        <w:t>d</w:t>
+      </w:r>
+      <w:r>
+        <w:rPr>
+          <w:b/>
+          <w:bCs/>
+          <w:sz w:val="28"/>
+          <w:szCs w:val="28"/>
+        </w:rPr>
+        <w:t>o :</w:t>
+      </w:r>
+      <w:proofErr w:type="gramEnd"/>
+      <w:r>
+        <w:rPr>
+          <w:b/>
+          <w:bCs/>
+          <w:sz w:val="28"/>
+          <w:szCs w:val="28"/>
+        </w:rPr>
+        <w:t>:</w:t>
+      </w:r>
+      <w:proofErr w:type="spellStart"/>
+      <w:r>
+        <w:rPr>
+          <w:b/>
+          <w:bCs/>
+          <w:sz w:val="28"/>
+          <w:szCs w:val="28"/>
+        </w:rPr>
+        <w:t>before</w:t>
+      </w:r>
+      <w:proofErr w:type="spellEnd"/>
+      <w:r>
+        <w:rPr>
+          <w:b/>
+          <w:bCs/>
+          <w:sz w:val="28"/>
+          <w:szCs w:val="28"/>
+        </w:rPr>
+        <w:t xml:space="preserve"> – </w:t>
+      </w:r>
+    </w:p>
+    <w:p>
+      <w:pPr>
+        <w:rPr>
+          <w:sz w:val="28"/>
+          <w:szCs w:val="28"/>
+        </w:rPr>
+      </w:pPr>
+      <w:r>
+        <w:rPr>
+          <w:b/>
+          <w:bCs/>
+          <w:sz w:val="28"/>
+          <w:szCs w:val="28"/>
+        </w:rPr>
+        <w:t xml:space="preserve">1º </w:t>
+      </w:r>
+      <w:r>
+        <w:rPr>
+          <w:sz w:val="28"/>
+          <w:szCs w:val="28"/>
+        </w:rPr>
+        <w:t xml:space="preserve">A animação irá consistir </w:t>
+      </w:r>
+      <w:r>
+        <w:rPr>
+          <w:sz w:val="28"/>
+          <w:szCs w:val="28"/>
+        </w:rPr>
+        <w:t xml:space="preserve">em fazer ajustes </w:t>
+      </w:r>
+      <w:proofErr w:type="gramStart"/>
+      <w:r>
+        <w:rPr>
+          <w:sz w:val="28"/>
+          <w:szCs w:val="28"/>
+        </w:rPr>
+        <w:t xml:space="preserve">no </w:t>
+      </w:r>
+      <w:r>
+        <w:rPr>
+          <w:b/>
+          <w:bCs/>
+          <w:sz w:val="28"/>
+          <w:szCs w:val="28"/>
+        </w:rPr>
+        <w:t>:</w:t>
+      </w:r>
+      <w:proofErr w:type="gramEnd"/>
+      <w:r>
+        <w:rPr>
+          <w:b/>
+          <w:bCs/>
+          <w:sz w:val="28"/>
+          <w:szCs w:val="28"/>
+        </w:rPr>
+        <w:t>:</w:t>
+      </w:r>
+      <w:proofErr w:type="spellStart"/>
+      <w:r>
+        <w:rPr>
+          <w:b/>
+          <w:bCs/>
+          <w:sz w:val="28"/>
+          <w:szCs w:val="28"/>
+        </w:rPr>
+        <w:t>before</w:t>
+      </w:r>
+      <w:proofErr w:type="spellEnd"/>
+      <w:r>
+        <w:rPr>
+          <w:b/>
+          <w:bCs/>
+          <w:sz w:val="28"/>
+          <w:szCs w:val="28"/>
+        </w:rPr>
+        <w:t xml:space="preserve"> </w:t>
+      </w:r>
+      <w:r>
+        <w:rPr>
+          <w:sz w:val="28"/>
+          <w:szCs w:val="28"/>
+        </w:rPr>
+        <w:t>que é o responsável por fazer a transição entre os conteúdos</w:t>
+      </w:r>
+    </w:p>
+    <w:p>
+      <w:pPr>
+        <w:rPr>
+          <w:sz w:val="28"/>
+          <w:szCs w:val="28"/>
+        </w:rPr>
+      </w:pPr>
+      <w:r>
+        <w:rPr>
+          <w:b/>
+          <w:bCs/>
+          <w:sz w:val="28"/>
+          <w:szCs w:val="28"/>
+        </w:rPr>
+        <w:t xml:space="preserve">2º </w:t>
+      </w:r>
+      <w:r>
+        <w:rPr>
+          <w:sz w:val="28"/>
+          <w:szCs w:val="28"/>
+        </w:rPr>
+        <w:t xml:space="preserve">Ajustar os </w:t>
+      </w:r>
+      <w:r>
+        <w:rPr>
+          <w:b/>
+          <w:bCs/>
+          <w:sz w:val="28"/>
+          <w:szCs w:val="28"/>
+        </w:rPr>
+        <w:t xml:space="preserve">Z-index </w:t>
+      </w:r>
+      <w:r>
+        <w:rPr>
+          <w:sz w:val="28"/>
+          <w:szCs w:val="28"/>
+        </w:rPr>
+        <w:t xml:space="preserve">para </w:t>
+      </w:r>
+      <w:r>
+        <w:rPr>
+          <w:sz w:val="28"/>
+          <w:szCs w:val="28"/>
+        </w:rPr>
+        <w:t xml:space="preserve">os momentos em que </w:t>
+      </w:r>
+      <w:proofErr w:type="gramStart"/>
+      <w:r>
+        <w:rPr>
+          <w:sz w:val="28"/>
+          <w:szCs w:val="28"/>
+        </w:rPr>
+        <w:t xml:space="preserve">o </w:t>
+      </w:r>
+      <w:r>
+        <w:rPr>
+          <w:b/>
+          <w:bCs/>
+          <w:sz w:val="28"/>
+          <w:szCs w:val="28"/>
+        </w:rPr>
+        <w:t>:</w:t>
+      </w:r>
+      <w:proofErr w:type="gramEnd"/>
+      <w:r>
+        <w:rPr>
+          <w:b/>
+          <w:bCs/>
+          <w:sz w:val="28"/>
+          <w:szCs w:val="28"/>
+        </w:rPr>
+        <w:t>:</w:t>
+      </w:r>
+      <w:proofErr w:type="spellStart"/>
+      <w:r>
+        <w:rPr>
+          <w:b/>
+          <w:bCs/>
+          <w:sz w:val="28"/>
+          <w:szCs w:val="28"/>
+        </w:rPr>
+        <w:t>before</w:t>
+      </w:r>
+      <w:proofErr w:type="spellEnd"/>
+      <w:r>
+        <w:rPr>
+          <w:b/>
+          <w:bCs/>
+          <w:sz w:val="28"/>
+          <w:szCs w:val="28"/>
+        </w:rPr>
+        <w:t xml:space="preserve"> </w:t>
+      </w:r>
+      <w:r>
+        <w:rPr>
+          <w:sz w:val="28"/>
+          <w:szCs w:val="28"/>
+        </w:rPr>
+        <w:t xml:space="preserve">passar ele esteja sobrepondo </w:t>
+      </w:r>
+      <w:r>
+        <w:rPr>
+          <w:sz w:val="28"/>
+          <w:szCs w:val="28"/>
+        </w:rPr>
+        <w:t xml:space="preserve">ao conteúdo </w:t>
+      </w:r>
+    </w:p>
+    <w:p>
+      <w:pPr>
+        <w:rPr>
+          <w:b/>
+          <w:bCs/>
+          <w:sz w:val="28"/>
+          <w:szCs w:val="28"/>
+        </w:rPr>
+      </w:pPr>
+      <w:r>
+        <w:rPr>
+          <w:b/>
+          <w:bCs/>
+          <w:sz w:val="28"/>
+          <w:szCs w:val="28"/>
+        </w:rPr>
+        <w:t>OBS: MUIT</w:t>
+      </w:r>
+      <w:r>
+        <w:rPr>
+          <w:b/>
+          <w:bCs/>
+          <w:sz w:val="28"/>
+          <w:szCs w:val="28"/>
+        </w:rPr>
+        <w:t xml:space="preserve">O IMPORTANTE lembrar que o movimento </w:t>
+      </w:r>
+      <w:proofErr w:type="gramStart"/>
+      <w:r>
+        <w:rPr>
+          <w:b/>
+          <w:bCs/>
+          <w:sz w:val="28"/>
+          <w:szCs w:val="28"/>
+        </w:rPr>
+        <w:t>do :</w:t>
+      </w:r>
+      <w:proofErr w:type="gramEnd"/>
+      <w:r>
+        <w:rPr>
+          <w:b/>
+          <w:bCs/>
+          <w:sz w:val="28"/>
+          <w:szCs w:val="28"/>
+        </w:rPr>
+        <w:t>:</w:t>
+      </w:r>
+      <w:proofErr w:type="spellStart"/>
+      <w:r>
+        <w:rPr>
+          <w:b/>
+          <w:bCs/>
+          <w:sz w:val="28"/>
+          <w:szCs w:val="28"/>
+        </w:rPr>
+        <w:t>before</w:t>
+      </w:r>
+      <w:proofErr w:type="spellEnd"/>
+      <w:r>
+        <w:rPr>
+          <w:b/>
+          <w:bCs/>
+          <w:sz w:val="28"/>
+          <w:szCs w:val="28"/>
+        </w:rPr>
+        <w:t xml:space="preserve"> estará utilizando como </w:t>
+      </w:r>
+      <w:r>
+        <w:rPr>
+          <w:b/>
+          <w:bCs/>
+          <w:sz w:val="28"/>
+          <w:szCs w:val="28"/>
+        </w:rPr>
+        <w:t>referência</w:t>
+      </w:r>
+      <w:r>
+        <w:rPr>
+          <w:b/>
+          <w:bCs/>
+          <w:sz w:val="28"/>
+          <w:szCs w:val="28"/>
+        </w:rPr>
+        <w:t xml:space="preserve"> </w:t>
+      </w:r>
+      <w:r>
+        <w:rPr>
+          <w:b/>
+          <w:bCs/>
+          <w:sz w:val="28"/>
+          <w:szCs w:val="28"/>
+        </w:rPr>
+        <w:t xml:space="preserve">o tamanho de </w:t>
+      </w:r>
+      <w:proofErr w:type="spellStart"/>
+      <w:r>
+        <w:rPr>
+          <w:b/>
+          <w:bCs/>
+          <w:sz w:val="28"/>
+          <w:szCs w:val="28"/>
+        </w:rPr>
+        <w:t>width</w:t>
+      </w:r>
+      <w:proofErr w:type="spellEnd"/>
+      <w:r>
+        <w:rPr>
+          <w:b/>
+          <w:bCs/>
+          <w:sz w:val="28"/>
+          <w:szCs w:val="28"/>
+        </w:rPr>
+        <w:t xml:space="preserve">: ; em que </w:t>
+      </w:r>
+      <w:r>
+        <w:rPr>
+          <w:b/>
+          <w:bCs/>
+          <w:sz w:val="28"/>
+          <w:szCs w:val="28"/>
+        </w:rPr>
+        <w:t xml:space="preserve">o FIRST e SECOND COLUMN estão inseridos. </w:t>
+      </w:r>
+    </w:p>
+    <w:p>
+      <w:pPr>
+        <w:rPr>
+          <w:sz w:val="28"/>
+          <w:szCs w:val="28"/>
+        </w:rPr>
+      </w:pPr>
+      <w:r>
+        <w:rPr>
+          <w:b/>
+          <w:bCs/>
+          <w:sz w:val="28"/>
+          <w:szCs w:val="28"/>
+        </w:rPr>
+        <w:t xml:space="preserve">3º </w:t>
+      </w:r>
+      <w:r>
+        <w:rPr>
+          <w:sz w:val="28"/>
+          <w:szCs w:val="28"/>
+        </w:rPr>
+        <w:t>Inserir a animação onde eu quero que ela faça o efeito</w:t>
+      </w:r>
+      <w:r>
+        <w:rPr>
+          <w:sz w:val="28"/>
+          <w:szCs w:val="28"/>
+        </w:rPr>
+        <w:t xml:space="preserve">, para isso irei criar seguir os passos anteriores e depois faço o seguinte: Animation: + (nome da animação) + tempo de duração </w:t>
+      </w:r>
+    </w:p>
+    <w:p>
+      <w:pPr>
+        <w:rPr>
+          <w:sz w:val="28"/>
+          <w:szCs w:val="28"/>
+          <w:lang w:val="en-US"/>
+        </w:rPr>
+      </w:pPr>
+      <w:r>
+        <w:rPr>
+          <w:sz w:val="28"/>
+          <w:szCs w:val="28"/>
+          <w:lang w:val="en-US"/>
+        </w:rPr>
+        <w:t xml:space="preserve">Ex: </w:t>
+      </w:r>
+    </w:p>
+    <w:p>
+      <w:pPr>
+        <w:rPr>
+          <w:b/>
+          <w:bCs/>
+          <w:sz w:val="28"/>
+          <w:szCs w:val="28"/>
+          <w:lang w:val="en-US"/>
+        </w:rPr>
+      </w:pPr>
+      <w:proofErr w:type="gramStart"/>
+      <w:r>
+        <w:rPr>
+          <w:b/>
+          <w:bCs/>
+          <w:sz w:val="28"/>
+          <w:szCs w:val="28"/>
+          <w:lang w:val="en-US"/>
+        </w:rPr>
+        <w:t>.sign</w:t>
+      </w:r>
+      <w:proofErr w:type="gramEnd"/>
+      <w:r>
+        <w:rPr>
+          <w:b/>
+          <w:bCs/>
+          <w:sz w:val="28"/>
+          <w:szCs w:val="28"/>
+          <w:lang w:val="en-US"/>
+        </w:rPr>
+        <w:t>-in-</w:t>
+      </w:r>
+      <w:proofErr w:type="spellStart"/>
+      <w:r>
+        <w:rPr>
+          <w:b/>
+          <w:bCs/>
+          <w:sz w:val="28"/>
+          <w:szCs w:val="28"/>
+          <w:lang w:val="en-US"/>
+        </w:rPr>
+        <w:t>js</w:t>
+      </w:r>
+      <w:proofErr w:type="spellEnd"/>
+      <w:r>
+        <w:rPr>
+          <w:b/>
+          <w:bCs/>
+          <w:sz w:val="28"/>
+          <w:szCs w:val="28"/>
+          <w:lang w:val="en-US"/>
+        </w:rPr>
+        <w:t xml:space="preserve"> .content::before { </w:t>
+      </w:r>
+    </w:p>
+    <w:p>
+      <w:pPr>
+        <w:rPr>
+          <w:b/>
+          <w:bCs/>
+          <w:sz w:val="28"/>
+          <w:szCs w:val="28"/>
+          <w:lang w:val="en-US"/>
+        </w:rPr>
+      </w:pPr>
+      <w:proofErr w:type="spellStart"/>
+      <w:proofErr w:type="gramStart"/>
+      <w:r>
+        <w:rPr>
+          <w:b/>
+          <w:bCs/>
+          <w:sz w:val="28"/>
+          <w:szCs w:val="28"/>
+          <w:lang w:val="en-US"/>
+        </w:rPr>
+        <w:t>Animation:slide</w:t>
+      </w:r>
+      <w:proofErr w:type="gramEnd"/>
+      <w:r>
+        <w:rPr>
+          <w:b/>
+          <w:bCs/>
+          <w:sz w:val="28"/>
+          <w:szCs w:val="28"/>
+          <w:lang w:val="en-US"/>
+        </w:rPr>
+        <w:t>-in</w:t>
+      </w:r>
+      <w:proofErr w:type="spellEnd"/>
+      <w:r>
+        <w:rPr>
+          <w:b/>
+          <w:bCs/>
+          <w:sz w:val="28"/>
+          <w:szCs w:val="28"/>
+          <w:lang w:val="en-US"/>
+        </w:rPr>
+        <w:t xml:space="preserve"> .3s</w:t>
+      </w:r>
+    </w:p>
+    <w:p>
+      <w:pPr>
+        <w:rPr>
+          <w:sz w:val="28"/>
+          <w:szCs w:val="28"/>
+          <w:lang w:val="en-US"/>
+        </w:rPr>
+      </w:pPr>
+      <w:r>
+        <w:rPr>
+          <w:sz w:val="28"/>
+          <w:szCs w:val="28"/>
+          <w:lang w:val="en-US"/>
+        </w:rPr>
+        <w:t xml:space="preserve">} </w:t>
+      </w:r>
+    </w:p>
+    <w:p>
+      <w:pPr>
+        <w:rPr>
+          <w:sz w:val="28"/>
+          <w:szCs w:val="28"/>
+          <w:lang w:val="en-US"/>
+        </w:rPr>
+      </w:pPr>
+    </w:p>
+    <w:p>
+      <w:pPr>
+        <w:rPr>
+          <w:b/>
+          <w:bCs/>
+          <w:sz w:val="28"/>
+          <w:szCs w:val="28"/>
+        </w:rPr>
+      </w:pPr>
+      <w:r>
+        <w:rPr>
+          <w:sz w:val="28"/>
+          <w:szCs w:val="28"/>
+        </w:rPr>
+        <w:t>A animação ficou com o s</w:t>
+      </w:r>
+      <w:r>
+        <w:rPr>
+          <w:sz w:val="28"/>
+          <w:szCs w:val="28"/>
+        </w:rPr>
+        <w:t xml:space="preserve">eguinte código: </w:t>
+      </w:r>
+    </w:p>
+    <w:p>
+      <w:pPr>
+        <w:rPr>
+          <w:b/>
+          <w:bCs/>
+          <w:sz w:val="28"/>
+          <w:szCs w:val="28"/>
+        </w:rPr>
+      </w:pPr>
+      <w:r>
+        <w:rPr>
+          <w:b/>
+          <w:bCs/>
+          <w:sz w:val="28"/>
+          <w:szCs w:val="28"/>
+        </w:rPr>
+        <w:t>@keyframe slide-in</w:t>
+      </w:r>
+      <w:r>
+        <w:rPr>
+          <w:b/>
+          <w:bCs/>
+          <w:sz w:val="28"/>
+          <w:szCs w:val="28"/>
+        </w:rPr>
+        <w:t xml:space="preserve"> { </w:t>
+      </w:r>
+    </w:p>
+    <w:p>
+      <w:pPr>
+        <w:rPr>
+          <w:b/>
+          <w:bCs/>
+          <w:sz w:val="28"/>
+          <w:szCs w:val="28"/>
+        </w:rPr>
+      </w:pPr>
+      <w:proofErr w:type="spellStart"/>
+      <w:r>
+        <w:rPr>
+          <w:b/>
+          <w:bCs/>
+          <w:sz w:val="28"/>
+          <w:szCs w:val="28"/>
+        </w:rPr>
+        <w:t>From</w:t>
+      </w:r>
+      <w:proofErr w:type="spellEnd"/>
+      <w:r>
+        <w:rPr>
+          <w:b/>
+          <w:bCs/>
+          <w:sz w:val="28"/>
+          <w:szCs w:val="28"/>
+        </w:rPr>
+        <w:t xml:space="preserve"> {</w:t>
+      </w:r>
+    </w:p>
+    <w:p>
+      <w:pPr>
+        <w:rPr>
+          <w:b/>
+          <w:bCs/>
+          <w:sz w:val="28"/>
+          <w:szCs w:val="28"/>
+        </w:rPr>
+      </w:pPr>
+      <w:r>
+        <w:rPr>
+          <w:b/>
+          <w:bCs/>
+          <w:sz w:val="28"/>
+          <w:szCs w:val="28"/>
+        </w:rPr>
+        <w:t>Left:</w:t>
+      </w:r>
+      <w:r>
+        <w:rPr>
+          <w:b/>
+          <w:bCs/>
+          <w:sz w:val="28"/>
+          <w:szCs w:val="28"/>
+        </w:rPr>
+        <w:t>0;</w:t>
+      </w:r>
+    </w:p>
+    <w:p>
+      <w:pPr>
+        <w:rPr>
+          <w:b/>
+          <w:bCs/>
+          <w:sz w:val="28"/>
+          <w:szCs w:val="28"/>
+        </w:rPr>
+      </w:pPr>
+      <w:r>
+        <w:rPr>
+          <w:b/>
+          <w:bCs/>
+          <w:sz w:val="28"/>
+          <w:szCs w:val="28"/>
+        </w:rPr>
+        <w:t>Width:40</w:t>
+      </w:r>
+      <w:r>
+        <w:rPr>
+          <w:b/>
+          <w:bCs/>
+          <w:sz w:val="28"/>
+          <w:szCs w:val="28"/>
+        </w:rPr>
+        <w:t>%;</w:t>
+      </w:r>
+    </w:p>
+    <w:p>
+      <w:pPr>
+        <w:rPr>
+          <w:b/>
+          <w:bCs/>
+          <w:sz w:val="28"/>
+          <w:szCs w:val="28"/>
+        </w:rPr>
+      </w:pPr>
+      <w:r>
+        <w:rPr>
+          <w:b/>
+          <w:bCs/>
+          <w:sz w:val="28"/>
+          <w:szCs w:val="28"/>
+        </w:rPr>
+        <w:t>Z-index: 13;</w:t>
+      </w:r>
+    </w:p>
+    <w:p>
+      <w:pPr>
+        <w:rPr>
+          <w:b/>
+          <w:bCs/>
+          <w:sz w:val="28"/>
+          <w:szCs w:val="28"/>
+        </w:rPr>
+      </w:pPr>
+      <w:r>
+        <w:rPr>
+          <w:b/>
+          <w:bCs/>
+          <w:sz w:val="28"/>
+          <w:szCs w:val="28"/>
+        </w:rPr>
+        <w:t xml:space="preserve"> } </w:t>
+      </w:r>
+    </w:p>
+    <w:p>
+      <w:pPr>
+        <w:rPr>
+          <w:b/>
+          <w:bCs/>
+          <w:sz w:val="28"/>
+          <w:szCs w:val="28"/>
+        </w:rPr>
+      </w:pPr>
+      <w:r>
+        <w:rPr>
+          <w:b/>
+          <w:bCs/>
+          <w:sz w:val="28"/>
+          <w:szCs w:val="28"/>
+        </w:rPr>
+        <w:drawing>
+          <wp:inline distT="0" distB="0" distL="0" distR="0" wp14:anchorId="35E3C526" wp14:editId="7E0F2029">
+            <wp:extent cx="9554908" cy="6373114"/>
+            <wp:effectExtent l="0" t="0" r="8255" b="8890"/>
+            <wp:docPr id="35" name="Imagem 35"/>
+            <wp:cNvGraphicFramePr>
+              <a:graphicFrameLocks xmlns:a="http://schemas.openxmlformats.org/drawingml/2006/main" noChangeAspect="1"/>
+            </wp:cNvGraphicFramePr>
+            <a:graphic xmlns:a="http://schemas.openxmlformats.org/drawingml/2006/main">
+              <a:graphicData uri="http://schemas.openxmlformats.org/drawingml/2006/picture">
+                <pic:pic xmlns:pic="http://schemas.openxmlformats.org/drawingml/2006/picture">
+                  <pic:nvPicPr>
+                    <pic:cNvPr id="1" name=""/>
+                    <pic:cNvPicPr/>
+                  </pic:nvPicPr>
+                  <pic:blipFill>
+                    <a:blip r:embed="rId42"/>
+                    <a:stretch>
+                      <a:fillRect/>
+                    </a:stretch>
+                  </pic:blipFill>
+                  <pic:spPr>
+                    <a:xfrm>
+                      <a:off x="0" y="0"/>
+                      <a:ext cx="9554908" cy="6373114"/>
+                    </a:xfrm>
+                    <a:prstGeom prst="rect">
+                      <a:avLst/>
+                    </a:prstGeom>
+                  </pic:spPr>
+                </pic:pic>
+              </a:graphicData>
+            </a:graphic>
+          </wp:inline>
+        </w:drawing>
+      </w:r>
+    </w:p>
+    <w:p>
+      <w:pPr>
+        <w:rPr>
+          <w:b/>
+          <w:bCs/>
+          <w:sz w:val="28"/>
+          <w:szCs w:val="28"/>
+        </w:rPr>
+      </w:pPr>
+    </w:p>
+    <w:p>
+      <w:pPr>
+        <w:rPr>
+          <w:b/>
+          <w:bCs/>
+          <w:sz w:val="28"/>
+          <w:szCs w:val="28"/>
+        </w:rPr>
+      </w:pPr>
+    </w:p>
+    <w:p>
+      <w:pPr>
+        <w:rPr>
+          <w:b/>
+          <w:bCs/>
+          <w:sz w:val="28"/>
+          <w:szCs w:val="28"/>
+        </w:rPr>
+      </w:pPr>
+    </w:p>
+    <w:p>
+      <w:pPr>
+        <w:rPr>
+          <w:b/>
+          <w:bCs/>
+          <w:sz w:val="28"/>
+          <w:szCs w:val="28"/>
+        </w:rPr>
+      </w:pPr>
+    </w:p>
+    <w:p>
+      <w:pPr>
+        <w:rPr>
+          <w:b/>
+          <w:bCs/>
+          <w:sz w:val="28"/>
+          <w:szCs w:val="28"/>
+        </w:rPr>
+      </w:pPr>
+      <w:r>
+        <w:rPr>
+          <w:b/>
+          <w:bCs/>
+          <w:sz w:val="28"/>
+          <w:szCs w:val="28"/>
+        </w:rPr>
+        <w:t>50% {</w:t>
+      </w:r>
+    </w:p>
+    <w:p>
+      <w:pPr>
+        <w:rPr>
+          <w:b/>
+          <w:bCs/>
+          <w:sz w:val="28"/>
+          <w:szCs w:val="28"/>
+        </w:rPr>
+      </w:pPr>
+      <w:r>
+        <w:rPr>
+          <w:b/>
+          <w:bCs/>
+          <w:sz w:val="28"/>
+          <w:szCs w:val="28"/>
+        </w:rPr>
+        <w:t>l</w:t>
+      </w:r>
+      <w:r>
+        <w:rPr>
+          <w:b/>
+          <w:bCs/>
+          <w:sz w:val="28"/>
+          <w:szCs w:val="28"/>
+        </w:rPr>
+        <w:t>eft:30%;</w:t>
+      </w:r>
+    </w:p>
+    <w:p>
+      <w:pPr>
+        <w:rPr>
+          <w:b/>
+          <w:bCs/>
+          <w:sz w:val="28"/>
+          <w:szCs w:val="28"/>
+        </w:rPr>
+      </w:pPr>
+      <w:r>
+        <w:rPr>
+          <w:b/>
+          <w:bCs/>
+          <w:sz w:val="28"/>
+          <w:szCs w:val="28"/>
+        </w:rPr>
+        <w:t>w</w:t>
+      </w:r>
+      <w:r>
+        <w:rPr>
+          <w:b/>
+          <w:bCs/>
+          <w:sz w:val="28"/>
+          <w:szCs w:val="28"/>
+        </w:rPr>
+        <w:t>idth:60%;</w:t>
+      </w:r>
+    </w:p>
+    <w:p>
+      <w:pPr>
+        <w:rPr>
+          <w:b/>
+          <w:bCs/>
+          <w:sz w:val="28"/>
+          <w:szCs w:val="28"/>
+        </w:rPr>
+      </w:pPr>
+      <w:r>
+        <w:rPr>
+          <w:b/>
+          <w:bCs/>
+          <w:sz w:val="28"/>
+          <w:szCs w:val="28"/>
+        </w:rPr>
+        <w:t>z-index: 13;</w:t>
+      </w:r>
+    </w:p>
+    <w:p>
+      <w:pPr>
+        <w:rPr>
+          <w:b/>
+          <w:bCs/>
+          <w:sz w:val="28"/>
+          <w:szCs w:val="28"/>
+        </w:rPr>
+      </w:pPr>
+      <w:r>
+        <w:rPr>
+          <w:b/>
+          <w:bCs/>
+          <w:sz w:val="28"/>
+          <w:szCs w:val="28"/>
+        </w:rPr>
+        <w:t xml:space="preserve"> }</w:t>
+      </w:r>
+    </w:p>
+    <w:p>
+      <w:pPr>
+        <w:rPr>
+          <w:b/>
+          <w:bCs/>
+          <w:sz w:val="28"/>
+          <w:szCs w:val="28"/>
+        </w:rPr>
+      </w:pPr>
+      <w:r>
+        <w:rPr>
+          <w:b/>
+          <w:bCs/>
+          <w:sz w:val="28"/>
+          <w:szCs w:val="28"/>
+        </w:rPr>
+        <w:drawing>
+          <wp:inline distT="0" distB="0" distL="0" distR="0" wp14:anchorId="36044AC2" wp14:editId="5DB4D176">
+            <wp:extent cx="9621593" cy="6811326"/>
+            <wp:effectExtent l="0" t="0" r="0" b="8890"/>
+            <wp:docPr id="32" name="Imagem 32"/>
+            <wp:cNvGraphicFramePr>
+              <a:graphicFrameLocks xmlns:a="http://schemas.openxmlformats.org/drawingml/2006/main" noChangeAspect="1"/>
+            </wp:cNvGraphicFramePr>
+            <a:graphic xmlns:a="http://schemas.openxmlformats.org/drawingml/2006/main">
+              <a:graphicData uri="http://schemas.openxmlformats.org/drawingml/2006/picture">
+                <pic:pic xmlns:pic="http://schemas.openxmlformats.org/drawingml/2006/picture">
+                  <pic:nvPicPr>
+                    <pic:cNvPr id="1" name=""/>
+                    <pic:cNvPicPr/>
+                  </pic:nvPicPr>
+                  <pic:blipFill>
+                    <a:blip r:embed="rId43"/>
+                    <a:stretch>
+                      <a:fillRect/>
+                    </a:stretch>
+                  </pic:blipFill>
+                  <pic:spPr>
+                    <a:xfrm>
+                      <a:off x="0" y="0"/>
+                      <a:ext cx="9621593" cy="6811326"/>
+                    </a:xfrm>
+                    <a:prstGeom prst="rect">
+                      <a:avLst/>
+                    </a:prstGeom>
+                  </pic:spPr>
+                </pic:pic>
+              </a:graphicData>
+            </a:graphic>
+          </wp:inline>
+        </w:drawing>
+      </w:r>
+    </w:p>
+    <w:p>
+      <w:pPr>
+        <w:rPr>
+          <w:b/>
+          <w:bCs/>
+          <w:sz w:val="28"/>
+          <w:szCs w:val="28"/>
+        </w:rPr>
+      </w:pPr>
+    </w:p>
+    <w:p>
+      <w:pPr>
+        <w:rPr>
+          <w:b/>
+          <w:bCs/>
+          <w:sz w:val="28"/>
+          <w:szCs w:val="28"/>
+        </w:rPr>
+      </w:pPr>
+    </w:p>
+    <w:p>
+      <w:pPr>
+        <w:rPr>
+          <w:b/>
+          <w:bCs/>
+          <w:sz w:val="28"/>
+          <w:szCs w:val="28"/>
+        </w:rPr>
+      </w:pPr>
+    </w:p>
+    <w:p>
+      <w:pPr>
+        <w:rPr>
+          <w:b/>
+          <w:bCs/>
+          <w:sz w:val="28"/>
+          <w:szCs w:val="28"/>
+        </w:rPr>
+      </w:pPr>
+      <w:proofErr w:type="spellStart"/>
+      <w:r>
+        <w:rPr>
+          <w:b/>
+          <w:bCs/>
+          <w:sz w:val="28"/>
+          <w:szCs w:val="28"/>
+        </w:rPr>
+        <w:t>To</w:t>
+      </w:r>
+      <w:proofErr w:type="spellEnd"/>
+      <w:r>
+        <w:rPr>
+          <w:b/>
+          <w:bCs/>
+          <w:sz w:val="28"/>
+          <w:szCs w:val="28"/>
+        </w:rPr>
+        <w:t xml:space="preserve"> {</w:t>
+      </w:r>
+    </w:p>
+    <w:p>
+      <w:pPr>
+        <w:rPr>
+          <w:b/>
+          <w:bCs/>
+          <w:sz w:val="28"/>
+          <w:szCs w:val="28"/>
+        </w:rPr>
+      </w:pPr>
+      <w:r>
+        <w:rPr>
+          <w:b/>
+          <w:bCs/>
+          <w:sz w:val="28"/>
+          <w:szCs w:val="28"/>
+        </w:rPr>
+        <w:t>left:60%</w:t>
+      </w:r>
+      <w:r>
+        <w:rPr>
+          <w:b/>
+          <w:bCs/>
+          <w:sz w:val="28"/>
+          <w:szCs w:val="28"/>
+        </w:rPr>
+        <w:t>;</w:t>
+      </w:r>
+    </w:p>
+    <w:p>
+      <w:pPr>
+        <w:rPr>
+          <w:b/>
+          <w:bCs/>
+          <w:sz w:val="28"/>
+          <w:szCs w:val="28"/>
+        </w:rPr>
+      </w:pPr>
+      <w:r>
+        <w:rPr>
+          <w:b/>
+          <w:bCs/>
+          <w:sz w:val="28"/>
+          <w:szCs w:val="28"/>
+        </w:rPr>
+        <w:t>width:40%;</w:t>
+      </w:r>
+    </w:p>
+    <w:p>
+      <w:pPr>
+        <w:rPr>
+          <w:b/>
+          <w:bCs/>
+          <w:sz w:val="28"/>
+          <w:szCs w:val="28"/>
+        </w:rPr>
+      </w:pPr>
+      <w:r>
+        <w:rPr>
+          <w:b/>
+          <w:bCs/>
+          <w:sz w:val="28"/>
+          <w:szCs w:val="28"/>
+        </w:rPr>
+        <w:t>z-index:13;</w:t>
+      </w:r>
+    </w:p>
+    <w:p>
+      <w:pPr>
+        <w:rPr>
+          <w:b/>
+          <w:bCs/>
+          <w:sz w:val="28"/>
+          <w:szCs w:val="28"/>
+        </w:rPr>
+      </w:pPr>
+      <w:r>
+        <w:rPr>
+          <w:b/>
+          <w:bCs/>
+          <w:sz w:val="28"/>
+          <w:szCs w:val="28"/>
+        </w:rPr>
+        <w:t xml:space="preserve"> } </w:t>
+      </w:r>
+    </w:p>
+    <w:p>
+      <w:pPr>
+        <w:rPr>
+          <w:b/>
+          <w:bCs/>
+          <w:sz w:val="28"/>
+          <w:szCs w:val="28"/>
+        </w:rPr>
+      </w:pPr>
+      <w:r>
+        <w:rPr>
+          <w:b/>
+          <w:bCs/>
+          <w:sz w:val="28"/>
+          <w:szCs w:val="28"/>
+        </w:rPr>
+        <w:drawing>
+          <wp:inline distT="0" distB="0" distL="0" distR="0" wp14:anchorId="246CD693" wp14:editId="7E707AF9">
+            <wp:extent cx="9859751" cy="6697010"/>
+            <wp:effectExtent l="0" t="0" r="8255" b="8890"/>
+            <wp:docPr id="38" name="Imagem 38"/>
+            <wp:cNvGraphicFramePr>
+              <a:graphicFrameLocks xmlns:a="http://schemas.openxmlformats.org/drawingml/2006/main" noChangeAspect="1"/>
+            </wp:cNvGraphicFramePr>
+            <a:graphic xmlns:a="http://schemas.openxmlformats.org/drawingml/2006/main">
+              <a:graphicData uri="http://schemas.openxmlformats.org/drawingml/2006/picture">
+                <pic:pic xmlns:pic="http://schemas.openxmlformats.org/drawingml/2006/picture">
+                  <pic:nvPicPr>
+                    <pic:cNvPr id="1" name=""/>
+                    <pic:cNvPicPr/>
+                  </pic:nvPicPr>
+                  <pic:blipFill>
+                    <a:blip r:embed="rId44"/>
+                    <a:stretch>
+                      <a:fillRect/>
+                    </a:stretch>
+                  </pic:blipFill>
+                  <pic:spPr>
+                    <a:xfrm>
+                      <a:off x="0" y="0"/>
+                      <a:ext cx="9859751" cy="6697010"/>
+                    </a:xfrm>
+                    <a:prstGeom prst="rect">
+                      <a:avLst/>
+                    </a:prstGeom>
+                  </pic:spPr>
+                </pic:pic>
+              </a:graphicData>
+            </a:graphic>
+          </wp:inline>
+        </w:drawing>
+      </w:r>
+    </w:p>
+    <w:p>
+      <w:pPr>
+        <w:rPr>
+          <w:b/>
+          <w:bCs/>
+          <w:sz w:val="28"/>
+          <w:szCs w:val="28"/>
+        </w:rPr>
+      </w:pPr>
+    </w:p>
+    <w:p>
+      <w:pPr>
+        <w:rPr>
+          <w:b/>
+          <w:bCs/>
+          <w:sz w:val="28"/>
+          <w:szCs w:val="28"/>
+        </w:rPr>
+      </w:pPr>
+      <w:r>
+        <w:rPr>
+          <w:b/>
+          <w:bCs/>
+          <w:sz w:val="28"/>
+          <w:szCs w:val="28"/>
+        </w:rPr>
+        <w:t>}</w:t>
+      </w:r>
+    </w:p>
+    <w:p>
+      <w:pPr>
+        <w:rPr>
+          <w:b/>
+          <w:bCs/>
+          <w:sz w:val="28"/>
+          <w:szCs w:val="28"/>
+        </w:rPr>
+      </w:pPr>
+      <w:proofErr w:type="spellStart"/>
+      <w:r>
+        <w:rPr>
+          <w:b/>
+          <w:bCs/>
+          <w:sz w:val="28"/>
+          <w:szCs w:val="28"/>
+        </w:rPr>
+        <w:t>Left</w:t>
+      </w:r>
+      <w:proofErr w:type="spellEnd"/>
+      <w:r>
+        <w:rPr>
+          <w:b/>
+          <w:bCs/>
+          <w:sz w:val="28"/>
+          <w:szCs w:val="28"/>
+        </w:rPr>
+        <w:t xml:space="preserve">: - Determinará a posição horizontal </w:t>
+      </w:r>
+      <w:proofErr w:type="gramStart"/>
+      <w:r>
+        <w:rPr>
+          <w:b/>
+          <w:bCs/>
+          <w:sz w:val="28"/>
+          <w:szCs w:val="28"/>
+        </w:rPr>
+        <w:t>do :</w:t>
+      </w:r>
+      <w:proofErr w:type="gramEnd"/>
+      <w:r>
+        <w:rPr>
+          <w:b/>
+          <w:bCs/>
+          <w:sz w:val="28"/>
+          <w:szCs w:val="28"/>
+        </w:rPr>
+        <w:t>:</w:t>
+      </w:r>
+      <w:proofErr w:type="spellStart"/>
+      <w:r>
+        <w:rPr>
+          <w:b/>
+          <w:bCs/>
+          <w:sz w:val="28"/>
+          <w:szCs w:val="28"/>
+        </w:rPr>
+        <w:t>before</w:t>
+      </w:r>
+      <w:proofErr w:type="spellEnd"/>
+      <w:r>
+        <w:rPr>
+          <w:b/>
+          <w:bCs/>
+          <w:sz w:val="28"/>
+          <w:szCs w:val="28"/>
+        </w:rPr>
+        <w:t xml:space="preserve">  </w:t>
+      </w:r>
+    </w:p>
+    <w:p>
+      <w:pPr>
+        <w:rPr>
+          <w:b/>
+          <w:bCs/>
+          <w:sz w:val="28"/>
+          <w:szCs w:val="28"/>
+        </w:rPr>
+      </w:pPr>
+      <w:r>
+        <w:rPr>
+          <w:b/>
+          <w:bCs/>
+          <w:sz w:val="28"/>
+          <w:szCs w:val="28"/>
+        </w:rPr>
+        <w:t>PS:</w:t>
+      </w:r>
+      <w:r>
+        <w:rPr>
+          <w:b/>
+          <w:bCs/>
+          <w:sz w:val="28"/>
+          <w:szCs w:val="28"/>
+        </w:rPr>
+        <w:t xml:space="preserve"> ISSO SERVIRÁ PARA QUALQUER ELEMENTO QUE ESTEJA NO </w:t>
+      </w:r>
+      <w:proofErr w:type="gramStart"/>
+      <w:r>
+        <w:rPr>
+          <w:b/>
+          <w:bCs/>
+          <w:sz w:val="28"/>
+          <w:szCs w:val="28"/>
+        </w:rPr>
+        <w:t>DISPLAY</w:t>
+      </w:r>
+      <w:r>
+        <w:rPr>
+          <w:b/>
+          <w:bCs/>
+          <w:sz w:val="28"/>
+          <w:szCs w:val="28"/>
+        </w:rPr>
+        <w:t xml:space="preserve"> </w:t>
+      </w:r>
+      <w:r>
+        <w:rPr>
+          <w:b/>
+          <w:bCs/>
+          <w:sz w:val="28"/>
+          <w:szCs w:val="28"/>
+        </w:rPr>
+        <w:t xml:space="preserve"> SEMPRE</w:t>
+      </w:r>
+      <w:proofErr w:type="gramEnd"/>
+      <w:r>
+        <w:rPr>
+          <w:b/>
+          <w:bCs/>
+          <w:sz w:val="28"/>
+          <w:szCs w:val="28"/>
+        </w:rPr>
+        <w:t xml:space="preserve"> QUE FOR MUDAR A POSIÇÃO HORIZONTAL DE ALGO IREMOS UTILIZAR O LEFT: )</w:t>
+      </w:r>
+    </w:p>
+    <w:p>
+      <w:pPr>
+        <w:rPr>
+          <w:b/>
+          <w:bCs/>
+          <w:sz w:val="28"/>
+          <w:szCs w:val="28"/>
+        </w:rPr>
+      </w:pPr>
+    </w:p>
+    <w:p>
+      <w:pPr>
+        <w:rPr>
+          <w:b/>
+          <w:bCs/>
+          <w:sz w:val="28"/>
+          <w:szCs w:val="28"/>
+        </w:rPr>
+      </w:pPr>
+      <w:proofErr w:type="spellStart"/>
+      <w:r>
+        <w:rPr>
+          <w:b/>
+          <w:bCs/>
+          <w:sz w:val="28"/>
+          <w:szCs w:val="28"/>
+        </w:rPr>
+        <w:t>Width</w:t>
+      </w:r>
+      <w:proofErr w:type="spellEnd"/>
+      <w:r>
+        <w:rPr>
+          <w:b/>
+          <w:bCs/>
+          <w:sz w:val="28"/>
+          <w:szCs w:val="28"/>
+        </w:rPr>
+        <w:t xml:space="preserve">: - Determinará o tamanho </w:t>
+      </w:r>
+      <w:proofErr w:type="gramStart"/>
+      <w:r>
+        <w:rPr>
+          <w:b/>
+          <w:bCs/>
+          <w:sz w:val="28"/>
+          <w:szCs w:val="28"/>
+        </w:rPr>
+        <w:t>do :</w:t>
+      </w:r>
+      <w:proofErr w:type="gramEnd"/>
+      <w:r>
+        <w:rPr>
+          <w:b/>
+          <w:bCs/>
+          <w:sz w:val="28"/>
+          <w:szCs w:val="28"/>
+        </w:rPr>
+        <w:t>:</w:t>
+      </w:r>
+      <w:proofErr w:type="spellStart"/>
+      <w:r>
+        <w:rPr>
+          <w:b/>
+          <w:bCs/>
+          <w:sz w:val="28"/>
+          <w:szCs w:val="28"/>
+        </w:rPr>
+        <w:t>before</w:t>
+      </w:r>
+      <w:proofErr w:type="spellEnd"/>
+    </w:p>
+    <w:p>
+      <w:pPr>
+        <w:rPr>
+          <w:b/>
+          <w:bCs/>
+          <w:sz w:val="28"/>
+          <w:szCs w:val="28"/>
+        </w:rPr>
+      </w:pPr>
+      <w:r>
+        <w:rPr>
+          <w:b/>
+          <w:bCs/>
+          <w:sz w:val="28"/>
+          <w:szCs w:val="28"/>
+        </w:rPr>
+        <w:t xml:space="preserve">z-index: - Fará que durante a animação </w:t>
+      </w:r>
+      <w:proofErr w:type="gramStart"/>
+      <w:r>
+        <w:rPr>
+          <w:b/>
+          <w:bCs/>
+          <w:sz w:val="28"/>
+          <w:szCs w:val="28"/>
+        </w:rPr>
+        <w:t>o :</w:t>
+      </w:r>
+      <w:proofErr w:type="gramEnd"/>
+      <w:r>
+        <w:rPr>
+          <w:b/>
+          <w:bCs/>
+          <w:sz w:val="28"/>
+          <w:szCs w:val="28"/>
+        </w:rPr>
+        <w:t>:</w:t>
+      </w:r>
+      <w:proofErr w:type="spellStart"/>
+      <w:r>
+        <w:rPr>
+          <w:b/>
+          <w:bCs/>
+          <w:sz w:val="28"/>
+          <w:szCs w:val="28"/>
+        </w:rPr>
+        <w:t>before</w:t>
+      </w:r>
+      <w:proofErr w:type="spellEnd"/>
+      <w:r>
+        <w:rPr>
+          <w:b/>
+          <w:bCs/>
+          <w:sz w:val="28"/>
+          <w:szCs w:val="28"/>
+        </w:rPr>
+        <w:t xml:space="preserve"> esteja sempre à frente dos outros </w:t>
+      </w:r>
+      <w:r>
+        <w:rPr>
+          <w:b/>
+          <w:bCs/>
+          <w:sz w:val="28"/>
+          <w:szCs w:val="28"/>
+        </w:rPr>
+        <w:t>conteúdos.</w:t>
+      </w:r>
+    </w:p>
+    <w:p>
+      <w:pPr>
+        <w:rPr>
+          <w:b/>
+          <w:bCs/>
+          <w:sz w:val="28"/>
+          <w:szCs w:val="28"/>
+        </w:rPr>
+      </w:pPr>
+    </w:p>
+    <w:p>
+      <w:pPr>
+        <w:rPr>
+          <w:b/>
+          <w:bCs/>
+          <w:sz w:val="28"/>
+          <w:szCs w:val="28"/>
+        </w:rPr>
+      </w:pPr>
+    </w:p>
+    <w:p>
+      <w:pPr>
+        <w:rPr>
+          <w:b/>
+          <w:bCs/>
+          <w:sz w:val="28"/>
+          <w:szCs w:val="28"/>
+        </w:rPr>
+      </w:pPr>
+    </w:p>
+    <w:p>
+      <w:pPr>
+        <w:rPr>
+          <w:b/>
+          <w:bCs/>
+          <w:sz w:val="28"/>
+          <w:szCs w:val="28"/>
+        </w:rPr>
+      </w:pPr>
+      <w:r>
+        <w:rPr>
+          <w:b/>
+          <w:bCs/>
+          <w:sz w:val="28"/>
+          <w:szCs w:val="28"/>
+        </w:rPr>
+        <w:t xml:space="preserve">OBS: </w:t>
+      </w:r>
+      <w:r>
+        <w:rPr>
+          <w:sz w:val="28"/>
+          <w:szCs w:val="28"/>
+        </w:rPr>
+        <w:t>Nesse caso estamos fazendo uma animação que será aplicada no</w:t>
+      </w:r>
+      <w:r>
+        <w:rPr>
+          <w:sz w:val="28"/>
+          <w:szCs w:val="28"/>
+        </w:rPr>
+        <w:t xml:space="preserve"> </w:t>
+      </w:r>
+      <w:proofErr w:type="gramStart"/>
+      <w:r>
+        <w:rPr>
+          <w:sz w:val="28"/>
+          <w:szCs w:val="28"/>
+        </w:rPr>
+        <w:t xml:space="preserve">  </w:t>
+      </w:r>
+      <w:r>
+        <w:rPr>
+          <w:b/>
+          <w:bCs/>
+          <w:sz w:val="28"/>
+          <w:szCs w:val="28"/>
+        </w:rPr>
+        <w:t>.</w:t>
+      </w:r>
+      <w:proofErr w:type="spellStart"/>
+      <w:r>
+        <w:rPr>
+          <w:b/>
+          <w:bCs/>
+          <w:sz w:val="28"/>
+          <w:szCs w:val="28"/>
+        </w:rPr>
+        <w:t>sign</w:t>
+      </w:r>
+      <w:proofErr w:type="spellEnd"/>
+      <w:proofErr w:type="gramEnd"/>
+      <w:r>
+        <w:rPr>
+          <w:b/>
+          <w:bCs/>
+          <w:sz w:val="28"/>
+          <w:szCs w:val="28"/>
+        </w:rPr>
+        <w:t>-in</w:t>
+      </w:r>
+      <w:r>
+        <w:rPr>
+          <w:sz w:val="28"/>
+          <w:szCs w:val="28"/>
+        </w:rPr>
+        <w:t xml:space="preserve"> </w:t>
+      </w:r>
+      <w:r>
+        <w:rPr>
+          <w:b/>
+          <w:bCs/>
+          <w:sz w:val="28"/>
+          <w:szCs w:val="28"/>
+        </w:rPr>
+        <w:t>.</w:t>
+      </w:r>
+      <w:proofErr w:type="spellStart"/>
+      <w:r>
+        <w:rPr>
+          <w:b/>
+          <w:bCs/>
+          <w:sz w:val="28"/>
+          <w:szCs w:val="28"/>
+        </w:rPr>
+        <w:t>content</w:t>
+      </w:r>
+      <w:proofErr w:type="spellEnd"/>
+      <w:r>
+        <w:rPr>
+          <w:b/>
+          <w:bCs/>
+          <w:sz w:val="28"/>
+          <w:szCs w:val="28"/>
+        </w:rPr>
+        <w:t>::</w:t>
+      </w:r>
+      <w:proofErr w:type="spellStart"/>
+      <w:r>
+        <w:rPr>
+          <w:b/>
+          <w:bCs/>
+          <w:sz w:val="28"/>
+          <w:szCs w:val="28"/>
+        </w:rPr>
+        <w:t>before</w:t>
+      </w:r>
+      <w:proofErr w:type="spellEnd"/>
+      <w:r>
+        <w:rPr>
+          <w:b/>
+          <w:bCs/>
+          <w:sz w:val="28"/>
+          <w:szCs w:val="28"/>
+        </w:rPr>
+        <w:t xml:space="preserve">, portanto, todos os ajustes acima de </w:t>
+      </w:r>
+      <w:r>
+        <w:rPr>
+          <w:sz w:val="28"/>
+          <w:szCs w:val="28"/>
+        </w:rPr>
+        <w:t xml:space="preserve">mudança de </w:t>
+      </w:r>
+      <w:r>
+        <w:rPr>
+          <w:b/>
+          <w:bCs/>
+          <w:sz w:val="28"/>
+          <w:szCs w:val="28"/>
+        </w:rPr>
+        <w:t xml:space="preserve">TAMANHO e </w:t>
+      </w:r>
+      <w:r>
+        <w:rPr>
+          <w:b/>
+          <w:bCs/>
+          <w:sz w:val="28"/>
+          <w:szCs w:val="28"/>
+        </w:rPr>
+        <w:t>POSIÇÃO LATERAL foi com base nos valores de WIDTH E LEFT DO ::BEFORE</w:t>
+      </w:r>
+    </w:p>
+    <w:p>
+      <w:pPr>
+        <w:rPr>
+          <w:b/>
+          <w:bCs/>
+          <w:sz w:val="28"/>
+          <w:szCs w:val="28"/>
+        </w:rPr>
+      </w:pPr>
+    </w:p>
+    <w:p>
+      <w:pPr>
+        <w:rPr>
+          <w:b/>
+          <w:bCs/>
+          <w:sz w:val="28"/>
+          <w:szCs w:val="28"/>
+        </w:rPr>
+      </w:pPr>
+      <w:r>
+        <w:rPr>
+          <w:b/>
+          <w:bCs/>
+          <w:sz w:val="28"/>
+          <w:szCs w:val="28"/>
+        </w:rPr>
+        <w:t>Iniciando as animações na transição do</w:t>
+      </w:r>
+      <w:r>
+        <w:rPr>
+          <w:b/>
+          <w:bCs/>
+          <w:sz w:val="28"/>
+          <w:szCs w:val="28"/>
+        </w:rPr>
+        <w:t>s</w:t>
+      </w:r>
+      <w:r>
+        <w:rPr>
+          <w:b/>
+          <w:bCs/>
+          <w:sz w:val="28"/>
+          <w:szCs w:val="28"/>
+        </w:rPr>
+        <w:t xml:space="preserve"> </w:t>
+      </w:r>
+      <w:r>
+        <w:rPr>
+          <w:b/>
+          <w:bCs/>
+          <w:sz w:val="28"/>
+          <w:szCs w:val="28"/>
+        </w:rPr>
+        <w:t>conteúdos</w:t>
+      </w:r>
+      <w:r>
+        <w:rPr>
+          <w:b/>
+          <w:bCs/>
+          <w:sz w:val="28"/>
+          <w:szCs w:val="28"/>
+        </w:rPr>
+        <w:t xml:space="preserve"> –</w:t>
+      </w:r>
+      <w:r>
+        <w:rPr>
+          <w:b/>
+          <w:bCs/>
+          <w:sz w:val="28"/>
+          <w:szCs w:val="28"/>
+        </w:rPr>
+        <w:t xml:space="preserve"> </w:t>
+      </w:r>
+      <w:r>
+        <w:rPr>
+          <w:sz w:val="28"/>
+          <w:szCs w:val="28"/>
+        </w:rPr>
+        <w:t xml:space="preserve">Irá seguir a mesma lógica do que fizemos </w:t>
+      </w:r>
+      <w:proofErr w:type="gramStart"/>
+      <w:r>
+        <w:rPr>
+          <w:sz w:val="28"/>
+          <w:szCs w:val="28"/>
+        </w:rPr>
+        <w:t>no :</w:t>
+      </w:r>
+      <w:proofErr w:type="gramEnd"/>
+      <w:r>
+        <w:rPr>
+          <w:sz w:val="28"/>
+          <w:szCs w:val="28"/>
+        </w:rPr>
+        <w:t>:</w:t>
+      </w:r>
+      <w:proofErr w:type="spellStart"/>
+      <w:r>
+        <w:rPr>
+          <w:sz w:val="28"/>
+          <w:szCs w:val="28"/>
+        </w:rPr>
+        <w:t>before</w:t>
+      </w:r>
+      <w:proofErr w:type="spellEnd"/>
+      <w:r>
+        <w:rPr>
+          <w:sz w:val="28"/>
+          <w:szCs w:val="28"/>
+        </w:rPr>
+        <w:t xml:space="preserve">, porém aqui quero destacar </w:t>
+      </w:r>
+      <w:r>
+        <w:rPr>
+          <w:sz w:val="28"/>
+          <w:szCs w:val="28"/>
+        </w:rPr>
+        <w:t xml:space="preserve">uma característica e comportamento do </w:t>
+      </w:r>
+      <w:proofErr w:type="spellStart"/>
+      <w:r>
+        <w:rPr>
+          <w:b/>
+          <w:bCs/>
+          <w:sz w:val="28"/>
+          <w:szCs w:val="28"/>
+        </w:rPr>
+        <w:t>opacity</w:t>
+      </w:r>
+      <w:proofErr w:type="spellEnd"/>
+      <w:r>
+        <w:rPr>
+          <w:b/>
+          <w:bCs/>
+          <w:sz w:val="28"/>
+          <w:szCs w:val="28"/>
+        </w:rPr>
+        <w:t>:</w:t>
+      </w:r>
+    </w:p>
+    <w:p>
+      <w:pPr>
+        <w:rPr>
+          <w:b/>
+          <w:bCs/>
+          <w:sz w:val="28"/>
+          <w:szCs w:val="28"/>
+        </w:rPr>
+      </w:pPr>
+    </w:p>
+    <w:p>
+      <w:pPr>
+        <w:rPr>
+          <w:b/>
+          <w:bCs/>
+          <w:sz w:val="28"/>
+          <w:szCs w:val="28"/>
+        </w:rPr>
+      </w:pPr>
+      <w:proofErr w:type="spellStart"/>
+      <w:r>
+        <w:rPr>
+          <w:b/>
+          <w:bCs/>
+          <w:sz w:val="28"/>
+          <w:szCs w:val="28"/>
+        </w:rPr>
+        <w:t>Opacity</w:t>
+      </w:r>
+      <w:proofErr w:type="spellEnd"/>
+      <w:r>
+        <w:rPr>
+          <w:b/>
+          <w:bCs/>
+          <w:sz w:val="28"/>
+          <w:szCs w:val="28"/>
+        </w:rPr>
+        <w:t>- Servirá para fazer um efeito no qual queremos que algo corra em direção a outra e “suma”</w:t>
+      </w:r>
+      <w:r>
+        <w:rPr>
+          <w:b/>
+          <w:bCs/>
+          <w:sz w:val="28"/>
+          <w:szCs w:val="28"/>
+        </w:rPr>
+        <w:t xml:space="preserve"> no caso dos conteúdos o código ficará da seguinte maneira: </w:t>
+      </w:r>
+    </w:p>
+    <w:p>
+      <w:pPr>
+        <w:rPr>
+          <w:b/>
+          <w:bCs/>
+          <w:sz w:val="28"/>
+          <w:szCs w:val="28"/>
+        </w:rPr>
+      </w:pPr>
+      <w:r>
+        <w:rPr>
+          <w:b/>
+          <w:bCs/>
+          <w:sz w:val="28"/>
+          <w:szCs w:val="28"/>
+        </w:rPr>
+        <w:t xml:space="preserve"> </w:t>
+      </w:r>
+    </w:p>
+    <w:p>
+      <w:pPr>
+        <w:rPr>
+          <w:b/>
+          <w:bCs/>
+          <w:sz w:val="28"/>
+          <w:szCs w:val="28"/>
+        </w:rPr>
+      </w:pPr>
+      <w:r>
+        <w:rPr>
+          <w:b/>
+          <w:bCs/>
+          <w:sz w:val="28"/>
+          <w:szCs w:val="28"/>
+        </w:rPr>
+        <w:t xml:space="preserve">  @keyframes </w:t>
+      </w:r>
+      <w:proofErr w:type="spellStart"/>
+      <w:r>
+        <w:rPr>
+          <w:b/>
+          <w:bCs/>
+          <w:sz w:val="28"/>
+          <w:szCs w:val="28"/>
+        </w:rPr>
+        <w:t>deslocamentoEsq-dir</w:t>
+      </w:r>
+      <w:proofErr w:type="spellEnd"/>
+      <w:r>
+        <w:rPr>
+          <w:b/>
+          <w:bCs/>
+          <w:sz w:val="28"/>
+          <w:szCs w:val="28"/>
+        </w:rPr>
+        <w:t xml:space="preserve"> { </w:t>
+      </w:r>
+    </w:p>
+    <w:p>
+      <w:pPr>
+        <w:rPr>
+          <w:b/>
+          <w:bCs/>
+          <w:sz w:val="28"/>
+          <w:szCs w:val="28"/>
+        </w:rPr>
+      </w:pPr>
+      <w:proofErr w:type="spellStart"/>
+      <w:proofErr w:type="gramStart"/>
+      <w:r>
+        <w:rPr>
+          <w:b/>
+          <w:bCs/>
+          <w:sz w:val="28"/>
+          <w:szCs w:val="28"/>
+        </w:rPr>
+        <w:t>from</w:t>
+      </w:r>
+      <w:proofErr w:type="spellEnd"/>
+      <w:r>
+        <w:rPr>
+          <w:b/>
+          <w:bCs/>
+          <w:sz w:val="28"/>
+          <w:szCs w:val="28"/>
+        </w:rPr>
+        <w:t>{</w:t>
+      </w:r>
+      <w:proofErr w:type="gramEnd"/>
+    </w:p>
+    <w:p>
+      <w:pPr>
+        <w:rPr>
+          <w:b/>
+          <w:bCs/>
+          <w:sz w:val="28"/>
+          <w:szCs w:val="28"/>
+        </w:rPr>
+      </w:pPr>
+      <w:r>
+        <w:rPr>
+          <w:b/>
+          <w:bCs/>
+          <w:sz w:val="28"/>
+          <w:szCs w:val="28"/>
+        </w:rPr>
+        <w:t xml:space="preserve">    </w:t>
+      </w:r>
+      <w:proofErr w:type="spellStart"/>
+      <w:r>
+        <w:rPr>
+          <w:b/>
+          <w:bCs/>
+          <w:sz w:val="28"/>
+          <w:szCs w:val="28"/>
+        </w:rPr>
+        <w:t>left</w:t>
+      </w:r>
+      <w:proofErr w:type="spellEnd"/>
+      <w:r>
+        <w:rPr>
+          <w:b/>
+          <w:bCs/>
+          <w:sz w:val="28"/>
+          <w:szCs w:val="28"/>
+        </w:rPr>
+        <w:t>: 0;</w:t>
+      </w:r>
+    </w:p>
+    <w:p>
+      <w:pPr>
+        <w:rPr>
+          <w:b/>
+          <w:bCs/>
+          <w:sz w:val="28"/>
+          <w:szCs w:val="28"/>
+          <w:lang w:val="en-US"/>
+        </w:rPr>
+      </w:pPr>
+      <w:r>
+        <w:rPr>
+          <w:b/>
+          <w:bCs/>
+          <w:sz w:val="28"/>
+          <w:szCs w:val="28"/>
+        </w:rPr>
+        <w:t xml:space="preserve">    </w:t>
+      </w:r>
+      <w:r>
+        <w:rPr>
+          <w:b/>
+          <w:bCs/>
+          <w:sz w:val="28"/>
+          <w:szCs w:val="28"/>
+          <w:lang w:val="en-US"/>
+        </w:rPr>
+        <w:t>opacity:1;</w:t>
+      </w:r>
+    </w:p>
+    <w:p>
+      <w:pPr>
+        <w:rPr>
+          <w:b/>
+          <w:bCs/>
+          <w:sz w:val="28"/>
+          <w:szCs w:val="28"/>
+          <w:lang w:val="en-US"/>
+        </w:rPr>
+      </w:pPr>
+      <w:r>
+        <w:rPr>
+          <w:b/>
+          <w:bCs/>
+          <w:sz w:val="28"/>
+          <w:szCs w:val="28"/>
+          <w:lang w:val="en-US"/>
+        </w:rPr>
+        <w:t xml:space="preserve">    z-index: 12;</w:t>
+      </w:r>
+    </w:p>
+    <w:p>
+      <w:pPr>
+        <w:rPr>
+          <w:b/>
+          <w:bCs/>
+          <w:sz w:val="28"/>
+          <w:szCs w:val="28"/>
+          <w:lang w:val="en-US"/>
+        </w:rPr>
+      </w:pPr>
+      <w:r>
+        <w:rPr>
+          <w:b/>
+          <w:bCs/>
+          <w:sz w:val="28"/>
+          <w:szCs w:val="28"/>
+          <w:lang w:val="en-US"/>
+        </w:rPr>
+        <w:t>}</w:t>
+      </w:r>
+    </w:p>
+    <w:p>
+      <w:pPr>
+        <w:rPr>
+          <w:b/>
+          <w:bCs/>
+          <w:sz w:val="28"/>
+          <w:szCs w:val="28"/>
+          <w:lang w:val="en-US"/>
+        </w:rPr>
+      </w:pPr>
+      <w:r>
+        <w:rPr>
+          <w:b/>
+          <w:bCs/>
+          <w:sz w:val="28"/>
+          <w:szCs w:val="28"/>
+          <w:lang w:val="en-US"/>
+        </w:rPr>
+        <w:t xml:space="preserve">   25</w:t>
+      </w:r>
+      <w:proofErr w:type="gramStart"/>
+      <w:r>
+        <w:rPr>
+          <w:b/>
+          <w:bCs/>
+          <w:sz w:val="28"/>
+          <w:szCs w:val="28"/>
+          <w:lang w:val="en-US"/>
+        </w:rPr>
+        <w:t>%{</w:t>
+      </w:r>
+      <w:proofErr w:type="gramEnd"/>
+    </w:p>
+    <w:p>
+      <w:pPr>
+        <w:rPr>
+          <w:b/>
+          <w:bCs/>
+          <w:sz w:val="28"/>
+          <w:szCs w:val="28"/>
+          <w:lang w:val="en-US"/>
+        </w:rPr>
+      </w:pPr>
+      <w:r>
+        <w:rPr>
+          <w:b/>
+          <w:bCs/>
+          <w:sz w:val="28"/>
+          <w:szCs w:val="28"/>
+          <w:lang w:val="en-US"/>
+        </w:rPr>
+        <w:t xml:space="preserve">    left: -80px;</w:t>
+      </w:r>
+    </w:p>
+    <w:p>
+      <w:pPr>
+        <w:rPr>
+          <w:b/>
+          <w:bCs/>
+          <w:sz w:val="28"/>
+          <w:szCs w:val="28"/>
+          <w:lang w:val="en-US"/>
+        </w:rPr>
+      </w:pPr>
+      <w:r>
+        <w:rPr>
+          <w:b/>
+          <w:bCs/>
+          <w:sz w:val="28"/>
+          <w:szCs w:val="28"/>
+          <w:lang w:val="en-US"/>
+        </w:rPr>
+        <w:t xml:space="preserve">    opacity: .5;</w:t>
+      </w:r>
+    </w:p>
+    <w:p>
+      <w:pPr>
+        <w:rPr>
+          <w:b/>
+          <w:bCs/>
+          <w:sz w:val="28"/>
+          <w:szCs w:val="28"/>
+          <w:lang w:val="en-US"/>
+        </w:rPr>
+      </w:pPr>
+      <w:r>
+        <w:rPr>
+          <w:b/>
+          <w:bCs/>
+          <w:sz w:val="28"/>
+          <w:szCs w:val="28"/>
+          <w:lang w:val="en-US"/>
+        </w:rPr>
+        <w:t xml:space="preserve">    </w:t>
+      </w:r>
+    </w:p>
+    <w:p>
+      <w:pPr>
+        <w:rPr>
+          <w:b/>
+          <w:bCs/>
+          <w:sz w:val="28"/>
+          <w:szCs w:val="28"/>
+          <w:lang w:val="en-US"/>
+        </w:rPr>
+      </w:pPr>
+      <w:r>
+        <w:rPr>
+          <w:b/>
+          <w:bCs/>
+          <w:sz w:val="28"/>
+          <w:szCs w:val="28"/>
+          <w:lang w:val="en-US"/>
+        </w:rPr>
+        <w:t xml:space="preserve">   }</w:t>
+      </w:r>
+    </w:p>
+    <w:p>
+      <w:pPr>
+        <w:rPr>
+          <w:b/>
+          <w:bCs/>
+          <w:sz w:val="28"/>
+          <w:szCs w:val="28"/>
+          <w:lang w:val="en-US"/>
+        </w:rPr>
+      </w:pPr>
+      <w:r>
+        <w:rPr>
+          <w:b/>
+          <w:bCs/>
+          <w:sz w:val="28"/>
+          <w:szCs w:val="28"/>
+          <w:lang w:val="en-US"/>
+        </w:rPr>
+        <w:t xml:space="preserve">    50</w:t>
+      </w:r>
+      <w:proofErr w:type="gramStart"/>
+      <w:r>
+        <w:rPr>
+          <w:b/>
+          <w:bCs/>
+          <w:sz w:val="28"/>
+          <w:szCs w:val="28"/>
+          <w:lang w:val="en-US"/>
+        </w:rPr>
+        <w:t>%{</w:t>
+      </w:r>
+      <w:proofErr w:type="gramEnd"/>
+    </w:p>
+    <w:p>
+      <w:pPr>
+        <w:rPr>
+          <w:b/>
+          <w:bCs/>
+          <w:sz w:val="28"/>
+          <w:szCs w:val="28"/>
+          <w:lang w:val="en-US"/>
+        </w:rPr>
+      </w:pPr>
+      <w:r>
+        <w:rPr>
+          <w:b/>
+          <w:bCs/>
+          <w:sz w:val="28"/>
+          <w:szCs w:val="28"/>
+          <w:lang w:val="en-US"/>
+        </w:rPr>
+        <w:t xml:space="preserve">    left: -20px;</w:t>
+      </w:r>
+    </w:p>
+    <w:p>
+      <w:pPr>
+        <w:rPr>
+          <w:b/>
+          <w:bCs/>
+          <w:sz w:val="28"/>
+          <w:szCs w:val="28"/>
+          <w:lang w:val="en-US"/>
+        </w:rPr>
+      </w:pPr>
+      <w:r>
+        <w:rPr>
+          <w:b/>
+          <w:bCs/>
+          <w:sz w:val="28"/>
+          <w:szCs w:val="28"/>
+          <w:lang w:val="en-US"/>
+        </w:rPr>
+        <w:t xml:space="preserve">    opacity: .2;</w:t>
+      </w:r>
+    </w:p>
+    <w:p>
+      <w:pPr>
+        <w:rPr>
+          <w:b/>
+          <w:bCs/>
+          <w:sz w:val="28"/>
+          <w:szCs w:val="28"/>
+          <w:lang w:val="en-US"/>
+        </w:rPr>
+      </w:pPr>
+      <w:r>
+        <w:rPr>
+          <w:b/>
+          <w:bCs/>
+          <w:sz w:val="28"/>
+          <w:szCs w:val="28"/>
+          <w:lang w:val="en-US"/>
+        </w:rPr>
+        <w:t xml:space="preserve">    }</w:t>
+      </w:r>
+    </w:p>
+    <w:p>
+      <w:pPr>
+        <w:rPr>
+          <w:b/>
+          <w:bCs/>
+          <w:sz w:val="28"/>
+          <w:szCs w:val="28"/>
+          <w:lang w:val="en-US"/>
+        </w:rPr>
+      </w:pPr>
+    </w:p>
+    <w:p>
+      <w:pPr>
+        <w:rPr>
+          <w:b/>
+          <w:bCs/>
+          <w:sz w:val="28"/>
+          <w:szCs w:val="28"/>
+          <w:lang w:val="en-US"/>
+        </w:rPr>
+      </w:pPr>
+      <w:r>
+        <w:rPr>
+          <w:b/>
+          <w:bCs/>
+          <w:sz w:val="28"/>
+          <w:szCs w:val="28"/>
+          <w:lang w:val="en-US"/>
+        </w:rPr>
+        <w:t xml:space="preserve">   </w:t>
+      </w:r>
+    </w:p>
+    <w:p>
+      <w:pPr>
+        <w:rPr>
+          <w:b/>
+          <w:bCs/>
+          <w:sz w:val="28"/>
+          <w:szCs w:val="28"/>
+          <w:lang w:val="en-US"/>
+        </w:rPr>
+      </w:pPr>
+      <w:r>
+        <w:rPr>
+          <w:b/>
+          <w:bCs/>
+          <w:sz w:val="28"/>
+          <w:szCs w:val="28"/>
+          <w:lang w:val="en-US"/>
+        </w:rPr>
+        <w:t>to {</w:t>
+      </w:r>
+    </w:p>
+    <w:p>
+      <w:pPr>
+        <w:rPr>
+          <w:b/>
+          <w:bCs/>
+          <w:sz w:val="28"/>
+          <w:szCs w:val="28"/>
+          <w:lang w:val="en-US"/>
+        </w:rPr>
+      </w:pPr>
+      <w:r>
+        <w:rPr>
+          <w:b/>
+          <w:bCs/>
+          <w:sz w:val="28"/>
+          <w:szCs w:val="28"/>
+          <w:lang w:val="en-US"/>
+        </w:rPr>
+        <w:t xml:space="preserve">    left: -20px;</w:t>
+      </w:r>
+    </w:p>
+    <w:p>
+      <w:pPr>
+        <w:rPr>
+          <w:b/>
+          <w:bCs/>
+          <w:sz w:val="28"/>
+          <w:szCs w:val="28"/>
+          <w:lang w:val="en-US"/>
+        </w:rPr>
+      </w:pPr>
+      <w:r>
+        <w:rPr>
+          <w:b/>
+          <w:bCs/>
+          <w:sz w:val="28"/>
+          <w:szCs w:val="28"/>
+          <w:lang w:val="en-US"/>
+        </w:rPr>
+        <w:t xml:space="preserve">    opacity:0;</w:t>
+      </w:r>
+    </w:p>
+    <w:p>
+      <w:pPr>
+        <w:rPr>
+          <w:b/>
+          <w:bCs/>
+          <w:sz w:val="28"/>
+          <w:szCs w:val="28"/>
+          <w:lang w:val="en-US"/>
+        </w:rPr>
+      </w:pPr>
+      <w:r>
+        <w:rPr>
+          <w:b/>
+          <w:bCs/>
+          <w:sz w:val="28"/>
+          <w:szCs w:val="28"/>
+          <w:lang w:val="en-US"/>
+        </w:rPr>
+        <w:t xml:space="preserve">    z-index: -1;</w:t>
+      </w:r>
+    </w:p>
+    <w:p>
+      <w:pPr>
+        <w:rPr>
+          <w:b/>
+          <w:bCs/>
+          <w:sz w:val="28"/>
+          <w:szCs w:val="28"/>
+        </w:rPr>
+      </w:pPr>
+      <w:r>
+        <w:rPr>
+          <w:b/>
+          <w:bCs/>
+          <w:sz w:val="28"/>
+          <w:szCs w:val="28"/>
+        </w:rPr>
+        <w:t>}</w:t>
+      </w:r>
+    </w:p>
+    <w:p>
+      <w:pPr>
+        <w:rPr>
+          <w:b/>
+          <w:bCs/>
+          <w:sz w:val="28"/>
+          <w:szCs w:val="28"/>
+        </w:rPr>
+      </w:pPr>
+    </w:p>
+    <w:p>
+      <w:pPr>
+        <w:rPr>
+          <w:b/>
+          <w:bCs/>
+          <w:sz w:val="28"/>
+          <w:szCs w:val="28"/>
+        </w:rPr>
+      </w:pPr>
+      <w:r>
+        <w:rPr>
+          <w:b/>
+          <w:bCs/>
+          <w:sz w:val="28"/>
+          <w:szCs w:val="28"/>
+        </w:rPr>
+        <w:t>}</w:t>
+      </w:r>
+    </w:p>
+    <w:p>
+      <w:pPr>
+        <w:rPr>
+          <w:b/>
+          <w:bCs/>
+          <w:sz w:val="28"/>
+          <w:szCs w:val="28"/>
+        </w:rPr>
+      </w:pPr>
+    </w:p>
+    <w:p>
+      <w:pPr>
+        <w:rPr>
+          <w:b/>
+          <w:bCs/>
+          <w:sz w:val="28"/>
+          <w:szCs w:val="28"/>
+        </w:rPr>
+      </w:pPr>
+      <w:r>
+        <w:rPr>
+          <w:b/>
+          <w:bCs/>
+          <w:sz w:val="28"/>
+          <w:szCs w:val="28"/>
+        </w:rPr>
+        <w:t xml:space="preserve">OBS: A opacidade é mais </w:t>
+      </w:r>
+      <w:r>
+        <w:rPr>
+          <w:b/>
+          <w:bCs/>
+          <w:sz w:val="28"/>
+          <w:szCs w:val="28"/>
+        </w:rPr>
+        <w:t>fraca</w:t>
+      </w:r>
+      <w:r>
+        <w:rPr>
+          <w:b/>
+          <w:bCs/>
+          <w:sz w:val="28"/>
+          <w:szCs w:val="28"/>
+        </w:rPr>
+        <w:t xml:space="preserve"> quando o valor da opacidade é maior. Isto é, o conteúdo que tiver com </w:t>
+      </w:r>
+      <w:r>
+        <w:rPr>
+          <w:b/>
+          <w:bCs/>
+          <w:sz w:val="28"/>
+          <w:szCs w:val="28"/>
+        </w:rPr>
+        <w:t>essa</w:t>
+      </w:r>
+      <w:r>
+        <w:rPr>
+          <w:b/>
+          <w:bCs/>
+          <w:sz w:val="28"/>
+          <w:szCs w:val="28"/>
+        </w:rPr>
+        <w:t xml:space="preserve"> opacidade irá aparecer mais</w:t>
+      </w:r>
+      <w:r>
+        <w:rPr>
+          <w:b/>
+          <w:bCs/>
+          <w:sz w:val="28"/>
+          <w:szCs w:val="28"/>
+        </w:rPr>
+        <w:t>.</w:t>
+      </w:r>
+    </w:p>
+    <w:p>
+      <w:pPr>
+        <w:rPr>
+          <w:b/>
+          <w:bCs/>
+          <w:sz w:val="28"/>
+          <w:szCs w:val="28"/>
+        </w:rPr>
+      </w:pPr>
+    </w:p>
+    <w:p>
+      <w:pPr>
+        <w:rPr>
+          <w:b/>
+          <w:bCs/>
+          <w:sz w:val="28"/>
+          <w:szCs w:val="28"/>
+        </w:rPr>
+      </w:pPr>
+      <w:r>
+        <w:rPr>
+          <w:b/>
+          <w:bCs/>
+          <w:sz w:val="28"/>
+          <w:szCs w:val="28"/>
+        </w:rPr>
+        <w:t xml:space="preserve">A opacidade é mais forte quando o valor da opacidade é menor. </w:t>
+      </w:r>
+      <w:r>
+        <w:rPr>
+          <w:b/>
+          <w:bCs/>
+          <w:sz w:val="28"/>
+          <w:szCs w:val="28"/>
+        </w:rPr>
+        <w:t>Isto é, o conteúdo que tiver com essa opacidade irá aparecer m</w:t>
+      </w:r>
+      <w:r>
+        <w:rPr>
+          <w:b/>
+          <w:bCs/>
+          <w:sz w:val="28"/>
+          <w:szCs w:val="28"/>
+        </w:rPr>
+        <w:t>enos</w:t>
+      </w:r>
+      <w:r>
+        <w:rPr>
+          <w:b/>
+          <w:bCs/>
+          <w:sz w:val="28"/>
+          <w:szCs w:val="28"/>
+        </w:rPr>
+        <w:t>.</w:t>
+      </w:r>
+    </w:p>
+    <w:p>
+      <w:pPr>
+        <w:rPr>
+          <w:b/>
+          <w:bCs/>
+          <w:sz w:val="28"/>
+          <w:szCs w:val="28"/>
+        </w:rPr>
+      </w:pPr>
+    </w:p>
+    <w:p>
+      <w:pPr>
+        <w:rPr>
+          <w:b/>
+          <w:bCs/>
+          <w:sz w:val="28"/>
+          <w:szCs w:val="28"/>
+        </w:rPr>
+      </w:pPr>
+      <w:r>
+        <w:rPr>
+          <w:b/>
+          <w:bCs/>
+          <w:sz w:val="28"/>
+          <w:szCs w:val="28"/>
+        </w:rPr>
+        <w:t xml:space="preserve">                                                                                                        FIM </w:t>
+      </w:r>
+    </w:p>
+    <w:p>
+      <w:pPr>
+        <w:rPr>
+          <w:b/>
+          <w:bCs/>
+          <w:sz w:val="28"/>
+          <w:szCs w:val="28"/>
+        </w:rPr>
+      </w:pPr>
+    </w:p>
+    <w:p>
+      <w:pPr>
+        <w:rPr>
+          <w:b/>
+          <w:bCs/>
+          <w:sz w:val="28"/>
+          <w:szCs w:val="28"/>
+        </w:rPr>
+      </w:pPr>
+      <w:r>
+        <w:rPr>
+          <w:b/>
+          <w:bCs/>
+          <w:sz w:val="28"/>
+          <w:szCs w:val="28"/>
+        </w:rPr>
+        <w:t xml:space="preserve">Agora iremos apenas, torna-lo responsivo e </w:t>
+      </w:r>
+      <w:r>
+        <w:rPr>
+          <w:b/>
+          <w:bCs/>
+          <w:sz w:val="28"/>
+          <w:szCs w:val="28"/>
+        </w:rPr>
+        <w:t xml:space="preserve">adicionar um banco de dados. </w:t>
+      </w:r>
+    </w:p>
+    <w:p>
+      <w:pPr>
+        <w:rPr>
+          <w:b/>
+          <w:bCs/>
+          <w:sz w:val="28"/>
+          <w:szCs w:val="28"/>
+        </w:rPr>
+      </w:pPr>
+    </w:p>
+    <w:p>
+      <w:pPr>
+        <w:rPr>
+          <w:b/>
+          <w:bCs/>
           <w:sz w:val="28"/>
           <w:szCs w:val="28"/>
         </w:rPr>
@@ -21829,7 +26339,7 @@
   <w:style w:type="paragraph" w:default="1" w:styleId="Normal">
     <w:name w:val="Normal"/>
     <w:qFormat/>
-    <w:rsid w:val="005758B2"/>
+    <w:rsid w:val="001740ED"/>
   </w:style>
   <w:style w:type="paragraph" w:styleId="Ttulo2">
     <w:name w:val="heading 2"/>
